--- a/documents/Benutzerhandbuch_de.docx
+++ b/documents/Benutzerhandbuch_de.docx
@@ -4,7 +4,7 @@
   <w:body>
     <w:p>
       <w:pPr>
-        <w:pStyle w:val="Titel"/>
+        <w:pStyle w:val="Titre"/>
         <w:rPr>
           <w:rFonts w:cs="Arial"/>
         </w:rPr>
@@ -135,7 +135,7 @@
     </w:p>
     <w:p>
       <w:pPr>
-        <w:pStyle w:val="berschrift1"/>
+        <w:pStyle w:val="Titre1"/>
         <w:rPr>
           <w:rFonts w:ascii="Cadastra" w:hAnsi="Cadastra" w:cs="Arial"/>
         </w:rPr>
@@ -149,7 +149,7 @@
     </w:p>
     <w:p>
       <w:pPr>
-        <w:pStyle w:val="Listenabsatz"/>
+        <w:pStyle w:val="Paragraphedeliste"/>
         <w:numPr>
           <w:ilvl w:val="0"/>
           <w:numId w:val="38"/>
@@ -169,7 +169,7 @@
     </w:p>
     <w:p>
       <w:pPr>
-        <w:pStyle w:val="berschrift1"/>
+        <w:pStyle w:val="Titre1"/>
         <w:rPr>
           <w:rFonts w:ascii="Cadastra" w:hAnsi="Cadastra" w:cs="Arial"/>
         </w:rPr>
@@ -188,7 +188,7 @@
     </w:p>
     <w:p>
       <w:pPr>
-        <w:pStyle w:val="berschrift2"/>
+        <w:pStyle w:val="Titre2"/>
         <w:rPr>
           <w:rFonts w:ascii="Cadastra" w:hAnsi="Cadastra" w:cs="Arial"/>
         </w:rPr>
@@ -201,18 +201,13 @@
       </w:r>
     </w:p>
     <w:p>
-      <w:pPr>
-        <w:rPr>
-          <w:lang w:val="fr-CH"/>
-        </w:rPr>
-      </w:pPr>
       <w:r>
         <w:t xml:space="preserve">Ausführung mehrerer Prüfungen, die in einer JSON- oder XML-Datei definiert sind: </w:t>
       </w:r>
     </w:p>
     <w:tbl>
       <w:tblPr>
-        <w:tblStyle w:val="Tabellenraster"/>
+        <w:tblStyle w:val="Grilledutableau"/>
         <w:tblW w:w="0" w:type="auto"/>
         <w:tblCellMar>
           <w:top w:w="108" w:type="dxa"/>
@@ -231,113 +226,61 @@
           </w:tcPr>
           <w:p>
             <w:pPr>
-              <w:pStyle w:val="KeinLeerraum"/>
-              <w:rPr>
-                <w:rFonts w:ascii="Bahnschrift Light SemiCondensed" w:hAnsi="Bahnschrift Light SemiCondensed" w:cs="Arial"/>
-                <w:szCs w:val="18"/>
-                <w:lang w:val="fr-CH"/>
-              </w:rPr>
-            </w:pPr>
-            <w:r>
-              <w:rPr>
-                <w:rStyle w:val="IntensiveHervorhebung"/>
+              <w:pStyle w:val="Sansinterligne"/>
+              <w:rPr>
+                <w:rFonts w:ascii="Bahnschrift Light SemiCondensed" w:hAnsi="Bahnschrift Light SemiCondensed" w:cs="Arial"/>
+                <w:szCs w:val="18"/>
+                <w:lang w:val="en-US"/>
+              </w:rPr>
+            </w:pPr>
+            <w:r>
+              <w:rPr>
+                <w:rStyle w:val="Accentuationintense"/>
                 <w:rFonts w:ascii="Bahnschrift Light SemiCondensed" w:hAnsi="Bahnschrift Light SemiCondensed" w:cs="Arial"/>
                 <w:i w:val="0"/>
                 <w:iCs w:val="0"/>
                 <w:color w:val="124F1A" w:themeColor="accent3" w:themeShade="BF"/>
                 <w:szCs w:val="18"/>
-                <w:lang w:val="fr-CH"/>
+                <w:lang w:val="en-US"/>
               </w:rPr>
               <w:t>java -jar oereb-checker.jar -</w:t>
             </w:r>
             <w:proofErr w:type="spellStart"/>
             <w:r>
               <w:rPr>
-                <w:rStyle w:val="IntensiveHervorhebung"/>
+                <w:rStyle w:val="Accentuationintense"/>
                 <w:rFonts w:ascii="Bahnschrift Light SemiCondensed" w:hAnsi="Bahnschrift Light SemiCondensed" w:cs="Arial"/>
                 <w:i w:val="0"/>
                 <w:iCs w:val="0"/>
                 <w:color w:val="124F1A" w:themeColor="accent3" w:themeShade="BF"/>
                 <w:szCs w:val="18"/>
-                <w:lang w:val="fr-CH"/>
+                <w:lang w:val="en-US"/>
               </w:rPr>
               <w:t>cFP</w:t>
             </w:r>
             <w:proofErr w:type="spellEnd"/>
             <w:r>
               <w:rPr>
-                <w:rStyle w:val="IntensiveHervorhebung"/>
+                <w:rStyle w:val="Accentuationintense"/>
                 <w:rFonts w:ascii="Bahnschrift Light SemiCondensed" w:hAnsi="Bahnschrift Light SemiCondensed" w:cs="Arial"/>
                 <w:i w:val="0"/>
                 <w:iCs w:val="0"/>
                 <w:color w:val="124F1A" w:themeColor="accent3" w:themeShade="BF"/>
                 <w:szCs w:val="18"/>
-                <w:lang w:val="fr-CH"/>
-              </w:rPr>
-              <w:t xml:space="preserve"> ./</w:t>
+                <w:lang w:val="en-US"/>
+              </w:rPr>
+              <w:t xml:space="preserve"> ./configs/be/</w:t>
             </w:r>
             <w:proofErr w:type="spellStart"/>
             <w:r>
               <w:rPr>
-                <w:rStyle w:val="IntensiveHervorhebung"/>
+                <w:rStyle w:val="Accentuationintense"/>
                 <w:rFonts w:ascii="Bahnschrift Light SemiCondensed" w:hAnsi="Bahnschrift Light SemiCondensed" w:cs="Arial"/>
                 <w:i w:val="0"/>
                 <w:iCs w:val="0"/>
                 <w:color w:val="124F1A" w:themeColor="accent3" w:themeShade="BF"/>
                 <w:szCs w:val="18"/>
-                <w:lang w:val="fr-CH"/>
-              </w:rPr>
-              <w:t>configs</w:t>
-            </w:r>
-            <w:proofErr w:type="spellEnd"/>
-            <w:r>
-              <w:rPr>
-                <w:rStyle w:val="IntensiveHervorhebung"/>
-                <w:rFonts w:ascii="Bahnschrift Light SemiCondensed" w:hAnsi="Bahnschrift Light SemiCondensed" w:cs="Arial"/>
-                <w:i w:val="0"/>
-                <w:iCs w:val="0"/>
-                <w:color w:val="124F1A" w:themeColor="accent3" w:themeShade="BF"/>
-                <w:szCs w:val="18"/>
-                <w:lang w:val="fr-CH"/>
-              </w:rPr>
-              <w:t>/</w:t>
-            </w:r>
-            <w:proofErr w:type="spellStart"/>
-            <w:r>
-              <w:rPr>
-                <w:rStyle w:val="IntensiveHervorhebung"/>
-                <w:rFonts w:ascii="Bahnschrift Light SemiCondensed" w:hAnsi="Bahnschrift Light SemiCondensed" w:cs="Arial"/>
-                <w:i w:val="0"/>
-                <w:iCs w:val="0"/>
-                <w:color w:val="124F1A" w:themeColor="accent3" w:themeShade="BF"/>
-                <w:szCs w:val="18"/>
-                <w:lang w:val="fr-CH"/>
-              </w:rPr>
-              <w:t>be</w:t>
-            </w:r>
-            <w:proofErr w:type="spellEnd"/>
-            <w:r>
-              <w:rPr>
-                <w:rStyle w:val="IntensiveHervorhebung"/>
-                <w:rFonts w:ascii="Bahnschrift Light SemiCondensed" w:hAnsi="Bahnschrift Light SemiCondensed" w:cs="Arial"/>
-                <w:i w:val="0"/>
-                <w:iCs w:val="0"/>
-                <w:color w:val="124F1A" w:themeColor="accent3" w:themeShade="BF"/>
-                <w:szCs w:val="18"/>
-                <w:lang w:val="fr-CH"/>
-              </w:rPr>
-              <w:t>/</w:t>
-            </w:r>
-            <w:proofErr w:type="spellStart"/>
-            <w:r>
-              <w:rPr>
-                <w:rStyle w:val="IntensiveHervorhebung"/>
-                <w:rFonts w:ascii="Bahnschrift Light SemiCondensed" w:hAnsi="Bahnschrift Light SemiCondensed" w:cs="Arial"/>
-                <w:i w:val="0"/>
-                <w:iCs w:val="0"/>
-                <w:color w:val="124F1A" w:themeColor="accent3" w:themeShade="BF"/>
-                <w:szCs w:val="18"/>
-                <w:lang w:val="fr-CH"/>
+                <w:lang w:val="en-US"/>
               </w:rPr>
               <w:t>meine_konfiguration.json</w:t>
             </w:r>
@@ -348,9 +291,9 @@
     </w:tbl>
     <w:p>
       <w:pPr>
-        <w:pStyle w:val="berschrift2"/>
-        <w:rPr>
-          <w:rStyle w:val="IntensiveHervorhebung"/>
+        <w:pStyle w:val="Titre2"/>
+        <w:rPr>
+          <w:rStyle w:val="Accentuationintense"/>
           <w:rFonts w:ascii="Cadastra" w:hAnsi="Cadastra"/>
           <w:i w:val="0"/>
           <w:iCs w:val="0"/>
@@ -358,7 +301,7 @@
       </w:pPr>
       <w:r>
         <w:rPr>
-          <w:rStyle w:val="IntensiveHervorhebung"/>
+          <w:rStyle w:val="Accentuationintense"/>
           <w:rFonts w:ascii="Cadastra" w:hAnsi="Cadastra"/>
           <w:i w:val="0"/>
           <w:iCs w:val="0"/>
@@ -379,7 +322,7 @@
     </w:p>
     <w:tbl>
       <w:tblPr>
-        <w:tblStyle w:val="Tabellenraster"/>
+        <w:tblStyle w:val="Grilledutableau"/>
         <w:tblW w:w="0" w:type="auto"/>
         <w:tblCellMar>
           <w:top w:w="108" w:type="dxa"/>
@@ -398,16 +341,17 @@
           </w:tcPr>
           <w:p>
             <w:pPr>
-              <w:pStyle w:val="KeinLeerraum"/>
+              <w:pStyle w:val="Sansinterligne"/>
               <w:rPr>
                 <w:rFonts w:ascii="Bahnschrift Light SemiCondensed" w:hAnsi="Bahnschrift Light SemiCondensed" w:cs="Arial"/>
                 <w:szCs w:val="18"/>
                 <w:lang w:val="fr-CH"/>
               </w:rPr>
             </w:pPr>
-            <w:r>
-              <w:rPr>
-                <w:rStyle w:val="IntensiveHervorhebung"/>
+            <w:proofErr w:type="gramStart"/>
+            <w:r>
+              <w:rPr>
+                <w:rStyle w:val="Accentuationintense"/>
                 <w:rFonts w:ascii="Bahnschrift Light SemiCondensed" w:hAnsi="Bahnschrift Light SemiCondensed" w:cs="Arial"/>
                 <w:i w:val="0"/>
                 <w:iCs w:val="0"/>
@@ -415,12 +359,12 @@
                 <w:szCs w:val="18"/>
                 <w:lang w:val="fr-CH"/>
               </w:rPr>
-              <w:t>java -jar oereb-checker.jar -canton BE -</w:t>
-            </w:r>
-            <w:proofErr w:type="spellStart"/>
-            <w:r>
-              <w:rPr>
-                <w:rStyle w:val="IntensiveHervorhebung"/>
+              <w:t>java</w:t>
+            </w:r>
+            <w:proofErr w:type="gramEnd"/>
+            <w:r>
+              <w:rPr>
+                <w:rStyle w:val="Accentuationintense"/>
                 <w:rFonts w:ascii="Bahnschrift Light SemiCondensed" w:hAnsi="Bahnschrift Light SemiCondensed" w:cs="Arial"/>
                 <w:i w:val="0"/>
                 <w:iCs w:val="0"/>
@@ -428,12 +372,12 @@
                 <w:szCs w:val="18"/>
                 <w:lang w:val="fr-CH"/>
               </w:rPr>
-              <w:t>baseurl</w:t>
-            </w:r>
-            <w:proofErr w:type="spellEnd"/>
-            <w:r>
-              <w:rPr>
-                <w:rStyle w:val="IntensiveHervorhebung"/>
+              <w:t xml:space="preserve"> -jar oereb-checker.jar -canton BE -</w:t>
+            </w:r>
+            <w:proofErr w:type="spellStart"/>
+            <w:r>
+              <w:rPr>
+                <w:rStyle w:val="Accentuationintense"/>
                 <w:rFonts w:ascii="Bahnschrift Light SemiCondensed" w:hAnsi="Bahnschrift Light SemiCondensed" w:cs="Arial"/>
                 <w:i w:val="0"/>
                 <w:iCs w:val="0"/>
@@ -441,12 +385,12 @@
                 <w:szCs w:val="18"/>
                 <w:lang w:val="fr-CH"/>
               </w:rPr>
-              <w:t xml:space="preserve"> https://www.oereb2.apps.be.ch -type </w:t>
-            </w:r>
-            <w:proofErr w:type="spellStart"/>
-            <w:r>
-              <w:rPr>
-                <w:rStyle w:val="IntensiveHervorhebung"/>
+              <w:t>baseurl</w:t>
+            </w:r>
+            <w:proofErr w:type="spellEnd"/>
+            <w:r>
+              <w:rPr>
+                <w:rStyle w:val="Accentuationintense"/>
                 <w:rFonts w:ascii="Bahnschrift Light SemiCondensed" w:hAnsi="Bahnschrift Light SemiCondensed" w:cs="Arial"/>
                 <w:i w:val="0"/>
                 <w:iCs w:val="0"/>
@@ -454,12 +398,25 @@
                 <w:szCs w:val="18"/>
                 <w:lang w:val="fr-CH"/>
               </w:rPr>
+              <w:t xml:space="preserve"> https://www.oereb2.apps.be.ch -type </w:t>
+            </w:r>
+            <w:proofErr w:type="spellStart"/>
+            <w:r>
+              <w:rPr>
+                <w:rStyle w:val="Accentuationintense"/>
+                <w:rFonts w:ascii="Bahnschrift Light SemiCondensed" w:hAnsi="Bahnschrift Light SemiCondensed" w:cs="Arial"/>
+                <w:i w:val="0"/>
+                <w:iCs w:val="0"/>
+                <w:color w:val="124F1A" w:themeColor="accent3" w:themeShade="BF"/>
+                <w:szCs w:val="18"/>
+                <w:lang w:val="fr-CH"/>
+              </w:rPr>
               <w:t>GetCapabilities</w:t>
             </w:r>
             <w:proofErr w:type="spellEnd"/>
             <w:r>
               <w:rPr>
-                <w:rStyle w:val="IntensiveHervorhebung"/>
+                <w:rStyle w:val="Accentuationintense"/>
                 <w:rFonts w:ascii="Bahnschrift Light SemiCondensed" w:hAnsi="Bahnschrift Light SemiCondensed" w:cs="Arial"/>
                 <w:i w:val="0"/>
                 <w:iCs w:val="0"/>
@@ -475,7 +432,7 @@
     </w:tbl>
     <w:p>
       <w:pPr>
-        <w:pStyle w:val="berschrift1"/>
+        <w:pStyle w:val="Titre1"/>
         <w:rPr>
           <w:rFonts w:ascii="Cadastra" w:hAnsi="Cadastra" w:cs="Arial"/>
         </w:rPr>
@@ -495,7 +452,7 @@
     </w:p>
     <w:p>
       <w:pPr>
-        <w:pStyle w:val="berschrift2"/>
+        <w:pStyle w:val="Titre2"/>
         <w:rPr>
           <w:rFonts w:ascii="Cadastra" w:hAnsi="Cadastra" w:cs="Arial"/>
         </w:rPr>
@@ -509,13 +466,13 @@
     </w:p>
     <w:tbl>
       <w:tblPr>
-        <w:tblStyle w:val="Gitternetztabelle1hellAkzent1"/>
+        <w:tblStyle w:val="TableauGrille1Clair-Accentuation1"/>
         <w:tblW w:w="0" w:type="auto"/>
         <w:tblLook w:val="04A0" w:firstRow="1" w:lastRow="0" w:firstColumn="1" w:lastColumn="0" w:noHBand="0" w:noVBand="1"/>
       </w:tblPr>
       <w:tblGrid>
         <w:gridCol w:w="1381"/>
-        <w:gridCol w:w="4287"/>
+        <w:gridCol w:w="4288"/>
       </w:tblGrid>
       <w:tr>
         <w:trPr>
@@ -755,7 +712,7 @@
     </w:tbl>
     <w:p>
       <w:pPr>
-        <w:pStyle w:val="berschrift2"/>
+        <w:pStyle w:val="Titre2"/>
         <w:rPr>
           <w:rFonts w:ascii="Cadastra" w:hAnsi="Cadastra" w:cs="Arial"/>
         </w:rPr>
@@ -769,7 +726,7 @@
     </w:p>
     <w:tbl>
       <w:tblPr>
-        <w:tblStyle w:val="Gitternetztabelle1hellAkzent1"/>
+        <w:tblStyle w:val="TableauGrille1Clair-Accentuation1"/>
         <w:tblW w:w="0" w:type="auto"/>
         <w:tblLook w:val="04A0" w:firstRow="1" w:lastRow="0" w:firstColumn="1" w:lastColumn="0" w:noHBand="0" w:noVBand="1"/>
       </w:tblPr>
@@ -1287,7 +1244,7 @@
     </w:tbl>
     <w:p>
       <w:pPr>
-        <w:pStyle w:val="berschrift2"/>
+        <w:pStyle w:val="Titre2"/>
         <w:rPr>
           <w:rFonts w:ascii="Cadastra" w:hAnsi="Cadastra" w:cs="Arial"/>
         </w:rPr>
@@ -1301,7 +1258,7 @@
     </w:p>
     <w:p>
       <w:pPr>
-        <w:pStyle w:val="Listenabsatz"/>
+        <w:pStyle w:val="Paragraphedeliste"/>
         <w:numPr>
           <w:ilvl w:val="0"/>
           <w:numId w:val="18"/>
@@ -1425,19 +1382,19 @@
     </w:p>
     <w:p>
       <w:pPr>
-        <w:pStyle w:val="Listenabsatz"/>
+        <w:pStyle w:val="Paragraphedeliste"/>
         <w:numPr>
           <w:ilvl w:val="1"/>
           <w:numId w:val="18"/>
         </w:numPr>
         <w:rPr>
-          <w:rStyle w:val="IntensiveHervorhebung"/>
+          <w:rStyle w:val="Accentuationintense"/>
           <w:rFonts w:cs="Arial"/>
         </w:rPr>
       </w:pPr>
       <w:r>
         <w:rPr>
-          <w:rStyle w:val="IntensiveHervorhebung"/>
+          <w:rStyle w:val="Accentuationintense"/>
           <w:rFonts w:cs="Arial"/>
           <w:lang w:val="fr-CH"/>
         </w:rPr>
@@ -1446,19 +1403,19 @@
     </w:p>
     <w:p>
       <w:pPr>
-        <w:pStyle w:val="Listenabsatz"/>
+        <w:pStyle w:val="Paragraphedeliste"/>
         <w:numPr>
           <w:ilvl w:val="1"/>
           <w:numId w:val="18"/>
         </w:numPr>
         <w:rPr>
-          <w:rStyle w:val="IntensiveHervorhebung"/>
+          <w:rStyle w:val="Accentuationintense"/>
           <w:rFonts w:cs="Arial"/>
         </w:rPr>
       </w:pPr>
       <w:r>
         <w:rPr>
-          <w:rStyle w:val="IntensiveHervorhebung"/>
+          <w:rStyle w:val="Accentuationintense"/>
           <w:rFonts w:cs="Arial"/>
           <w:lang w:val="fr-CH"/>
         </w:rPr>
@@ -1467,20 +1424,20 @@
     </w:p>
     <w:p>
       <w:pPr>
-        <w:pStyle w:val="Listenabsatz"/>
+        <w:pStyle w:val="Paragraphedeliste"/>
         <w:numPr>
           <w:ilvl w:val="1"/>
           <w:numId w:val="18"/>
         </w:numPr>
         <w:rPr>
-          <w:rStyle w:val="IntensiveHervorhebung"/>
+          <w:rStyle w:val="Accentuationintense"/>
           <w:rFonts w:cs="Arial"/>
           <w:lang w:val="fr-CH"/>
         </w:rPr>
       </w:pPr>
       <w:r>
         <w:rPr>
-          <w:rStyle w:val="IntensiveHervorhebung"/>
+          <w:rStyle w:val="Accentuationintense"/>
           <w:rFonts w:cs="Arial"/>
           <w:lang w:val="fr-CH"/>
         </w:rPr>
@@ -1489,9 +1446,9 @@
     </w:p>
     <w:p>
       <w:pPr>
-        <w:pStyle w:val="KeinLeerraum"/>
-        <w:rPr>
-          <w:rStyle w:val="IntensiveHervorhebung"/>
+        <w:pStyle w:val="Sansinterligne"/>
+        <w:rPr>
+          <w:rStyle w:val="Accentuationintense"/>
           <w:rFonts w:cs="Arial"/>
           <w:i w:val="0"/>
           <w:iCs w:val="0"/>
@@ -1501,7 +1458,7 @@
     </w:p>
     <w:p>
       <w:pPr>
-        <w:pStyle w:val="Listenabsatz"/>
+        <w:pStyle w:val="Paragraphedeliste"/>
         <w:numPr>
           <w:ilvl w:val="0"/>
           <w:numId w:val="18"/>
@@ -1583,19 +1540,19 @@
     </w:p>
     <w:p>
       <w:pPr>
-        <w:pStyle w:val="Listenabsatz"/>
+        <w:pStyle w:val="Paragraphedeliste"/>
         <w:numPr>
           <w:ilvl w:val="1"/>
           <w:numId w:val="18"/>
         </w:numPr>
         <w:rPr>
-          <w:rStyle w:val="IntensiveHervorhebung"/>
+          <w:rStyle w:val="Accentuationintense"/>
           <w:rFonts w:cs="Arial"/>
         </w:rPr>
       </w:pPr>
       <w:r>
         <w:rPr>
-          <w:rStyle w:val="IntensiveHervorhebung"/>
+          <w:rStyle w:val="Accentuationintense"/>
           <w:rFonts w:cs="Arial"/>
         </w:rPr>
         <w:t xml:space="preserve">-EGRID </w:t>
@@ -1603,19 +1560,19 @@
     </w:p>
     <w:p>
       <w:pPr>
-        <w:pStyle w:val="Listenabsatz"/>
+        <w:pStyle w:val="Paragraphedeliste"/>
         <w:numPr>
           <w:ilvl w:val="1"/>
           <w:numId w:val="18"/>
         </w:numPr>
         <w:rPr>
-          <w:rStyle w:val="IntensiveHervorhebung"/>
+          <w:rStyle w:val="Accentuationintense"/>
           <w:rFonts w:cs="Arial"/>
         </w:rPr>
       </w:pPr>
       <w:r>
         <w:rPr>
-          <w:rStyle w:val="IntensiveHervorhebung"/>
+          <w:rStyle w:val="Accentuationintense"/>
           <w:rFonts w:cs="Arial"/>
         </w:rPr>
         <w:t>-IDENTDN -NUMBER</w:t>
@@ -1623,7 +1580,7 @@
     </w:p>
     <w:p>
       <w:pPr>
-        <w:pStyle w:val="berschrift2"/>
+        <w:pStyle w:val="Titre2"/>
         <w:rPr>
           <w:rFonts w:ascii="Cadastra" w:hAnsi="Cadastra" w:cs="Arial"/>
           <w:lang w:val="fr-CH"/>
@@ -1635,7 +1592,6 @@
           <w:rFonts w:ascii="Cadastra" w:hAnsi="Cadastra" w:cs="Arial"/>
           <w:lang w:val="fr-CH"/>
         </w:rPr>
-        <w:lastRenderedPageBreak/>
         <w:t>Konfigurationsdatei</w:t>
       </w:r>
       <w:proofErr w:type="spellEnd"/>
@@ -1648,10 +1604,12 @@
         <w:t>«</w:t>
       </w:r>
       <w:proofErr w:type="spellStart"/>
+      <w:proofErr w:type="gramStart"/>
       <w:r>
         <w:t>config.json</w:t>
       </w:r>
       <w:proofErr w:type="spellEnd"/>
+      <w:proofErr w:type="gramEnd"/>
       <w:r>
         <w:t>»</w:t>
       </w:r>
@@ -1684,7 +1642,7 @@
     </w:p>
     <w:p>
       <w:pPr>
-        <w:pStyle w:val="berschrift3"/>
+        <w:pStyle w:val="Titre3"/>
         <w:rPr>
           <w:rFonts w:cs="Arial"/>
         </w:rPr>
@@ -1698,7 +1656,7 @@
     </w:p>
     <w:tbl>
       <w:tblPr>
-        <w:tblStyle w:val="Gitternetztabelle1hellAkzent1"/>
+        <w:tblStyle w:val="TableauGrille1Clair-Accentuation1"/>
         <w:tblW w:w="0" w:type="auto"/>
         <w:tblLook w:val="04A0" w:firstRow="1" w:lastRow="0" w:firstColumn="1" w:lastColumn="0" w:noHBand="0" w:noVBand="1"/>
       </w:tblPr>
@@ -1720,7 +1678,7 @@
           </w:tcPr>
           <w:p>
             <w:pPr>
-              <w:pStyle w:val="KeinLeerraum"/>
+              <w:pStyle w:val="Sansinterligne"/>
               <w:rPr>
                 <w:rFonts w:cs="Arial"/>
               </w:rPr>
@@ -1740,7 +1698,7 @@
           </w:tcPr>
           <w:p>
             <w:pPr>
-              <w:pStyle w:val="KeinLeerraum"/>
+              <w:pStyle w:val="Sansinterligne"/>
               <w:cnfStyle w:val="100000000000" w:firstRow="1" w:lastRow="0" w:firstColumn="0" w:lastColumn="0" w:oddVBand="0" w:evenVBand="0" w:oddHBand="0" w:evenHBand="0" w:firstRowFirstColumn="0" w:firstRowLastColumn="0" w:lastRowFirstColumn="0" w:lastRowLastColumn="0"/>
               <w:rPr>
                 <w:rFonts w:cs="Arial"/>
@@ -1760,7 +1718,7 @@
           </w:tcPr>
           <w:p>
             <w:pPr>
-              <w:pStyle w:val="KeinLeerraum"/>
+              <w:pStyle w:val="Sansinterligne"/>
               <w:cnfStyle w:val="100000000000" w:firstRow="1" w:lastRow="0" w:firstColumn="0" w:lastColumn="0" w:oddVBand="0" w:evenVBand="0" w:oddHBand="0" w:evenHBand="0" w:firstRowFirstColumn="0" w:firstRowLastColumn="0" w:lastRowFirstColumn="0" w:lastRowLastColumn="0"/>
               <w:rPr>
                 <w:rFonts w:cs="Arial"/>
@@ -1781,7 +1739,7 @@
           </w:tcPr>
           <w:p>
             <w:pPr>
-              <w:pStyle w:val="KeinLeerraum"/>
+              <w:pStyle w:val="Sansinterligne"/>
               <w:cnfStyle w:val="100000000000" w:firstRow="1" w:lastRow="0" w:firstColumn="0" w:lastColumn="0" w:oddVBand="0" w:evenVBand="0" w:oddHBand="0" w:evenHBand="0" w:firstRowFirstColumn="0" w:firstRowLastColumn="0" w:lastRowFirstColumn="0" w:lastRowLastColumn="0"/>
               <w:rPr>
                 <w:rFonts w:cs="Arial"/>
@@ -1805,7 +1763,7 @@
           </w:tcPr>
           <w:p>
             <w:pPr>
-              <w:pStyle w:val="KeinLeerraum"/>
+              <w:pStyle w:val="Sansinterligne"/>
               <w:rPr>
                 <w:rFonts w:cs="Arial"/>
               </w:rPr>
@@ -1827,7 +1785,7 @@
           </w:tcPr>
           <w:p>
             <w:pPr>
-              <w:pStyle w:val="KeinLeerraum"/>
+              <w:pStyle w:val="Sansinterligne"/>
               <w:cnfStyle w:val="000000000000" w:firstRow="0" w:lastRow="0" w:firstColumn="0" w:lastColumn="0" w:oddVBand="0" w:evenVBand="0" w:oddHBand="0" w:evenHBand="0" w:firstRowFirstColumn="0" w:firstRowLastColumn="0" w:lastRowFirstColumn="0" w:lastRowLastColumn="0"/>
               <w:rPr>
                 <w:rFonts w:cs="Arial"/>
@@ -1847,7 +1805,7 @@
           </w:tcPr>
           <w:p>
             <w:pPr>
-              <w:pStyle w:val="KeinLeerraum"/>
+              <w:pStyle w:val="Sansinterligne"/>
               <w:cnfStyle w:val="000000000000" w:firstRow="0" w:lastRow="0" w:firstColumn="0" w:lastColumn="0" w:oddVBand="0" w:evenVBand="0" w:oddHBand="0" w:evenHBand="0" w:firstRowFirstColumn="0" w:firstRowLastColumn="0" w:lastRowFirstColumn="0" w:lastRowLastColumn="0"/>
               <w:rPr>
                 <w:rFonts w:cs="Arial"/>
@@ -1868,7 +1826,7 @@
           </w:tcPr>
           <w:p>
             <w:pPr>
-              <w:pStyle w:val="KeinLeerraum"/>
+              <w:pStyle w:val="Sansinterligne"/>
               <w:cnfStyle w:val="000000000000" w:firstRow="0" w:lastRow="0" w:firstColumn="0" w:lastColumn="0" w:oddVBand="0" w:evenVBand="0" w:oddHBand="0" w:evenHBand="0" w:firstRowFirstColumn="0" w:firstRowLastColumn="0" w:lastRowFirstColumn="0" w:lastRowLastColumn="0"/>
               <w:rPr>
                 <w:rFonts w:cs="Arial"/>
@@ -1892,7 +1850,7 @@
           </w:tcPr>
           <w:p>
             <w:pPr>
-              <w:pStyle w:val="KeinLeerraum"/>
+              <w:pStyle w:val="Sansinterligne"/>
               <w:rPr>
                 <w:rFonts w:cs="Arial"/>
               </w:rPr>
@@ -1914,7 +1872,7 @@
           </w:tcPr>
           <w:p>
             <w:pPr>
-              <w:pStyle w:val="KeinLeerraum"/>
+              <w:pStyle w:val="Sansinterligne"/>
               <w:cnfStyle w:val="000000000000" w:firstRow="0" w:lastRow="0" w:firstColumn="0" w:lastColumn="0" w:oddVBand="0" w:evenVBand="0" w:oddHBand="0" w:evenHBand="0" w:firstRowFirstColumn="0" w:firstRowLastColumn="0" w:lastRowFirstColumn="0" w:lastRowLastColumn="0"/>
               <w:rPr>
                 <w:rFonts w:cs="Arial"/>
@@ -1934,7 +1892,7 @@
           </w:tcPr>
           <w:p>
             <w:pPr>
-              <w:pStyle w:val="KeinLeerraum"/>
+              <w:pStyle w:val="Sansinterligne"/>
               <w:cnfStyle w:val="000000000000" w:firstRow="0" w:lastRow="0" w:firstColumn="0" w:lastColumn="0" w:oddVBand="0" w:evenVBand="0" w:oddHBand="0" w:evenHBand="0" w:firstRowFirstColumn="0" w:firstRowLastColumn="0" w:lastRowFirstColumn="0" w:lastRowLastColumn="0"/>
               <w:rPr>
                 <w:rFonts w:cs="Arial"/>
@@ -1955,7 +1913,7 @@
           </w:tcPr>
           <w:p>
             <w:pPr>
-              <w:pStyle w:val="KeinLeerraum"/>
+              <w:pStyle w:val="Sansinterligne"/>
               <w:cnfStyle w:val="000000000000" w:firstRow="0" w:lastRow="0" w:firstColumn="0" w:lastColumn="0" w:oddVBand="0" w:evenVBand="0" w:oddHBand="0" w:evenHBand="0" w:firstRowFirstColumn="0" w:firstRowLastColumn="0" w:lastRowFirstColumn="0" w:lastRowLastColumn="0"/>
               <w:rPr>
                 <w:rFonts w:cs="Arial"/>
@@ -1979,7 +1937,7 @@
           </w:tcPr>
           <w:p>
             <w:pPr>
-              <w:pStyle w:val="KeinLeerraum"/>
+              <w:pStyle w:val="Sansinterligne"/>
               <w:rPr>
                 <w:rFonts w:cs="Arial"/>
               </w:rPr>
@@ -2001,7 +1959,7 @@
           </w:tcPr>
           <w:p>
             <w:pPr>
-              <w:pStyle w:val="KeinLeerraum"/>
+              <w:pStyle w:val="Sansinterligne"/>
               <w:cnfStyle w:val="000000000000" w:firstRow="0" w:lastRow="0" w:firstColumn="0" w:lastColumn="0" w:oddVBand="0" w:evenVBand="0" w:oddHBand="0" w:evenHBand="0" w:firstRowFirstColumn="0" w:firstRowLastColumn="0" w:lastRowFirstColumn="0" w:lastRowLastColumn="0"/>
               <w:rPr>
                 <w:rFonts w:cs="Arial"/>
@@ -2021,7 +1979,7 @@
           </w:tcPr>
           <w:p>
             <w:pPr>
-              <w:pStyle w:val="KeinLeerraum"/>
+              <w:pStyle w:val="Sansinterligne"/>
               <w:cnfStyle w:val="000000000000" w:firstRow="0" w:lastRow="0" w:firstColumn="0" w:lastColumn="0" w:oddVBand="0" w:evenVBand="0" w:oddHBand="0" w:evenHBand="0" w:firstRowFirstColumn="0" w:firstRowLastColumn="0" w:lastRowFirstColumn="0" w:lastRowLastColumn="0"/>
               <w:rPr>
                 <w:rFonts w:cs="Arial"/>
@@ -2042,7 +2000,7 @@
           </w:tcPr>
           <w:p>
             <w:pPr>
-              <w:pStyle w:val="KeinLeerraum"/>
+              <w:pStyle w:val="Sansinterligne"/>
               <w:cnfStyle w:val="000000000000" w:firstRow="0" w:lastRow="0" w:firstColumn="0" w:lastColumn="0" w:oddVBand="0" w:evenVBand="0" w:oddHBand="0" w:evenHBand="0" w:firstRowFirstColumn="0" w:firstRowLastColumn="0" w:lastRowFirstColumn="0" w:lastRowLastColumn="0"/>
               <w:rPr>
                 <w:rFonts w:cs="Arial"/>
@@ -2066,7 +2024,7 @@
           </w:tcPr>
           <w:p>
             <w:pPr>
-              <w:pStyle w:val="KeinLeerraum"/>
+              <w:pStyle w:val="Sansinterligne"/>
               <w:rPr>
                 <w:rFonts w:cs="Arial"/>
               </w:rPr>
@@ -2088,7 +2046,7 @@
           </w:tcPr>
           <w:p>
             <w:pPr>
-              <w:pStyle w:val="KeinLeerraum"/>
+              <w:pStyle w:val="Sansinterligne"/>
               <w:cnfStyle w:val="000000000000" w:firstRow="0" w:lastRow="0" w:firstColumn="0" w:lastColumn="0" w:oddVBand="0" w:evenVBand="0" w:oddHBand="0" w:evenHBand="0" w:firstRowFirstColumn="0" w:firstRowLastColumn="0" w:lastRowFirstColumn="0" w:lastRowLastColumn="0"/>
               <w:rPr>
                 <w:rFonts w:cs="Arial"/>
@@ -2108,7 +2066,7 @@
           </w:tcPr>
           <w:p>
             <w:pPr>
-              <w:pStyle w:val="KeinLeerraum"/>
+              <w:pStyle w:val="Sansinterligne"/>
               <w:cnfStyle w:val="000000000000" w:firstRow="0" w:lastRow="0" w:firstColumn="0" w:lastColumn="0" w:oddVBand="0" w:evenVBand="0" w:oddHBand="0" w:evenHBand="0" w:firstRowFirstColumn="0" w:firstRowLastColumn="0" w:lastRowFirstColumn="0" w:lastRowLastColumn="0"/>
               <w:rPr>
                 <w:rFonts w:cs="Arial"/>
@@ -2129,7 +2087,7 @@
           </w:tcPr>
           <w:p>
             <w:pPr>
-              <w:pStyle w:val="KeinLeerraum"/>
+              <w:pStyle w:val="Sansinterligne"/>
               <w:cnfStyle w:val="000000000000" w:firstRow="0" w:lastRow="0" w:firstColumn="0" w:lastColumn="0" w:oddVBand="0" w:evenVBand="0" w:oddHBand="0" w:evenHBand="0" w:firstRowFirstColumn="0" w:firstRowLastColumn="0" w:lastRowFirstColumn="0" w:lastRowLastColumn="0"/>
               <w:rPr>
                 <w:rFonts w:cs="Arial"/>
@@ -2153,7 +2111,7 @@
           </w:tcPr>
           <w:p>
             <w:pPr>
-              <w:pStyle w:val="KeinLeerraum"/>
+              <w:pStyle w:val="Sansinterligne"/>
               <w:rPr>
                 <w:rFonts w:cs="Arial"/>
               </w:rPr>
@@ -2175,7 +2133,7 @@
           </w:tcPr>
           <w:p>
             <w:pPr>
-              <w:pStyle w:val="KeinLeerraum"/>
+              <w:pStyle w:val="Sansinterligne"/>
               <w:cnfStyle w:val="000000000000" w:firstRow="0" w:lastRow="0" w:firstColumn="0" w:lastColumn="0" w:oddVBand="0" w:evenVBand="0" w:oddHBand="0" w:evenHBand="0" w:firstRowFirstColumn="0" w:firstRowLastColumn="0" w:lastRowFirstColumn="0" w:lastRowLastColumn="0"/>
               <w:rPr>
                 <w:rFonts w:cs="Arial"/>
@@ -2195,7 +2153,7 @@
           </w:tcPr>
           <w:p>
             <w:pPr>
-              <w:pStyle w:val="KeinLeerraum"/>
+              <w:pStyle w:val="Sansinterligne"/>
               <w:cnfStyle w:val="000000000000" w:firstRow="0" w:lastRow="0" w:firstColumn="0" w:lastColumn="0" w:oddVBand="0" w:evenVBand="0" w:oddHBand="0" w:evenHBand="0" w:firstRowFirstColumn="0" w:firstRowLastColumn="0" w:lastRowFirstColumn="0" w:lastRowLastColumn="0"/>
               <w:rPr>
                 <w:rFonts w:cs="Arial"/>
@@ -2216,7 +2174,7 @@
           </w:tcPr>
           <w:p>
             <w:pPr>
-              <w:pStyle w:val="KeinLeerraum"/>
+              <w:pStyle w:val="Sansinterligne"/>
               <w:cnfStyle w:val="000000000000" w:firstRow="0" w:lastRow="0" w:firstColumn="0" w:lastColumn="0" w:oddVBand="0" w:evenVBand="0" w:oddHBand="0" w:evenHBand="0" w:firstRowFirstColumn="0" w:firstRowLastColumn="0" w:lastRowFirstColumn="0" w:lastRowLastColumn="0"/>
               <w:rPr>
                 <w:rFonts w:cs="Arial"/>
@@ -2240,7 +2198,7 @@
           </w:tcPr>
           <w:p>
             <w:pPr>
-              <w:pStyle w:val="KeinLeerraum"/>
+              <w:pStyle w:val="Sansinterligne"/>
               <w:rPr>
                 <w:rFonts w:cs="Arial"/>
               </w:rPr>
@@ -2262,7 +2220,7 @@
           </w:tcPr>
           <w:p>
             <w:pPr>
-              <w:pStyle w:val="KeinLeerraum"/>
+              <w:pStyle w:val="Sansinterligne"/>
               <w:cnfStyle w:val="000000000000" w:firstRow="0" w:lastRow="0" w:firstColumn="0" w:lastColumn="0" w:oddVBand="0" w:evenVBand="0" w:oddHBand="0" w:evenHBand="0" w:firstRowFirstColumn="0" w:firstRowLastColumn="0" w:lastRowFirstColumn="0" w:lastRowLastColumn="0"/>
               <w:rPr>
                 <w:rFonts w:cs="Arial"/>
@@ -2282,7 +2240,7 @@
           </w:tcPr>
           <w:p>
             <w:pPr>
-              <w:pStyle w:val="KeinLeerraum"/>
+              <w:pStyle w:val="Sansinterligne"/>
               <w:cnfStyle w:val="000000000000" w:firstRow="0" w:lastRow="0" w:firstColumn="0" w:lastColumn="0" w:oddVBand="0" w:evenVBand="0" w:oddHBand="0" w:evenHBand="0" w:firstRowFirstColumn="0" w:firstRowLastColumn="0" w:lastRowFirstColumn="0" w:lastRowLastColumn="0"/>
               <w:rPr>
                 <w:rFonts w:cs="Arial"/>
@@ -2303,7 +2261,7 @@
           </w:tcPr>
           <w:p>
             <w:pPr>
-              <w:pStyle w:val="KeinLeerraum"/>
+              <w:pStyle w:val="Sansinterligne"/>
               <w:cnfStyle w:val="000000000000" w:firstRow="0" w:lastRow="0" w:firstColumn="0" w:lastColumn="0" w:oddVBand="0" w:evenVBand="0" w:oddHBand="0" w:evenHBand="0" w:firstRowFirstColumn="0" w:firstRowLastColumn="0" w:lastRowFirstColumn="0" w:lastRowLastColumn="0"/>
               <w:rPr>
                 <w:rFonts w:cs="Arial"/>
@@ -2327,7 +2285,7 @@
           </w:tcPr>
           <w:p>
             <w:pPr>
-              <w:pStyle w:val="KeinLeerraum"/>
+              <w:pStyle w:val="Sansinterligne"/>
               <w:rPr>
                 <w:rFonts w:cs="Arial"/>
               </w:rPr>
@@ -2347,7 +2305,7 @@
           </w:tcPr>
           <w:p>
             <w:pPr>
-              <w:pStyle w:val="KeinLeerraum"/>
+              <w:pStyle w:val="Sansinterligne"/>
               <w:cnfStyle w:val="000000000000" w:firstRow="0" w:lastRow="0" w:firstColumn="0" w:lastColumn="0" w:oddVBand="0" w:evenVBand="0" w:oddHBand="0" w:evenHBand="0" w:firstRowFirstColumn="0" w:firstRowLastColumn="0" w:lastRowFirstColumn="0" w:lastRowLastColumn="0"/>
               <w:rPr>
                 <w:rFonts w:cs="Arial"/>
@@ -2367,7 +2325,7 @@
           </w:tcPr>
           <w:p>
             <w:pPr>
-              <w:pStyle w:val="KeinLeerraum"/>
+              <w:pStyle w:val="Sansinterligne"/>
               <w:cnfStyle w:val="000000000000" w:firstRow="0" w:lastRow="0" w:firstColumn="0" w:lastColumn="0" w:oddVBand="0" w:evenVBand="0" w:oddHBand="0" w:evenHBand="0" w:firstRowFirstColumn="0" w:firstRowLastColumn="0" w:lastRowFirstColumn="0" w:lastRowLastColumn="0"/>
               <w:rPr>
                 <w:rFonts w:cs="Arial"/>
@@ -2388,7 +2346,7 @@
           </w:tcPr>
           <w:p>
             <w:pPr>
-              <w:pStyle w:val="KeinLeerraum"/>
+              <w:pStyle w:val="Sansinterligne"/>
               <w:cnfStyle w:val="000000000000" w:firstRow="0" w:lastRow="0" w:firstColumn="0" w:lastColumn="0" w:oddVBand="0" w:evenVBand="0" w:oddHBand="0" w:evenHBand="0" w:firstRowFirstColumn="0" w:firstRowLastColumn="0" w:lastRowFirstColumn="0" w:lastRowLastColumn="0"/>
               <w:rPr>
                 <w:rFonts w:cs="Arial"/>
@@ -2412,7 +2370,7 @@
           </w:tcPr>
           <w:p>
             <w:pPr>
-              <w:pStyle w:val="KeinLeerraum"/>
+              <w:pStyle w:val="Sansinterligne"/>
               <w:rPr>
                 <w:rFonts w:cs="Arial"/>
               </w:rPr>
@@ -2434,7 +2392,7 @@
           </w:tcPr>
           <w:p>
             <w:pPr>
-              <w:pStyle w:val="KeinLeerraum"/>
+              <w:pStyle w:val="Sansinterligne"/>
               <w:cnfStyle w:val="000000000000" w:firstRow="0" w:lastRow="0" w:firstColumn="0" w:lastColumn="0" w:oddVBand="0" w:evenVBand="0" w:oddHBand="0" w:evenHBand="0" w:firstRowFirstColumn="0" w:firstRowLastColumn="0" w:lastRowFirstColumn="0" w:lastRowLastColumn="0"/>
               <w:rPr>
                 <w:rFonts w:cs="Arial"/>
@@ -2454,7 +2412,7 @@
           </w:tcPr>
           <w:p>
             <w:pPr>
-              <w:pStyle w:val="KeinLeerraum"/>
+              <w:pStyle w:val="Sansinterligne"/>
               <w:cnfStyle w:val="000000000000" w:firstRow="0" w:lastRow="0" w:firstColumn="0" w:lastColumn="0" w:oddVBand="0" w:evenVBand="0" w:oddHBand="0" w:evenHBand="0" w:firstRowFirstColumn="0" w:firstRowLastColumn="0" w:lastRowFirstColumn="0" w:lastRowLastColumn="0"/>
               <w:rPr>
                 <w:rFonts w:cs="Arial"/>
@@ -2475,7 +2433,7 @@
           </w:tcPr>
           <w:p>
             <w:pPr>
-              <w:pStyle w:val="KeinLeerraum"/>
+              <w:pStyle w:val="Sansinterligne"/>
               <w:cnfStyle w:val="000000000000" w:firstRow="0" w:lastRow="0" w:firstColumn="0" w:lastColumn="0" w:oddVBand="0" w:evenVBand="0" w:oddHBand="0" w:evenHBand="0" w:firstRowFirstColumn="0" w:firstRowLastColumn="0" w:lastRowFirstColumn="0" w:lastRowLastColumn="0"/>
               <w:rPr>
                 <w:rFonts w:cs="Arial"/>
@@ -2499,7 +2457,7 @@
           </w:tcPr>
           <w:p>
             <w:pPr>
-              <w:pStyle w:val="KeinLeerraum"/>
+              <w:pStyle w:val="Sansinterligne"/>
               <w:rPr>
                 <w:rFonts w:cs="Arial"/>
               </w:rPr>
@@ -2521,7 +2479,7 @@
           </w:tcPr>
           <w:p>
             <w:pPr>
-              <w:pStyle w:val="KeinLeerraum"/>
+              <w:pStyle w:val="Sansinterligne"/>
               <w:cnfStyle w:val="000000000000" w:firstRow="0" w:lastRow="0" w:firstColumn="0" w:lastColumn="0" w:oddVBand="0" w:evenVBand="0" w:oddHBand="0" w:evenHBand="0" w:firstRowFirstColumn="0" w:firstRowLastColumn="0" w:lastRowFirstColumn="0" w:lastRowLastColumn="0"/>
               <w:rPr>
                 <w:rFonts w:cs="Arial"/>
@@ -2541,7 +2499,7 @@
           </w:tcPr>
           <w:p>
             <w:pPr>
-              <w:pStyle w:val="KeinLeerraum"/>
+              <w:pStyle w:val="Sansinterligne"/>
               <w:cnfStyle w:val="000000000000" w:firstRow="0" w:lastRow="0" w:firstColumn="0" w:lastColumn="0" w:oddVBand="0" w:evenVBand="0" w:oddHBand="0" w:evenHBand="0" w:firstRowFirstColumn="0" w:firstRowLastColumn="0" w:lastRowFirstColumn="0" w:lastRowLastColumn="0"/>
               <w:rPr>
                 <w:rFonts w:cs="Arial"/>
@@ -2562,7 +2520,7 @@
           </w:tcPr>
           <w:p>
             <w:pPr>
-              <w:pStyle w:val="KeinLeerraum"/>
+              <w:pStyle w:val="Sansinterligne"/>
               <w:cnfStyle w:val="000000000000" w:firstRow="0" w:lastRow="0" w:firstColumn="0" w:lastColumn="0" w:oddVBand="0" w:evenVBand="0" w:oddHBand="0" w:evenHBand="0" w:firstRowFirstColumn="0" w:firstRowLastColumn="0" w:lastRowFirstColumn="0" w:lastRowLastColumn="0"/>
               <w:rPr>
                 <w:rFonts w:cs="Arial"/>
@@ -2600,7 +2558,7 @@
           </w:tcPr>
           <w:p>
             <w:pPr>
-              <w:pStyle w:val="KeinLeerraum"/>
+              <w:pStyle w:val="Sansinterligne"/>
               <w:rPr>
                 <w:rFonts w:cs="Arial"/>
               </w:rPr>
@@ -2622,7 +2580,7 @@
           </w:tcPr>
           <w:p>
             <w:pPr>
-              <w:pStyle w:val="KeinLeerraum"/>
+              <w:pStyle w:val="Sansinterligne"/>
               <w:cnfStyle w:val="000000000000" w:firstRow="0" w:lastRow="0" w:firstColumn="0" w:lastColumn="0" w:oddVBand="0" w:evenVBand="0" w:oddHBand="0" w:evenHBand="0" w:firstRowFirstColumn="0" w:firstRowLastColumn="0" w:lastRowFirstColumn="0" w:lastRowLastColumn="0"/>
               <w:rPr>
                 <w:rFonts w:cs="Arial"/>
@@ -2642,7 +2600,7 @@
           </w:tcPr>
           <w:p>
             <w:pPr>
-              <w:pStyle w:val="KeinLeerraum"/>
+              <w:pStyle w:val="Sansinterligne"/>
               <w:cnfStyle w:val="000000000000" w:firstRow="0" w:lastRow="0" w:firstColumn="0" w:lastColumn="0" w:oddVBand="0" w:evenVBand="0" w:oddHBand="0" w:evenHBand="0" w:firstRowFirstColumn="0" w:firstRowLastColumn="0" w:lastRowFirstColumn="0" w:lastRowLastColumn="0"/>
               <w:rPr>
                 <w:rFonts w:cs="Arial"/>
@@ -2663,7 +2621,7 @@
           </w:tcPr>
           <w:p>
             <w:pPr>
-              <w:pStyle w:val="KeinLeerraum"/>
+              <w:pStyle w:val="Sansinterligne"/>
               <w:cnfStyle w:val="000000000000" w:firstRow="0" w:lastRow="0" w:firstColumn="0" w:lastColumn="0" w:oddVBand="0" w:evenVBand="0" w:oddHBand="0" w:evenHBand="0" w:firstRowFirstColumn="0" w:firstRowLastColumn="0" w:lastRowFirstColumn="0" w:lastRowLastColumn="0"/>
               <w:rPr>
                 <w:rFonts w:cs="Arial"/>
@@ -2701,7 +2659,7 @@
           </w:tcPr>
           <w:p>
             <w:pPr>
-              <w:pStyle w:val="KeinLeerraum"/>
+              <w:pStyle w:val="Sansinterligne"/>
               <w:rPr>
                 <w:rFonts w:cs="Arial"/>
               </w:rPr>
@@ -2723,7 +2681,7 @@
           </w:tcPr>
           <w:p>
             <w:pPr>
-              <w:pStyle w:val="KeinLeerraum"/>
+              <w:pStyle w:val="Sansinterligne"/>
               <w:cnfStyle w:val="000000000000" w:firstRow="0" w:lastRow="0" w:firstColumn="0" w:lastColumn="0" w:oddVBand="0" w:evenVBand="0" w:oddHBand="0" w:evenHBand="0" w:firstRowFirstColumn="0" w:firstRowLastColumn="0" w:lastRowFirstColumn="0" w:lastRowLastColumn="0"/>
               <w:rPr>
                 <w:rFonts w:cs="Arial"/>
@@ -2743,7 +2701,7 @@
           </w:tcPr>
           <w:p>
             <w:pPr>
-              <w:pStyle w:val="KeinLeerraum"/>
+              <w:pStyle w:val="Sansinterligne"/>
               <w:cnfStyle w:val="000000000000" w:firstRow="0" w:lastRow="0" w:firstColumn="0" w:lastColumn="0" w:oddVBand="0" w:evenVBand="0" w:oddHBand="0" w:evenHBand="0" w:firstRowFirstColumn="0" w:firstRowLastColumn="0" w:lastRowFirstColumn="0" w:lastRowLastColumn="0"/>
               <w:rPr>
                 <w:rFonts w:cs="Arial"/>
@@ -2764,7 +2722,7 @@
           </w:tcPr>
           <w:p>
             <w:pPr>
-              <w:pStyle w:val="KeinLeerraum"/>
+              <w:pStyle w:val="Sansinterligne"/>
               <w:cnfStyle w:val="000000000000" w:firstRow="0" w:lastRow="0" w:firstColumn="0" w:lastColumn="0" w:oddVBand="0" w:evenVBand="0" w:oddHBand="0" w:evenHBand="0" w:firstRowFirstColumn="0" w:firstRowLastColumn="0" w:lastRowFirstColumn="0" w:lastRowLastColumn="0"/>
               <w:rPr>
                 <w:rFonts w:cs="Arial"/>
@@ -2802,7 +2760,7 @@
           </w:tcPr>
           <w:p>
             <w:pPr>
-              <w:pStyle w:val="KeinLeerraum"/>
+              <w:pStyle w:val="Sansinterligne"/>
               <w:rPr>
                 <w:rFonts w:cs="Arial"/>
               </w:rPr>
@@ -2824,7 +2782,7 @@
           </w:tcPr>
           <w:p>
             <w:pPr>
-              <w:pStyle w:val="KeinLeerraum"/>
+              <w:pStyle w:val="Sansinterligne"/>
               <w:cnfStyle w:val="000000000000" w:firstRow="0" w:lastRow="0" w:firstColumn="0" w:lastColumn="0" w:oddVBand="0" w:evenVBand="0" w:oddHBand="0" w:evenHBand="0" w:firstRowFirstColumn="0" w:firstRowLastColumn="0" w:lastRowFirstColumn="0" w:lastRowLastColumn="0"/>
               <w:rPr>
                 <w:rFonts w:cs="Arial"/>
@@ -2858,7 +2816,7 @@
           </w:tcPr>
           <w:p>
             <w:pPr>
-              <w:pStyle w:val="KeinLeerraum"/>
+              <w:pStyle w:val="Sansinterligne"/>
               <w:cnfStyle w:val="000000000000" w:firstRow="0" w:lastRow="0" w:firstColumn="0" w:lastColumn="0" w:oddVBand="0" w:evenVBand="0" w:oddHBand="0" w:evenHBand="0" w:firstRowFirstColumn="0" w:firstRowLastColumn="0" w:lastRowFirstColumn="0" w:lastRowLastColumn="0"/>
               <w:rPr>
                 <w:rFonts w:cs="Arial"/>
@@ -2890,7 +2848,7 @@
     </w:tbl>
     <w:p>
       <w:pPr>
-        <w:pStyle w:val="berschrift3"/>
+        <w:pStyle w:val="Titre3"/>
         <w:rPr>
           <w:rFonts w:cs="Arial"/>
         </w:rPr>
@@ -2909,7 +2867,7 @@
     </w:p>
     <w:tbl>
       <w:tblPr>
-        <w:tblStyle w:val="Gitternetztabelle1hellAkzent1"/>
+        <w:tblStyle w:val="TableauGrille1Clair-Accentuation1"/>
         <w:tblW w:w="0" w:type="auto"/>
         <w:tblLook w:val="04A0" w:firstRow="1" w:lastRow="0" w:firstColumn="1" w:lastColumn="0" w:noHBand="0" w:noVBand="1"/>
       </w:tblPr>
@@ -2931,7 +2889,7 @@
           </w:tcPr>
           <w:p>
             <w:pPr>
-              <w:pStyle w:val="KeinLeerraum"/>
+              <w:pStyle w:val="Sansinterligne"/>
               <w:rPr>
                 <w:rFonts w:cs="Arial"/>
               </w:rPr>
@@ -2951,7 +2909,7 @@
           </w:tcPr>
           <w:p>
             <w:pPr>
-              <w:pStyle w:val="KeinLeerraum"/>
+              <w:pStyle w:val="Sansinterligne"/>
               <w:cnfStyle w:val="100000000000" w:firstRow="1" w:lastRow="0" w:firstColumn="0" w:lastColumn="0" w:oddVBand="0" w:evenVBand="0" w:oddHBand="0" w:evenHBand="0" w:firstRowFirstColumn="0" w:firstRowLastColumn="0" w:lastRowFirstColumn="0" w:lastRowLastColumn="0"/>
               <w:rPr>
                 <w:rFonts w:cs="Arial"/>
@@ -2972,7 +2930,7 @@
           </w:tcPr>
           <w:p>
             <w:pPr>
-              <w:pStyle w:val="KeinLeerraum"/>
+              <w:pStyle w:val="Sansinterligne"/>
               <w:cnfStyle w:val="100000000000" w:firstRow="1" w:lastRow="0" w:firstColumn="0" w:lastColumn="0" w:oddVBand="0" w:evenVBand="0" w:oddHBand="0" w:evenHBand="0" w:firstRowFirstColumn="0" w:firstRowLastColumn="0" w:lastRowFirstColumn="0" w:lastRowLastColumn="0"/>
               <w:rPr>
                 <w:rFonts w:cs="Arial"/>
@@ -2993,7 +2951,7 @@
           </w:tcPr>
           <w:p>
             <w:pPr>
-              <w:pStyle w:val="KeinLeerraum"/>
+              <w:pStyle w:val="Sansinterligne"/>
               <w:cnfStyle w:val="100000000000" w:firstRow="1" w:lastRow="0" w:firstColumn="0" w:lastColumn="0" w:oddVBand="0" w:evenVBand="0" w:oddHBand="0" w:evenHBand="0" w:firstRowFirstColumn="0" w:firstRowLastColumn="0" w:lastRowFirstColumn="0" w:lastRowLastColumn="0"/>
               <w:rPr>
                 <w:rFonts w:cs="Arial"/>
@@ -3017,7 +2975,7 @@
           </w:tcPr>
           <w:p>
             <w:pPr>
-              <w:pStyle w:val="KeinLeerraum"/>
+              <w:pStyle w:val="Sansinterligne"/>
               <w:rPr>
                 <w:rFonts w:cs="Arial"/>
               </w:rPr>
@@ -3037,7 +2995,7 @@
           </w:tcPr>
           <w:p>
             <w:pPr>
-              <w:pStyle w:val="KeinLeerraum"/>
+              <w:pStyle w:val="Sansinterligne"/>
               <w:cnfStyle w:val="000000000000" w:firstRow="0" w:lastRow="0" w:firstColumn="0" w:lastColumn="0" w:oddVBand="0" w:evenVBand="0" w:oddHBand="0" w:evenHBand="0" w:firstRowFirstColumn="0" w:firstRowLastColumn="0" w:lastRowFirstColumn="0" w:lastRowLastColumn="0"/>
               <w:rPr>
                 <w:rFonts w:cs="Arial"/>
@@ -3058,7 +3016,7 @@
           </w:tcPr>
           <w:p>
             <w:pPr>
-              <w:pStyle w:val="KeinLeerraum"/>
+              <w:pStyle w:val="Sansinterligne"/>
               <w:cnfStyle w:val="000000000000" w:firstRow="0" w:lastRow="0" w:firstColumn="0" w:lastColumn="0" w:oddVBand="0" w:evenVBand="0" w:oddHBand="0" w:evenHBand="0" w:firstRowFirstColumn="0" w:firstRowLastColumn="0" w:lastRowFirstColumn="0" w:lastRowLastColumn="0"/>
               <w:rPr>
                 <w:rFonts w:cs="Arial"/>
@@ -3079,7 +3037,7 @@
           </w:tcPr>
           <w:p>
             <w:pPr>
-              <w:pStyle w:val="KeinLeerraum"/>
+              <w:pStyle w:val="Sansinterligne"/>
               <w:cnfStyle w:val="000000000000" w:firstRow="0" w:lastRow="0" w:firstColumn="0" w:lastColumn="0" w:oddVBand="0" w:evenVBand="0" w:oddHBand="0" w:evenHBand="0" w:firstRowFirstColumn="0" w:firstRowLastColumn="0" w:lastRowFirstColumn="0" w:lastRowLastColumn="0"/>
               <w:rPr>
                 <w:rFonts w:cs="Arial"/>
@@ -3103,7 +3061,7 @@
           </w:tcPr>
           <w:p>
             <w:pPr>
-              <w:pStyle w:val="KeinLeerraum"/>
+              <w:pStyle w:val="Sansinterligne"/>
               <w:rPr>
                 <w:rFonts w:cs="Arial"/>
               </w:rPr>
@@ -3125,7 +3083,7 @@
           </w:tcPr>
           <w:p>
             <w:pPr>
-              <w:pStyle w:val="KeinLeerraum"/>
+              <w:pStyle w:val="Sansinterligne"/>
               <w:cnfStyle w:val="000000000000" w:firstRow="0" w:lastRow="0" w:firstColumn="0" w:lastColumn="0" w:oddVBand="0" w:evenVBand="0" w:oddHBand="0" w:evenHBand="0" w:firstRowFirstColumn="0" w:firstRowLastColumn="0" w:lastRowFirstColumn="0" w:lastRowLastColumn="0"/>
               <w:rPr>
                 <w:rFonts w:cs="Arial"/>
@@ -3146,7 +3104,7 @@
           </w:tcPr>
           <w:p>
             <w:pPr>
-              <w:pStyle w:val="KeinLeerraum"/>
+              <w:pStyle w:val="Sansinterligne"/>
               <w:cnfStyle w:val="000000000000" w:firstRow="0" w:lastRow="0" w:firstColumn="0" w:lastColumn="0" w:oddVBand="0" w:evenVBand="0" w:oddHBand="0" w:evenHBand="0" w:firstRowFirstColumn="0" w:firstRowLastColumn="0" w:lastRowFirstColumn="0" w:lastRowLastColumn="0"/>
               <w:rPr>
                 <w:rFonts w:cs="Arial"/>
@@ -3167,7 +3125,7 @@
           </w:tcPr>
           <w:p>
             <w:pPr>
-              <w:pStyle w:val="KeinLeerraum"/>
+              <w:pStyle w:val="Sansinterligne"/>
               <w:cnfStyle w:val="000000000000" w:firstRow="0" w:lastRow="0" w:firstColumn="0" w:lastColumn="0" w:oddVBand="0" w:evenVBand="0" w:oddHBand="0" w:evenHBand="0" w:firstRowFirstColumn="0" w:firstRowLastColumn="0" w:lastRowFirstColumn="0" w:lastRowLastColumn="0"/>
               <w:rPr>
                 <w:rFonts w:cs="Arial"/>
@@ -3191,7 +3149,7 @@
           </w:tcPr>
           <w:p>
             <w:pPr>
-              <w:pStyle w:val="KeinLeerraum"/>
+              <w:pStyle w:val="Sansinterligne"/>
               <w:rPr>
                 <w:rFonts w:cs="Arial"/>
               </w:rPr>
@@ -3211,7 +3169,7 @@
           </w:tcPr>
           <w:p>
             <w:pPr>
-              <w:pStyle w:val="KeinLeerraum"/>
+              <w:pStyle w:val="Sansinterligne"/>
               <w:cnfStyle w:val="000000000000" w:firstRow="0" w:lastRow="0" w:firstColumn="0" w:lastColumn="0" w:oddVBand="0" w:evenVBand="0" w:oddHBand="0" w:evenHBand="0" w:firstRowFirstColumn="0" w:firstRowLastColumn="0" w:lastRowFirstColumn="0" w:lastRowLastColumn="0"/>
               <w:rPr>
                 <w:rFonts w:cs="Arial"/>
@@ -3232,7 +3190,7 @@
           </w:tcPr>
           <w:p>
             <w:pPr>
-              <w:pStyle w:val="KeinLeerraum"/>
+              <w:pStyle w:val="Sansinterligne"/>
               <w:cnfStyle w:val="000000000000" w:firstRow="0" w:lastRow="0" w:firstColumn="0" w:lastColumn="0" w:oddVBand="0" w:evenVBand="0" w:oddHBand="0" w:evenHBand="0" w:firstRowFirstColumn="0" w:firstRowLastColumn="0" w:lastRowFirstColumn="0" w:lastRowLastColumn="0"/>
               <w:rPr>
                 <w:rFonts w:cs="Arial"/>
@@ -3253,7 +3211,7 @@
           </w:tcPr>
           <w:p>
             <w:pPr>
-              <w:pStyle w:val="KeinLeerraum"/>
+              <w:pStyle w:val="Sansinterligne"/>
               <w:cnfStyle w:val="000000000000" w:firstRow="0" w:lastRow="0" w:firstColumn="0" w:lastColumn="0" w:oddVBand="0" w:evenVBand="0" w:oddHBand="0" w:evenHBand="0" w:firstRowFirstColumn="0" w:firstRowLastColumn="0" w:lastRowFirstColumn="0" w:lastRowLastColumn="0"/>
               <w:rPr>
                 <w:rFonts w:cs="Arial"/>
@@ -3299,12 +3257,12 @@
     </w:tbl>
     <w:p>
       <w:pPr>
-        <w:pStyle w:val="KeinLeerraum"/>
+        <w:pStyle w:val="Sansinterligne"/>
       </w:pPr>
     </w:p>
     <w:p>
       <w:pPr>
-        <w:pStyle w:val="KeinLeerraum"/>
+        <w:pStyle w:val="Sansinterligne"/>
       </w:pPr>
       <w:r>
         <w:t>Hinweise:</w:t>
@@ -3312,7 +3270,7 @@
     </w:p>
     <w:p>
       <w:pPr>
-        <w:pStyle w:val="KeinLeerraum"/>
+        <w:pStyle w:val="Sansinterligne"/>
         <w:numPr>
           <w:ilvl w:val="0"/>
           <w:numId w:val="32"/>
@@ -3330,7 +3288,7 @@
     </w:p>
     <w:p>
       <w:pPr>
-        <w:pStyle w:val="KeinLeerraum"/>
+        <w:pStyle w:val="Sansinterligne"/>
         <w:numPr>
           <w:ilvl w:val="0"/>
           <w:numId w:val="32"/>
@@ -3362,7 +3320,7 @@
     </w:p>
     <w:p>
       <w:pPr>
-        <w:pStyle w:val="KeinLeerraum"/>
+        <w:pStyle w:val="Sansinterligne"/>
         <w:numPr>
           <w:ilvl w:val="0"/>
           <w:numId w:val="32"/>
@@ -3396,7 +3354,7 @@
     </w:p>
     <w:p>
       <w:pPr>
-        <w:pStyle w:val="berschrift3"/>
+        <w:pStyle w:val="Titre3"/>
         <w:rPr>
           <w:rFonts w:cs="Arial"/>
         </w:rPr>
@@ -3480,7 +3438,7 @@
     </w:p>
     <w:tbl>
       <w:tblPr>
-        <w:tblStyle w:val="Tabellenraster"/>
+        <w:tblStyle w:val="Grilledutableau"/>
         <w:tblW w:w="5000" w:type="pct"/>
         <w:tblCellMar>
           <w:top w:w="108" w:type="dxa"/>
@@ -3503,7 +3461,7 @@
           </w:tcPr>
           <w:p>
             <w:pPr>
-              <w:pStyle w:val="KeinLeerraum"/>
+              <w:pStyle w:val="Sansinterligne"/>
               <w:rPr>
                 <w:rFonts w:ascii="Bahnschrift Light SemiCondensed" w:hAnsi="Bahnschrift Light SemiCondensed" w:cs="Arial"/>
                 <w:color w:val="124F1A" w:themeColor="accent3" w:themeShade="BF"/>
@@ -3518,6 +3476,7 @@
                 <w:szCs w:val="18"/>
                 <w:lang w:val="fr-CH"/>
               </w:rPr>
+              <w:lastRenderedPageBreak/>
               <w:t>"</w:t>
             </w:r>
             <w:proofErr w:type="spellStart"/>
@@ -3531,6 +3490,7 @@
               <w:t>GetVersions</w:t>
             </w:r>
             <w:proofErr w:type="spellEnd"/>
+            <w:proofErr w:type="gramStart"/>
             <w:r>
               <w:rPr>
                 <w:rFonts w:ascii="Bahnschrift Light SemiCondensed" w:hAnsi="Bahnschrift Light SemiCondensed" w:cs="Arial"/>
@@ -3538,12 +3498,22 @@
                 <w:szCs w:val="18"/>
                 <w:lang w:val="fr-CH"/>
               </w:rPr>
-              <w:t>": [</w:t>
-            </w:r>
-          </w:p>
-          <w:p>
-            <w:pPr>
-              <w:pStyle w:val="KeinLeerraum"/>
+              <w:t>":</w:t>
+            </w:r>
+            <w:proofErr w:type="gramEnd"/>
+            <w:r>
+              <w:rPr>
+                <w:rFonts w:ascii="Bahnschrift Light SemiCondensed" w:hAnsi="Bahnschrift Light SemiCondensed" w:cs="Arial"/>
+                <w:color w:val="124F1A" w:themeColor="accent3" w:themeShade="BF"/>
+                <w:szCs w:val="18"/>
+                <w:lang w:val="fr-CH"/>
+              </w:rPr>
+              <w:t xml:space="preserve"> [</w:t>
+            </w:r>
+          </w:p>
+          <w:p>
+            <w:pPr>
+              <w:pStyle w:val="Sansinterligne"/>
               <w:ind w:left="58"/>
               <w:rPr>
                 <w:rFonts w:ascii="Bahnschrift Light SemiCondensed" w:hAnsi="Bahnschrift Light SemiCondensed" w:cs="Arial"/>
@@ -3559,7 +3529,27 @@
                 <w:szCs w:val="18"/>
                 <w:lang w:val="fr-CH"/>
               </w:rPr>
-              <w:t xml:space="preserve">    {"FORMAT": "xml", "</w:t>
+              <w:t xml:space="preserve">    {"FORMAT</w:t>
+            </w:r>
+            <w:proofErr w:type="gramStart"/>
+            <w:r>
+              <w:rPr>
+                <w:rFonts w:ascii="Bahnschrift Light SemiCondensed" w:hAnsi="Bahnschrift Light SemiCondensed" w:cs="Arial"/>
+                <w:color w:val="124F1A" w:themeColor="accent3" w:themeShade="BF"/>
+                <w:szCs w:val="18"/>
+                <w:lang w:val="fr-CH"/>
+              </w:rPr>
+              <w:t>":</w:t>
+            </w:r>
+            <w:proofErr w:type="gramEnd"/>
+            <w:r>
+              <w:rPr>
+                <w:rFonts w:ascii="Bahnschrift Light SemiCondensed" w:hAnsi="Bahnschrift Light SemiCondensed" w:cs="Arial"/>
+                <w:color w:val="124F1A" w:themeColor="accent3" w:themeShade="BF"/>
+                <w:szCs w:val="18"/>
+                <w:lang w:val="fr-CH"/>
+              </w:rPr>
+              <w:t xml:space="preserve"> "xml", "</w:t>
             </w:r>
             <w:proofErr w:type="spellStart"/>
             <w:r>
@@ -3572,6 +3562,7 @@
               <w:t>ExpectedStatusCode</w:t>
             </w:r>
             <w:proofErr w:type="spellEnd"/>
+            <w:proofErr w:type="gramStart"/>
             <w:r>
               <w:rPr>
                 <w:rFonts w:ascii="Bahnschrift Light SemiCondensed" w:hAnsi="Bahnschrift Light SemiCondensed" w:cs="Arial"/>
@@ -3579,12 +3570,42 @@
                 <w:szCs w:val="18"/>
                 <w:lang w:val="fr-CH"/>
               </w:rPr>
-              <w:t>": 200 },</w:t>
-            </w:r>
-          </w:p>
-          <w:p>
-            <w:pPr>
-              <w:pStyle w:val="KeinLeerraum"/>
+              <w:t>":</w:t>
+            </w:r>
+            <w:proofErr w:type="gramEnd"/>
+            <w:r>
+              <w:rPr>
+                <w:rFonts w:ascii="Bahnschrift Light SemiCondensed" w:hAnsi="Bahnschrift Light SemiCondensed" w:cs="Arial"/>
+                <w:color w:val="124F1A" w:themeColor="accent3" w:themeShade="BF"/>
+                <w:szCs w:val="18"/>
+                <w:lang w:val="fr-CH"/>
+              </w:rPr>
+              <w:t xml:space="preserve"> </w:t>
+            </w:r>
+            <w:proofErr w:type="gramStart"/>
+            <w:r>
+              <w:rPr>
+                <w:rFonts w:ascii="Bahnschrift Light SemiCondensed" w:hAnsi="Bahnschrift Light SemiCondensed" w:cs="Arial"/>
+                <w:color w:val="124F1A" w:themeColor="accent3" w:themeShade="BF"/>
+                <w:szCs w:val="18"/>
+                <w:lang w:val="fr-CH"/>
+              </w:rPr>
+              <w:t>200 }</w:t>
+            </w:r>
+            <w:proofErr w:type="gramEnd"/>
+            <w:r>
+              <w:rPr>
+                <w:rFonts w:ascii="Bahnschrift Light SemiCondensed" w:hAnsi="Bahnschrift Light SemiCondensed" w:cs="Arial"/>
+                <w:color w:val="124F1A" w:themeColor="accent3" w:themeShade="BF"/>
+                <w:szCs w:val="18"/>
+                <w:lang w:val="fr-CH"/>
+              </w:rPr>
+              <w:t>,</w:t>
+            </w:r>
+          </w:p>
+          <w:p>
+            <w:pPr>
+              <w:pStyle w:val="Sansinterligne"/>
               <w:ind w:left="58"/>
               <w:rPr>
                 <w:rFonts w:ascii="Bahnschrift Light SemiCondensed" w:hAnsi="Bahnschrift Light SemiCondensed" w:cs="Arial"/>
@@ -3600,7 +3621,27 @@
                 <w:szCs w:val="18"/>
                 <w:lang w:val="fr-CH"/>
               </w:rPr>
-              <w:t xml:space="preserve">    {"FORMAT": "</w:t>
+              <w:t xml:space="preserve">    {"FORMAT</w:t>
+            </w:r>
+            <w:proofErr w:type="gramStart"/>
+            <w:r>
+              <w:rPr>
+                <w:rFonts w:ascii="Bahnschrift Light SemiCondensed" w:hAnsi="Bahnschrift Light SemiCondensed" w:cs="Arial"/>
+                <w:color w:val="124F1A" w:themeColor="accent3" w:themeShade="BF"/>
+                <w:szCs w:val="18"/>
+                <w:lang w:val="fr-CH"/>
+              </w:rPr>
+              <w:t>":</w:t>
+            </w:r>
+            <w:proofErr w:type="gramEnd"/>
+            <w:r>
+              <w:rPr>
+                <w:rFonts w:ascii="Bahnschrift Light SemiCondensed" w:hAnsi="Bahnschrift Light SemiCondensed" w:cs="Arial"/>
+                <w:color w:val="124F1A" w:themeColor="accent3" w:themeShade="BF"/>
+                <w:szCs w:val="18"/>
+                <w:lang w:val="fr-CH"/>
+              </w:rPr>
+              <w:t xml:space="preserve"> "</w:t>
             </w:r>
             <w:proofErr w:type="spellStart"/>
             <w:r>
@@ -3633,6 +3674,7 @@
               <w:t>ExpectedStatusCode</w:t>
             </w:r>
             <w:proofErr w:type="spellEnd"/>
+            <w:proofErr w:type="gramStart"/>
             <w:r>
               <w:rPr>
                 <w:rFonts w:ascii="Bahnschrift Light SemiCondensed" w:hAnsi="Bahnschrift Light SemiCondensed" w:cs="Arial"/>
@@ -3640,8 +3682,29 @@
                 <w:szCs w:val="18"/>
                 <w:lang w:val="fr-CH"/>
               </w:rPr>
-              <w:t>": 200 }</w:t>
-            </w:r>
+              <w:t>":</w:t>
+            </w:r>
+            <w:proofErr w:type="gramEnd"/>
+            <w:r>
+              <w:rPr>
+                <w:rFonts w:ascii="Bahnschrift Light SemiCondensed" w:hAnsi="Bahnschrift Light SemiCondensed" w:cs="Arial"/>
+                <w:color w:val="124F1A" w:themeColor="accent3" w:themeShade="BF"/>
+                <w:szCs w:val="18"/>
+                <w:lang w:val="fr-CH"/>
+              </w:rPr>
+              <w:t xml:space="preserve"> </w:t>
+            </w:r>
+            <w:proofErr w:type="gramStart"/>
+            <w:r>
+              <w:rPr>
+                <w:rFonts w:ascii="Bahnschrift Light SemiCondensed" w:hAnsi="Bahnschrift Light SemiCondensed" w:cs="Arial"/>
+                <w:color w:val="124F1A" w:themeColor="accent3" w:themeShade="BF"/>
+                <w:szCs w:val="18"/>
+                <w:lang w:val="fr-CH"/>
+              </w:rPr>
+              <w:t>200 }</w:t>
+            </w:r>
+            <w:proofErr w:type="gramEnd"/>
           </w:p>
           <w:p>
             <w:pPr>
@@ -3664,7 +3727,7 @@
     </w:tbl>
     <w:p>
       <w:pPr>
-        <w:pStyle w:val="berschrift3"/>
+        <w:pStyle w:val="Titre3"/>
         <w:rPr>
           <w:rFonts w:cs="Arial"/>
         </w:rPr>
@@ -3699,7 +3762,6 @@
     </w:p>
     <w:p>
       <w:r>
-        <w:lastRenderedPageBreak/>
         <w:t>Unterstützte FORMAT-Werte:</w:t>
       </w:r>
       <w:r>
@@ -3745,7 +3807,7 @@
     </w:p>
     <w:tbl>
       <w:tblPr>
-        <w:tblStyle w:val="Tabellenraster"/>
+        <w:tblStyle w:val="Grilledutableau"/>
         <w:tblW w:w="5000" w:type="pct"/>
         <w:tblCellMar>
           <w:top w:w="108" w:type="dxa"/>
@@ -3764,7 +3826,7 @@
           </w:tcPr>
           <w:p>
             <w:pPr>
-              <w:pStyle w:val="KeinLeerraum"/>
+              <w:pStyle w:val="Sansinterligne"/>
               <w:rPr>
                 <w:rFonts w:ascii="Bahnschrift Light SemiCondensed" w:hAnsi="Bahnschrift Light SemiCondensed" w:cs="Arial"/>
                 <w:color w:val="124F1A" w:themeColor="accent3" w:themeShade="BF"/>
@@ -3792,6 +3854,7 @@
               <w:t>GetCapabilities</w:t>
             </w:r>
             <w:proofErr w:type="spellEnd"/>
+            <w:proofErr w:type="gramStart"/>
             <w:r>
               <w:rPr>
                 <w:rFonts w:ascii="Bahnschrift Light SemiCondensed" w:hAnsi="Bahnschrift Light SemiCondensed" w:cs="Arial"/>
@@ -3799,27 +3862,57 @@
                 <w:szCs w:val="18"/>
                 <w:lang w:val="fr-CH"/>
               </w:rPr>
-              <w:t>": [</w:t>
-            </w:r>
-          </w:p>
-          <w:p>
-            <w:pPr>
-              <w:pStyle w:val="KeinLeerraum"/>
+              <w:t>":</w:t>
+            </w:r>
+            <w:proofErr w:type="gramEnd"/>
+            <w:r>
               <w:rPr>
                 <w:rFonts w:ascii="Bahnschrift Light SemiCondensed" w:hAnsi="Bahnschrift Light SemiCondensed" w:cs="Arial"/>
                 <w:color w:val="124F1A" w:themeColor="accent3" w:themeShade="BF"/>
                 <w:szCs w:val="18"/>
                 <w:lang w:val="fr-CH"/>
               </w:rPr>
-            </w:pPr>
-            <w:r>
+              <w:t xml:space="preserve"> [</w:t>
+            </w:r>
+          </w:p>
+          <w:p>
+            <w:pPr>
+              <w:pStyle w:val="Sansinterligne"/>
               <w:rPr>
                 <w:rFonts w:ascii="Bahnschrift Light SemiCondensed" w:hAnsi="Bahnschrift Light SemiCondensed" w:cs="Arial"/>
                 <w:color w:val="124F1A" w:themeColor="accent3" w:themeShade="BF"/>
                 <w:szCs w:val="18"/>
                 <w:lang w:val="fr-CH"/>
               </w:rPr>
-              <w:t xml:space="preserve">    {"FORMAT": "xml", "</w:t>
+            </w:pPr>
+            <w:r>
+              <w:rPr>
+                <w:rFonts w:ascii="Bahnschrift Light SemiCondensed" w:hAnsi="Bahnschrift Light SemiCondensed" w:cs="Arial"/>
+                <w:color w:val="124F1A" w:themeColor="accent3" w:themeShade="BF"/>
+                <w:szCs w:val="18"/>
+                <w:lang w:val="fr-CH"/>
+              </w:rPr>
+              <w:t xml:space="preserve">    {"FORMAT</w:t>
+            </w:r>
+            <w:proofErr w:type="gramStart"/>
+            <w:r>
+              <w:rPr>
+                <w:rFonts w:ascii="Bahnschrift Light SemiCondensed" w:hAnsi="Bahnschrift Light SemiCondensed" w:cs="Arial"/>
+                <w:color w:val="124F1A" w:themeColor="accent3" w:themeShade="BF"/>
+                <w:szCs w:val="18"/>
+                <w:lang w:val="fr-CH"/>
+              </w:rPr>
+              <w:t>":</w:t>
+            </w:r>
+            <w:proofErr w:type="gramEnd"/>
+            <w:r>
+              <w:rPr>
+                <w:rFonts w:ascii="Bahnschrift Light SemiCondensed" w:hAnsi="Bahnschrift Light SemiCondensed" w:cs="Arial"/>
+                <w:color w:val="124F1A" w:themeColor="accent3" w:themeShade="BF"/>
+                <w:szCs w:val="18"/>
+                <w:lang w:val="fr-CH"/>
+              </w:rPr>
+              <w:t xml:space="preserve"> "xml", "</w:t>
             </w:r>
             <w:proofErr w:type="spellStart"/>
             <w:r>
@@ -3832,6 +3925,7 @@
               <w:t>ExpectedStatusCode</w:t>
             </w:r>
             <w:proofErr w:type="spellEnd"/>
+            <w:proofErr w:type="gramStart"/>
             <w:r>
               <w:rPr>
                 <w:rFonts w:ascii="Bahnschrift Light SemiCondensed" w:hAnsi="Bahnschrift Light SemiCondensed" w:cs="Arial"/>
@@ -3839,19 +3933,19 @@
                 <w:szCs w:val="18"/>
                 <w:lang w:val="fr-CH"/>
               </w:rPr>
-              <w:t>": 200 },</w:t>
-            </w:r>
-          </w:p>
-          <w:p>
-            <w:pPr>
-              <w:pStyle w:val="KeinLeerraum"/>
+              <w:t>":</w:t>
+            </w:r>
+            <w:proofErr w:type="gramEnd"/>
+            <w:r>
               <w:rPr>
                 <w:rFonts w:ascii="Bahnschrift Light SemiCondensed" w:hAnsi="Bahnschrift Light SemiCondensed" w:cs="Arial"/>
                 <w:color w:val="124F1A" w:themeColor="accent3" w:themeShade="BF"/>
                 <w:szCs w:val="18"/>
                 <w:lang w:val="fr-CH"/>
               </w:rPr>
-            </w:pPr>
+              <w:t xml:space="preserve"> </w:t>
+            </w:r>
+            <w:proofErr w:type="gramStart"/>
             <w:r>
               <w:rPr>
                 <w:rFonts w:ascii="Bahnschrift Light SemiCondensed" w:hAnsi="Bahnschrift Light SemiCondensed" w:cs="Arial"/>
@@ -3859,7 +3953,57 @@
                 <w:szCs w:val="18"/>
                 <w:lang w:val="fr-CH"/>
               </w:rPr>
-              <w:t xml:space="preserve">    {"FORMAT": "</w:t>
+              <w:t>200 }</w:t>
+            </w:r>
+            <w:proofErr w:type="gramEnd"/>
+            <w:r>
+              <w:rPr>
+                <w:rFonts w:ascii="Bahnschrift Light SemiCondensed" w:hAnsi="Bahnschrift Light SemiCondensed" w:cs="Arial"/>
+                <w:color w:val="124F1A" w:themeColor="accent3" w:themeShade="BF"/>
+                <w:szCs w:val="18"/>
+                <w:lang w:val="fr-CH"/>
+              </w:rPr>
+              <w:t>,</w:t>
+            </w:r>
+          </w:p>
+          <w:p>
+            <w:pPr>
+              <w:pStyle w:val="Sansinterligne"/>
+              <w:rPr>
+                <w:rFonts w:ascii="Bahnschrift Light SemiCondensed" w:hAnsi="Bahnschrift Light SemiCondensed" w:cs="Arial"/>
+                <w:color w:val="124F1A" w:themeColor="accent3" w:themeShade="BF"/>
+                <w:szCs w:val="18"/>
+                <w:lang w:val="fr-CH"/>
+              </w:rPr>
+            </w:pPr>
+            <w:r>
+              <w:rPr>
+                <w:rFonts w:ascii="Bahnschrift Light SemiCondensed" w:hAnsi="Bahnschrift Light SemiCondensed" w:cs="Arial"/>
+                <w:color w:val="124F1A" w:themeColor="accent3" w:themeShade="BF"/>
+                <w:szCs w:val="18"/>
+                <w:lang w:val="fr-CH"/>
+              </w:rPr>
+              <w:t xml:space="preserve">    {"FORMAT</w:t>
+            </w:r>
+            <w:proofErr w:type="gramStart"/>
+            <w:r>
+              <w:rPr>
+                <w:rFonts w:ascii="Bahnschrift Light SemiCondensed" w:hAnsi="Bahnschrift Light SemiCondensed" w:cs="Arial"/>
+                <w:color w:val="124F1A" w:themeColor="accent3" w:themeShade="BF"/>
+                <w:szCs w:val="18"/>
+                <w:lang w:val="fr-CH"/>
+              </w:rPr>
+              <w:t>":</w:t>
+            </w:r>
+            <w:proofErr w:type="gramEnd"/>
+            <w:r>
+              <w:rPr>
+                <w:rFonts w:ascii="Bahnschrift Light SemiCondensed" w:hAnsi="Bahnschrift Light SemiCondensed" w:cs="Arial"/>
+                <w:color w:val="124F1A" w:themeColor="accent3" w:themeShade="BF"/>
+                <w:szCs w:val="18"/>
+                <w:lang w:val="fr-CH"/>
+              </w:rPr>
+              <w:t xml:space="preserve"> "</w:t>
             </w:r>
             <w:proofErr w:type="spellStart"/>
             <w:r>
@@ -3892,6 +4036,7 @@
               <w:t>ExpectedStatusCode</w:t>
             </w:r>
             <w:proofErr w:type="spellEnd"/>
+            <w:proofErr w:type="gramStart"/>
             <w:r>
               <w:rPr>
                 <w:rFonts w:ascii="Bahnschrift Light SemiCondensed" w:hAnsi="Bahnschrift Light SemiCondensed" w:cs="Arial"/>
@@ -3899,12 +4044,33 @@
                 <w:szCs w:val="18"/>
                 <w:lang w:val="fr-CH"/>
               </w:rPr>
-              <w:t>": 200 }</w:t>
-            </w:r>
-          </w:p>
-          <w:p>
-            <w:pPr>
-              <w:pStyle w:val="KeinLeerraum"/>
+              <w:t>":</w:t>
+            </w:r>
+            <w:proofErr w:type="gramEnd"/>
+            <w:r>
+              <w:rPr>
+                <w:rFonts w:ascii="Bahnschrift Light SemiCondensed" w:hAnsi="Bahnschrift Light SemiCondensed" w:cs="Arial"/>
+                <w:color w:val="124F1A" w:themeColor="accent3" w:themeShade="BF"/>
+                <w:szCs w:val="18"/>
+                <w:lang w:val="fr-CH"/>
+              </w:rPr>
+              <w:t xml:space="preserve"> </w:t>
+            </w:r>
+            <w:proofErr w:type="gramStart"/>
+            <w:r>
+              <w:rPr>
+                <w:rFonts w:ascii="Bahnschrift Light SemiCondensed" w:hAnsi="Bahnschrift Light SemiCondensed" w:cs="Arial"/>
+                <w:color w:val="124F1A" w:themeColor="accent3" w:themeShade="BF"/>
+                <w:szCs w:val="18"/>
+                <w:lang w:val="fr-CH"/>
+              </w:rPr>
+              <w:t>200 }</w:t>
+            </w:r>
+            <w:proofErr w:type="gramEnd"/>
+          </w:p>
+          <w:p>
+            <w:pPr>
+              <w:pStyle w:val="Sansinterligne"/>
               <w:rPr>
                 <w:rFonts w:cs="Arial"/>
                 <w:sz w:val="16"/>
@@ -3927,7 +4093,7 @@
     </w:tbl>
     <w:p>
       <w:pPr>
-        <w:pStyle w:val="berschrift3"/>
+        <w:pStyle w:val="Titre3"/>
         <w:rPr>
           <w:rFonts w:cs="Arial"/>
         </w:rPr>
@@ -3984,7 +4150,7 @@
     </w:p>
     <w:p>
       <w:pPr>
-        <w:pStyle w:val="berschrift4"/>
+        <w:pStyle w:val="Titre4"/>
         <w:rPr>
           <w:rFonts w:cs="Arial"/>
         </w:rPr>
@@ -3998,7 +4164,7 @@
     </w:p>
     <w:tbl>
       <w:tblPr>
-        <w:tblStyle w:val="Gitternetztabelle1hellAkzent1"/>
+        <w:tblStyle w:val="TableauGrille1Clair-Accentuation1"/>
         <w:tblW w:w="0" w:type="auto"/>
         <w:tblLook w:val="04A0" w:firstRow="1" w:lastRow="0" w:firstColumn="1" w:lastColumn="0" w:noHBand="0" w:noVBand="1"/>
       </w:tblPr>
@@ -4020,7 +4186,7 @@
           </w:tcPr>
           <w:p>
             <w:pPr>
-              <w:pStyle w:val="KeinLeerraum"/>
+              <w:pStyle w:val="Sansinterligne"/>
               <w:rPr>
                 <w:rFonts w:cs="Arial"/>
               </w:rPr>
@@ -4040,7 +4206,7 @@
           </w:tcPr>
           <w:p>
             <w:pPr>
-              <w:pStyle w:val="KeinLeerraum"/>
+              <w:pStyle w:val="Sansinterligne"/>
               <w:cnfStyle w:val="100000000000" w:firstRow="1" w:lastRow="0" w:firstColumn="0" w:lastColumn="0" w:oddVBand="0" w:evenVBand="0" w:oddHBand="0" w:evenHBand="0" w:firstRowFirstColumn="0" w:firstRowLastColumn="0" w:lastRowFirstColumn="0" w:lastRowLastColumn="0"/>
               <w:rPr>
                 <w:rFonts w:cs="Arial"/>
@@ -4061,7 +4227,7 @@
           </w:tcPr>
           <w:p>
             <w:pPr>
-              <w:pStyle w:val="KeinLeerraum"/>
+              <w:pStyle w:val="Sansinterligne"/>
               <w:cnfStyle w:val="100000000000" w:firstRow="1" w:lastRow="0" w:firstColumn="0" w:lastColumn="0" w:oddVBand="0" w:evenVBand="0" w:oddHBand="0" w:evenHBand="0" w:firstRowFirstColumn="0" w:firstRowLastColumn="0" w:lastRowFirstColumn="0" w:lastRowLastColumn="0"/>
               <w:rPr>
                 <w:rFonts w:cs="Arial"/>
@@ -4085,7 +4251,7 @@
           </w:tcPr>
           <w:p>
             <w:pPr>
-              <w:pStyle w:val="KeinLeerraum"/>
+              <w:pStyle w:val="Sansinterligne"/>
               <w:rPr>
                 <w:rFonts w:cs="Arial"/>
               </w:rPr>
@@ -4105,7 +4271,7 @@
           </w:tcPr>
           <w:p>
             <w:pPr>
-              <w:pStyle w:val="KeinLeerraum"/>
+              <w:pStyle w:val="Sansinterligne"/>
               <w:cnfStyle w:val="000000000000" w:firstRow="0" w:lastRow="0" w:firstColumn="0" w:lastColumn="0" w:oddVBand="0" w:evenVBand="0" w:oddHBand="0" w:evenHBand="0" w:firstRowFirstColumn="0" w:firstRowLastColumn="0" w:lastRowFirstColumn="0" w:lastRowLastColumn="0"/>
               <w:rPr>
                 <w:rFonts w:cs="Arial"/>
@@ -4126,7 +4292,7 @@
           </w:tcPr>
           <w:p>
             <w:pPr>
-              <w:pStyle w:val="KeinLeerraum"/>
+              <w:pStyle w:val="Sansinterligne"/>
               <w:cnfStyle w:val="000000000000" w:firstRow="0" w:lastRow="0" w:firstColumn="0" w:lastColumn="0" w:oddVBand="0" w:evenVBand="0" w:oddHBand="0" w:evenHBand="0" w:firstRowFirstColumn="0" w:firstRowLastColumn="0" w:lastRowFirstColumn="0" w:lastRowLastColumn="0"/>
               <w:rPr>
                 <w:rFonts w:cs="Arial"/>
@@ -4164,7 +4330,7 @@
           </w:tcPr>
           <w:p>
             <w:pPr>
-              <w:pStyle w:val="KeinLeerraum"/>
+              <w:pStyle w:val="Sansinterligne"/>
               <w:rPr>
                 <w:rFonts w:cs="Arial"/>
               </w:rPr>
@@ -4184,7 +4350,7 @@
           </w:tcPr>
           <w:p>
             <w:pPr>
-              <w:pStyle w:val="KeinLeerraum"/>
+              <w:pStyle w:val="Sansinterligne"/>
               <w:cnfStyle w:val="000000000000" w:firstRow="0" w:lastRow="0" w:firstColumn="0" w:lastColumn="0" w:oddVBand="0" w:evenVBand="0" w:oddHBand="0" w:evenHBand="0" w:firstRowFirstColumn="0" w:firstRowLastColumn="0" w:lastRowFirstColumn="0" w:lastRowLastColumn="0"/>
               <w:rPr>
                 <w:rFonts w:cs="Arial"/>
@@ -4205,7 +4371,7 @@
           </w:tcPr>
           <w:p>
             <w:pPr>
-              <w:pStyle w:val="KeinLeerraum"/>
+              <w:pStyle w:val="Sansinterligne"/>
               <w:cnfStyle w:val="000000000000" w:firstRow="0" w:lastRow="0" w:firstColumn="0" w:lastColumn="0" w:oddVBand="0" w:evenVBand="0" w:oddHBand="0" w:evenHBand="0" w:firstRowFirstColumn="0" w:firstRowLastColumn="0" w:lastRowFirstColumn="0" w:lastRowLastColumn="0"/>
               <w:rPr>
                 <w:rFonts w:cs="Arial"/>
@@ -4229,7 +4395,7 @@
           </w:tcPr>
           <w:p>
             <w:pPr>
-              <w:pStyle w:val="KeinLeerraum"/>
+              <w:pStyle w:val="Sansinterligne"/>
               <w:rPr>
                 <w:rFonts w:cs="Arial"/>
               </w:rPr>
@@ -4249,7 +4415,7 @@
           </w:tcPr>
           <w:p>
             <w:pPr>
-              <w:pStyle w:val="KeinLeerraum"/>
+              <w:pStyle w:val="Sansinterligne"/>
               <w:cnfStyle w:val="000000000000" w:firstRow="0" w:lastRow="0" w:firstColumn="0" w:lastColumn="0" w:oddVBand="0" w:evenVBand="0" w:oddHBand="0" w:evenHBand="0" w:firstRowFirstColumn="0" w:firstRowLastColumn="0" w:lastRowFirstColumn="0" w:lastRowLastColumn="0"/>
               <w:rPr>
                 <w:rFonts w:cs="Arial"/>
@@ -4270,7 +4436,7 @@
           </w:tcPr>
           <w:p>
             <w:pPr>
-              <w:pStyle w:val="KeinLeerraum"/>
+              <w:pStyle w:val="Sansinterligne"/>
               <w:cnfStyle w:val="000000000000" w:firstRow="0" w:lastRow="0" w:firstColumn="0" w:lastColumn="0" w:oddVBand="0" w:evenVBand="0" w:oddHBand="0" w:evenHBand="0" w:firstRowFirstColumn="0" w:firstRowLastColumn="0" w:lastRowFirstColumn="0" w:lastRowLastColumn="0"/>
               <w:rPr>
                 <w:rFonts w:cs="Arial"/>
@@ -4294,7 +4460,7 @@
           </w:tcPr>
           <w:p>
             <w:pPr>
-              <w:pStyle w:val="KeinLeerraum"/>
+              <w:pStyle w:val="Sansinterligne"/>
               <w:rPr>
                 <w:rFonts w:cs="Arial"/>
               </w:rPr>
@@ -4314,7 +4480,7 @@
           </w:tcPr>
           <w:p>
             <w:pPr>
-              <w:pStyle w:val="KeinLeerraum"/>
+              <w:pStyle w:val="Sansinterligne"/>
               <w:cnfStyle w:val="000000000000" w:firstRow="0" w:lastRow="0" w:firstColumn="0" w:lastColumn="0" w:oddVBand="0" w:evenVBand="0" w:oddHBand="0" w:evenHBand="0" w:firstRowFirstColumn="0" w:firstRowLastColumn="0" w:lastRowFirstColumn="0" w:lastRowLastColumn="0"/>
               <w:rPr>
                 <w:rFonts w:cs="Arial"/>
@@ -4335,7 +4501,7 @@
           </w:tcPr>
           <w:p>
             <w:pPr>
-              <w:pStyle w:val="KeinLeerraum"/>
+              <w:pStyle w:val="Sansinterligne"/>
               <w:cnfStyle w:val="000000000000" w:firstRow="0" w:lastRow="0" w:firstColumn="0" w:lastColumn="0" w:oddVBand="0" w:evenVBand="0" w:oddHBand="0" w:evenHBand="0" w:firstRowFirstColumn="0" w:firstRowLastColumn="0" w:lastRowFirstColumn="0" w:lastRowLastColumn="0"/>
               <w:rPr>
                 <w:rFonts w:cs="Arial"/>
@@ -4359,7 +4525,7 @@
           </w:tcPr>
           <w:p>
             <w:pPr>
-              <w:pStyle w:val="KeinLeerraum"/>
+              <w:pStyle w:val="Sansinterligne"/>
               <w:rPr>
                 <w:rFonts w:cs="Arial"/>
               </w:rPr>
@@ -4379,7 +4545,7 @@
           </w:tcPr>
           <w:p>
             <w:pPr>
-              <w:pStyle w:val="KeinLeerraum"/>
+              <w:pStyle w:val="Sansinterligne"/>
               <w:cnfStyle w:val="000000000000" w:firstRow="0" w:lastRow="0" w:firstColumn="0" w:lastColumn="0" w:oddVBand="0" w:evenVBand="0" w:oddHBand="0" w:evenHBand="0" w:firstRowFirstColumn="0" w:firstRowLastColumn="0" w:lastRowFirstColumn="0" w:lastRowLastColumn="0"/>
               <w:rPr>
                 <w:rFonts w:cs="Arial"/>
@@ -4400,7 +4566,7 @@
           </w:tcPr>
           <w:p>
             <w:pPr>
-              <w:pStyle w:val="KeinLeerraum"/>
+              <w:pStyle w:val="Sansinterligne"/>
               <w:cnfStyle w:val="000000000000" w:firstRow="0" w:lastRow="0" w:firstColumn="0" w:lastColumn="0" w:oddVBand="0" w:evenVBand="0" w:oddHBand="0" w:evenHBand="0" w:firstRowFirstColumn="0" w:firstRowLastColumn="0" w:lastRowFirstColumn="0" w:lastRowLastColumn="0"/>
               <w:rPr>
                 <w:rFonts w:cs="Arial"/>
@@ -4442,7 +4608,7 @@
           </w:tcPr>
           <w:p>
             <w:pPr>
-              <w:pStyle w:val="KeinLeerraum"/>
+              <w:pStyle w:val="Sansinterligne"/>
               <w:rPr>
                 <w:rFonts w:cs="Arial"/>
               </w:rPr>
@@ -4462,7 +4628,7 @@
           </w:tcPr>
           <w:p>
             <w:pPr>
-              <w:pStyle w:val="KeinLeerraum"/>
+              <w:pStyle w:val="Sansinterligne"/>
               <w:cnfStyle w:val="000000000000" w:firstRow="0" w:lastRow="0" w:firstColumn="0" w:lastColumn="0" w:oddVBand="0" w:evenVBand="0" w:oddHBand="0" w:evenHBand="0" w:firstRowFirstColumn="0" w:firstRowLastColumn="0" w:lastRowFirstColumn="0" w:lastRowLastColumn="0"/>
               <w:rPr>
                 <w:rFonts w:cs="Arial"/>
@@ -4483,7 +4649,7 @@
           </w:tcPr>
           <w:p>
             <w:pPr>
-              <w:pStyle w:val="KeinLeerraum"/>
+              <w:pStyle w:val="Sansinterligne"/>
               <w:cnfStyle w:val="000000000000" w:firstRow="0" w:lastRow="0" w:firstColumn="0" w:lastColumn="0" w:oddVBand="0" w:evenVBand="0" w:oddHBand="0" w:evenHBand="0" w:firstRowFirstColumn="0" w:firstRowLastColumn="0" w:lastRowFirstColumn="0" w:lastRowLastColumn="0"/>
               <w:rPr>
                 <w:rFonts w:cs="Arial"/>
@@ -4507,7 +4673,7 @@
           </w:tcPr>
           <w:p>
             <w:pPr>
-              <w:pStyle w:val="KeinLeerraum"/>
+              <w:pStyle w:val="Sansinterligne"/>
               <w:rPr>
                 <w:rFonts w:cs="Arial"/>
               </w:rPr>
@@ -4527,7 +4693,7 @@
           </w:tcPr>
           <w:p>
             <w:pPr>
-              <w:pStyle w:val="KeinLeerraum"/>
+              <w:pStyle w:val="Sansinterligne"/>
               <w:cnfStyle w:val="000000000000" w:firstRow="0" w:lastRow="0" w:firstColumn="0" w:lastColumn="0" w:oddVBand="0" w:evenVBand="0" w:oddHBand="0" w:evenHBand="0" w:firstRowFirstColumn="0" w:firstRowLastColumn="0" w:lastRowFirstColumn="0" w:lastRowLastColumn="0"/>
               <w:rPr>
                 <w:rFonts w:cs="Arial"/>
@@ -4548,7 +4714,7 @@
           </w:tcPr>
           <w:p>
             <w:pPr>
-              <w:pStyle w:val="KeinLeerraum"/>
+              <w:pStyle w:val="Sansinterligne"/>
               <w:cnfStyle w:val="000000000000" w:firstRow="0" w:lastRow="0" w:firstColumn="0" w:lastColumn="0" w:oddVBand="0" w:evenVBand="0" w:oddHBand="0" w:evenHBand="0" w:firstRowFirstColumn="0" w:firstRowLastColumn="0" w:lastRowFirstColumn="0" w:lastRowLastColumn="0"/>
               <w:rPr>
                 <w:rFonts w:cs="Arial"/>
@@ -4566,12 +4732,12 @@
     </w:tbl>
     <w:p>
       <w:pPr>
-        <w:pStyle w:val="KeinLeerraum"/>
+        <w:pStyle w:val="Sansinterligne"/>
       </w:pPr>
     </w:p>
     <w:p>
       <w:pPr>
-        <w:pStyle w:val="KeinLeerraum"/>
+        <w:pStyle w:val="Sansinterligne"/>
       </w:pPr>
       <w:r>
         <w:t>Wichtig (Limitierung): Es muss genau eine der folgenden Varianten gesetzt sein, sonst ist die Konfiguration ungültig (Check wird übersprungen):</w:t>
@@ -4579,7 +4745,7 @@
     </w:p>
     <w:p>
       <w:pPr>
-        <w:pStyle w:val="KeinLeerraum"/>
+        <w:pStyle w:val="Sansinterligne"/>
         <w:numPr>
           <w:ilvl w:val="0"/>
           <w:numId w:val="37"/>
@@ -4597,7 +4763,7 @@
     </w:p>
     <w:p>
       <w:pPr>
-        <w:pStyle w:val="KeinLeerraum"/>
+        <w:pStyle w:val="Sansinterligne"/>
         <w:numPr>
           <w:ilvl w:val="0"/>
           <w:numId w:val="37"/>
@@ -4615,7 +4781,7 @@
     </w:p>
     <w:p>
       <w:pPr>
-        <w:pStyle w:val="KeinLeerraum"/>
+        <w:pStyle w:val="Sansinterligne"/>
         <w:numPr>
           <w:ilvl w:val="0"/>
           <w:numId w:val="37"/>
@@ -4633,7 +4799,7 @@
     </w:p>
     <w:p>
       <w:pPr>
-        <w:pStyle w:val="KeinLeerraum"/>
+        <w:pStyle w:val="Sansinterligne"/>
         <w:numPr>
           <w:ilvl w:val="0"/>
           <w:numId w:val="37"/>
@@ -4651,7 +4817,7 @@
     </w:p>
     <w:p>
       <w:pPr>
-        <w:pStyle w:val="KeinLeerraum"/>
+        <w:pStyle w:val="Sansinterligne"/>
         <w:rPr>
           <w:rFonts w:cs="Arial"/>
         </w:rPr>
@@ -4664,7 +4830,7 @@
     </w:p>
     <w:tbl>
       <w:tblPr>
-        <w:tblStyle w:val="Tabellenraster"/>
+        <w:tblStyle w:val="Grilledutableau"/>
         <w:tblW w:w="5000" w:type="pct"/>
         <w:tblCellMar>
           <w:top w:w="108" w:type="dxa"/>
@@ -4683,7 +4849,7 @@
           </w:tcPr>
           <w:p>
             <w:pPr>
-              <w:pStyle w:val="KeinLeerraum"/>
+              <w:pStyle w:val="Sansinterligne"/>
               <w:rPr>
                 <w:rFonts w:ascii="Bahnschrift Light SemiCondensed" w:hAnsi="Bahnschrift Light SemiCondensed" w:cs="Arial"/>
                 <w:color w:val="124F1A" w:themeColor="accent3" w:themeShade="BF"/>
@@ -4719,7 +4885,7 @@
           </w:p>
           <w:p>
             <w:pPr>
-              <w:pStyle w:val="KeinLeerraum"/>
+              <w:pStyle w:val="Sansinterligne"/>
               <w:rPr>
                 <w:rFonts w:ascii="Bahnschrift Light SemiCondensed" w:hAnsi="Bahnschrift Light SemiCondensed" w:cs="Arial"/>
                 <w:color w:val="124F1A" w:themeColor="accent3" w:themeShade="BF"/>
@@ -4789,7 +4955,7 @@
           </w:p>
           <w:p>
             <w:pPr>
-              <w:pStyle w:val="KeinLeerraum"/>
+              <w:pStyle w:val="Sansinterligne"/>
               <w:rPr>
                 <w:rFonts w:ascii="Bahnschrift Light SemiCondensed" w:hAnsi="Bahnschrift Light SemiCondensed" w:cs="Arial"/>
                 <w:color w:val="124F1A" w:themeColor="accent3" w:themeShade="BF"/>
@@ -4854,23 +5020,43 @@
                 <w:color w:val="124F1A" w:themeColor="accent3" w:themeShade="BF"/>
                 <w:szCs w:val="18"/>
               </w:rPr>
-              <w:t>": 204 },</w:t>
-            </w:r>
-          </w:p>
-          <w:p>
-            <w:pPr>
-              <w:pStyle w:val="KeinLeerraum"/>
-              <w:rPr>
-                <w:rFonts w:ascii="Bahnschrift Light SemiCondensed" w:hAnsi="Bahnschrift Light SemiCondensed" w:cs="Arial"/>
-                <w:color w:val="124F1A" w:themeColor="accent3" w:themeShade="BF"/>
-                <w:szCs w:val="18"/>
-              </w:rPr>
-            </w:pPr>
-            <w:r>
-              <w:rPr>
-                <w:rFonts w:ascii="Bahnschrift Light SemiCondensed" w:hAnsi="Bahnschrift Light SemiCondensed" w:cs="Arial"/>
-                <w:color w:val="124F1A" w:themeColor="accent3" w:themeShade="BF"/>
-                <w:szCs w:val="18"/>
+              <w:t xml:space="preserve">": </w:t>
+            </w:r>
+            <w:proofErr w:type="gramStart"/>
+            <w:r>
+              <w:rPr>
+                <w:rFonts w:ascii="Bahnschrift Light SemiCondensed" w:hAnsi="Bahnschrift Light SemiCondensed" w:cs="Arial"/>
+                <w:color w:val="124F1A" w:themeColor="accent3" w:themeShade="BF"/>
+                <w:szCs w:val="18"/>
+              </w:rPr>
+              <w:t>204 }</w:t>
+            </w:r>
+            <w:proofErr w:type="gramEnd"/>
+            <w:r>
+              <w:rPr>
+                <w:rFonts w:ascii="Bahnschrift Light SemiCondensed" w:hAnsi="Bahnschrift Light SemiCondensed" w:cs="Arial"/>
+                <w:color w:val="124F1A" w:themeColor="accent3" w:themeShade="BF"/>
+                <w:szCs w:val="18"/>
+              </w:rPr>
+              <w:t>,</w:t>
+            </w:r>
+          </w:p>
+          <w:p>
+            <w:pPr>
+              <w:pStyle w:val="Sansinterligne"/>
+              <w:rPr>
+                <w:rFonts w:ascii="Bahnschrift Light SemiCondensed" w:hAnsi="Bahnschrift Light SemiCondensed" w:cs="Arial"/>
+                <w:color w:val="124F1A" w:themeColor="accent3" w:themeShade="BF"/>
+                <w:szCs w:val="18"/>
+                <w:lang w:val="en-US"/>
+              </w:rPr>
+            </w:pPr>
+            <w:r>
+              <w:rPr>
+                <w:rFonts w:ascii="Bahnschrift Light SemiCondensed" w:hAnsi="Bahnschrift Light SemiCondensed" w:cs="Arial"/>
+                <w:color w:val="124F1A" w:themeColor="accent3" w:themeShade="BF"/>
+                <w:szCs w:val="18"/>
+                <w:lang w:val="en-US"/>
               </w:rPr>
               <w:t xml:space="preserve">      {"FORMAT": "</w:t>
             </w:r>
@@ -4880,6 +5066,7 @@
                 <w:rFonts w:ascii="Bahnschrift Light SemiCondensed" w:hAnsi="Bahnschrift Light SemiCondensed" w:cs="Arial"/>
                 <w:color w:val="124F1A" w:themeColor="accent3" w:themeShade="BF"/>
                 <w:szCs w:val="18"/>
+                <w:lang w:val="en-US"/>
               </w:rPr>
               <w:t>json</w:t>
             </w:r>
@@ -4889,6 +5076,7 @@
                 <w:rFonts w:ascii="Bahnschrift Light SemiCondensed" w:hAnsi="Bahnschrift Light SemiCondensed" w:cs="Arial"/>
                 <w:color w:val="124F1A" w:themeColor="accent3" w:themeShade="BF"/>
                 <w:szCs w:val="18"/>
+                <w:lang w:val="en-US"/>
               </w:rPr>
               <w:t>",</w:t>
             </w:r>
@@ -4897,6 +5085,7 @@
                 <w:rFonts w:ascii="Bahnschrift Light SemiCondensed" w:hAnsi="Bahnschrift Light SemiCondensed" w:cs="Arial"/>
                 <w:color w:val="124F1A" w:themeColor="accent3" w:themeShade="BF"/>
                 <w:szCs w:val="18"/>
+                <w:lang w:val="en-US"/>
               </w:rPr>
               <w:t xml:space="preserve"> </w:t>
             </w:r>
@@ -4905,6 +5094,7 @@
                 <w:rFonts w:ascii="Bahnschrift Light SemiCondensed" w:hAnsi="Bahnschrift Light SemiCondensed" w:cs="Arial"/>
                 <w:color w:val="124F1A" w:themeColor="accent3" w:themeShade="BF"/>
                 <w:szCs w:val="18"/>
+                <w:lang w:val="en-US"/>
               </w:rPr>
               <w:t>"IDENTDN": "BE0200000136", "NUMBER": 426, "</w:t>
             </w:r>
@@ -4914,6 +5104,7 @@
                 <w:rFonts w:ascii="Bahnschrift Light SemiCondensed" w:hAnsi="Bahnschrift Light SemiCondensed" w:cs="Arial"/>
                 <w:color w:val="124F1A" w:themeColor="accent3" w:themeShade="BF"/>
                 <w:szCs w:val="18"/>
+                <w:lang w:val="en-US"/>
               </w:rPr>
               <w:t>ExpectedStatusCode</w:t>
             </w:r>
@@ -4923,13 +5114,131 @@
                 <w:rFonts w:ascii="Bahnschrift Light SemiCondensed" w:hAnsi="Bahnschrift Light SemiCondensed" w:cs="Arial"/>
                 <w:color w:val="124F1A" w:themeColor="accent3" w:themeShade="BF"/>
                 <w:szCs w:val="18"/>
-              </w:rPr>
-              <w:t>": 200 },</w:t>
-            </w:r>
-          </w:p>
-          <w:p>
-            <w:pPr>
-              <w:pStyle w:val="KeinLeerraum"/>
+                <w:lang w:val="en-US"/>
+              </w:rPr>
+              <w:t xml:space="preserve">": </w:t>
+            </w:r>
+            <w:proofErr w:type="gramStart"/>
+            <w:r>
+              <w:rPr>
+                <w:rFonts w:ascii="Bahnschrift Light SemiCondensed" w:hAnsi="Bahnschrift Light SemiCondensed" w:cs="Arial"/>
+                <w:color w:val="124F1A" w:themeColor="accent3" w:themeShade="BF"/>
+                <w:szCs w:val="18"/>
+                <w:lang w:val="en-US"/>
+              </w:rPr>
+              <w:t>200 }</w:t>
+            </w:r>
+            <w:proofErr w:type="gramEnd"/>
+            <w:r>
+              <w:rPr>
+                <w:rFonts w:ascii="Bahnschrift Light SemiCondensed" w:hAnsi="Bahnschrift Light SemiCondensed" w:cs="Arial"/>
+                <w:color w:val="124F1A" w:themeColor="accent3" w:themeShade="BF"/>
+                <w:szCs w:val="18"/>
+                <w:lang w:val="en-US"/>
+              </w:rPr>
+              <w:t>,</w:t>
+            </w:r>
+          </w:p>
+          <w:p>
+            <w:pPr>
+              <w:pStyle w:val="Sansinterligne"/>
+              <w:rPr>
+                <w:rFonts w:ascii="Bahnschrift Light SemiCondensed" w:hAnsi="Bahnschrift Light SemiCondensed" w:cs="Arial"/>
+                <w:color w:val="124F1A" w:themeColor="accent3" w:themeShade="BF"/>
+                <w:szCs w:val="18"/>
+              </w:rPr>
+            </w:pPr>
+            <w:r>
+              <w:rPr>
+                <w:rFonts w:ascii="Bahnschrift Light SemiCondensed" w:hAnsi="Bahnschrift Light SemiCondensed" w:cs="Arial"/>
+                <w:color w:val="124F1A" w:themeColor="accent3" w:themeShade="BF"/>
+                <w:szCs w:val="18"/>
+                <w:lang w:val="en-US"/>
+              </w:rPr>
+              <w:t xml:space="preserve">      </w:t>
+            </w:r>
+            <w:r>
+              <w:rPr>
+                <w:rFonts w:ascii="Bahnschrift Light SemiCondensed" w:hAnsi="Bahnschrift Light SemiCondensed" w:cs="Arial"/>
+                <w:color w:val="124F1A" w:themeColor="accent3" w:themeShade="BF"/>
+                <w:szCs w:val="18"/>
+              </w:rPr>
+              <w:t>{"FORMAT": "</w:t>
+            </w:r>
+            <w:proofErr w:type="spellStart"/>
+            <w:r>
+              <w:rPr>
+                <w:rFonts w:ascii="Bahnschrift Light SemiCondensed" w:hAnsi="Bahnschrift Light SemiCondensed" w:cs="Arial"/>
+                <w:color w:val="124F1A" w:themeColor="accent3" w:themeShade="BF"/>
+                <w:szCs w:val="18"/>
+              </w:rPr>
+              <w:t>xml</w:t>
+            </w:r>
+            <w:proofErr w:type="spellEnd"/>
+            <w:r>
+              <w:rPr>
+                <w:rFonts w:ascii="Bahnschrift Light SemiCondensed" w:hAnsi="Bahnschrift Light SemiCondensed" w:cs="Arial"/>
+                <w:color w:val="124F1A" w:themeColor="accent3" w:themeShade="BF"/>
+                <w:szCs w:val="18"/>
+              </w:rPr>
+              <w:t>",</w:t>
+            </w:r>
+            <w:r>
+              <w:rPr>
+                <w:rFonts w:ascii="Bahnschrift Light SemiCondensed" w:hAnsi="Bahnschrift Light SemiCondensed" w:cs="Arial"/>
+                <w:color w:val="124F1A" w:themeColor="accent3" w:themeShade="BF"/>
+                <w:szCs w:val="18"/>
+              </w:rPr>
+              <w:t xml:space="preserve"> </w:t>
+            </w:r>
+            <w:r>
+              <w:rPr>
+                <w:rFonts w:ascii="Bahnschrift Light SemiCondensed" w:hAnsi="Bahnschrift Light SemiCondensed" w:cs="Arial"/>
+                <w:color w:val="124F1A" w:themeColor="accent3" w:themeShade="BF"/>
+                <w:szCs w:val="18"/>
+              </w:rPr>
+              <w:t>"POSTALCODE": "3013", "LOCALISATION": "Reiterstrasse", "NUMBER": 11, "</w:t>
+            </w:r>
+            <w:proofErr w:type="spellStart"/>
+            <w:r>
+              <w:rPr>
+                <w:rFonts w:ascii="Bahnschrift Light SemiCondensed" w:hAnsi="Bahnschrift Light SemiCondensed" w:cs="Arial"/>
+                <w:color w:val="124F1A" w:themeColor="accent3" w:themeShade="BF"/>
+                <w:szCs w:val="18"/>
+              </w:rPr>
+              <w:t>ExpectedStatusCode</w:t>
+            </w:r>
+            <w:proofErr w:type="spellEnd"/>
+            <w:r>
+              <w:rPr>
+                <w:rFonts w:ascii="Bahnschrift Light SemiCondensed" w:hAnsi="Bahnschrift Light SemiCondensed" w:cs="Arial"/>
+                <w:color w:val="124F1A" w:themeColor="accent3" w:themeShade="BF"/>
+                <w:szCs w:val="18"/>
+              </w:rPr>
+              <w:t xml:space="preserve">": </w:t>
+            </w:r>
+            <w:proofErr w:type="gramStart"/>
+            <w:r>
+              <w:rPr>
+                <w:rFonts w:ascii="Bahnschrift Light SemiCondensed" w:hAnsi="Bahnschrift Light SemiCondensed" w:cs="Arial"/>
+                <w:color w:val="124F1A" w:themeColor="accent3" w:themeShade="BF"/>
+                <w:szCs w:val="18"/>
+              </w:rPr>
+              <w:t>200 }</w:t>
+            </w:r>
+            <w:proofErr w:type="gramEnd"/>
+            <w:r>
+              <w:rPr>
+                <w:rFonts w:ascii="Bahnschrift Light SemiCondensed" w:hAnsi="Bahnschrift Light SemiCondensed" w:cs="Arial"/>
+                <w:color w:val="124F1A" w:themeColor="accent3" w:themeShade="BF"/>
+                <w:szCs w:val="18"/>
+              </w:rPr>
+              <w:t>,</w:t>
+            </w:r>
+          </w:p>
+          <w:p>
+            <w:pPr>
+              <w:pStyle w:val="Sansinterligne"/>
               <w:rPr>
                 <w:rFonts w:ascii="Bahnschrift Light SemiCondensed" w:hAnsi="Bahnschrift Light SemiCondensed" w:cs="Arial"/>
                 <w:color w:val="124F1A" w:themeColor="accent3" w:themeShade="BF"/>
@@ -4951,7 +5260,7 @@
                 <w:color w:val="124F1A" w:themeColor="accent3" w:themeShade="BF"/>
                 <w:szCs w:val="18"/>
               </w:rPr>
-              <w:t>xml</w:t>
+              <w:t>json</w:t>
             </w:r>
             <w:proofErr w:type="spellEnd"/>
             <w:r>
@@ -4976,7 +5285,7 @@
                 <w:color w:val="124F1A" w:themeColor="accent3" w:themeShade="BF"/>
                 <w:szCs w:val="18"/>
               </w:rPr>
-              <w:t>"POSTALCODE": "3013", "LOCALISATION": "Reiterstrasse", "NUMBER": 11, "</w:t>
+              <w:t>"GNSS": "47.387922, 9.279204", "</w:t>
             </w:r>
             <w:proofErr w:type="spellStart"/>
             <w:r>
@@ -4994,82 +5303,12 @@
                 <w:color w:val="124F1A" w:themeColor="accent3" w:themeShade="BF"/>
                 <w:szCs w:val="18"/>
               </w:rPr>
-              <w:t>": 200 },</w:t>
-            </w:r>
-          </w:p>
-          <w:p>
-            <w:pPr>
-              <w:pStyle w:val="KeinLeerraum"/>
-              <w:rPr>
-                <w:rFonts w:ascii="Bahnschrift Light SemiCondensed" w:hAnsi="Bahnschrift Light SemiCondensed" w:cs="Arial"/>
-                <w:color w:val="124F1A" w:themeColor="accent3" w:themeShade="BF"/>
-                <w:szCs w:val="18"/>
-              </w:rPr>
-            </w:pPr>
-            <w:r>
-              <w:rPr>
-                <w:rFonts w:ascii="Bahnschrift Light SemiCondensed" w:hAnsi="Bahnschrift Light SemiCondensed" w:cs="Arial"/>
-                <w:color w:val="124F1A" w:themeColor="accent3" w:themeShade="BF"/>
-                <w:szCs w:val="18"/>
-              </w:rPr>
-              <w:t xml:space="preserve">      {"FORMAT": "</w:t>
-            </w:r>
-            <w:proofErr w:type="spellStart"/>
-            <w:r>
-              <w:rPr>
-                <w:rFonts w:ascii="Bahnschrift Light SemiCondensed" w:hAnsi="Bahnschrift Light SemiCondensed" w:cs="Arial"/>
-                <w:color w:val="124F1A" w:themeColor="accent3" w:themeShade="BF"/>
-                <w:szCs w:val="18"/>
-              </w:rPr>
-              <w:t>json</w:t>
-            </w:r>
-            <w:proofErr w:type="spellEnd"/>
-            <w:r>
-              <w:rPr>
-                <w:rFonts w:ascii="Bahnschrift Light SemiCondensed" w:hAnsi="Bahnschrift Light SemiCondensed" w:cs="Arial"/>
-                <w:color w:val="124F1A" w:themeColor="accent3" w:themeShade="BF"/>
-                <w:szCs w:val="18"/>
-              </w:rPr>
-              <w:t>",</w:t>
-            </w:r>
-            <w:r>
-              <w:rPr>
-                <w:rFonts w:ascii="Bahnschrift Light SemiCondensed" w:hAnsi="Bahnschrift Light SemiCondensed" w:cs="Arial"/>
-                <w:color w:val="124F1A" w:themeColor="accent3" w:themeShade="BF"/>
-                <w:szCs w:val="18"/>
-              </w:rPr>
-              <w:t xml:space="preserve"> </w:t>
-            </w:r>
-            <w:r>
-              <w:rPr>
-                <w:rFonts w:ascii="Bahnschrift Light SemiCondensed" w:hAnsi="Bahnschrift Light SemiCondensed" w:cs="Arial"/>
-                <w:color w:val="124F1A" w:themeColor="accent3" w:themeShade="BF"/>
-                <w:szCs w:val="18"/>
-              </w:rPr>
-              <w:t>"GNSS": "47.387922, 9.279204", "</w:t>
-            </w:r>
-            <w:proofErr w:type="spellStart"/>
-            <w:r>
-              <w:rPr>
-                <w:rFonts w:ascii="Bahnschrift Light SemiCondensed" w:hAnsi="Bahnschrift Light SemiCondensed" w:cs="Arial"/>
-                <w:color w:val="124F1A" w:themeColor="accent3" w:themeShade="BF"/>
-                <w:szCs w:val="18"/>
-              </w:rPr>
-              <w:t>ExpectedStatusCode</w:t>
-            </w:r>
-            <w:proofErr w:type="spellEnd"/>
-            <w:r>
-              <w:rPr>
-                <w:rFonts w:ascii="Bahnschrift Light SemiCondensed" w:hAnsi="Bahnschrift Light SemiCondensed" w:cs="Arial"/>
-                <w:color w:val="124F1A" w:themeColor="accent3" w:themeShade="BF"/>
-                <w:szCs w:val="18"/>
-              </w:rPr>
               <w:t>": 204}</w:t>
             </w:r>
           </w:p>
           <w:p>
             <w:pPr>
-              <w:pStyle w:val="KeinLeerraum"/>
+              <w:pStyle w:val="Sansinterligne"/>
               <w:rPr>
                 <w:rFonts w:cs="Arial"/>
                 <w:sz w:val="16"/>
@@ -5090,7 +5329,7 @@
     </w:tbl>
     <w:p>
       <w:pPr>
-        <w:pStyle w:val="berschrift3"/>
+        <w:pStyle w:val="Titre3"/>
         <w:rPr>
           <w:rFonts w:cs="Arial"/>
         </w:rPr>
@@ -5099,6 +5338,7 @@
         <w:rPr>
           <w:rFonts w:cs="Arial"/>
         </w:rPr>
+        <w:lastRenderedPageBreak/>
         <w:t xml:space="preserve">Check: </w:t>
       </w:r>
       <w:proofErr w:type="spellStart"/>
@@ -5117,7 +5357,7 @@
     </w:p>
     <w:p>
       <w:pPr>
-        <w:pStyle w:val="KeinLeerraum"/>
+        <w:pStyle w:val="Sansinterligne"/>
         <w:rPr>
           <w:rFonts w:cs="Arial"/>
           <w:sz w:val="16"/>
@@ -5225,7 +5465,7 @@
     </w:p>
     <w:p>
       <w:pPr>
-        <w:pStyle w:val="berschrift4"/>
+        <w:pStyle w:val="Titre4"/>
         <w:rPr>
           <w:rFonts w:cs="Arial"/>
         </w:rPr>
@@ -5239,14 +5479,14 @@
     </w:p>
     <w:tbl>
       <w:tblPr>
-        <w:tblStyle w:val="Gitternetztabelle1hellAkzent1"/>
+        <w:tblStyle w:val="TableauGrille1Clair-Accentuation1"/>
         <w:tblW w:w="0" w:type="auto"/>
         <w:tblLook w:val="04A0" w:firstRow="1" w:lastRow="0" w:firstColumn="1" w:lastColumn="0" w:noHBand="0" w:noVBand="1"/>
       </w:tblPr>
       <w:tblGrid>
         <w:gridCol w:w="1541"/>
-        <w:gridCol w:w="1315"/>
-        <w:gridCol w:w="6204"/>
+        <w:gridCol w:w="1314"/>
+        <w:gridCol w:w="6205"/>
       </w:tblGrid>
       <w:tr>
         <w:trPr>
@@ -5260,7 +5500,7 @@
           </w:tcPr>
           <w:p>
             <w:pPr>
-              <w:pStyle w:val="KeinLeerraum"/>
+              <w:pStyle w:val="Sansinterligne"/>
               <w:rPr>
                 <w:rFonts w:cs="Arial"/>
               </w:rPr>
@@ -5280,7 +5520,7 @@
           </w:tcPr>
           <w:p>
             <w:pPr>
-              <w:pStyle w:val="KeinLeerraum"/>
+              <w:pStyle w:val="Sansinterligne"/>
               <w:cnfStyle w:val="100000000000" w:firstRow="1" w:lastRow="0" w:firstColumn="0" w:lastColumn="0" w:oddVBand="0" w:evenVBand="0" w:oddHBand="0" w:evenHBand="0" w:firstRowFirstColumn="0" w:firstRowLastColumn="0" w:lastRowFirstColumn="0" w:lastRowLastColumn="0"/>
               <w:rPr>
                 <w:rFonts w:cs="Arial"/>
@@ -5301,7 +5541,7 @@
           </w:tcPr>
           <w:p>
             <w:pPr>
-              <w:pStyle w:val="KeinLeerraum"/>
+              <w:pStyle w:val="Sansinterligne"/>
               <w:cnfStyle w:val="100000000000" w:firstRow="1" w:lastRow="0" w:firstColumn="0" w:lastColumn="0" w:oddVBand="0" w:evenVBand="0" w:oddHBand="0" w:evenHBand="0" w:firstRowFirstColumn="0" w:firstRowLastColumn="0" w:lastRowFirstColumn="0" w:lastRowLastColumn="0"/>
               <w:rPr>
                 <w:rFonts w:cs="Arial"/>
@@ -5325,7 +5565,7 @@
           </w:tcPr>
           <w:p>
             <w:pPr>
-              <w:pStyle w:val="KeinLeerraum"/>
+              <w:pStyle w:val="Sansinterligne"/>
               <w:rPr>
                 <w:rFonts w:cs="Arial"/>
               </w:rPr>
@@ -5345,7 +5585,7 @@
           </w:tcPr>
           <w:p>
             <w:pPr>
-              <w:pStyle w:val="KeinLeerraum"/>
+              <w:pStyle w:val="Sansinterligne"/>
               <w:cnfStyle w:val="000000000000" w:firstRow="0" w:lastRow="0" w:firstColumn="0" w:lastColumn="0" w:oddVBand="0" w:evenVBand="0" w:oddHBand="0" w:evenHBand="0" w:firstRowFirstColumn="0" w:firstRowLastColumn="0" w:lastRowFirstColumn="0" w:lastRowLastColumn="0"/>
             </w:pPr>
             <w:r>
@@ -5360,7 +5600,7 @@
           </w:tcPr>
           <w:p>
             <w:pPr>
-              <w:pStyle w:val="KeinLeerraum"/>
+              <w:pStyle w:val="Sansinterligne"/>
               <w:cnfStyle w:val="000000000000" w:firstRow="0" w:lastRow="0" w:firstColumn="0" w:lastColumn="0" w:oddVBand="0" w:evenVBand="0" w:oddHBand="0" w:evenHBand="0" w:firstRowFirstColumn="0" w:firstRowLastColumn="0" w:lastRowFirstColumn="0" w:lastRowLastColumn="0"/>
             </w:pPr>
             <w:r>
@@ -5408,7 +5648,7 @@
           </w:tcPr>
           <w:p>
             <w:pPr>
-              <w:pStyle w:val="KeinLeerraum"/>
+              <w:pStyle w:val="Sansinterligne"/>
               <w:rPr>
                 <w:rFonts w:cs="Arial"/>
               </w:rPr>
@@ -5428,7 +5668,7 @@
           </w:tcPr>
           <w:p>
             <w:pPr>
-              <w:pStyle w:val="KeinLeerraum"/>
+              <w:pStyle w:val="Sansinterligne"/>
               <w:cnfStyle w:val="000000000000" w:firstRow="0" w:lastRow="0" w:firstColumn="0" w:lastColumn="0" w:oddVBand="0" w:evenVBand="0" w:oddHBand="0" w:evenHBand="0" w:firstRowFirstColumn="0" w:firstRowLastColumn="0" w:lastRowFirstColumn="0" w:lastRowLastColumn="0"/>
             </w:pPr>
             <w:r>
@@ -5443,7 +5683,7 @@
           </w:tcPr>
           <w:p>
             <w:pPr>
-              <w:pStyle w:val="KeinLeerraum"/>
+              <w:pStyle w:val="Sansinterligne"/>
               <w:cnfStyle w:val="000000000000" w:firstRow="0" w:lastRow="0" w:firstColumn="0" w:lastColumn="0" w:oddVBand="0" w:evenVBand="0" w:oddHBand="0" w:evenHBand="0" w:firstRowFirstColumn="0" w:firstRowLastColumn="0" w:lastRowFirstColumn="0" w:lastRowLastColumn="0"/>
             </w:pPr>
             <w:r>
@@ -5469,7 +5709,7 @@
           </w:tcPr>
           <w:p>
             <w:pPr>
-              <w:pStyle w:val="KeinLeerraum"/>
+              <w:pStyle w:val="Sansinterligne"/>
               <w:rPr>
                 <w:rFonts w:cs="Arial"/>
               </w:rPr>
@@ -5489,7 +5729,7 @@
           </w:tcPr>
           <w:p>
             <w:pPr>
-              <w:pStyle w:val="KeinLeerraum"/>
+              <w:pStyle w:val="Sansinterligne"/>
               <w:cnfStyle w:val="000000000000" w:firstRow="0" w:lastRow="0" w:firstColumn="0" w:lastColumn="0" w:oddVBand="0" w:evenVBand="0" w:oddHBand="0" w:evenHBand="0" w:firstRowFirstColumn="0" w:firstRowLastColumn="0" w:lastRowFirstColumn="0" w:lastRowLastColumn="0"/>
             </w:pPr>
             <w:r>
@@ -5504,7 +5744,7 @@
           </w:tcPr>
           <w:p>
             <w:pPr>
-              <w:pStyle w:val="KeinLeerraum"/>
+              <w:pStyle w:val="Sansinterligne"/>
               <w:cnfStyle w:val="000000000000" w:firstRow="0" w:lastRow="0" w:firstColumn="0" w:lastColumn="0" w:oddVBand="0" w:evenVBand="0" w:oddHBand="0" w:evenHBand="0" w:firstRowFirstColumn="0" w:firstRowLastColumn="0" w:lastRowFirstColumn="0" w:lastRowLastColumn="0"/>
             </w:pPr>
             <w:r>
@@ -5549,7 +5789,7 @@
           </w:tcPr>
           <w:p>
             <w:pPr>
-              <w:pStyle w:val="KeinLeerraum"/>
+              <w:pStyle w:val="Sansinterligne"/>
               <w:rPr>
                 <w:rFonts w:cs="Arial"/>
               </w:rPr>
@@ -5569,7 +5809,7 @@
           </w:tcPr>
           <w:p>
             <w:pPr>
-              <w:pStyle w:val="KeinLeerraum"/>
+              <w:pStyle w:val="Sansinterligne"/>
               <w:cnfStyle w:val="000000000000" w:firstRow="0" w:lastRow="0" w:firstColumn="0" w:lastColumn="0" w:oddVBand="0" w:evenVBand="0" w:oddHBand="0" w:evenHBand="0" w:firstRowFirstColumn="0" w:firstRowLastColumn="0" w:lastRowFirstColumn="0" w:lastRowLastColumn="0"/>
             </w:pPr>
             <w:r>
@@ -5584,7 +5824,7 @@
           </w:tcPr>
           <w:p>
             <w:pPr>
-              <w:pStyle w:val="KeinLeerraum"/>
+              <w:pStyle w:val="Sansinterligne"/>
               <w:cnfStyle w:val="000000000000" w:firstRow="0" w:lastRow="0" w:firstColumn="0" w:lastColumn="0" w:oddVBand="0" w:evenVBand="0" w:oddHBand="0" w:evenHBand="0" w:firstRowFirstColumn="0" w:firstRowLastColumn="0" w:lastRowFirstColumn="0" w:lastRowLastColumn="0"/>
             </w:pPr>
             <w:r>
@@ -5602,16 +5842,15 @@
           </w:tcPr>
           <w:p>
             <w:pPr>
-              <w:pStyle w:val="KeinLeerraum"/>
-              <w:rPr>
-                <w:rFonts w:cs="Arial"/>
-              </w:rPr>
-            </w:pPr>
-            <w:r>
-              <w:rPr>
-                <w:rFonts w:cs="Arial"/>
-              </w:rPr>
-              <w:lastRenderedPageBreak/>
+              <w:pStyle w:val="Sansinterligne"/>
+              <w:rPr>
+                <w:rFonts w:cs="Arial"/>
+              </w:rPr>
+            </w:pPr>
+            <w:r>
+              <w:rPr>
+                <w:rFonts w:cs="Arial"/>
+              </w:rPr>
               <w:t>WITHIMAGES</w:t>
             </w:r>
           </w:p>
@@ -5623,7 +5862,7 @@
           </w:tcPr>
           <w:p>
             <w:pPr>
-              <w:pStyle w:val="KeinLeerraum"/>
+              <w:pStyle w:val="Sansinterligne"/>
               <w:cnfStyle w:val="000000000000" w:firstRow="0" w:lastRow="0" w:firstColumn="0" w:lastColumn="0" w:oddVBand="0" w:evenVBand="0" w:oddHBand="0" w:evenHBand="0" w:firstRowFirstColumn="0" w:firstRowLastColumn="0" w:lastRowFirstColumn="0" w:lastRowLastColumn="0"/>
             </w:pPr>
             <w:r>
@@ -5638,7 +5877,7 @@
           </w:tcPr>
           <w:p>
             <w:pPr>
-              <w:pStyle w:val="KeinLeerraum"/>
+              <w:pStyle w:val="Sansinterligne"/>
               <w:cnfStyle w:val="000000000000" w:firstRow="0" w:lastRow="0" w:firstColumn="0" w:lastColumn="0" w:oddVBand="0" w:evenVBand="0" w:oddHBand="0" w:evenHBand="0" w:firstRowFirstColumn="0" w:firstRowLastColumn="0" w:lastRowFirstColumn="0" w:lastRowLastColumn="0"/>
             </w:pPr>
             <w:r>
@@ -5680,7 +5919,7 @@
     </w:tbl>
     <w:p>
       <w:pPr>
-        <w:pStyle w:val="berschrift4"/>
+        <w:pStyle w:val="Titre4"/>
         <w:rPr>
           <w:rFonts w:cs="Arial"/>
         </w:rPr>
@@ -5694,7 +5933,7 @@
     </w:p>
     <w:tbl>
       <w:tblPr>
-        <w:tblStyle w:val="Gitternetztabelle1hellAkzent1"/>
+        <w:tblStyle w:val="TableauGrille1Clair-Accentuation1"/>
         <w:tblW w:w="0" w:type="auto"/>
         <w:tblLook w:val="04A0" w:firstRow="1" w:lastRow="0" w:firstColumn="1" w:lastColumn="0" w:noHBand="0" w:noVBand="1"/>
       </w:tblPr>
@@ -6033,12 +6272,12 @@
     </w:tbl>
     <w:p>
       <w:pPr>
-        <w:pStyle w:val="KeinLeerraum"/>
+        <w:pStyle w:val="Sansinterligne"/>
       </w:pPr>
     </w:p>
     <w:p>
       <w:pPr>
-        <w:pStyle w:val="KeinLeerraum"/>
+        <w:pStyle w:val="Sansinterligne"/>
         <w:rPr>
           <w:rFonts w:cs="Arial"/>
         </w:rPr>
@@ -6052,7 +6291,7 @@
     </w:p>
     <w:p>
       <w:pPr>
-        <w:pStyle w:val="KeinLeerraum"/>
+        <w:pStyle w:val="Sansinterligne"/>
         <w:numPr>
           <w:ilvl w:val="0"/>
           <w:numId w:val="36"/>
@@ -6070,7 +6309,7 @@
     </w:p>
     <w:p>
       <w:pPr>
-        <w:pStyle w:val="KeinLeerraum"/>
+        <w:pStyle w:val="Sansinterligne"/>
         <w:numPr>
           <w:ilvl w:val="0"/>
           <w:numId w:val="36"/>
@@ -6088,7 +6327,7 @@
     </w:p>
     <w:p>
       <w:pPr>
-        <w:pStyle w:val="KeinLeerraum"/>
+        <w:pStyle w:val="Sansinterligne"/>
         <w:numPr>
           <w:ilvl w:val="0"/>
           <w:numId w:val="36"/>
@@ -6106,7 +6345,7 @@
     </w:p>
     <w:p>
       <w:pPr>
-        <w:pStyle w:val="KeinLeerraum"/>
+        <w:pStyle w:val="Sansinterligne"/>
         <w:rPr>
           <w:rFonts w:cs="Arial"/>
         </w:rPr>
@@ -6120,7 +6359,7 @@
     </w:p>
     <w:p>
       <w:pPr>
-        <w:pStyle w:val="KeinLeerraum"/>
+        <w:pStyle w:val="Sansinterligne"/>
         <w:rPr>
           <w:rFonts w:cs="Arial"/>
           <w:sz w:val="16"/>
@@ -6141,7 +6380,7 @@
     </w:p>
     <w:tbl>
       <w:tblPr>
-        <w:tblStyle w:val="Tabellenraster"/>
+        <w:tblStyle w:val="Grilledutableau"/>
         <w:tblW w:w="5000" w:type="pct"/>
         <w:tblCellMar>
           <w:top w:w="108" w:type="dxa"/>
@@ -6160,16 +6399,18 @@
           </w:tcPr>
           <w:p>
             <w:pPr>
-              <w:pStyle w:val="KeinLeerraum"/>
+              <w:pStyle w:val="Sansinterligne"/>
               <w:rPr>
                 <w:rFonts w:ascii="Bahnschrift Light SemiCondensed" w:hAnsi="Bahnschrift Light SemiCondensed"/>
                 <w:color w:val="196B24" w:themeColor="accent3"/>
+                <w:lang w:val="en-US"/>
               </w:rPr>
             </w:pPr>
             <w:r>
               <w:rPr>
                 <w:rFonts w:ascii="Bahnschrift Light SemiCondensed" w:hAnsi="Bahnschrift Light SemiCondensed"/>
                 <w:color w:val="196B24" w:themeColor="accent3"/>
+                <w:lang w:val="en-US"/>
               </w:rPr>
               <w:t>"</w:t>
             </w:r>
@@ -6178,6 +6419,7 @@
               <w:rPr>
                 <w:rFonts w:ascii="Bahnschrift Light SemiCondensed" w:hAnsi="Bahnschrift Light SemiCondensed"/>
                 <w:color w:val="196B24" w:themeColor="accent3"/>
+                <w:lang w:val="en-US"/>
               </w:rPr>
               <w:t>GetExtractById</w:t>
             </w:r>
@@ -6186,315 +6428,359 @@
               <w:rPr>
                 <w:rFonts w:ascii="Bahnschrift Light SemiCondensed" w:hAnsi="Bahnschrift Light SemiCondensed"/>
                 <w:color w:val="196B24" w:themeColor="accent3"/>
+                <w:lang w:val="en-US"/>
               </w:rPr>
               <w:t>": [</w:t>
             </w:r>
           </w:p>
           <w:p>
             <w:pPr>
-              <w:pStyle w:val="KeinLeerraum"/>
+              <w:pStyle w:val="Sansinterligne"/>
               <w:rPr>
                 <w:rFonts w:ascii="Bahnschrift Light SemiCondensed" w:hAnsi="Bahnschrift Light SemiCondensed"/>
                 <w:color w:val="196B24" w:themeColor="accent3"/>
+                <w:lang w:val="en-US"/>
               </w:rPr>
             </w:pPr>
             <w:r>
               <w:rPr>
                 <w:rFonts w:ascii="Bahnschrift Light SemiCondensed" w:hAnsi="Bahnschrift Light SemiCondensed"/>
                 <w:color w:val="196B24" w:themeColor="accent3"/>
-              </w:rPr>
-              <w:t xml:space="preserve">    {"FORMAT": "</w:t>
-            </w:r>
-            <w:proofErr w:type="spellStart"/>
+                <w:lang w:val="en-US"/>
+              </w:rPr>
+              <w:t xml:space="preserve">    {"FORMAT": "pdf</w:t>
+            </w:r>
             <w:r>
               <w:rPr>
                 <w:rFonts w:ascii="Bahnschrift Light SemiCondensed" w:hAnsi="Bahnschrift Light SemiCondensed"/>
                 <w:color w:val="196B24" w:themeColor="accent3"/>
-              </w:rPr>
-              <w:t>pdf</w:t>
-            </w:r>
-            <w:proofErr w:type="spellEnd"/>
+                <w:lang w:val="en-US"/>
+              </w:rPr>
+              <w:t>"</w:t>
+            </w:r>
             <w:r>
               <w:rPr>
                 <w:rFonts w:ascii="Bahnschrift Light SemiCondensed" w:hAnsi="Bahnschrift Light SemiCondensed"/>
                 <w:color w:val="196B24" w:themeColor="accent3"/>
-              </w:rPr>
-              <w:t>"</w:t>
+                <w:lang w:val="en-US"/>
+              </w:rPr>
+              <w:t>,</w:t>
             </w:r>
             <w:r>
               <w:rPr>
                 <w:rFonts w:ascii="Bahnschrift Light SemiCondensed" w:hAnsi="Bahnschrift Light SemiCondensed"/>
                 <w:color w:val="196B24" w:themeColor="accent3"/>
-              </w:rPr>
-              <w:t>,</w:t>
+                <w:lang w:val="en-US"/>
+              </w:rPr>
+              <w:t xml:space="preserve"> </w:t>
             </w:r>
             <w:r>
               <w:rPr>
                 <w:rFonts w:ascii="Bahnschrift Light SemiCondensed" w:hAnsi="Bahnschrift Light SemiCondensed"/>
                 <w:color w:val="196B24" w:themeColor="accent3"/>
-              </w:rPr>
-              <w:t xml:space="preserve"> </w:t>
-            </w:r>
+                <w:lang w:val="en-US"/>
+              </w:rPr>
+              <w:t>"EGRIDS": ["CH143546128604", "CH143546893419", "CH143546032889"], "</w:t>
+            </w:r>
+            <w:proofErr w:type="spellStart"/>
             <w:r>
               <w:rPr>
                 <w:rFonts w:ascii="Bahnschrift Light SemiCondensed" w:hAnsi="Bahnschrift Light SemiCondensed"/>
                 <w:color w:val="196B24" w:themeColor="accent3"/>
-              </w:rPr>
-              <w:t>"EGRIDS": ["CH143546128604", "CH143546893419", "CH143546032889"], "</w:t>
-            </w:r>
-            <w:proofErr w:type="spellStart"/>
+                <w:lang w:val="en-US"/>
+              </w:rPr>
+              <w:t>ExpectedStatusCode</w:t>
+            </w:r>
+            <w:proofErr w:type="spellEnd"/>
             <w:r>
               <w:rPr>
                 <w:rFonts w:ascii="Bahnschrift Light SemiCondensed" w:hAnsi="Bahnschrift Light SemiCondensed"/>
                 <w:color w:val="196B24" w:themeColor="accent3"/>
-              </w:rPr>
-              <w:t>ExpectedStatusCode</w:t>
-            </w:r>
-            <w:proofErr w:type="spellEnd"/>
+                <w:lang w:val="en-US"/>
+              </w:rPr>
+              <w:t xml:space="preserve">": </w:t>
+            </w:r>
+            <w:proofErr w:type="gramStart"/>
             <w:r>
               <w:rPr>
                 <w:rFonts w:ascii="Bahnschrift Light SemiCondensed" w:hAnsi="Bahnschrift Light SemiCondensed"/>
                 <w:color w:val="196B24" w:themeColor="accent3"/>
-              </w:rPr>
-              <w:t>": 200 },</w:t>
-            </w:r>
-          </w:p>
-          <w:p>
-            <w:pPr>
-              <w:pStyle w:val="KeinLeerraum"/>
+                <w:lang w:val="en-US"/>
+              </w:rPr>
+              <w:t>200 }</w:t>
+            </w:r>
+            <w:proofErr w:type="gramEnd"/>
+            <w:r>
               <w:rPr>
                 <w:rFonts w:ascii="Bahnschrift Light SemiCondensed" w:hAnsi="Bahnschrift Light SemiCondensed"/>
                 <w:color w:val="196B24" w:themeColor="accent3"/>
-              </w:rPr>
-            </w:pPr>
-            <w:r>
+                <w:lang w:val="en-US"/>
+              </w:rPr>
+              <w:t>,</w:t>
+            </w:r>
+          </w:p>
+          <w:p>
+            <w:pPr>
+              <w:pStyle w:val="Sansinterligne"/>
               <w:rPr>
                 <w:rFonts w:ascii="Bahnschrift Light SemiCondensed" w:hAnsi="Bahnschrift Light SemiCondensed"/>
                 <w:color w:val="196B24" w:themeColor="accent3"/>
-              </w:rPr>
-              <w:t xml:space="preserve">    {"FORMAT":</w:t>
-            </w:r>
+                <w:lang w:val="en-US"/>
+              </w:rPr>
+            </w:pPr>
             <w:r>
               <w:rPr>
                 <w:rFonts w:ascii="Bahnschrift Light SemiCondensed" w:hAnsi="Bahnschrift Light SemiCondensed"/>
                 <w:color w:val="196B24" w:themeColor="accent3"/>
-              </w:rPr>
-              <w:t xml:space="preserve"> </w:t>
+                <w:lang w:val="en-US"/>
+              </w:rPr>
+              <w:t xml:space="preserve">    {"FORMAT":</w:t>
             </w:r>
             <w:r>
               <w:rPr>
                 <w:rFonts w:ascii="Bahnschrift Light SemiCondensed" w:hAnsi="Bahnschrift Light SemiCondensed"/>
                 <w:color w:val="196B24" w:themeColor="accent3"/>
-              </w:rPr>
-              <w:t>"</w:t>
-            </w:r>
-            <w:proofErr w:type="spellStart"/>
+                <w:lang w:val="en-US"/>
+              </w:rPr>
+              <w:t xml:space="preserve"> </w:t>
+            </w:r>
             <w:r>
               <w:rPr>
                 <w:rFonts w:ascii="Bahnschrift Light SemiCondensed" w:hAnsi="Bahnschrift Light SemiCondensed"/>
                 <w:color w:val="196B24" w:themeColor="accent3"/>
-              </w:rPr>
-              <w:t>pdf</w:t>
-            </w:r>
-            <w:proofErr w:type="spellEnd"/>
+                <w:lang w:val="en-US"/>
+              </w:rPr>
+              <w:t>"pdf",</w:t>
+            </w:r>
             <w:r>
               <w:rPr>
                 <w:rFonts w:ascii="Bahnschrift Light SemiCondensed" w:hAnsi="Bahnschrift Light SemiCondensed"/>
                 <w:color w:val="196B24" w:themeColor="accent3"/>
-              </w:rPr>
-              <w:t>",</w:t>
+                <w:lang w:val="en-US"/>
+              </w:rPr>
+              <w:t xml:space="preserve"> </w:t>
             </w:r>
             <w:r>
               <w:rPr>
                 <w:rFonts w:ascii="Bahnschrift Light SemiCondensed" w:hAnsi="Bahnschrift Light SemiCondensed"/>
                 <w:color w:val="196B24" w:themeColor="accent3"/>
-              </w:rPr>
-              <w:t xml:space="preserve"> </w:t>
+                <w:lang w:val="en-US"/>
+              </w:rPr>
+              <w:t xml:space="preserve">"EGRID": "CH387146358428", </w:t>
             </w:r>
             <w:r>
               <w:rPr>
                 <w:rFonts w:ascii="Bahnschrift Light SemiCondensed" w:hAnsi="Bahnschrift Light SemiCondensed"/>
                 <w:color w:val="196B24" w:themeColor="accent3"/>
-              </w:rPr>
-              <w:t xml:space="preserve">"EGRID": "CH387146358428", </w:t>
-            </w:r>
+                <w:lang w:val="en-US"/>
+              </w:rPr>
+              <w:t>"LANG": "</w:t>
+            </w:r>
+            <w:proofErr w:type="spellStart"/>
             <w:r>
               <w:rPr>
                 <w:rFonts w:ascii="Bahnschrift Light SemiCondensed" w:hAnsi="Bahnschrift Light SemiCondensed"/>
                 <w:color w:val="196B24" w:themeColor="accent3"/>
-              </w:rPr>
-              <w:t>"</w:t>
-            </w:r>
+                <w:lang w:val="en-US"/>
+              </w:rPr>
+              <w:t>fr</w:t>
+            </w:r>
+            <w:proofErr w:type="spellEnd"/>
             <w:r>
               <w:rPr>
                 <w:rFonts w:ascii="Bahnschrift Light SemiCondensed" w:hAnsi="Bahnschrift Light SemiCondensed"/>
                 <w:color w:val="196B24" w:themeColor="accent3"/>
-              </w:rPr>
-              <w:t>LANG</w:t>
+                <w:lang w:val="en-US"/>
+              </w:rPr>
+              <w:t xml:space="preserve">", </w:t>
             </w:r>
             <w:r>
               <w:rPr>
                 <w:rFonts w:ascii="Bahnschrift Light SemiCondensed" w:hAnsi="Bahnschrift Light SemiCondensed"/>
                 <w:color w:val="196B24" w:themeColor="accent3"/>
+                <w:lang w:val="en-US"/>
               </w:rPr>
               <w:t>"</w:t>
             </w:r>
+            <w:proofErr w:type="spellStart"/>
             <w:r>
               <w:rPr>
                 <w:rFonts w:ascii="Bahnschrift Light SemiCondensed" w:hAnsi="Bahnschrift Light SemiCondensed"/>
                 <w:color w:val="196B24" w:themeColor="accent3"/>
-              </w:rPr>
-              <w:t xml:space="preserve">: </w:t>
-            </w:r>
+                <w:lang w:val="en-US"/>
+              </w:rPr>
+              <w:t>ExpectedStatusCode</w:t>
+            </w:r>
+            <w:proofErr w:type="spellEnd"/>
             <w:r>
               <w:rPr>
                 <w:rFonts w:ascii="Bahnschrift Light SemiCondensed" w:hAnsi="Bahnschrift Light SemiCondensed"/>
                 <w:color w:val="196B24" w:themeColor="accent3"/>
-              </w:rPr>
-              <w:t>"</w:t>
-            </w:r>
-            <w:proofErr w:type="spellStart"/>
+                <w:lang w:val="en-US"/>
+              </w:rPr>
+              <w:t xml:space="preserve">": </w:t>
+            </w:r>
+            <w:proofErr w:type="gramStart"/>
             <w:r>
               <w:rPr>
                 <w:rFonts w:ascii="Bahnschrift Light SemiCondensed" w:hAnsi="Bahnschrift Light SemiCondensed"/>
                 <w:color w:val="196B24" w:themeColor="accent3"/>
-              </w:rPr>
-              <w:t>fr</w:t>
-            </w:r>
-            <w:proofErr w:type="spellEnd"/>
+                <w:lang w:val="en-US"/>
+              </w:rPr>
+              <w:t>200 }</w:t>
+            </w:r>
+            <w:proofErr w:type="gramEnd"/>
             <w:r>
               <w:rPr>
                 <w:rFonts w:ascii="Bahnschrift Light SemiCondensed" w:hAnsi="Bahnschrift Light SemiCondensed"/>
                 <w:color w:val="196B24" w:themeColor="accent3"/>
-              </w:rPr>
-              <w:t>"</w:t>
-            </w:r>
-            <w:r>
+                <w:lang w:val="en-US"/>
+              </w:rPr>
+              <w:t>,</w:t>
+            </w:r>
+          </w:p>
+          <w:p>
+            <w:pPr>
+              <w:pStyle w:val="Sansinterligne"/>
               <w:rPr>
                 <w:rFonts w:ascii="Bahnschrift Light SemiCondensed" w:hAnsi="Bahnschrift Light SemiCondensed"/>
                 <w:color w:val="196B24" w:themeColor="accent3"/>
-              </w:rPr>
-              <w:t xml:space="preserve">, </w:t>
-            </w:r>
+                <w:lang w:val="en-US"/>
+              </w:rPr>
+            </w:pPr>
             <w:r>
               <w:rPr>
                 <w:rFonts w:ascii="Bahnschrift Light SemiCondensed" w:hAnsi="Bahnschrift Light SemiCondensed"/>
                 <w:color w:val="196B24" w:themeColor="accent3"/>
-              </w:rPr>
-              <w:t>"</w:t>
-            </w:r>
-            <w:proofErr w:type="spellStart"/>
+                <w:lang w:val="en-US"/>
+              </w:rPr>
+              <w:t xml:space="preserve">    {"FORMAT":</w:t>
+            </w:r>
             <w:r>
               <w:rPr>
                 <w:rFonts w:ascii="Bahnschrift Light SemiCondensed" w:hAnsi="Bahnschrift Light SemiCondensed"/>
                 <w:color w:val="196B24" w:themeColor="accent3"/>
-              </w:rPr>
-              <w:t>ExpectedStatusCode</w:t>
-            </w:r>
-            <w:proofErr w:type="spellEnd"/>
+                <w:lang w:val="en-US"/>
+              </w:rPr>
+              <w:t xml:space="preserve"> </w:t>
+            </w:r>
             <w:r>
               <w:rPr>
                 <w:rFonts w:ascii="Bahnschrift Light SemiCondensed" w:hAnsi="Bahnschrift Light SemiCondensed"/>
                 <w:color w:val="196B24" w:themeColor="accent3"/>
-              </w:rPr>
-              <w:t>": 200 },</w:t>
-            </w:r>
-          </w:p>
-          <w:p>
-            <w:pPr>
-              <w:pStyle w:val="KeinLeerraum"/>
+                <w:lang w:val="en-US"/>
+              </w:rPr>
+              <w:t>"xml",</w:t>
+            </w:r>
+            <w:r>
               <w:rPr>
                 <w:rFonts w:ascii="Bahnschrift Light SemiCondensed" w:hAnsi="Bahnschrift Light SemiCondensed"/>
                 <w:color w:val="196B24" w:themeColor="accent3"/>
-              </w:rPr>
-            </w:pPr>
+                <w:lang w:val="en-US"/>
+              </w:rPr>
+              <w:t xml:space="preserve"> </w:t>
+            </w:r>
             <w:r>
               <w:rPr>
                 <w:rFonts w:ascii="Bahnschrift Light SemiCondensed" w:hAnsi="Bahnschrift Light SemiCondensed"/>
                 <w:color w:val="196B24" w:themeColor="accent3"/>
-              </w:rPr>
-              <w:t xml:space="preserve">    {"FORMAT":</w:t>
-            </w:r>
+                <w:lang w:val="en-US"/>
+              </w:rPr>
+              <w:t>"EGRID": "CH387146358428", "</w:t>
+            </w:r>
+            <w:proofErr w:type="spellStart"/>
             <w:r>
               <w:rPr>
                 <w:rFonts w:ascii="Bahnschrift Light SemiCondensed" w:hAnsi="Bahnschrift Light SemiCondensed"/>
                 <w:color w:val="196B24" w:themeColor="accent3"/>
-              </w:rPr>
-              <w:t xml:space="preserve"> </w:t>
-            </w:r>
+                <w:lang w:val="en-US"/>
+              </w:rPr>
+              <w:t>ExpectedStatusCode</w:t>
+            </w:r>
+            <w:proofErr w:type="spellEnd"/>
             <w:r>
               <w:rPr>
                 <w:rFonts w:ascii="Bahnschrift Light SemiCondensed" w:hAnsi="Bahnschrift Light SemiCondensed"/>
                 <w:color w:val="196B24" w:themeColor="accent3"/>
-              </w:rPr>
-              <w:t>"</w:t>
-            </w:r>
-            <w:proofErr w:type="spellStart"/>
+                <w:lang w:val="en-US"/>
+              </w:rPr>
+              <w:t xml:space="preserve">": </w:t>
+            </w:r>
+            <w:proofErr w:type="gramStart"/>
             <w:r>
               <w:rPr>
                 <w:rFonts w:ascii="Bahnschrift Light SemiCondensed" w:hAnsi="Bahnschrift Light SemiCondensed"/>
                 <w:color w:val="196B24" w:themeColor="accent3"/>
-              </w:rPr>
-              <w:t>xml</w:t>
-            </w:r>
-            <w:proofErr w:type="spellEnd"/>
+                <w:lang w:val="en-US"/>
+              </w:rPr>
+              <w:t>200 }</w:t>
+            </w:r>
+            <w:proofErr w:type="gramEnd"/>
             <w:r>
               <w:rPr>
                 <w:rFonts w:ascii="Bahnschrift Light SemiCondensed" w:hAnsi="Bahnschrift Light SemiCondensed"/>
                 <w:color w:val="196B24" w:themeColor="accent3"/>
-              </w:rPr>
-              <w:t>",</w:t>
-            </w:r>
-            <w:r>
+                <w:lang w:val="en-US"/>
+              </w:rPr>
+              <w:t>,</w:t>
+            </w:r>
+          </w:p>
+          <w:p>
+            <w:pPr>
+              <w:pStyle w:val="Sansinterligne"/>
               <w:rPr>
                 <w:rFonts w:ascii="Bahnschrift Light SemiCondensed" w:hAnsi="Bahnschrift Light SemiCondensed"/>
                 <w:color w:val="196B24" w:themeColor="accent3"/>
-              </w:rPr>
-              <w:t xml:space="preserve"> </w:t>
-            </w:r>
+                <w:lang w:val="en-US"/>
+              </w:rPr>
+            </w:pPr>
             <w:r>
               <w:rPr>
                 <w:rFonts w:ascii="Bahnschrift Light SemiCondensed" w:hAnsi="Bahnschrift Light SemiCondensed"/>
                 <w:color w:val="196B24" w:themeColor="accent3"/>
-              </w:rPr>
-              <w:t>"EGRID": "CH387146358428", "</w:t>
-            </w:r>
-            <w:proofErr w:type="spellStart"/>
+                <w:lang w:val="en-US"/>
+              </w:rPr>
+              <w:t xml:space="preserve">    {"FORMAT":</w:t>
+            </w:r>
             <w:r>
               <w:rPr>
                 <w:rFonts w:ascii="Bahnschrift Light SemiCondensed" w:hAnsi="Bahnschrift Light SemiCondensed"/>
                 <w:color w:val="196B24" w:themeColor="accent3"/>
-              </w:rPr>
-              <w:t>ExpectedStatusCode</w:t>
-            </w:r>
-            <w:proofErr w:type="spellEnd"/>
+                <w:lang w:val="en-US"/>
+              </w:rPr>
+              <w:t xml:space="preserve"> </w:t>
+            </w:r>
             <w:r>
               <w:rPr>
                 <w:rFonts w:ascii="Bahnschrift Light SemiCondensed" w:hAnsi="Bahnschrift Light SemiCondensed"/>
                 <w:color w:val="196B24" w:themeColor="accent3"/>
-              </w:rPr>
-              <w:t>": 200 },</w:t>
-            </w:r>
-          </w:p>
-          <w:p>
-            <w:pPr>
-              <w:pStyle w:val="KeinLeerraum"/>
+                <w:lang w:val="en-US"/>
+              </w:rPr>
+              <w:t>"</w:t>
+            </w:r>
+            <w:proofErr w:type="spellStart"/>
+            <w:r>
               <w:rPr>
                 <w:rFonts w:ascii="Bahnschrift Light SemiCondensed" w:hAnsi="Bahnschrift Light SemiCondensed"/>
                 <w:color w:val="196B24" w:themeColor="accent3"/>
-              </w:rPr>
-            </w:pPr>
+                <w:lang w:val="en-US"/>
+              </w:rPr>
+              <w:t>url</w:t>
+            </w:r>
+            <w:proofErr w:type="spellEnd"/>
             <w:r>
               <w:rPr>
                 <w:rFonts w:ascii="Bahnschrift Light SemiCondensed" w:hAnsi="Bahnschrift Light SemiCondensed"/>
                 <w:color w:val="196B24" w:themeColor="accent3"/>
-              </w:rPr>
-              <w:t xml:space="preserve">    {"FORMAT":</w:t>
+                <w:lang w:val="en-US"/>
+              </w:rPr>
+              <w:t>",</w:t>
             </w:r>
             <w:r>
               <w:rPr>
                 <w:rFonts w:ascii="Bahnschrift Light SemiCondensed" w:hAnsi="Bahnschrift Light SemiCondensed"/>
                 <w:color w:val="196B24" w:themeColor="accent3"/>
+                <w:lang w:val="en-US"/>
               </w:rPr>
               <w:t xml:space="preserve"> </w:t>
             </w:r>
@@ -6502,130 +6788,149 @@
               <w:rPr>
                 <w:rFonts w:ascii="Bahnschrift Light SemiCondensed" w:hAnsi="Bahnschrift Light SemiCondensed"/>
                 <w:color w:val="196B24" w:themeColor="accent3"/>
-              </w:rPr>
-              <w:t>"</w:t>
+                <w:lang w:val="en-US"/>
+              </w:rPr>
+              <w:t>"IDENTDN": "BE0200000136", "NUMBER": 426, "</w:t>
             </w:r>
             <w:proofErr w:type="spellStart"/>
             <w:r>
               <w:rPr>
                 <w:rFonts w:ascii="Bahnschrift Light SemiCondensed" w:hAnsi="Bahnschrift Light SemiCondensed"/>
                 <w:color w:val="196B24" w:themeColor="accent3"/>
-              </w:rPr>
-              <w:t>url</w:t>
+                <w:lang w:val="en-US"/>
+              </w:rPr>
+              <w:t>ExpectedStatusCode</w:t>
             </w:r>
             <w:proofErr w:type="spellEnd"/>
             <w:r>
               <w:rPr>
                 <w:rFonts w:ascii="Bahnschrift Light SemiCondensed" w:hAnsi="Bahnschrift Light SemiCondensed"/>
                 <w:color w:val="196B24" w:themeColor="accent3"/>
-              </w:rPr>
-              <w:t>",</w:t>
-            </w:r>
+                <w:lang w:val="en-US"/>
+              </w:rPr>
+              <w:t xml:space="preserve">": </w:t>
+            </w:r>
+            <w:proofErr w:type="gramStart"/>
             <w:r>
               <w:rPr>
                 <w:rFonts w:ascii="Bahnschrift Light SemiCondensed" w:hAnsi="Bahnschrift Light SemiCondensed"/>
                 <w:color w:val="196B24" w:themeColor="accent3"/>
-              </w:rPr>
-              <w:t xml:space="preserve"> </w:t>
-            </w:r>
+                <w:lang w:val="en-US"/>
+              </w:rPr>
+              <w:t>303 }</w:t>
+            </w:r>
+            <w:proofErr w:type="gramEnd"/>
             <w:r>
               <w:rPr>
                 <w:rFonts w:ascii="Bahnschrift Light SemiCondensed" w:hAnsi="Bahnschrift Light SemiCondensed"/>
                 <w:color w:val="196B24" w:themeColor="accent3"/>
-              </w:rPr>
-              <w:t>"IDENTDN": "BE0200000136", "NUMBER": 426, "</w:t>
-            </w:r>
-            <w:proofErr w:type="spellStart"/>
-            <w:r>
+                <w:lang w:val="en-US"/>
+              </w:rPr>
+              <w:t>,</w:t>
+            </w:r>
+          </w:p>
+          <w:p>
+            <w:pPr>
+              <w:pStyle w:val="Sansinterligne"/>
               <w:rPr>
                 <w:rFonts w:ascii="Bahnschrift Light SemiCondensed" w:hAnsi="Bahnschrift Light SemiCondensed"/>
                 <w:color w:val="196B24" w:themeColor="accent3"/>
-              </w:rPr>
-              <w:t>ExpectedStatusCode</w:t>
-            </w:r>
-            <w:proofErr w:type="spellEnd"/>
+                <w:lang w:val="en-US"/>
+              </w:rPr>
+            </w:pPr>
             <w:r>
               <w:rPr>
                 <w:rFonts w:ascii="Bahnschrift Light SemiCondensed" w:hAnsi="Bahnschrift Light SemiCondensed"/>
                 <w:color w:val="196B24" w:themeColor="accent3"/>
-              </w:rPr>
-              <w:t>": 303 },</w:t>
-            </w:r>
-          </w:p>
-          <w:p>
-            <w:pPr>
-              <w:pStyle w:val="KeinLeerraum"/>
+                <w:lang w:val="en-US"/>
+              </w:rPr>
+              <w:t xml:space="preserve">    {"FORMAT":</w:t>
+            </w:r>
+            <w:r>
               <w:rPr>
                 <w:rFonts w:ascii="Bahnschrift Light SemiCondensed" w:hAnsi="Bahnschrift Light SemiCondensed"/>
                 <w:color w:val="196B24" w:themeColor="accent3"/>
-              </w:rPr>
-            </w:pPr>
+                <w:lang w:val="en-US"/>
+              </w:rPr>
+              <w:t xml:space="preserve"> </w:t>
+            </w:r>
             <w:r>
               <w:rPr>
                 <w:rFonts w:ascii="Bahnschrift Light SemiCondensed" w:hAnsi="Bahnschrift Light SemiCondensed"/>
                 <w:color w:val="196B24" w:themeColor="accent3"/>
-              </w:rPr>
-              <w:t xml:space="preserve">    {"FORMAT":</w:t>
-            </w:r>
+                <w:lang w:val="en-US"/>
+              </w:rPr>
+              <w:t>"</w:t>
+            </w:r>
+            <w:proofErr w:type="spellStart"/>
             <w:r>
               <w:rPr>
                 <w:rFonts w:ascii="Bahnschrift Light SemiCondensed" w:hAnsi="Bahnschrift Light SemiCondensed"/>
                 <w:color w:val="196B24" w:themeColor="accent3"/>
-              </w:rPr>
-              <w:t xml:space="preserve"> </w:t>
-            </w:r>
+                <w:lang w:val="en-US"/>
+              </w:rPr>
+              <w:t>json</w:t>
+            </w:r>
+            <w:proofErr w:type="spellEnd"/>
             <w:r>
               <w:rPr>
                 <w:rFonts w:ascii="Bahnschrift Light SemiCondensed" w:hAnsi="Bahnschrift Light SemiCondensed"/>
                 <w:color w:val="196B24" w:themeColor="accent3"/>
-              </w:rPr>
-              <w:t>"</w:t>
+                <w:lang w:val="en-US"/>
+              </w:rPr>
+              <w:t>", "IDENTDN": "BE0200000136", "NUMBER": 426, "</w:t>
             </w:r>
             <w:proofErr w:type="spellStart"/>
             <w:r>
               <w:rPr>
                 <w:rFonts w:ascii="Bahnschrift Light SemiCondensed" w:hAnsi="Bahnschrift Light SemiCondensed"/>
                 <w:color w:val="196B24" w:themeColor="accent3"/>
-              </w:rPr>
-              <w:t>json</w:t>
+                <w:lang w:val="en-US"/>
+              </w:rPr>
+              <w:t>ExpectedStatusCode</w:t>
             </w:r>
             <w:proofErr w:type="spellEnd"/>
             <w:r>
               <w:rPr>
                 <w:rFonts w:ascii="Bahnschrift Light SemiCondensed" w:hAnsi="Bahnschrift Light SemiCondensed"/>
                 <w:color w:val="196B24" w:themeColor="accent3"/>
-              </w:rPr>
-              <w:t>", "IDENTDN": "BE0200000136", "NUMBER": 426, "</w:t>
-            </w:r>
-            <w:proofErr w:type="spellStart"/>
+                <w:lang w:val="en-US"/>
+              </w:rPr>
+              <w:t xml:space="preserve">": </w:t>
+            </w:r>
+            <w:proofErr w:type="gramStart"/>
             <w:r>
               <w:rPr>
                 <w:rFonts w:ascii="Bahnschrift Light SemiCondensed" w:hAnsi="Bahnschrift Light SemiCondensed"/>
                 <w:color w:val="196B24" w:themeColor="accent3"/>
-              </w:rPr>
-              <w:t>ExpectedStatusCode</w:t>
-            </w:r>
-            <w:proofErr w:type="spellEnd"/>
+                <w:lang w:val="en-US"/>
+              </w:rPr>
+              <w:t>200 }</w:t>
+            </w:r>
+            <w:proofErr w:type="gramEnd"/>
             <w:r>
               <w:rPr>
                 <w:rFonts w:ascii="Bahnschrift Light SemiCondensed" w:hAnsi="Bahnschrift Light SemiCondensed"/>
                 <w:color w:val="196B24" w:themeColor="accent3"/>
-              </w:rPr>
-              <w:t>": 200 },</w:t>
-            </w:r>
-          </w:p>
-          <w:p>
-            <w:pPr>
-              <w:pStyle w:val="KeinLeerraum"/>
+                <w:lang w:val="en-US"/>
+              </w:rPr>
+              <w:t>,</w:t>
+            </w:r>
+          </w:p>
+          <w:p>
+            <w:pPr>
+              <w:pStyle w:val="Sansinterligne"/>
               <w:rPr>
                 <w:rFonts w:ascii="Bahnschrift Light SemiCondensed" w:hAnsi="Bahnschrift Light SemiCondensed"/>
                 <w:color w:val="196B24" w:themeColor="accent3"/>
+                <w:lang w:val="en-US"/>
               </w:rPr>
             </w:pPr>
             <w:r>
               <w:rPr>
                 <w:rFonts w:ascii="Bahnschrift Light SemiCondensed" w:hAnsi="Bahnschrift Light SemiCondensed"/>
                 <w:color w:val="196B24" w:themeColor="accent3"/>
+                <w:lang w:val="en-US"/>
               </w:rPr>
               <w:t xml:space="preserve">    {"FORMAT":</w:t>
             </w:r>
@@ -6633,6 +6938,7 @@
               <w:rPr>
                 <w:rFonts w:ascii="Bahnschrift Light SemiCondensed" w:hAnsi="Bahnschrift Light SemiCondensed"/>
                 <w:color w:val="196B24" w:themeColor="accent3"/>
+                <w:lang w:val="en-US"/>
               </w:rPr>
               <w:t xml:space="preserve"> </w:t>
             </w:r>
@@ -6640,6 +6946,7 @@
               <w:rPr>
                 <w:rFonts w:ascii="Bahnschrift Light SemiCondensed" w:hAnsi="Bahnschrift Light SemiCondensed"/>
                 <w:color w:val="196B24" w:themeColor="accent3"/>
+                <w:lang w:val="en-US"/>
               </w:rPr>
               <w:t>"</w:t>
             </w:r>
@@ -6648,6 +6955,7 @@
               <w:rPr>
                 <w:rFonts w:ascii="Bahnschrift Light SemiCondensed" w:hAnsi="Bahnschrift Light SemiCondensed"/>
                 <w:color w:val="196B24" w:themeColor="accent3"/>
+                <w:lang w:val="en-US"/>
               </w:rPr>
               <w:t>json</w:t>
             </w:r>
@@ -6656,6 +6964,7 @@
               <w:rPr>
                 <w:rFonts w:ascii="Bahnschrift Light SemiCondensed" w:hAnsi="Bahnschrift Light SemiCondensed"/>
                 <w:color w:val="196B24" w:themeColor="accent3"/>
+                <w:lang w:val="en-US"/>
               </w:rPr>
               <w:t>", "IDENTDN": "UR0200001201", "NUMBER": 100, "</w:t>
             </w:r>
@@ -6664,6 +6973,7 @@
               <w:rPr>
                 <w:rFonts w:ascii="Bahnschrift Light SemiCondensed" w:hAnsi="Bahnschrift Light SemiCondensed"/>
                 <w:color w:val="196B24" w:themeColor="accent3"/>
+                <w:lang w:val="en-US"/>
               </w:rPr>
               <w:t>ExpectedStatusCode</w:t>
             </w:r>
@@ -6672,91 +6982,94 @@
               <w:rPr>
                 <w:rFonts w:ascii="Bahnschrift Light SemiCondensed" w:hAnsi="Bahnschrift Light SemiCondensed"/>
                 <w:color w:val="196B24" w:themeColor="accent3"/>
-              </w:rPr>
-              <w:t>": 204 },</w:t>
-            </w:r>
-          </w:p>
-          <w:p>
-            <w:pPr>
-              <w:pStyle w:val="KeinLeerraum"/>
+                <w:lang w:val="en-US"/>
+              </w:rPr>
+              <w:t xml:space="preserve">": </w:t>
+            </w:r>
+            <w:proofErr w:type="gramStart"/>
+            <w:r>
               <w:rPr>
                 <w:rFonts w:ascii="Bahnschrift Light SemiCondensed" w:hAnsi="Bahnschrift Light SemiCondensed"/>
                 <w:color w:val="196B24" w:themeColor="accent3"/>
-              </w:rPr>
-            </w:pPr>
+                <w:lang w:val="en-US"/>
+              </w:rPr>
+              <w:t>204 }</w:t>
+            </w:r>
+            <w:proofErr w:type="gramEnd"/>
             <w:r>
               <w:rPr>
                 <w:rFonts w:ascii="Bahnschrift Light SemiCondensed" w:hAnsi="Bahnschrift Light SemiCondensed"/>
                 <w:color w:val="196B24" w:themeColor="accent3"/>
-              </w:rPr>
-              <w:t xml:space="preserve">    {"FORMAT":</w:t>
-            </w:r>
-            <w:r>
+                <w:lang w:val="en-US"/>
+              </w:rPr>
+              <w:t>,</w:t>
+            </w:r>
+          </w:p>
+          <w:p>
+            <w:pPr>
+              <w:pStyle w:val="Sansinterligne"/>
               <w:rPr>
                 <w:rFonts w:ascii="Bahnschrift Light SemiCondensed" w:hAnsi="Bahnschrift Light SemiCondensed"/>
                 <w:color w:val="196B24" w:themeColor="accent3"/>
-              </w:rPr>
-              <w:t xml:space="preserve"> </w:t>
-            </w:r>
+                <w:lang w:val="en-US"/>
+              </w:rPr>
+            </w:pPr>
             <w:r>
               <w:rPr>
                 <w:rFonts w:ascii="Bahnschrift Light SemiCondensed" w:hAnsi="Bahnschrift Light SemiCondensed"/>
                 <w:color w:val="196B24" w:themeColor="accent3"/>
-              </w:rPr>
-              <w:t>"</w:t>
-            </w:r>
-            <w:proofErr w:type="spellStart"/>
+                <w:lang w:val="en-US"/>
+              </w:rPr>
+              <w:t xml:space="preserve">    {"FORMAT":</w:t>
+            </w:r>
             <w:r>
               <w:rPr>
                 <w:rFonts w:ascii="Bahnschrift Light SemiCondensed" w:hAnsi="Bahnschrift Light SemiCondensed"/>
                 <w:color w:val="196B24" w:themeColor="accent3"/>
-              </w:rPr>
-              <w:t>xml</w:t>
-            </w:r>
-            <w:proofErr w:type="spellEnd"/>
+                <w:lang w:val="en-US"/>
+              </w:rPr>
+              <w:t xml:space="preserve"> </w:t>
+            </w:r>
             <w:r>
               <w:rPr>
                 <w:rFonts w:ascii="Bahnschrift Light SemiCondensed" w:hAnsi="Bahnschrift Light SemiCondensed"/>
                 <w:color w:val="196B24" w:themeColor="accent3"/>
-              </w:rPr>
-              <w:t xml:space="preserve">", "IDENTDN": "BE0200000136", "NUMBER": 426, "Provoke500": </w:t>
+                <w:lang w:val="en-US"/>
+              </w:rPr>
+              <w:t>"xml", "IDENTDN": "BE0200000136", "NUMBER": 426, "Provoke500": true, "</w:t>
             </w:r>
             <w:proofErr w:type="spellStart"/>
             <w:r>
               <w:rPr>
                 <w:rFonts w:ascii="Bahnschrift Light SemiCondensed" w:hAnsi="Bahnschrift Light SemiCondensed"/>
                 <w:color w:val="196B24" w:themeColor="accent3"/>
-              </w:rPr>
-              <w:t>true</w:t>
+                <w:lang w:val="en-US"/>
+              </w:rPr>
+              <w:t>ExpectedStatusCode</w:t>
             </w:r>
             <w:proofErr w:type="spellEnd"/>
             <w:r>
               <w:rPr>
                 <w:rFonts w:ascii="Bahnschrift Light SemiCondensed" w:hAnsi="Bahnschrift Light SemiCondensed"/>
                 <w:color w:val="196B24" w:themeColor="accent3"/>
-              </w:rPr>
-              <w:t>, "</w:t>
-            </w:r>
-            <w:proofErr w:type="spellStart"/>
+                <w:lang w:val="en-US"/>
+              </w:rPr>
+              <w:t xml:space="preserve">": </w:t>
+            </w:r>
+            <w:proofErr w:type="gramStart"/>
             <w:r>
               <w:rPr>
                 <w:rFonts w:ascii="Bahnschrift Light SemiCondensed" w:hAnsi="Bahnschrift Light SemiCondensed"/>
                 <w:color w:val="196B24" w:themeColor="accent3"/>
-              </w:rPr>
-              <w:t>ExpectedStatusCode</w:t>
-            </w:r>
-            <w:proofErr w:type="spellEnd"/>
-            <w:r>
-              <w:rPr>
-                <w:rFonts w:ascii="Bahnschrift Light SemiCondensed" w:hAnsi="Bahnschrift Light SemiCondensed"/>
-                <w:color w:val="196B24" w:themeColor="accent3"/>
-              </w:rPr>
-              <w:t>": 500 }</w:t>
-            </w:r>
-          </w:p>
-          <w:p>
-            <w:pPr>
-              <w:pStyle w:val="KeinLeerraum"/>
+                <w:lang w:val="en-US"/>
+              </w:rPr>
+              <w:t>500 }</w:t>
+            </w:r>
+            <w:proofErr w:type="gramEnd"/>
+          </w:p>
+          <w:p>
+            <w:pPr>
+              <w:pStyle w:val="Sansinterligne"/>
               <w:rPr>
                 <w:color w:val="196B24" w:themeColor="accent3"/>
                 <w:sz w:val="13"/>
@@ -6776,7 +7089,7 @@
     </w:tbl>
     <w:p>
       <w:pPr>
-        <w:pStyle w:val="berschrift3"/>
+        <w:pStyle w:val="Titre3"/>
         <w:rPr>
           <w:rFonts w:cs="Arial"/>
         </w:rPr>
@@ -6790,7 +7103,7 @@
     </w:p>
     <w:p>
       <w:pPr>
-        <w:pStyle w:val="KeinLeerraum"/>
+        <w:pStyle w:val="Sansinterligne"/>
         <w:numPr>
           <w:ilvl w:val="0"/>
           <w:numId w:val="35"/>
@@ -6836,7 +7149,7 @@
     </w:p>
     <w:p>
       <w:pPr>
-        <w:pStyle w:val="KeinLeerraum"/>
+        <w:pStyle w:val="Sansinterligne"/>
         <w:numPr>
           <w:ilvl w:val="0"/>
           <w:numId w:val="35"/>
@@ -6868,7 +7181,7 @@
     </w:p>
     <w:p>
       <w:pPr>
-        <w:pStyle w:val="KeinLeerraum"/>
+        <w:pStyle w:val="Sansinterligne"/>
         <w:numPr>
           <w:ilvl w:val="0"/>
           <w:numId w:val="35"/>
@@ -6916,7 +7229,7 @@
     </w:p>
     <w:p>
       <w:pPr>
-        <w:pStyle w:val="berschrift3"/>
+        <w:pStyle w:val="Titre3"/>
         <w:rPr>
           <w:rFonts w:cs="Arial"/>
         </w:rPr>
@@ -6928,6 +7241,7 @@
         <w:t xml:space="preserve">Beispiel </w:t>
       </w:r>
       <w:proofErr w:type="spellStart"/>
+      <w:proofErr w:type="gramStart"/>
       <w:r>
         <w:rPr>
           <w:rFonts w:cs="Arial"/>
@@ -6935,10 +7249,11 @@
         <w:t>config.json</w:t>
       </w:r>
       <w:proofErr w:type="spellEnd"/>
+      <w:proofErr w:type="gramEnd"/>
     </w:p>
     <w:tbl>
       <w:tblPr>
-        <w:tblStyle w:val="Tabellenraster"/>
+        <w:tblStyle w:val="Grilledutableau"/>
         <w:tblW w:w="5163" w:type="pct"/>
         <w:tblInd w:w="-147" w:type="dxa"/>
         <w:tblCellMar>
@@ -6958,7 +7273,7 @@
           </w:tcPr>
           <w:p>
             <w:pPr>
-              <w:pStyle w:val="KeinLeerraum"/>
+              <w:pStyle w:val="Sansinterligne"/>
               <w:rPr>
                 <w:rFonts w:ascii="Bahnschrift Light SemiCondensed" w:hAnsi="Bahnschrift Light SemiCondensed" w:cs="Arial"/>
                 <w:color w:val="124F1A" w:themeColor="accent3" w:themeShade="BF"/>
@@ -6978,7 +7293,7 @@
           </w:p>
           <w:p>
             <w:pPr>
-              <w:pStyle w:val="KeinLeerraum"/>
+              <w:pStyle w:val="Sansinterligne"/>
               <w:rPr>
                 <w:rFonts w:ascii="Bahnschrift Light SemiCondensed" w:hAnsi="Bahnschrift Light SemiCondensed" w:cs="Arial"/>
                 <w:color w:val="124F1A" w:themeColor="accent3" w:themeShade="BF"/>
@@ -6993,19 +7308,19 @@
                 <w:szCs w:val="18"/>
                 <w:lang w:val="fr-CH"/>
               </w:rPr>
-              <w:t xml:space="preserve">  "Canton": "BE",</w:t>
-            </w:r>
-          </w:p>
-          <w:p>
-            <w:pPr>
-              <w:pStyle w:val="KeinLeerraum"/>
+              <w:t xml:space="preserve">  "Canton</w:t>
+            </w:r>
+            <w:proofErr w:type="gramStart"/>
+            <w:r>
               <w:rPr>
                 <w:rFonts w:ascii="Bahnschrift Light SemiCondensed" w:hAnsi="Bahnschrift Light SemiCondensed" w:cs="Arial"/>
                 <w:color w:val="124F1A" w:themeColor="accent3" w:themeShade="BF"/>
                 <w:szCs w:val="18"/>
                 <w:lang w:val="fr-CH"/>
               </w:rPr>
-            </w:pPr>
+              <w:t>":</w:t>
+            </w:r>
+            <w:proofErr w:type="gramEnd"/>
             <w:r>
               <w:rPr>
                 <w:rFonts w:ascii="Bahnschrift Light SemiCondensed" w:hAnsi="Bahnschrift Light SemiCondensed" w:cs="Arial"/>
@@ -7013,6 +7328,27 @@
                 <w:szCs w:val="18"/>
                 <w:lang w:val="fr-CH"/>
               </w:rPr>
+              <w:t xml:space="preserve"> "BE",</w:t>
+            </w:r>
+          </w:p>
+          <w:p>
+            <w:pPr>
+              <w:pStyle w:val="Sansinterligne"/>
+              <w:rPr>
+                <w:rFonts w:ascii="Bahnschrift Light SemiCondensed" w:hAnsi="Bahnschrift Light SemiCondensed" w:cs="Arial"/>
+                <w:color w:val="124F1A" w:themeColor="accent3" w:themeShade="BF"/>
+                <w:szCs w:val="18"/>
+                <w:lang w:val="it-CH"/>
+              </w:rPr>
+            </w:pPr>
+            <w:r>
+              <w:rPr>
+                <w:rFonts w:ascii="Bahnschrift Light SemiCondensed" w:hAnsi="Bahnschrift Light SemiCondensed" w:cs="Arial"/>
+                <w:color w:val="124F1A" w:themeColor="accent3" w:themeShade="BF"/>
+                <w:szCs w:val="18"/>
+                <w:lang w:val="it-CH"/>
+              </w:rPr>
+              <w:lastRenderedPageBreak/>
               <w:t xml:space="preserve">  "</w:t>
             </w:r>
             <w:proofErr w:type="spellStart"/>
@@ -7021,7 +7357,7 @@
                 <w:rFonts w:ascii="Bahnschrift Light SemiCondensed" w:hAnsi="Bahnschrift Light SemiCondensed" w:cs="Arial"/>
                 <w:color w:val="124F1A" w:themeColor="accent3" w:themeShade="BF"/>
                 <w:szCs w:val="18"/>
-                <w:lang w:val="fr-CH"/>
+                <w:lang w:val="it-CH"/>
               </w:rPr>
               <w:t>BasicUrl</w:t>
             </w:r>
@@ -7031,27 +7367,76 @@
                 <w:rFonts w:ascii="Bahnschrift Light SemiCondensed" w:hAnsi="Bahnschrift Light SemiCondensed" w:cs="Arial"/>
                 <w:color w:val="124F1A" w:themeColor="accent3" w:themeShade="BF"/>
                 <w:szCs w:val="18"/>
-                <w:lang w:val="fr-CH"/>
+                <w:lang w:val="it-CH"/>
               </w:rPr>
               <w:t>": "https://www.oereb2.apps.be.ch",</w:t>
             </w:r>
           </w:p>
           <w:p>
             <w:pPr>
-              <w:pStyle w:val="KeinLeerraum"/>
-              <w:rPr>
-                <w:rFonts w:ascii="Bahnschrift Light SemiCondensed" w:hAnsi="Bahnschrift Light SemiCondensed" w:cs="Arial"/>
-                <w:color w:val="124F1A" w:themeColor="accent3" w:themeShade="BF"/>
-                <w:szCs w:val="18"/>
-                <w:lang w:val="fr-CH"/>
-              </w:rPr>
-            </w:pPr>
-            <w:r>
-              <w:rPr>
-                <w:rFonts w:ascii="Bahnschrift Light SemiCondensed" w:hAnsi="Bahnschrift Light SemiCondensed" w:cs="Arial"/>
-                <w:color w:val="124F1A" w:themeColor="accent3" w:themeShade="BF"/>
-                <w:szCs w:val="18"/>
-                <w:lang w:val="fr-CH"/>
+              <w:pStyle w:val="Sansinterligne"/>
+              <w:rPr>
+                <w:rFonts w:ascii="Bahnschrift Light SemiCondensed" w:hAnsi="Bahnschrift Light SemiCondensed" w:cs="Arial"/>
+                <w:color w:val="124F1A" w:themeColor="accent3" w:themeShade="BF"/>
+                <w:szCs w:val="18"/>
+                <w:lang w:val="en-US"/>
+              </w:rPr>
+            </w:pPr>
+            <w:r>
+              <w:rPr>
+                <w:rFonts w:ascii="Bahnschrift Light SemiCondensed" w:hAnsi="Bahnschrift Light SemiCondensed" w:cs="Arial"/>
+                <w:color w:val="124F1A" w:themeColor="accent3" w:themeShade="BF"/>
+                <w:szCs w:val="18"/>
+                <w:lang w:val="it-CH"/>
+              </w:rPr>
+              <w:t xml:space="preserve">  </w:t>
+            </w:r>
+            <w:r>
+              <w:rPr>
+                <w:rFonts w:ascii="Bahnschrift Light SemiCondensed" w:hAnsi="Bahnschrift Light SemiCondensed" w:cs="Arial"/>
+                <w:color w:val="124F1A" w:themeColor="accent3" w:themeShade="BF"/>
+                <w:szCs w:val="18"/>
+                <w:lang w:val="en-US"/>
+              </w:rPr>
+              <w:t>"</w:t>
+            </w:r>
+            <w:proofErr w:type="spellStart"/>
+            <w:r>
+              <w:rPr>
+                <w:rFonts w:ascii="Bahnschrift Light SemiCondensed" w:hAnsi="Bahnschrift Light SemiCondensed" w:cs="Arial"/>
+                <w:color w:val="124F1A" w:themeColor="accent3" w:themeShade="BF"/>
+                <w:szCs w:val="18"/>
+                <w:lang w:val="en-US"/>
+              </w:rPr>
+              <w:t>OutputDirectoryPath</w:t>
+            </w:r>
+            <w:proofErr w:type="spellEnd"/>
+            <w:r>
+              <w:rPr>
+                <w:rFonts w:ascii="Bahnschrift Light SemiCondensed" w:hAnsi="Bahnschrift Light SemiCondensed" w:cs="Arial"/>
+                <w:color w:val="124F1A" w:themeColor="accent3" w:themeShade="BF"/>
+                <w:szCs w:val="18"/>
+                <w:lang w:val="en-US"/>
+              </w:rPr>
+              <w:t>": "out\\results",</w:t>
+            </w:r>
+          </w:p>
+          <w:p>
+            <w:pPr>
+              <w:pStyle w:val="Sansinterligne"/>
+              <w:rPr>
+                <w:rFonts w:ascii="Bahnschrift Light SemiCondensed" w:hAnsi="Bahnschrift Light SemiCondensed" w:cs="Arial"/>
+                <w:color w:val="124F1A" w:themeColor="accent3" w:themeShade="BF"/>
+                <w:szCs w:val="18"/>
+                <w:lang w:val="en-US"/>
+              </w:rPr>
+            </w:pPr>
+            <w:r>
+              <w:rPr>
+                <w:rFonts w:ascii="Bahnschrift Light SemiCondensed" w:hAnsi="Bahnschrift Light SemiCondensed" w:cs="Arial"/>
+                <w:color w:val="124F1A" w:themeColor="accent3" w:themeShade="BF"/>
+                <w:szCs w:val="18"/>
+                <w:lang w:val="en-US"/>
               </w:rPr>
               <w:t xml:space="preserve">  "</w:t>
             </w:r>
@@ -7061,9 +7446,9 @@
                 <w:rFonts w:ascii="Bahnschrift Light SemiCondensed" w:hAnsi="Bahnschrift Light SemiCondensed" w:cs="Arial"/>
                 <w:color w:val="124F1A" w:themeColor="accent3" w:themeShade="BF"/>
                 <w:szCs w:val="18"/>
-                <w:lang w:val="fr-CH"/>
-              </w:rPr>
-              <w:t>OutputDirectoryPath</w:t>
+                <w:lang w:val="en-US"/>
+              </w:rPr>
+              <w:t>GetVersions</w:t>
             </w:r>
             <w:proofErr w:type="spellEnd"/>
             <w:r>
@@ -7071,9 +7456,39 @@
                 <w:rFonts w:ascii="Bahnschrift Light SemiCondensed" w:hAnsi="Bahnschrift Light SemiCondensed" w:cs="Arial"/>
                 <w:color w:val="124F1A" w:themeColor="accent3" w:themeShade="BF"/>
                 <w:szCs w:val="18"/>
-                <w:lang w:val="fr-CH"/>
-              </w:rPr>
-              <w:t>": "out\\</w:t>
+                <w:lang w:val="en-US"/>
+              </w:rPr>
+              <w:t>": [</w:t>
+            </w:r>
+          </w:p>
+          <w:p>
+            <w:pPr>
+              <w:pStyle w:val="Sansinterligne"/>
+              <w:rPr>
+                <w:rFonts w:ascii="Bahnschrift Light SemiCondensed" w:hAnsi="Bahnschrift Light SemiCondensed" w:cs="Arial"/>
+                <w:color w:val="124F1A" w:themeColor="accent3" w:themeShade="BF"/>
+                <w:szCs w:val="18"/>
+                <w:lang w:val="en-US"/>
+              </w:rPr>
+            </w:pPr>
+            <w:r>
+              <w:rPr>
+                <w:rFonts w:ascii="Bahnschrift Light SemiCondensed" w:hAnsi="Bahnschrift Light SemiCondensed" w:cs="Arial"/>
+                <w:color w:val="124F1A" w:themeColor="accent3" w:themeShade="BF"/>
+                <w:szCs w:val="18"/>
+                <w:lang w:val="en-US"/>
+              </w:rPr>
+              <w:t xml:space="preserve">   </w:t>
+            </w:r>
+            <w:r>
+              <w:rPr>
+                <w:rFonts w:ascii="Bahnschrift Light SemiCondensed" w:hAnsi="Bahnschrift Light SemiCondensed" w:cs="Arial"/>
+                <w:color w:val="124F1A" w:themeColor="accent3" w:themeShade="BF"/>
+                <w:szCs w:val="18"/>
+                <w:lang w:val="en-US"/>
+              </w:rPr>
+              <w:tab/>
+              <w:t>{"FORMAT": "xml", "</w:t>
             </w:r>
             <w:proofErr w:type="spellStart"/>
             <w:r>
@@ -7081,9 +7496,9 @@
                 <w:rFonts w:ascii="Bahnschrift Light SemiCondensed" w:hAnsi="Bahnschrift Light SemiCondensed" w:cs="Arial"/>
                 <w:color w:val="124F1A" w:themeColor="accent3" w:themeShade="BF"/>
                 <w:szCs w:val="18"/>
-                <w:lang w:val="fr-CH"/>
-              </w:rPr>
-              <w:t>results</w:t>
+                <w:lang w:val="en-US"/>
+              </w:rPr>
+              <w:t>ExpectedStatusCode</w:t>
             </w:r>
             <w:proofErr w:type="spellEnd"/>
             <w:r>
@@ -7091,27 +7506,896 @@
                 <w:rFonts w:ascii="Bahnschrift Light SemiCondensed" w:hAnsi="Bahnschrift Light SemiCondensed" w:cs="Arial"/>
                 <w:color w:val="124F1A" w:themeColor="accent3" w:themeShade="BF"/>
                 <w:szCs w:val="18"/>
-                <w:lang w:val="fr-CH"/>
+                <w:lang w:val="en-US"/>
+              </w:rPr>
+              <w:t xml:space="preserve">": </w:t>
+            </w:r>
+            <w:proofErr w:type="gramStart"/>
+            <w:r>
+              <w:rPr>
+                <w:rFonts w:ascii="Bahnschrift Light SemiCondensed" w:hAnsi="Bahnschrift Light SemiCondensed" w:cs="Arial"/>
+                <w:color w:val="124F1A" w:themeColor="accent3" w:themeShade="BF"/>
+                <w:szCs w:val="18"/>
+                <w:lang w:val="en-US"/>
+              </w:rPr>
+              <w:t>200 }</w:t>
+            </w:r>
+            <w:proofErr w:type="gramEnd"/>
+            <w:r>
+              <w:rPr>
+                <w:rFonts w:ascii="Bahnschrift Light SemiCondensed" w:hAnsi="Bahnschrift Light SemiCondensed" w:cs="Arial"/>
+                <w:color w:val="124F1A" w:themeColor="accent3" w:themeShade="BF"/>
+                <w:szCs w:val="18"/>
+                <w:lang w:val="en-US"/>
+              </w:rPr>
+              <w:t>,</w:t>
+            </w:r>
+          </w:p>
+          <w:p>
+            <w:pPr>
+              <w:pStyle w:val="Sansinterligne"/>
+              <w:rPr>
+                <w:rFonts w:ascii="Bahnschrift Light SemiCondensed" w:hAnsi="Bahnschrift Light SemiCondensed" w:cs="Arial"/>
+                <w:color w:val="124F1A" w:themeColor="accent3" w:themeShade="BF"/>
+                <w:szCs w:val="18"/>
+                <w:lang w:val="en-US"/>
+              </w:rPr>
+            </w:pPr>
+            <w:r>
+              <w:rPr>
+                <w:rFonts w:ascii="Bahnschrift Light SemiCondensed" w:hAnsi="Bahnschrift Light SemiCondensed" w:cs="Arial"/>
+                <w:color w:val="124F1A" w:themeColor="accent3" w:themeShade="BF"/>
+                <w:szCs w:val="18"/>
+                <w:lang w:val="en-US"/>
+              </w:rPr>
+              <w:t xml:space="preserve">    </w:t>
+            </w:r>
+            <w:r>
+              <w:rPr>
+                <w:rFonts w:ascii="Bahnschrift Light SemiCondensed" w:hAnsi="Bahnschrift Light SemiCondensed" w:cs="Arial"/>
+                <w:color w:val="124F1A" w:themeColor="accent3" w:themeShade="BF"/>
+                <w:szCs w:val="18"/>
+                <w:lang w:val="en-US"/>
+              </w:rPr>
+              <w:tab/>
+              <w:t>{"FORMAT": "</w:t>
+            </w:r>
+            <w:proofErr w:type="spellStart"/>
+            <w:proofErr w:type="gramStart"/>
+            <w:r>
+              <w:rPr>
+                <w:rFonts w:ascii="Bahnschrift Light SemiCondensed" w:hAnsi="Bahnschrift Light SemiCondensed" w:cs="Arial"/>
+                <w:color w:val="124F1A" w:themeColor="accent3" w:themeShade="BF"/>
+                <w:szCs w:val="18"/>
+                <w:lang w:val="en-US"/>
+              </w:rPr>
+              <w:t>json</w:t>
+            </w:r>
+            <w:proofErr w:type="spellEnd"/>
+            <w:proofErr w:type="gramEnd"/>
+            <w:r>
+              <w:rPr>
+                <w:rFonts w:ascii="Bahnschrift Light SemiCondensed" w:hAnsi="Bahnschrift Light SemiCondensed" w:cs="Arial"/>
+                <w:color w:val="124F1A" w:themeColor="accent3" w:themeShade="BF"/>
+                <w:szCs w:val="18"/>
+                <w:lang w:val="en-US"/>
+              </w:rPr>
+              <w:t>", "</w:t>
+            </w:r>
+            <w:proofErr w:type="spellStart"/>
+            <w:r>
+              <w:rPr>
+                <w:rFonts w:ascii="Bahnschrift Light SemiCondensed" w:hAnsi="Bahnschrift Light SemiCondensed" w:cs="Arial"/>
+                <w:color w:val="124F1A" w:themeColor="accent3" w:themeShade="BF"/>
+                <w:szCs w:val="18"/>
+                <w:lang w:val="en-US"/>
+              </w:rPr>
+              <w:t>ExpectedStatusCode</w:t>
+            </w:r>
+            <w:proofErr w:type="spellEnd"/>
+            <w:r>
+              <w:rPr>
+                <w:rFonts w:ascii="Bahnschrift Light SemiCondensed" w:hAnsi="Bahnschrift Light SemiCondensed" w:cs="Arial"/>
+                <w:color w:val="124F1A" w:themeColor="accent3" w:themeShade="BF"/>
+                <w:szCs w:val="18"/>
+                <w:lang w:val="en-US"/>
+              </w:rPr>
+              <w:t xml:space="preserve">": </w:t>
+            </w:r>
+            <w:proofErr w:type="gramStart"/>
+            <w:r>
+              <w:rPr>
+                <w:rFonts w:ascii="Bahnschrift Light SemiCondensed" w:hAnsi="Bahnschrift Light SemiCondensed" w:cs="Arial"/>
+                <w:color w:val="124F1A" w:themeColor="accent3" w:themeShade="BF"/>
+                <w:szCs w:val="18"/>
+                <w:lang w:val="en-US"/>
+              </w:rPr>
+              <w:t>200 }</w:t>
+            </w:r>
+            <w:proofErr w:type="gramEnd"/>
+          </w:p>
+          <w:p>
+            <w:pPr>
+              <w:pStyle w:val="Sansinterligne"/>
+              <w:rPr>
+                <w:rFonts w:ascii="Bahnschrift Light SemiCondensed" w:hAnsi="Bahnschrift Light SemiCondensed" w:cs="Arial"/>
+                <w:color w:val="124F1A" w:themeColor="accent3" w:themeShade="BF"/>
+                <w:szCs w:val="18"/>
+                <w:lang w:val="en-US"/>
+              </w:rPr>
+            </w:pPr>
+            <w:r>
+              <w:rPr>
+                <w:rFonts w:ascii="Bahnschrift Light SemiCondensed" w:hAnsi="Bahnschrift Light SemiCondensed" w:cs="Arial"/>
+                <w:color w:val="124F1A" w:themeColor="accent3" w:themeShade="BF"/>
+                <w:szCs w:val="18"/>
+                <w:lang w:val="en-US"/>
+              </w:rPr>
+              <w:t xml:space="preserve">  ],</w:t>
+            </w:r>
+          </w:p>
+          <w:p>
+            <w:pPr>
+              <w:pStyle w:val="Sansinterligne"/>
+              <w:rPr>
+                <w:rFonts w:ascii="Bahnschrift Light SemiCondensed" w:hAnsi="Bahnschrift Light SemiCondensed" w:cs="Arial"/>
+                <w:color w:val="124F1A" w:themeColor="accent3" w:themeShade="BF"/>
+                <w:szCs w:val="18"/>
+                <w:lang w:val="en-US"/>
+              </w:rPr>
+            </w:pPr>
+            <w:r>
+              <w:rPr>
+                <w:rFonts w:ascii="Bahnschrift Light SemiCondensed" w:hAnsi="Bahnschrift Light SemiCondensed" w:cs="Arial"/>
+                <w:color w:val="124F1A" w:themeColor="accent3" w:themeShade="BF"/>
+                <w:szCs w:val="18"/>
+                <w:lang w:val="en-US"/>
+              </w:rPr>
+              <w:t xml:space="preserve">  "</w:t>
+            </w:r>
+            <w:proofErr w:type="spellStart"/>
+            <w:r>
+              <w:rPr>
+                <w:rFonts w:ascii="Bahnschrift Light SemiCondensed" w:hAnsi="Bahnschrift Light SemiCondensed" w:cs="Arial"/>
+                <w:color w:val="124F1A" w:themeColor="accent3" w:themeShade="BF"/>
+                <w:szCs w:val="18"/>
+                <w:lang w:val="en-US"/>
+              </w:rPr>
+              <w:t>GetCapabilities</w:t>
+            </w:r>
+            <w:proofErr w:type="spellEnd"/>
+            <w:r>
+              <w:rPr>
+                <w:rFonts w:ascii="Bahnschrift Light SemiCondensed" w:hAnsi="Bahnschrift Light SemiCondensed" w:cs="Arial"/>
+                <w:color w:val="124F1A" w:themeColor="accent3" w:themeShade="BF"/>
+                <w:szCs w:val="18"/>
+                <w:lang w:val="en-US"/>
+              </w:rPr>
+              <w:t>": [</w:t>
+            </w:r>
+          </w:p>
+          <w:p>
+            <w:pPr>
+              <w:pStyle w:val="Sansinterligne"/>
+              <w:rPr>
+                <w:rFonts w:ascii="Bahnschrift Light SemiCondensed" w:hAnsi="Bahnschrift Light SemiCondensed" w:cs="Arial"/>
+                <w:color w:val="124F1A" w:themeColor="accent3" w:themeShade="BF"/>
+                <w:szCs w:val="18"/>
+                <w:lang w:val="en-US"/>
+              </w:rPr>
+            </w:pPr>
+            <w:r>
+              <w:rPr>
+                <w:rFonts w:ascii="Bahnschrift Light SemiCondensed" w:hAnsi="Bahnschrift Light SemiCondensed" w:cs="Arial"/>
+                <w:color w:val="124F1A" w:themeColor="accent3" w:themeShade="BF"/>
+                <w:szCs w:val="18"/>
+                <w:lang w:val="en-US"/>
+              </w:rPr>
+              <w:t xml:space="preserve">   </w:t>
+            </w:r>
+            <w:r>
+              <w:rPr>
+                <w:rFonts w:ascii="Bahnschrift Light SemiCondensed" w:hAnsi="Bahnschrift Light SemiCondensed" w:cs="Arial"/>
+                <w:color w:val="124F1A" w:themeColor="accent3" w:themeShade="BF"/>
+                <w:szCs w:val="18"/>
+                <w:lang w:val="en-US"/>
+              </w:rPr>
+              <w:tab/>
+              <w:t>{"FORMAT": "xml", "</w:t>
+            </w:r>
+            <w:proofErr w:type="spellStart"/>
+            <w:r>
+              <w:rPr>
+                <w:rFonts w:ascii="Bahnschrift Light SemiCondensed" w:hAnsi="Bahnschrift Light SemiCondensed" w:cs="Arial"/>
+                <w:color w:val="124F1A" w:themeColor="accent3" w:themeShade="BF"/>
+                <w:szCs w:val="18"/>
+                <w:lang w:val="en-US"/>
+              </w:rPr>
+              <w:t>ExpectedStatusCode</w:t>
+            </w:r>
+            <w:proofErr w:type="spellEnd"/>
+            <w:r>
+              <w:rPr>
+                <w:rFonts w:ascii="Bahnschrift Light SemiCondensed" w:hAnsi="Bahnschrift Light SemiCondensed" w:cs="Arial"/>
+                <w:color w:val="124F1A" w:themeColor="accent3" w:themeShade="BF"/>
+                <w:szCs w:val="18"/>
+                <w:lang w:val="en-US"/>
+              </w:rPr>
+              <w:t xml:space="preserve">": </w:t>
+            </w:r>
+            <w:proofErr w:type="gramStart"/>
+            <w:r>
+              <w:rPr>
+                <w:rFonts w:ascii="Bahnschrift Light SemiCondensed" w:hAnsi="Bahnschrift Light SemiCondensed" w:cs="Arial"/>
+                <w:color w:val="124F1A" w:themeColor="accent3" w:themeShade="BF"/>
+                <w:szCs w:val="18"/>
+                <w:lang w:val="en-US"/>
+              </w:rPr>
+              <w:t>200 }</w:t>
+            </w:r>
+            <w:proofErr w:type="gramEnd"/>
+            <w:r>
+              <w:rPr>
+                <w:rFonts w:ascii="Bahnschrift Light SemiCondensed" w:hAnsi="Bahnschrift Light SemiCondensed" w:cs="Arial"/>
+                <w:color w:val="124F1A" w:themeColor="accent3" w:themeShade="BF"/>
+                <w:szCs w:val="18"/>
+                <w:lang w:val="en-US"/>
+              </w:rPr>
+              <w:t>,</w:t>
+            </w:r>
+          </w:p>
+          <w:p>
+            <w:pPr>
+              <w:pStyle w:val="Sansinterligne"/>
+              <w:rPr>
+                <w:rFonts w:ascii="Bahnschrift Light SemiCondensed" w:hAnsi="Bahnschrift Light SemiCondensed" w:cs="Arial"/>
+                <w:color w:val="124F1A" w:themeColor="accent3" w:themeShade="BF"/>
+                <w:szCs w:val="18"/>
+                <w:lang w:val="en-US"/>
+              </w:rPr>
+            </w:pPr>
+            <w:r>
+              <w:rPr>
+                <w:rFonts w:ascii="Bahnschrift Light SemiCondensed" w:hAnsi="Bahnschrift Light SemiCondensed" w:cs="Arial"/>
+                <w:color w:val="124F1A" w:themeColor="accent3" w:themeShade="BF"/>
+                <w:szCs w:val="18"/>
+                <w:lang w:val="en-US"/>
+              </w:rPr>
+              <w:t xml:space="preserve">    </w:t>
+            </w:r>
+            <w:r>
+              <w:rPr>
+                <w:rFonts w:ascii="Bahnschrift Light SemiCondensed" w:hAnsi="Bahnschrift Light SemiCondensed" w:cs="Arial"/>
+                <w:color w:val="124F1A" w:themeColor="accent3" w:themeShade="BF"/>
+                <w:szCs w:val="18"/>
+                <w:lang w:val="en-US"/>
+              </w:rPr>
+              <w:tab/>
+              <w:t>{"FORMAT": "</w:t>
+            </w:r>
+            <w:proofErr w:type="spellStart"/>
+            <w:proofErr w:type="gramStart"/>
+            <w:r>
+              <w:rPr>
+                <w:rFonts w:ascii="Bahnschrift Light SemiCondensed" w:hAnsi="Bahnschrift Light SemiCondensed" w:cs="Arial"/>
+                <w:color w:val="124F1A" w:themeColor="accent3" w:themeShade="BF"/>
+                <w:szCs w:val="18"/>
+                <w:lang w:val="en-US"/>
+              </w:rPr>
+              <w:t>json</w:t>
+            </w:r>
+            <w:proofErr w:type="spellEnd"/>
+            <w:proofErr w:type="gramEnd"/>
+            <w:r>
+              <w:rPr>
+                <w:rFonts w:ascii="Bahnschrift Light SemiCondensed" w:hAnsi="Bahnschrift Light SemiCondensed" w:cs="Arial"/>
+                <w:color w:val="124F1A" w:themeColor="accent3" w:themeShade="BF"/>
+                <w:szCs w:val="18"/>
+                <w:lang w:val="en-US"/>
+              </w:rPr>
+              <w:t>", "</w:t>
+            </w:r>
+            <w:proofErr w:type="spellStart"/>
+            <w:r>
+              <w:rPr>
+                <w:rFonts w:ascii="Bahnschrift Light SemiCondensed" w:hAnsi="Bahnschrift Light SemiCondensed" w:cs="Arial"/>
+                <w:color w:val="124F1A" w:themeColor="accent3" w:themeShade="BF"/>
+                <w:szCs w:val="18"/>
+                <w:lang w:val="en-US"/>
+              </w:rPr>
+              <w:t>ExpectedStatusCode</w:t>
+            </w:r>
+            <w:proofErr w:type="spellEnd"/>
+            <w:r>
+              <w:rPr>
+                <w:rFonts w:ascii="Bahnschrift Light SemiCondensed" w:hAnsi="Bahnschrift Light SemiCondensed" w:cs="Arial"/>
+                <w:color w:val="124F1A" w:themeColor="accent3" w:themeShade="BF"/>
+                <w:szCs w:val="18"/>
+                <w:lang w:val="en-US"/>
+              </w:rPr>
+              <w:t xml:space="preserve">": </w:t>
+            </w:r>
+            <w:proofErr w:type="gramStart"/>
+            <w:r>
+              <w:rPr>
+                <w:rFonts w:ascii="Bahnschrift Light SemiCondensed" w:hAnsi="Bahnschrift Light SemiCondensed" w:cs="Arial"/>
+                <w:color w:val="124F1A" w:themeColor="accent3" w:themeShade="BF"/>
+                <w:szCs w:val="18"/>
+                <w:lang w:val="en-US"/>
+              </w:rPr>
+              <w:t>200 }</w:t>
+            </w:r>
+            <w:proofErr w:type="gramEnd"/>
+          </w:p>
+          <w:p>
+            <w:pPr>
+              <w:pStyle w:val="Sansinterligne"/>
+              <w:rPr>
+                <w:rFonts w:ascii="Bahnschrift Light SemiCondensed" w:hAnsi="Bahnschrift Light SemiCondensed" w:cs="Arial"/>
+                <w:color w:val="124F1A" w:themeColor="accent3" w:themeShade="BF"/>
+                <w:szCs w:val="18"/>
+                <w:lang w:val="en-US"/>
+              </w:rPr>
+            </w:pPr>
+            <w:r>
+              <w:rPr>
+                <w:rFonts w:ascii="Bahnschrift Light SemiCondensed" w:hAnsi="Bahnschrift Light SemiCondensed" w:cs="Arial"/>
+                <w:color w:val="124F1A" w:themeColor="accent3" w:themeShade="BF"/>
+                <w:szCs w:val="18"/>
+                <w:lang w:val="en-US"/>
+              </w:rPr>
+              <w:t xml:space="preserve">  ],</w:t>
+            </w:r>
+          </w:p>
+          <w:p>
+            <w:pPr>
+              <w:pStyle w:val="Sansinterligne"/>
+              <w:rPr>
+                <w:rFonts w:ascii="Bahnschrift Light SemiCondensed" w:hAnsi="Bahnschrift Light SemiCondensed" w:cs="Arial"/>
+                <w:color w:val="124F1A" w:themeColor="accent3" w:themeShade="BF"/>
+                <w:szCs w:val="18"/>
+                <w:lang w:val="en-US"/>
+              </w:rPr>
+            </w:pPr>
+            <w:r>
+              <w:rPr>
+                <w:rFonts w:ascii="Bahnschrift Light SemiCondensed" w:hAnsi="Bahnschrift Light SemiCondensed" w:cs="Arial"/>
+                <w:color w:val="124F1A" w:themeColor="accent3" w:themeShade="BF"/>
+                <w:szCs w:val="18"/>
+                <w:lang w:val="en-US"/>
+              </w:rPr>
+              <w:t xml:space="preserve">    "</w:t>
+            </w:r>
+            <w:proofErr w:type="spellStart"/>
+            <w:r>
+              <w:rPr>
+                <w:rFonts w:ascii="Bahnschrift Light SemiCondensed" w:hAnsi="Bahnschrift Light SemiCondensed" w:cs="Arial"/>
+                <w:color w:val="124F1A" w:themeColor="accent3" w:themeShade="BF"/>
+                <w:szCs w:val="18"/>
+                <w:lang w:val="en-US"/>
+              </w:rPr>
+              <w:t>GetEGRID</w:t>
+            </w:r>
+            <w:proofErr w:type="spellEnd"/>
+            <w:r>
+              <w:rPr>
+                <w:rFonts w:ascii="Bahnschrift Light SemiCondensed" w:hAnsi="Bahnschrift Light SemiCondensed" w:cs="Arial"/>
+                <w:color w:val="124F1A" w:themeColor="accent3" w:themeShade="BF"/>
+                <w:szCs w:val="18"/>
+                <w:lang w:val="en-US"/>
+              </w:rPr>
+              <w:t>": [</w:t>
+            </w:r>
+          </w:p>
+          <w:p>
+            <w:pPr>
+              <w:pStyle w:val="Sansinterligne"/>
+              <w:rPr>
+                <w:rFonts w:ascii="Bahnschrift Light SemiCondensed" w:hAnsi="Bahnschrift Light SemiCondensed" w:cs="Arial"/>
+                <w:color w:val="124F1A" w:themeColor="accent3" w:themeShade="BF"/>
+                <w:szCs w:val="18"/>
+                <w:lang w:val="en-US"/>
+              </w:rPr>
+            </w:pPr>
+            <w:r>
+              <w:rPr>
+                <w:rFonts w:ascii="Bahnschrift Light SemiCondensed" w:hAnsi="Bahnschrift Light SemiCondensed" w:cs="Arial"/>
+                <w:color w:val="124F1A" w:themeColor="accent3" w:themeShade="BF"/>
+                <w:szCs w:val="18"/>
+                <w:lang w:val="en-US"/>
+              </w:rPr>
+              <w:t xml:space="preserve">      </w:t>
+            </w:r>
+            <w:r>
+              <w:rPr>
+                <w:rFonts w:ascii="Bahnschrift Light SemiCondensed" w:hAnsi="Bahnschrift Light SemiCondensed" w:cs="Arial"/>
+                <w:color w:val="124F1A" w:themeColor="accent3" w:themeShade="BF"/>
+                <w:szCs w:val="18"/>
+                <w:lang w:val="en-US"/>
+              </w:rPr>
+              <w:tab/>
+              <w:t>{"FORMAT": "xml",</w:t>
+            </w:r>
+            <w:r>
+              <w:rPr>
+                <w:rFonts w:ascii="Bahnschrift Light SemiCondensed" w:hAnsi="Bahnschrift Light SemiCondensed" w:cs="Arial"/>
+                <w:color w:val="124F1A" w:themeColor="accent3" w:themeShade="BF"/>
+                <w:szCs w:val="18"/>
+                <w:lang w:val="en-US"/>
+              </w:rPr>
+              <w:t xml:space="preserve"> </w:t>
+            </w:r>
+            <w:r>
+              <w:rPr>
+                <w:rFonts w:ascii="Bahnschrift Light SemiCondensed" w:hAnsi="Bahnschrift Light SemiCondensed" w:cs="Arial"/>
+                <w:color w:val="124F1A" w:themeColor="accent3" w:themeShade="BF"/>
+                <w:szCs w:val="18"/>
+                <w:lang w:val="en-US"/>
+              </w:rPr>
+              <w:t>"EN": "2606296.340,1215309.120", "</w:t>
+            </w:r>
+            <w:proofErr w:type="spellStart"/>
+            <w:r>
+              <w:rPr>
+                <w:rFonts w:ascii="Bahnschrift Light SemiCondensed" w:hAnsi="Bahnschrift Light SemiCondensed" w:cs="Arial"/>
+                <w:color w:val="124F1A" w:themeColor="accent3" w:themeShade="BF"/>
+                <w:szCs w:val="18"/>
+                <w:lang w:val="en-US"/>
+              </w:rPr>
+              <w:t>ExpectedStatusCode</w:t>
+            </w:r>
+            <w:proofErr w:type="spellEnd"/>
+            <w:r>
+              <w:rPr>
+                <w:rFonts w:ascii="Bahnschrift Light SemiCondensed" w:hAnsi="Bahnschrift Light SemiCondensed" w:cs="Arial"/>
+                <w:color w:val="124F1A" w:themeColor="accent3" w:themeShade="BF"/>
+                <w:szCs w:val="18"/>
+                <w:lang w:val="en-US"/>
+              </w:rPr>
+              <w:t xml:space="preserve">": </w:t>
+            </w:r>
+            <w:proofErr w:type="gramStart"/>
+            <w:r>
+              <w:rPr>
+                <w:rFonts w:ascii="Bahnschrift Light SemiCondensed" w:hAnsi="Bahnschrift Light SemiCondensed" w:cs="Arial"/>
+                <w:color w:val="124F1A" w:themeColor="accent3" w:themeShade="BF"/>
+                <w:szCs w:val="18"/>
+                <w:lang w:val="en-US"/>
+              </w:rPr>
+              <w:t>200},</w:t>
+            </w:r>
+            <w:proofErr w:type="gramEnd"/>
+          </w:p>
+          <w:p>
+            <w:pPr>
+              <w:pStyle w:val="Sansinterligne"/>
+              <w:rPr>
+                <w:rFonts w:ascii="Bahnschrift Light SemiCondensed" w:hAnsi="Bahnschrift Light SemiCondensed" w:cs="Arial"/>
+                <w:color w:val="124F1A" w:themeColor="accent3" w:themeShade="BF"/>
+                <w:szCs w:val="18"/>
+                <w:lang w:val="en-US"/>
+              </w:rPr>
+            </w:pPr>
+            <w:r>
+              <w:rPr>
+                <w:rFonts w:ascii="Bahnschrift Light SemiCondensed" w:hAnsi="Bahnschrift Light SemiCondensed" w:cs="Arial"/>
+                <w:color w:val="124F1A" w:themeColor="accent3" w:themeShade="BF"/>
+                <w:szCs w:val="18"/>
+                <w:lang w:val="en-US"/>
+              </w:rPr>
+              <w:t xml:space="preserve">     </w:t>
+            </w:r>
+            <w:r>
+              <w:rPr>
+                <w:rFonts w:ascii="Bahnschrift Light SemiCondensed" w:hAnsi="Bahnschrift Light SemiCondensed" w:cs="Arial"/>
+                <w:color w:val="124F1A" w:themeColor="accent3" w:themeShade="BF"/>
+                <w:szCs w:val="18"/>
+                <w:lang w:val="en-US"/>
+              </w:rPr>
+              <w:tab/>
+              <w:t>{"FORMAT": "xml",</w:t>
+            </w:r>
+            <w:r>
+              <w:rPr>
+                <w:rFonts w:ascii="Bahnschrift Light SemiCondensed" w:hAnsi="Bahnschrift Light SemiCondensed" w:cs="Arial"/>
+                <w:color w:val="124F1A" w:themeColor="accent3" w:themeShade="BF"/>
+                <w:szCs w:val="18"/>
+                <w:lang w:val="en-US"/>
+              </w:rPr>
+              <w:t xml:space="preserve"> </w:t>
+            </w:r>
+            <w:r>
+              <w:rPr>
+                <w:rFonts w:ascii="Bahnschrift Light SemiCondensed" w:hAnsi="Bahnschrift Light SemiCondensed" w:cs="Arial"/>
+                <w:color w:val="124F1A" w:themeColor="accent3" w:themeShade="BF"/>
+                <w:szCs w:val="18"/>
+                <w:lang w:val="en-US"/>
+              </w:rPr>
+              <w:t>"IDENTDN": "AR0200300600", "NUMBER": 100, "</w:t>
+            </w:r>
+            <w:proofErr w:type="spellStart"/>
+            <w:r>
+              <w:rPr>
+                <w:rFonts w:ascii="Bahnschrift Light SemiCondensed" w:hAnsi="Bahnschrift Light SemiCondensed" w:cs="Arial"/>
+                <w:color w:val="124F1A" w:themeColor="accent3" w:themeShade="BF"/>
+                <w:szCs w:val="18"/>
+                <w:lang w:val="en-US"/>
+              </w:rPr>
+              <w:t>ExpectedStatusCode</w:t>
+            </w:r>
+            <w:proofErr w:type="spellEnd"/>
+            <w:r>
+              <w:rPr>
+                <w:rFonts w:ascii="Bahnschrift Light SemiCondensed" w:hAnsi="Bahnschrift Light SemiCondensed" w:cs="Arial"/>
+                <w:color w:val="124F1A" w:themeColor="accent3" w:themeShade="BF"/>
+                <w:szCs w:val="18"/>
+                <w:lang w:val="en-US"/>
+              </w:rPr>
+              <w:t xml:space="preserve">": </w:t>
+            </w:r>
+            <w:proofErr w:type="gramStart"/>
+            <w:r>
+              <w:rPr>
+                <w:rFonts w:ascii="Bahnschrift Light SemiCondensed" w:hAnsi="Bahnschrift Light SemiCondensed" w:cs="Arial"/>
+                <w:color w:val="124F1A" w:themeColor="accent3" w:themeShade="BF"/>
+                <w:szCs w:val="18"/>
+                <w:lang w:val="en-US"/>
+              </w:rPr>
+              <w:t>204 }</w:t>
+            </w:r>
+            <w:proofErr w:type="gramEnd"/>
+            <w:r>
+              <w:rPr>
+                <w:rFonts w:ascii="Bahnschrift Light SemiCondensed" w:hAnsi="Bahnschrift Light SemiCondensed" w:cs="Arial"/>
+                <w:color w:val="124F1A" w:themeColor="accent3" w:themeShade="BF"/>
+                <w:szCs w:val="18"/>
+                <w:lang w:val="en-US"/>
+              </w:rPr>
+              <w:t>,</w:t>
+            </w:r>
+          </w:p>
+          <w:p>
+            <w:pPr>
+              <w:pStyle w:val="Sansinterligne"/>
+              <w:rPr>
+                <w:rFonts w:ascii="Bahnschrift Light SemiCondensed" w:hAnsi="Bahnschrift Light SemiCondensed" w:cs="Arial"/>
+                <w:color w:val="124F1A" w:themeColor="accent3" w:themeShade="BF"/>
+                <w:szCs w:val="18"/>
+                <w:lang w:val="en-US"/>
+              </w:rPr>
+            </w:pPr>
+            <w:r>
+              <w:rPr>
+                <w:rFonts w:ascii="Bahnschrift Light SemiCondensed" w:hAnsi="Bahnschrift Light SemiCondensed" w:cs="Arial"/>
+                <w:color w:val="124F1A" w:themeColor="accent3" w:themeShade="BF"/>
+                <w:szCs w:val="18"/>
+                <w:lang w:val="en-US"/>
+              </w:rPr>
+              <w:t xml:space="preserve">      </w:t>
+            </w:r>
+            <w:r>
+              <w:rPr>
+                <w:rFonts w:ascii="Bahnschrift Light SemiCondensed" w:hAnsi="Bahnschrift Light SemiCondensed" w:cs="Arial"/>
+                <w:color w:val="124F1A" w:themeColor="accent3" w:themeShade="BF"/>
+                <w:szCs w:val="18"/>
+                <w:lang w:val="en-US"/>
+              </w:rPr>
+              <w:tab/>
+              <w:t>{"FORMAT": "</w:t>
+            </w:r>
+            <w:proofErr w:type="spellStart"/>
+            <w:r>
+              <w:rPr>
+                <w:rFonts w:ascii="Bahnschrift Light SemiCondensed" w:hAnsi="Bahnschrift Light SemiCondensed" w:cs="Arial"/>
+                <w:color w:val="124F1A" w:themeColor="accent3" w:themeShade="BF"/>
+                <w:szCs w:val="18"/>
+                <w:lang w:val="en-US"/>
+              </w:rPr>
+              <w:t>json</w:t>
+            </w:r>
+            <w:proofErr w:type="spellEnd"/>
+            <w:r>
+              <w:rPr>
+                <w:rFonts w:ascii="Bahnschrift Light SemiCondensed" w:hAnsi="Bahnschrift Light SemiCondensed" w:cs="Arial"/>
+                <w:color w:val="124F1A" w:themeColor="accent3" w:themeShade="BF"/>
+                <w:szCs w:val="18"/>
+                <w:lang w:val="en-US"/>
               </w:rPr>
               <w:t>",</w:t>
             </w:r>
-          </w:p>
-          <w:p>
-            <w:pPr>
-              <w:pStyle w:val="KeinLeerraum"/>
-              <w:rPr>
-                <w:rFonts w:ascii="Bahnschrift Light SemiCondensed" w:hAnsi="Bahnschrift Light SemiCondensed" w:cs="Arial"/>
-                <w:color w:val="124F1A" w:themeColor="accent3" w:themeShade="BF"/>
-                <w:szCs w:val="18"/>
-                <w:lang w:val="fr-CH"/>
-              </w:rPr>
-            </w:pPr>
-            <w:r>
-              <w:rPr>
-                <w:rFonts w:ascii="Bahnschrift Light SemiCondensed" w:hAnsi="Bahnschrift Light SemiCondensed" w:cs="Arial"/>
-                <w:color w:val="124F1A" w:themeColor="accent3" w:themeShade="BF"/>
-                <w:szCs w:val="18"/>
-                <w:lang w:val="fr-CH"/>
+            <w:r>
+              <w:rPr>
+                <w:rFonts w:ascii="Bahnschrift Light SemiCondensed" w:hAnsi="Bahnschrift Light SemiCondensed" w:cs="Arial"/>
+                <w:color w:val="124F1A" w:themeColor="accent3" w:themeShade="BF"/>
+                <w:szCs w:val="18"/>
+                <w:lang w:val="en-US"/>
+              </w:rPr>
+              <w:t xml:space="preserve"> </w:t>
+            </w:r>
+            <w:r>
+              <w:rPr>
+                <w:rFonts w:ascii="Bahnschrift Light SemiCondensed" w:hAnsi="Bahnschrift Light SemiCondensed" w:cs="Arial"/>
+                <w:color w:val="124F1A" w:themeColor="accent3" w:themeShade="BF"/>
+                <w:szCs w:val="18"/>
+                <w:lang w:val="en-US"/>
+              </w:rPr>
+              <w:t>"IDENTDN": "BE0200000136", "NUMBER": 426, "</w:t>
+            </w:r>
+            <w:proofErr w:type="spellStart"/>
+            <w:r>
+              <w:rPr>
+                <w:rFonts w:ascii="Bahnschrift Light SemiCondensed" w:hAnsi="Bahnschrift Light SemiCondensed" w:cs="Arial"/>
+                <w:color w:val="124F1A" w:themeColor="accent3" w:themeShade="BF"/>
+                <w:szCs w:val="18"/>
+                <w:lang w:val="en-US"/>
+              </w:rPr>
+              <w:t>ExpectedStatusCode</w:t>
+            </w:r>
+            <w:proofErr w:type="spellEnd"/>
+            <w:r>
+              <w:rPr>
+                <w:rFonts w:ascii="Bahnschrift Light SemiCondensed" w:hAnsi="Bahnschrift Light SemiCondensed" w:cs="Arial"/>
+                <w:color w:val="124F1A" w:themeColor="accent3" w:themeShade="BF"/>
+                <w:szCs w:val="18"/>
+                <w:lang w:val="en-US"/>
+              </w:rPr>
+              <w:t xml:space="preserve">": </w:t>
+            </w:r>
+            <w:proofErr w:type="gramStart"/>
+            <w:r>
+              <w:rPr>
+                <w:rFonts w:ascii="Bahnschrift Light SemiCondensed" w:hAnsi="Bahnschrift Light SemiCondensed" w:cs="Arial"/>
+                <w:color w:val="124F1A" w:themeColor="accent3" w:themeShade="BF"/>
+                <w:szCs w:val="18"/>
+                <w:lang w:val="en-US"/>
+              </w:rPr>
+              <w:t>200 }</w:t>
+            </w:r>
+            <w:proofErr w:type="gramEnd"/>
+            <w:r>
+              <w:rPr>
+                <w:rFonts w:ascii="Bahnschrift Light SemiCondensed" w:hAnsi="Bahnschrift Light SemiCondensed" w:cs="Arial"/>
+                <w:color w:val="124F1A" w:themeColor="accent3" w:themeShade="BF"/>
+                <w:szCs w:val="18"/>
+                <w:lang w:val="en-US"/>
+              </w:rPr>
+              <w:t>,</w:t>
+            </w:r>
+          </w:p>
+          <w:p>
+            <w:pPr>
+              <w:pStyle w:val="Sansinterligne"/>
+              <w:rPr>
+                <w:rFonts w:ascii="Bahnschrift Light SemiCondensed" w:hAnsi="Bahnschrift Light SemiCondensed" w:cs="Arial"/>
+                <w:color w:val="124F1A" w:themeColor="accent3" w:themeShade="BF"/>
+                <w:szCs w:val="18"/>
+                <w:lang w:val="en-US"/>
+              </w:rPr>
+            </w:pPr>
+            <w:r>
+              <w:rPr>
+                <w:rFonts w:ascii="Bahnschrift Light SemiCondensed" w:hAnsi="Bahnschrift Light SemiCondensed" w:cs="Arial"/>
+                <w:color w:val="124F1A" w:themeColor="accent3" w:themeShade="BF"/>
+                <w:szCs w:val="18"/>
+                <w:lang w:val="en-US"/>
+              </w:rPr>
+              <w:t xml:space="preserve">      </w:t>
+            </w:r>
+            <w:r>
+              <w:rPr>
+                <w:rFonts w:ascii="Bahnschrift Light SemiCondensed" w:hAnsi="Bahnschrift Light SemiCondensed" w:cs="Arial"/>
+                <w:color w:val="124F1A" w:themeColor="accent3" w:themeShade="BF"/>
+                <w:szCs w:val="18"/>
+                <w:lang w:val="en-US"/>
+              </w:rPr>
+              <w:tab/>
+              <w:t>{"FORMAT": "xml",</w:t>
+            </w:r>
+            <w:r>
+              <w:rPr>
+                <w:rFonts w:ascii="Bahnschrift Light SemiCondensed" w:hAnsi="Bahnschrift Light SemiCondensed" w:cs="Arial"/>
+                <w:color w:val="124F1A" w:themeColor="accent3" w:themeShade="BF"/>
+                <w:szCs w:val="18"/>
+                <w:lang w:val="en-US"/>
+              </w:rPr>
+              <w:t xml:space="preserve"> </w:t>
+            </w:r>
+            <w:r>
+              <w:rPr>
+                <w:rFonts w:ascii="Bahnschrift Light SemiCondensed" w:hAnsi="Bahnschrift Light SemiCondensed" w:cs="Arial"/>
+                <w:color w:val="124F1A" w:themeColor="accent3" w:themeShade="BF"/>
+                <w:szCs w:val="18"/>
+                <w:lang w:val="en-US"/>
+              </w:rPr>
+              <w:t>"POSTALCODE": "3013", "LOCALISATION": "</w:t>
+            </w:r>
+            <w:proofErr w:type="spellStart"/>
+            <w:r>
+              <w:rPr>
+                <w:rFonts w:ascii="Bahnschrift Light SemiCondensed" w:hAnsi="Bahnschrift Light SemiCondensed" w:cs="Arial"/>
+                <w:color w:val="124F1A" w:themeColor="accent3" w:themeShade="BF"/>
+                <w:szCs w:val="18"/>
+                <w:lang w:val="en-US"/>
+              </w:rPr>
+              <w:t>Reiterstrasse</w:t>
+            </w:r>
+            <w:proofErr w:type="spellEnd"/>
+            <w:r>
+              <w:rPr>
+                <w:rFonts w:ascii="Bahnschrift Light SemiCondensed" w:hAnsi="Bahnschrift Light SemiCondensed" w:cs="Arial"/>
+                <w:color w:val="124F1A" w:themeColor="accent3" w:themeShade="BF"/>
+                <w:szCs w:val="18"/>
+                <w:lang w:val="en-US"/>
+              </w:rPr>
+              <w:t>", "NUMBER": 11, "</w:t>
+            </w:r>
+            <w:proofErr w:type="spellStart"/>
+            <w:r>
+              <w:rPr>
+                <w:rFonts w:ascii="Bahnschrift Light SemiCondensed" w:hAnsi="Bahnschrift Light SemiCondensed" w:cs="Arial"/>
+                <w:color w:val="124F1A" w:themeColor="accent3" w:themeShade="BF"/>
+                <w:szCs w:val="18"/>
+                <w:lang w:val="en-US"/>
+              </w:rPr>
+              <w:t>ExpectedStatusCode</w:t>
+            </w:r>
+            <w:proofErr w:type="spellEnd"/>
+            <w:r>
+              <w:rPr>
+                <w:rFonts w:ascii="Bahnschrift Light SemiCondensed" w:hAnsi="Bahnschrift Light SemiCondensed" w:cs="Arial"/>
+                <w:color w:val="124F1A" w:themeColor="accent3" w:themeShade="BF"/>
+                <w:szCs w:val="18"/>
+                <w:lang w:val="en-US"/>
+              </w:rPr>
+              <w:t xml:space="preserve">": </w:t>
+            </w:r>
+            <w:proofErr w:type="gramStart"/>
+            <w:r>
+              <w:rPr>
+                <w:rFonts w:ascii="Bahnschrift Light SemiCondensed" w:hAnsi="Bahnschrift Light SemiCondensed" w:cs="Arial"/>
+                <w:color w:val="124F1A" w:themeColor="accent3" w:themeShade="BF"/>
+                <w:szCs w:val="18"/>
+                <w:lang w:val="en-US"/>
+              </w:rPr>
+              <w:t>200 }</w:t>
+            </w:r>
+            <w:proofErr w:type="gramEnd"/>
+            <w:r>
+              <w:rPr>
+                <w:rFonts w:ascii="Bahnschrift Light SemiCondensed" w:hAnsi="Bahnschrift Light SemiCondensed" w:cs="Arial"/>
+                <w:color w:val="124F1A" w:themeColor="accent3" w:themeShade="BF"/>
+                <w:szCs w:val="18"/>
+                <w:lang w:val="en-US"/>
+              </w:rPr>
+              <w:t>,</w:t>
+            </w:r>
+          </w:p>
+          <w:p>
+            <w:pPr>
+              <w:pStyle w:val="Sansinterligne"/>
+              <w:rPr>
+                <w:rFonts w:ascii="Bahnschrift Light SemiCondensed" w:hAnsi="Bahnschrift Light SemiCondensed" w:cs="Arial"/>
+                <w:color w:val="124F1A" w:themeColor="accent3" w:themeShade="BF"/>
+                <w:szCs w:val="18"/>
+                <w:lang w:val="en-US"/>
+              </w:rPr>
+            </w:pPr>
+            <w:r>
+              <w:rPr>
+                <w:rFonts w:ascii="Bahnschrift Light SemiCondensed" w:hAnsi="Bahnschrift Light SemiCondensed" w:cs="Arial"/>
+                <w:color w:val="124F1A" w:themeColor="accent3" w:themeShade="BF"/>
+                <w:szCs w:val="18"/>
+                <w:lang w:val="en-US"/>
+              </w:rPr>
+              <w:t xml:space="preserve">      </w:t>
+            </w:r>
+            <w:r>
+              <w:rPr>
+                <w:rFonts w:ascii="Bahnschrift Light SemiCondensed" w:hAnsi="Bahnschrift Light SemiCondensed" w:cs="Arial"/>
+                <w:color w:val="124F1A" w:themeColor="accent3" w:themeShade="BF"/>
+                <w:szCs w:val="18"/>
+                <w:lang w:val="en-US"/>
+              </w:rPr>
+              <w:tab/>
+              <w:t>{"FORMAT": "</w:t>
+            </w:r>
+            <w:proofErr w:type="spellStart"/>
+            <w:proofErr w:type="gramStart"/>
+            <w:r>
+              <w:rPr>
+                <w:rFonts w:ascii="Bahnschrift Light SemiCondensed" w:hAnsi="Bahnschrift Light SemiCondensed" w:cs="Arial"/>
+                <w:color w:val="124F1A" w:themeColor="accent3" w:themeShade="BF"/>
+                <w:szCs w:val="18"/>
+                <w:lang w:val="en-US"/>
+              </w:rPr>
+              <w:t>json</w:t>
+            </w:r>
+            <w:proofErr w:type="spellEnd"/>
+            <w:proofErr w:type="gramEnd"/>
+            <w:r>
+              <w:rPr>
+                <w:rFonts w:ascii="Bahnschrift Light SemiCondensed" w:hAnsi="Bahnschrift Light SemiCondensed" w:cs="Arial"/>
+                <w:color w:val="124F1A" w:themeColor="accent3" w:themeShade="BF"/>
+                <w:szCs w:val="18"/>
+                <w:lang w:val="en-US"/>
+              </w:rPr>
+              <w:t>",</w:t>
+            </w:r>
+            <w:r>
+              <w:rPr>
+                <w:rFonts w:ascii="Bahnschrift Light SemiCondensed" w:hAnsi="Bahnschrift Light SemiCondensed" w:cs="Arial"/>
+                <w:color w:val="124F1A" w:themeColor="accent3" w:themeShade="BF"/>
+                <w:szCs w:val="18"/>
+                <w:lang w:val="en-US"/>
+              </w:rPr>
+              <w:t xml:space="preserve"> </w:t>
+            </w:r>
+            <w:r>
+              <w:rPr>
+                <w:rFonts w:ascii="Bahnschrift Light SemiCondensed" w:hAnsi="Bahnschrift Light SemiCondensed" w:cs="Arial"/>
+                <w:color w:val="124F1A" w:themeColor="accent3" w:themeShade="BF"/>
+                <w:szCs w:val="18"/>
+                <w:lang w:val="en-US"/>
+              </w:rPr>
+              <w:t>"GNSS": "47.387922, 9.279204", "</w:t>
+            </w:r>
+            <w:proofErr w:type="spellStart"/>
+            <w:r>
+              <w:rPr>
+                <w:rFonts w:ascii="Bahnschrift Light SemiCondensed" w:hAnsi="Bahnschrift Light SemiCondensed" w:cs="Arial"/>
+                <w:color w:val="124F1A" w:themeColor="accent3" w:themeShade="BF"/>
+                <w:szCs w:val="18"/>
+                <w:lang w:val="en-US"/>
+              </w:rPr>
+              <w:t>ExpectedStatusCode</w:t>
+            </w:r>
+            <w:proofErr w:type="spellEnd"/>
+            <w:r>
+              <w:rPr>
+                <w:rFonts w:ascii="Bahnschrift Light SemiCondensed" w:hAnsi="Bahnschrift Light SemiCondensed" w:cs="Arial"/>
+                <w:color w:val="124F1A" w:themeColor="accent3" w:themeShade="BF"/>
+                <w:szCs w:val="18"/>
+                <w:lang w:val="en-US"/>
+              </w:rPr>
+              <w:t>": 204}</w:t>
+            </w:r>
+          </w:p>
+          <w:p>
+            <w:pPr>
+              <w:pStyle w:val="Sansinterligne"/>
+              <w:rPr>
+                <w:rFonts w:ascii="Bahnschrift Light SemiCondensed" w:hAnsi="Bahnschrift Light SemiCondensed" w:cs="Arial"/>
+                <w:color w:val="124F1A" w:themeColor="accent3" w:themeShade="BF"/>
+                <w:szCs w:val="18"/>
+                <w:lang w:val="en-US"/>
+              </w:rPr>
+            </w:pPr>
+            <w:r>
+              <w:rPr>
+                <w:rFonts w:ascii="Bahnschrift Light SemiCondensed" w:hAnsi="Bahnschrift Light SemiCondensed" w:cs="Arial"/>
+                <w:color w:val="124F1A" w:themeColor="accent3" w:themeShade="BF"/>
+                <w:szCs w:val="18"/>
+                <w:lang w:val="en-US"/>
+              </w:rPr>
+              <w:t xml:space="preserve">  ],</w:t>
+            </w:r>
+          </w:p>
+          <w:p>
+            <w:pPr>
+              <w:pStyle w:val="Sansinterligne"/>
+              <w:rPr>
+                <w:rFonts w:ascii="Bahnschrift Light SemiCondensed" w:hAnsi="Bahnschrift Light SemiCondensed" w:cs="Arial"/>
+                <w:color w:val="124F1A" w:themeColor="accent3" w:themeShade="BF"/>
+                <w:szCs w:val="18"/>
+                <w:lang w:val="en-US"/>
+              </w:rPr>
+            </w:pPr>
+            <w:r>
+              <w:rPr>
+                <w:rFonts w:ascii="Bahnschrift Light SemiCondensed" w:hAnsi="Bahnschrift Light SemiCondensed" w:cs="Arial"/>
+                <w:color w:val="124F1A" w:themeColor="accent3" w:themeShade="BF"/>
+                <w:szCs w:val="18"/>
+                <w:lang w:val="en-US"/>
               </w:rPr>
               <w:t xml:space="preserve">  "</w:t>
             </w:r>
@@ -7121,9 +8405,9 @@
                 <w:rFonts w:ascii="Bahnschrift Light SemiCondensed" w:hAnsi="Bahnschrift Light SemiCondensed" w:cs="Arial"/>
                 <w:color w:val="124F1A" w:themeColor="accent3" w:themeShade="BF"/>
                 <w:szCs w:val="18"/>
-                <w:lang w:val="fr-CH"/>
-              </w:rPr>
-              <w:t>GetVersions</w:t>
+                <w:lang w:val="en-US"/>
+              </w:rPr>
+              <w:t>GetExtractById</w:t>
             </w:r>
             <w:proofErr w:type="spellEnd"/>
             <w:r>
@@ -7131,47 +8415,57 @@
                 <w:rFonts w:ascii="Bahnschrift Light SemiCondensed" w:hAnsi="Bahnschrift Light SemiCondensed" w:cs="Arial"/>
                 <w:color w:val="124F1A" w:themeColor="accent3" w:themeShade="BF"/>
                 <w:szCs w:val="18"/>
-                <w:lang w:val="fr-CH"/>
+                <w:lang w:val="en-US"/>
               </w:rPr>
               <w:t>": [</w:t>
             </w:r>
           </w:p>
           <w:p>
             <w:pPr>
-              <w:pStyle w:val="KeinLeerraum"/>
-              <w:rPr>
-                <w:rFonts w:ascii="Bahnschrift Light SemiCondensed" w:hAnsi="Bahnschrift Light SemiCondensed" w:cs="Arial"/>
-                <w:color w:val="124F1A" w:themeColor="accent3" w:themeShade="BF"/>
-                <w:szCs w:val="18"/>
-                <w:lang w:val="fr-CH"/>
-              </w:rPr>
-            </w:pPr>
-            <w:r>
-              <w:rPr>
-                <w:rFonts w:ascii="Bahnschrift Light SemiCondensed" w:hAnsi="Bahnschrift Light SemiCondensed" w:cs="Arial"/>
-                <w:color w:val="124F1A" w:themeColor="accent3" w:themeShade="BF"/>
-                <w:szCs w:val="18"/>
-                <w:lang w:val="fr-CH"/>
-              </w:rPr>
-              <w:t xml:space="preserve">   </w:t>
-            </w:r>
-            <w:r>
-              <w:rPr>
-                <w:rFonts w:ascii="Bahnschrift Light SemiCondensed" w:hAnsi="Bahnschrift Light SemiCondensed" w:cs="Arial"/>
-                <w:color w:val="124F1A" w:themeColor="accent3" w:themeShade="BF"/>
-                <w:szCs w:val="18"/>
-                <w:lang w:val="fr-CH"/>
+              <w:pStyle w:val="Sansinterligne"/>
+              <w:rPr>
+                <w:rFonts w:ascii="Bahnschrift Light SemiCondensed" w:hAnsi="Bahnschrift Light SemiCondensed" w:cs="Arial"/>
+                <w:color w:val="124F1A" w:themeColor="accent3" w:themeShade="BF"/>
+                <w:szCs w:val="18"/>
+                <w:lang w:val="en-US"/>
+              </w:rPr>
+            </w:pPr>
+            <w:r>
+              <w:rPr>
+                <w:rFonts w:ascii="Bahnschrift Light SemiCondensed" w:hAnsi="Bahnschrift Light SemiCondensed" w:cs="Arial"/>
+                <w:color w:val="124F1A" w:themeColor="accent3" w:themeShade="BF"/>
+                <w:szCs w:val="18"/>
+                <w:lang w:val="en-US"/>
+              </w:rPr>
+              <w:t xml:space="preserve">    </w:t>
+            </w:r>
+            <w:r>
+              <w:rPr>
+                <w:rFonts w:ascii="Bahnschrift Light SemiCondensed" w:hAnsi="Bahnschrift Light SemiCondensed" w:cs="Arial"/>
+                <w:color w:val="124F1A" w:themeColor="accent3" w:themeShade="BF"/>
+                <w:szCs w:val="18"/>
+                <w:lang w:val="en-US"/>
               </w:rPr>
               <w:tab/>
-            </w:r>
-            <w:r>
-              <w:rPr>
-                <w:rFonts w:ascii="Bahnschrift Light SemiCondensed" w:hAnsi="Bahnschrift Light SemiCondensed" w:cs="Arial"/>
-                <w:color w:val="124F1A" w:themeColor="accent3" w:themeShade="BF"/>
-                <w:szCs w:val="18"/>
-                <w:lang w:val="fr-CH"/>
-              </w:rPr>
-              <w:t>{"FORMAT": "xml", "</w:t>
+              <w:t>{"FORMAT": "pdf",</w:t>
+            </w:r>
+            <w:r>
+              <w:rPr>
+                <w:rFonts w:ascii="Bahnschrift Light SemiCondensed" w:hAnsi="Bahnschrift Light SemiCondensed" w:cs="Arial"/>
+                <w:color w:val="124F1A" w:themeColor="accent3" w:themeShade="BF"/>
+                <w:szCs w:val="18"/>
+                <w:lang w:val="en-US"/>
+              </w:rPr>
+              <w:t xml:space="preserve"> </w:t>
+            </w:r>
+            <w:r>
+              <w:rPr>
+                <w:rFonts w:ascii="Bahnschrift Light SemiCondensed" w:hAnsi="Bahnschrift Light SemiCondensed" w:cs="Arial"/>
+                <w:color w:val="124F1A" w:themeColor="accent3" w:themeShade="BF"/>
+                <w:szCs w:val="18"/>
+                <w:lang w:val="en-US"/>
+              </w:rPr>
+              <w:t>"EGRIDS": ["CH143546128604", "CH143546893419", "CH143546032889"], "</w:t>
             </w:r>
             <w:proofErr w:type="spellStart"/>
             <w:r>
@@ -7179,7 +8473,7 @@
                 <w:rFonts w:ascii="Bahnschrift Light SemiCondensed" w:hAnsi="Bahnschrift Light SemiCondensed" w:cs="Arial"/>
                 <w:color w:val="124F1A" w:themeColor="accent3" w:themeShade="BF"/>
                 <w:szCs w:val="18"/>
-                <w:lang w:val="fr-CH"/>
+                <w:lang w:val="en-US"/>
               </w:rPr>
               <w:t>ExpectedStatusCode</w:t>
             </w:r>
@@ -7189,27 +8483,47 @@
                 <w:rFonts w:ascii="Bahnschrift Light SemiCondensed" w:hAnsi="Bahnschrift Light SemiCondensed" w:cs="Arial"/>
                 <w:color w:val="124F1A" w:themeColor="accent3" w:themeShade="BF"/>
                 <w:szCs w:val="18"/>
-                <w:lang w:val="fr-CH"/>
-              </w:rPr>
-              <w:t>": 200 },</w:t>
-            </w:r>
-          </w:p>
-          <w:p>
-            <w:pPr>
-              <w:pStyle w:val="KeinLeerraum"/>
-              <w:rPr>
-                <w:rFonts w:ascii="Bahnschrift Light SemiCondensed" w:hAnsi="Bahnschrift Light SemiCondensed" w:cs="Arial"/>
-                <w:color w:val="124F1A" w:themeColor="accent3" w:themeShade="BF"/>
-                <w:szCs w:val="18"/>
-                <w:lang w:val="fr-CH"/>
-              </w:rPr>
-            </w:pPr>
-            <w:r>
-              <w:rPr>
-                <w:rFonts w:ascii="Bahnschrift Light SemiCondensed" w:hAnsi="Bahnschrift Light SemiCondensed" w:cs="Arial"/>
-                <w:color w:val="124F1A" w:themeColor="accent3" w:themeShade="BF"/>
-                <w:szCs w:val="18"/>
-                <w:lang w:val="fr-CH"/>
+                <w:lang w:val="en-US"/>
+              </w:rPr>
+              <w:t xml:space="preserve">": </w:t>
+            </w:r>
+            <w:proofErr w:type="gramStart"/>
+            <w:r>
+              <w:rPr>
+                <w:rFonts w:ascii="Bahnschrift Light SemiCondensed" w:hAnsi="Bahnschrift Light SemiCondensed" w:cs="Arial"/>
+                <w:color w:val="124F1A" w:themeColor="accent3" w:themeShade="BF"/>
+                <w:szCs w:val="18"/>
+                <w:lang w:val="en-US"/>
+              </w:rPr>
+              <w:t>200 }</w:t>
+            </w:r>
+            <w:proofErr w:type="gramEnd"/>
+            <w:r>
+              <w:rPr>
+                <w:rFonts w:ascii="Bahnschrift Light SemiCondensed" w:hAnsi="Bahnschrift Light SemiCondensed" w:cs="Arial"/>
+                <w:color w:val="124F1A" w:themeColor="accent3" w:themeShade="BF"/>
+                <w:szCs w:val="18"/>
+                <w:lang w:val="en-US"/>
+              </w:rPr>
+              <w:t>,</w:t>
+            </w:r>
+          </w:p>
+          <w:p>
+            <w:pPr>
+              <w:pStyle w:val="Sansinterligne"/>
+              <w:rPr>
+                <w:rFonts w:ascii="Bahnschrift Light SemiCondensed" w:hAnsi="Bahnschrift Light SemiCondensed" w:cs="Arial"/>
+                <w:color w:val="124F1A" w:themeColor="accent3" w:themeShade="BF"/>
+                <w:szCs w:val="18"/>
+                <w:lang w:val="en-US"/>
+              </w:rPr>
+            </w:pPr>
+            <w:r>
+              <w:rPr>
+                <w:rFonts w:ascii="Bahnschrift Light SemiCondensed" w:hAnsi="Bahnschrift Light SemiCondensed" w:cs="Arial"/>
+                <w:color w:val="124F1A" w:themeColor="accent3" w:themeShade="BF"/>
+                <w:szCs w:val="18"/>
+                <w:lang w:val="en-US"/>
               </w:rPr>
               <w:t xml:space="preserve">    </w:t>
             </w:r>
@@ -7218,359 +8532,17 @@
                 <w:rFonts w:ascii="Bahnschrift Light SemiCondensed" w:hAnsi="Bahnschrift Light SemiCondensed" w:cs="Arial"/>
                 <w:color w:val="124F1A" w:themeColor="accent3" w:themeShade="BF"/>
                 <w:szCs w:val="18"/>
-                <w:lang w:val="fr-CH"/>
+                <w:lang w:val="en-US"/>
               </w:rPr>
               <w:tab/>
-            </w:r>
-            <w:r>
-              <w:rPr>
-                <w:rFonts w:ascii="Bahnschrift Light SemiCondensed" w:hAnsi="Bahnschrift Light SemiCondensed" w:cs="Arial"/>
-                <w:color w:val="124F1A" w:themeColor="accent3" w:themeShade="BF"/>
-                <w:szCs w:val="18"/>
-                <w:lang w:val="fr-CH"/>
-              </w:rPr>
-              <w:t>{"FORMAT": "</w:t>
-            </w:r>
-            <w:proofErr w:type="spellStart"/>
-            <w:r>
-              <w:rPr>
-                <w:rFonts w:ascii="Bahnschrift Light SemiCondensed" w:hAnsi="Bahnschrift Light SemiCondensed" w:cs="Arial"/>
-                <w:color w:val="124F1A" w:themeColor="accent3" w:themeShade="BF"/>
-                <w:szCs w:val="18"/>
-                <w:lang w:val="fr-CH"/>
-              </w:rPr>
-              <w:t>json</w:t>
-            </w:r>
-            <w:proofErr w:type="spellEnd"/>
-            <w:r>
-              <w:rPr>
-                <w:rFonts w:ascii="Bahnschrift Light SemiCondensed" w:hAnsi="Bahnschrift Light SemiCondensed" w:cs="Arial"/>
-                <w:color w:val="124F1A" w:themeColor="accent3" w:themeShade="BF"/>
-                <w:szCs w:val="18"/>
-                <w:lang w:val="fr-CH"/>
-              </w:rPr>
-              <w:t>", "</w:t>
-            </w:r>
-            <w:proofErr w:type="spellStart"/>
-            <w:r>
-              <w:rPr>
-                <w:rFonts w:ascii="Bahnschrift Light SemiCondensed" w:hAnsi="Bahnschrift Light SemiCondensed" w:cs="Arial"/>
-                <w:color w:val="124F1A" w:themeColor="accent3" w:themeShade="BF"/>
-                <w:szCs w:val="18"/>
-                <w:lang w:val="fr-CH"/>
-              </w:rPr>
-              <w:t>ExpectedStatusCode</w:t>
-            </w:r>
-            <w:proofErr w:type="spellEnd"/>
-            <w:r>
-              <w:rPr>
-                <w:rFonts w:ascii="Bahnschrift Light SemiCondensed" w:hAnsi="Bahnschrift Light SemiCondensed" w:cs="Arial"/>
-                <w:color w:val="124F1A" w:themeColor="accent3" w:themeShade="BF"/>
-                <w:szCs w:val="18"/>
-                <w:lang w:val="fr-CH"/>
-              </w:rPr>
-              <w:t>": 200 }</w:t>
-            </w:r>
-          </w:p>
-          <w:p>
-            <w:pPr>
-              <w:pStyle w:val="KeinLeerraum"/>
-              <w:rPr>
-                <w:rFonts w:ascii="Bahnschrift Light SemiCondensed" w:hAnsi="Bahnschrift Light SemiCondensed" w:cs="Arial"/>
-                <w:color w:val="124F1A" w:themeColor="accent3" w:themeShade="BF"/>
-                <w:szCs w:val="18"/>
-                <w:lang w:val="fr-CH"/>
-              </w:rPr>
-            </w:pPr>
-            <w:r>
-              <w:rPr>
-                <w:rFonts w:ascii="Bahnschrift Light SemiCondensed" w:hAnsi="Bahnschrift Light SemiCondensed" w:cs="Arial"/>
-                <w:color w:val="124F1A" w:themeColor="accent3" w:themeShade="BF"/>
-                <w:szCs w:val="18"/>
-                <w:lang w:val="fr-CH"/>
-              </w:rPr>
-              <w:t xml:space="preserve">  ],</w:t>
-            </w:r>
-          </w:p>
-          <w:p>
-            <w:pPr>
-              <w:pStyle w:val="KeinLeerraum"/>
-              <w:rPr>
-                <w:rFonts w:ascii="Bahnschrift Light SemiCondensed" w:hAnsi="Bahnschrift Light SemiCondensed" w:cs="Arial"/>
-                <w:color w:val="124F1A" w:themeColor="accent3" w:themeShade="BF"/>
-                <w:szCs w:val="18"/>
-                <w:lang w:val="fr-CH"/>
-              </w:rPr>
-            </w:pPr>
-            <w:r>
-              <w:rPr>
-                <w:rFonts w:ascii="Bahnschrift Light SemiCondensed" w:hAnsi="Bahnschrift Light SemiCondensed" w:cs="Arial"/>
-                <w:color w:val="124F1A" w:themeColor="accent3" w:themeShade="BF"/>
-                <w:szCs w:val="18"/>
-                <w:lang w:val="fr-CH"/>
-              </w:rPr>
-              <w:t xml:space="preserve">  "</w:t>
-            </w:r>
-            <w:proofErr w:type="spellStart"/>
-            <w:r>
-              <w:rPr>
-                <w:rFonts w:ascii="Bahnschrift Light SemiCondensed" w:hAnsi="Bahnschrift Light SemiCondensed" w:cs="Arial"/>
-                <w:color w:val="124F1A" w:themeColor="accent3" w:themeShade="BF"/>
-                <w:szCs w:val="18"/>
-                <w:lang w:val="fr-CH"/>
-              </w:rPr>
-              <w:t>GetCapabilities</w:t>
-            </w:r>
-            <w:proofErr w:type="spellEnd"/>
-            <w:r>
-              <w:rPr>
-                <w:rFonts w:ascii="Bahnschrift Light SemiCondensed" w:hAnsi="Bahnschrift Light SemiCondensed" w:cs="Arial"/>
-                <w:color w:val="124F1A" w:themeColor="accent3" w:themeShade="BF"/>
-                <w:szCs w:val="18"/>
-                <w:lang w:val="fr-CH"/>
-              </w:rPr>
-              <w:t>": [</w:t>
-            </w:r>
-          </w:p>
-          <w:p>
-            <w:pPr>
-              <w:pStyle w:val="KeinLeerraum"/>
-              <w:rPr>
-                <w:rFonts w:ascii="Bahnschrift Light SemiCondensed" w:hAnsi="Bahnschrift Light SemiCondensed" w:cs="Arial"/>
-                <w:color w:val="124F1A" w:themeColor="accent3" w:themeShade="BF"/>
-                <w:szCs w:val="18"/>
-                <w:lang w:val="fr-CH"/>
-              </w:rPr>
-            </w:pPr>
-            <w:r>
-              <w:rPr>
-                <w:rFonts w:ascii="Bahnschrift Light SemiCondensed" w:hAnsi="Bahnschrift Light SemiCondensed" w:cs="Arial"/>
-                <w:color w:val="124F1A" w:themeColor="accent3" w:themeShade="BF"/>
-                <w:szCs w:val="18"/>
-                <w:lang w:val="fr-CH"/>
-              </w:rPr>
-              <w:t xml:space="preserve">   </w:t>
-            </w:r>
-            <w:r>
-              <w:rPr>
-                <w:rFonts w:ascii="Bahnschrift Light SemiCondensed" w:hAnsi="Bahnschrift Light SemiCondensed" w:cs="Arial"/>
-                <w:color w:val="124F1A" w:themeColor="accent3" w:themeShade="BF"/>
-                <w:szCs w:val="18"/>
-                <w:lang w:val="fr-CH"/>
-              </w:rPr>
-              <w:tab/>
-            </w:r>
-            <w:r>
-              <w:rPr>
-                <w:rFonts w:ascii="Bahnschrift Light SemiCondensed" w:hAnsi="Bahnschrift Light SemiCondensed" w:cs="Arial"/>
-                <w:color w:val="124F1A" w:themeColor="accent3" w:themeShade="BF"/>
-                <w:szCs w:val="18"/>
-                <w:lang w:val="fr-CH"/>
-              </w:rPr>
-              <w:t>{"FORMAT": "xml", "</w:t>
-            </w:r>
-            <w:proofErr w:type="spellStart"/>
-            <w:r>
-              <w:rPr>
-                <w:rFonts w:ascii="Bahnschrift Light SemiCondensed" w:hAnsi="Bahnschrift Light SemiCondensed" w:cs="Arial"/>
-                <w:color w:val="124F1A" w:themeColor="accent3" w:themeShade="BF"/>
-                <w:szCs w:val="18"/>
-                <w:lang w:val="fr-CH"/>
-              </w:rPr>
-              <w:t>ExpectedStatusCode</w:t>
-            </w:r>
-            <w:proofErr w:type="spellEnd"/>
-            <w:r>
-              <w:rPr>
-                <w:rFonts w:ascii="Bahnschrift Light SemiCondensed" w:hAnsi="Bahnschrift Light SemiCondensed" w:cs="Arial"/>
-                <w:color w:val="124F1A" w:themeColor="accent3" w:themeShade="BF"/>
-                <w:szCs w:val="18"/>
-                <w:lang w:val="fr-CH"/>
-              </w:rPr>
-              <w:t>": 200 },</w:t>
-            </w:r>
-          </w:p>
-          <w:p>
-            <w:pPr>
-              <w:pStyle w:val="KeinLeerraum"/>
-              <w:rPr>
-                <w:rFonts w:ascii="Bahnschrift Light SemiCondensed" w:hAnsi="Bahnschrift Light SemiCondensed" w:cs="Arial"/>
-                <w:color w:val="124F1A" w:themeColor="accent3" w:themeShade="BF"/>
-                <w:szCs w:val="18"/>
-                <w:lang w:val="fr-CH"/>
-              </w:rPr>
-            </w:pPr>
-            <w:r>
-              <w:rPr>
-                <w:rFonts w:ascii="Bahnschrift Light SemiCondensed" w:hAnsi="Bahnschrift Light SemiCondensed" w:cs="Arial"/>
-                <w:color w:val="124F1A" w:themeColor="accent3" w:themeShade="BF"/>
-                <w:szCs w:val="18"/>
-                <w:lang w:val="fr-CH"/>
-              </w:rPr>
-              <w:t xml:space="preserve">    </w:t>
-            </w:r>
-            <w:r>
-              <w:rPr>
-                <w:rFonts w:ascii="Bahnschrift Light SemiCondensed" w:hAnsi="Bahnschrift Light SemiCondensed" w:cs="Arial"/>
-                <w:color w:val="124F1A" w:themeColor="accent3" w:themeShade="BF"/>
-                <w:szCs w:val="18"/>
-                <w:lang w:val="fr-CH"/>
-              </w:rPr>
-              <w:tab/>
-            </w:r>
-            <w:r>
-              <w:rPr>
-                <w:rFonts w:ascii="Bahnschrift Light SemiCondensed" w:hAnsi="Bahnschrift Light SemiCondensed" w:cs="Arial"/>
-                <w:color w:val="124F1A" w:themeColor="accent3" w:themeShade="BF"/>
-                <w:szCs w:val="18"/>
-                <w:lang w:val="fr-CH"/>
-              </w:rPr>
-              <w:t>{"FORMAT": "</w:t>
-            </w:r>
-            <w:proofErr w:type="spellStart"/>
-            <w:r>
-              <w:rPr>
-                <w:rFonts w:ascii="Bahnschrift Light SemiCondensed" w:hAnsi="Bahnschrift Light SemiCondensed" w:cs="Arial"/>
-                <w:color w:val="124F1A" w:themeColor="accent3" w:themeShade="BF"/>
-                <w:szCs w:val="18"/>
-                <w:lang w:val="fr-CH"/>
-              </w:rPr>
-              <w:t>json</w:t>
-            </w:r>
-            <w:proofErr w:type="spellEnd"/>
-            <w:r>
-              <w:rPr>
-                <w:rFonts w:ascii="Bahnschrift Light SemiCondensed" w:hAnsi="Bahnschrift Light SemiCondensed" w:cs="Arial"/>
-                <w:color w:val="124F1A" w:themeColor="accent3" w:themeShade="BF"/>
-                <w:szCs w:val="18"/>
-                <w:lang w:val="fr-CH"/>
-              </w:rPr>
-              <w:t>", "</w:t>
-            </w:r>
-            <w:proofErr w:type="spellStart"/>
-            <w:r>
-              <w:rPr>
-                <w:rFonts w:ascii="Bahnschrift Light SemiCondensed" w:hAnsi="Bahnschrift Light SemiCondensed" w:cs="Arial"/>
-                <w:color w:val="124F1A" w:themeColor="accent3" w:themeShade="BF"/>
-                <w:szCs w:val="18"/>
-                <w:lang w:val="fr-CH"/>
-              </w:rPr>
-              <w:t>ExpectedStatusCode</w:t>
-            </w:r>
-            <w:proofErr w:type="spellEnd"/>
-            <w:r>
-              <w:rPr>
-                <w:rFonts w:ascii="Bahnschrift Light SemiCondensed" w:hAnsi="Bahnschrift Light SemiCondensed" w:cs="Arial"/>
-                <w:color w:val="124F1A" w:themeColor="accent3" w:themeShade="BF"/>
-                <w:szCs w:val="18"/>
-                <w:lang w:val="fr-CH"/>
-              </w:rPr>
-              <w:t>": 200 }</w:t>
-            </w:r>
-          </w:p>
-          <w:p>
-            <w:pPr>
-              <w:pStyle w:val="KeinLeerraum"/>
-              <w:rPr>
-                <w:rFonts w:ascii="Bahnschrift Light SemiCondensed" w:hAnsi="Bahnschrift Light SemiCondensed" w:cs="Arial"/>
-                <w:color w:val="124F1A" w:themeColor="accent3" w:themeShade="BF"/>
-                <w:szCs w:val="18"/>
-                <w:lang w:val="fr-CH"/>
-              </w:rPr>
-            </w:pPr>
-            <w:r>
-              <w:rPr>
-                <w:rFonts w:ascii="Bahnschrift Light SemiCondensed" w:hAnsi="Bahnschrift Light SemiCondensed" w:cs="Arial"/>
-                <w:color w:val="124F1A" w:themeColor="accent3" w:themeShade="BF"/>
-                <w:szCs w:val="18"/>
-                <w:lang w:val="fr-CH"/>
-              </w:rPr>
-              <w:t xml:space="preserve">  ],</w:t>
-            </w:r>
-          </w:p>
-          <w:p>
-            <w:pPr>
-              <w:pStyle w:val="KeinLeerraum"/>
-              <w:rPr>
-                <w:rFonts w:ascii="Bahnschrift Light SemiCondensed" w:hAnsi="Bahnschrift Light SemiCondensed" w:cs="Arial"/>
-                <w:color w:val="124F1A" w:themeColor="accent3" w:themeShade="BF"/>
-                <w:szCs w:val="18"/>
-                <w:lang w:val="fr-CH"/>
-              </w:rPr>
-            </w:pPr>
-            <w:r>
-              <w:rPr>
-                <w:rFonts w:ascii="Bahnschrift Light SemiCondensed" w:hAnsi="Bahnschrift Light SemiCondensed" w:cs="Arial"/>
-                <w:color w:val="124F1A" w:themeColor="accent3" w:themeShade="BF"/>
-                <w:szCs w:val="18"/>
-                <w:lang w:val="fr-CH"/>
-              </w:rPr>
-              <w:t xml:space="preserve">    "</w:t>
-            </w:r>
-            <w:proofErr w:type="spellStart"/>
-            <w:r>
-              <w:rPr>
-                <w:rFonts w:ascii="Bahnschrift Light SemiCondensed" w:hAnsi="Bahnschrift Light SemiCondensed" w:cs="Arial"/>
-                <w:color w:val="124F1A" w:themeColor="accent3" w:themeShade="BF"/>
-                <w:szCs w:val="18"/>
-                <w:lang w:val="fr-CH"/>
-              </w:rPr>
-              <w:t>GetEGRID</w:t>
-            </w:r>
-            <w:proofErr w:type="spellEnd"/>
-            <w:r>
-              <w:rPr>
-                <w:rFonts w:ascii="Bahnschrift Light SemiCondensed" w:hAnsi="Bahnschrift Light SemiCondensed" w:cs="Arial"/>
-                <w:color w:val="124F1A" w:themeColor="accent3" w:themeShade="BF"/>
-                <w:szCs w:val="18"/>
-                <w:lang w:val="fr-CH"/>
-              </w:rPr>
-              <w:t>": [</w:t>
-            </w:r>
-          </w:p>
-          <w:p>
-            <w:pPr>
-              <w:pStyle w:val="KeinLeerraum"/>
-              <w:rPr>
-                <w:rFonts w:ascii="Bahnschrift Light SemiCondensed" w:hAnsi="Bahnschrift Light SemiCondensed" w:cs="Arial"/>
-                <w:color w:val="124F1A" w:themeColor="accent3" w:themeShade="BF"/>
-                <w:szCs w:val="18"/>
-                <w:lang w:val="fr-CH"/>
-              </w:rPr>
-            </w:pPr>
-            <w:r>
-              <w:rPr>
-                <w:rFonts w:ascii="Bahnschrift Light SemiCondensed" w:hAnsi="Bahnschrift Light SemiCondensed" w:cs="Arial"/>
-                <w:color w:val="124F1A" w:themeColor="accent3" w:themeShade="BF"/>
-                <w:szCs w:val="18"/>
-                <w:lang w:val="fr-CH"/>
-              </w:rPr>
-              <w:t xml:space="preserve">      </w:t>
-            </w:r>
-            <w:r>
-              <w:rPr>
-                <w:rFonts w:ascii="Bahnschrift Light SemiCondensed" w:hAnsi="Bahnschrift Light SemiCondensed" w:cs="Arial"/>
-                <w:color w:val="124F1A" w:themeColor="accent3" w:themeShade="BF"/>
-                <w:szCs w:val="18"/>
-                <w:lang w:val="fr-CH"/>
-              </w:rPr>
-              <w:tab/>
-            </w:r>
-            <w:r>
-              <w:rPr>
-                <w:rFonts w:ascii="Bahnschrift Light SemiCondensed" w:hAnsi="Bahnschrift Light SemiCondensed" w:cs="Arial"/>
-                <w:color w:val="124F1A" w:themeColor="accent3" w:themeShade="BF"/>
-                <w:szCs w:val="18"/>
-                <w:lang w:val="fr-CH"/>
-              </w:rPr>
-              <w:t>{"FORMAT": "xml",</w:t>
-            </w:r>
-            <w:r>
-              <w:rPr>
-                <w:rFonts w:ascii="Bahnschrift Light SemiCondensed" w:hAnsi="Bahnschrift Light SemiCondensed" w:cs="Arial"/>
-                <w:color w:val="124F1A" w:themeColor="accent3" w:themeShade="BF"/>
-                <w:szCs w:val="18"/>
-                <w:lang w:val="fr-CH"/>
+              <w:t>{"FORMAT": "pdf",</w:t>
+            </w:r>
+            <w:r>
+              <w:rPr>
+                <w:rFonts w:ascii="Bahnschrift Light SemiCondensed" w:hAnsi="Bahnschrift Light SemiCondensed" w:cs="Arial"/>
+                <w:color w:val="124F1A" w:themeColor="accent3" w:themeShade="BF"/>
+                <w:szCs w:val="18"/>
+                <w:lang w:val="en-US"/>
               </w:rPr>
               <w:t xml:space="preserve"> </w:t>
             </w:r>
@@ -7579,607 +8551,7 @@
                 <w:rFonts w:ascii="Bahnschrift Light SemiCondensed" w:hAnsi="Bahnschrift Light SemiCondensed" w:cs="Arial"/>
                 <w:color w:val="124F1A" w:themeColor="accent3" w:themeShade="BF"/>
                 <w:szCs w:val="18"/>
-                <w:lang w:val="fr-CH"/>
-              </w:rPr>
-              <w:t>"EN": "2606296.340,1215309.120", "</w:t>
-            </w:r>
-            <w:proofErr w:type="spellStart"/>
-            <w:r>
-              <w:rPr>
-                <w:rFonts w:ascii="Bahnschrift Light SemiCondensed" w:hAnsi="Bahnschrift Light SemiCondensed" w:cs="Arial"/>
-                <w:color w:val="124F1A" w:themeColor="accent3" w:themeShade="BF"/>
-                <w:szCs w:val="18"/>
-                <w:lang w:val="fr-CH"/>
-              </w:rPr>
-              <w:t>ExpectedStatusCode</w:t>
-            </w:r>
-            <w:proofErr w:type="spellEnd"/>
-            <w:r>
-              <w:rPr>
-                <w:rFonts w:ascii="Bahnschrift Light SemiCondensed" w:hAnsi="Bahnschrift Light SemiCondensed" w:cs="Arial"/>
-                <w:color w:val="124F1A" w:themeColor="accent3" w:themeShade="BF"/>
-                <w:szCs w:val="18"/>
-                <w:lang w:val="fr-CH"/>
-              </w:rPr>
-              <w:t>": 200},</w:t>
-            </w:r>
-          </w:p>
-          <w:p>
-            <w:pPr>
-              <w:pStyle w:val="KeinLeerraum"/>
-              <w:rPr>
-                <w:rFonts w:ascii="Bahnschrift Light SemiCondensed" w:hAnsi="Bahnschrift Light SemiCondensed" w:cs="Arial"/>
-                <w:color w:val="124F1A" w:themeColor="accent3" w:themeShade="BF"/>
-                <w:szCs w:val="18"/>
-                <w:lang w:val="fr-CH"/>
-              </w:rPr>
-            </w:pPr>
-            <w:r>
-              <w:rPr>
-                <w:rFonts w:ascii="Bahnschrift Light SemiCondensed" w:hAnsi="Bahnschrift Light SemiCondensed" w:cs="Arial"/>
-                <w:color w:val="124F1A" w:themeColor="accent3" w:themeShade="BF"/>
-                <w:szCs w:val="18"/>
-                <w:lang w:val="fr-CH"/>
-              </w:rPr>
-              <w:t xml:space="preserve">     </w:t>
-            </w:r>
-            <w:r>
-              <w:rPr>
-                <w:rFonts w:ascii="Bahnschrift Light SemiCondensed" w:hAnsi="Bahnschrift Light SemiCondensed" w:cs="Arial"/>
-                <w:color w:val="124F1A" w:themeColor="accent3" w:themeShade="BF"/>
-                <w:szCs w:val="18"/>
-                <w:lang w:val="fr-CH"/>
-              </w:rPr>
-              <w:tab/>
-            </w:r>
-            <w:r>
-              <w:rPr>
-                <w:rFonts w:ascii="Bahnschrift Light SemiCondensed" w:hAnsi="Bahnschrift Light SemiCondensed" w:cs="Arial"/>
-                <w:color w:val="124F1A" w:themeColor="accent3" w:themeShade="BF"/>
-                <w:szCs w:val="18"/>
-                <w:lang w:val="fr-CH"/>
-              </w:rPr>
-              <w:t>{"FORMAT": "xml",</w:t>
-            </w:r>
-            <w:r>
-              <w:rPr>
-                <w:rFonts w:ascii="Bahnschrift Light SemiCondensed" w:hAnsi="Bahnschrift Light SemiCondensed" w:cs="Arial"/>
-                <w:color w:val="124F1A" w:themeColor="accent3" w:themeShade="BF"/>
-                <w:szCs w:val="18"/>
-                <w:lang w:val="fr-CH"/>
-              </w:rPr>
-              <w:t xml:space="preserve"> </w:t>
-            </w:r>
-            <w:r>
-              <w:rPr>
-                <w:rFonts w:ascii="Bahnschrift Light SemiCondensed" w:hAnsi="Bahnschrift Light SemiCondensed" w:cs="Arial"/>
-                <w:color w:val="124F1A" w:themeColor="accent3" w:themeShade="BF"/>
-                <w:szCs w:val="18"/>
-                <w:lang w:val="fr-CH"/>
-              </w:rPr>
-              <w:t>"IDENTDN": "AR0200300600", "NUMBER": 100, "</w:t>
-            </w:r>
-            <w:proofErr w:type="spellStart"/>
-            <w:r>
-              <w:rPr>
-                <w:rFonts w:ascii="Bahnschrift Light SemiCondensed" w:hAnsi="Bahnschrift Light SemiCondensed" w:cs="Arial"/>
-                <w:color w:val="124F1A" w:themeColor="accent3" w:themeShade="BF"/>
-                <w:szCs w:val="18"/>
-                <w:lang w:val="fr-CH"/>
-              </w:rPr>
-              <w:t>ExpectedStatusCode</w:t>
-            </w:r>
-            <w:proofErr w:type="spellEnd"/>
-            <w:r>
-              <w:rPr>
-                <w:rFonts w:ascii="Bahnschrift Light SemiCondensed" w:hAnsi="Bahnschrift Light SemiCondensed" w:cs="Arial"/>
-                <w:color w:val="124F1A" w:themeColor="accent3" w:themeShade="BF"/>
-                <w:szCs w:val="18"/>
-                <w:lang w:val="fr-CH"/>
-              </w:rPr>
-              <w:t>": 204 },</w:t>
-            </w:r>
-          </w:p>
-          <w:p>
-            <w:pPr>
-              <w:pStyle w:val="KeinLeerraum"/>
-              <w:rPr>
-                <w:rFonts w:ascii="Bahnschrift Light SemiCondensed" w:hAnsi="Bahnschrift Light SemiCondensed" w:cs="Arial"/>
-                <w:color w:val="124F1A" w:themeColor="accent3" w:themeShade="BF"/>
-                <w:szCs w:val="18"/>
-                <w:lang w:val="fr-CH"/>
-              </w:rPr>
-            </w:pPr>
-            <w:r>
-              <w:rPr>
-                <w:rFonts w:ascii="Bahnschrift Light SemiCondensed" w:hAnsi="Bahnschrift Light SemiCondensed" w:cs="Arial"/>
-                <w:color w:val="124F1A" w:themeColor="accent3" w:themeShade="BF"/>
-                <w:szCs w:val="18"/>
-                <w:lang w:val="fr-CH"/>
-              </w:rPr>
-              <w:t xml:space="preserve">      </w:t>
-            </w:r>
-            <w:r>
-              <w:rPr>
-                <w:rFonts w:ascii="Bahnschrift Light SemiCondensed" w:hAnsi="Bahnschrift Light SemiCondensed" w:cs="Arial"/>
-                <w:color w:val="124F1A" w:themeColor="accent3" w:themeShade="BF"/>
-                <w:szCs w:val="18"/>
-                <w:lang w:val="fr-CH"/>
-              </w:rPr>
-              <w:tab/>
-            </w:r>
-            <w:r>
-              <w:rPr>
-                <w:rFonts w:ascii="Bahnschrift Light SemiCondensed" w:hAnsi="Bahnschrift Light SemiCondensed" w:cs="Arial"/>
-                <w:color w:val="124F1A" w:themeColor="accent3" w:themeShade="BF"/>
-                <w:szCs w:val="18"/>
-                <w:lang w:val="fr-CH"/>
-              </w:rPr>
-              <w:t>{"FORMAT": "</w:t>
-            </w:r>
-            <w:proofErr w:type="spellStart"/>
-            <w:r>
-              <w:rPr>
-                <w:rFonts w:ascii="Bahnschrift Light SemiCondensed" w:hAnsi="Bahnschrift Light SemiCondensed" w:cs="Arial"/>
-                <w:color w:val="124F1A" w:themeColor="accent3" w:themeShade="BF"/>
-                <w:szCs w:val="18"/>
-                <w:lang w:val="fr-CH"/>
-              </w:rPr>
-              <w:t>json</w:t>
-            </w:r>
-            <w:proofErr w:type="spellEnd"/>
-            <w:r>
-              <w:rPr>
-                <w:rFonts w:ascii="Bahnschrift Light SemiCondensed" w:hAnsi="Bahnschrift Light SemiCondensed" w:cs="Arial"/>
-                <w:color w:val="124F1A" w:themeColor="accent3" w:themeShade="BF"/>
-                <w:szCs w:val="18"/>
-                <w:lang w:val="fr-CH"/>
-              </w:rPr>
-              <w:t>",</w:t>
-            </w:r>
-            <w:r>
-              <w:rPr>
-                <w:rFonts w:ascii="Bahnschrift Light SemiCondensed" w:hAnsi="Bahnschrift Light SemiCondensed" w:cs="Arial"/>
-                <w:color w:val="124F1A" w:themeColor="accent3" w:themeShade="BF"/>
-                <w:szCs w:val="18"/>
-                <w:lang w:val="fr-CH"/>
-              </w:rPr>
-              <w:t xml:space="preserve"> </w:t>
-            </w:r>
-            <w:r>
-              <w:rPr>
-                <w:rFonts w:ascii="Bahnschrift Light SemiCondensed" w:hAnsi="Bahnschrift Light SemiCondensed" w:cs="Arial"/>
-                <w:color w:val="124F1A" w:themeColor="accent3" w:themeShade="BF"/>
-                <w:szCs w:val="18"/>
-                <w:lang w:val="fr-CH"/>
-              </w:rPr>
-              <w:t>"IDENTDN": "BE0200000136", "NUMBER": 426, "</w:t>
-            </w:r>
-            <w:proofErr w:type="spellStart"/>
-            <w:r>
-              <w:rPr>
-                <w:rFonts w:ascii="Bahnschrift Light SemiCondensed" w:hAnsi="Bahnschrift Light SemiCondensed" w:cs="Arial"/>
-                <w:color w:val="124F1A" w:themeColor="accent3" w:themeShade="BF"/>
-                <w:szCs w:val="18"/>
-                <w:lang w:val="fr-CH"/>
-              </w:rPr>
-              <w:t>ExpectedStatusCode</w:t>
-            </w:r>
-            <w:proofErr w:type="spellEnd"/>
-            <w:r>
-              <w:rPr>
-                <w:rFonts w:ascii="Bahnschrift Light SemiCondensed" w:hAnsi="Bahnschrift Light SemiCondensed" w:cs="Arial"/>
-                <w:color w:val="124F1A" w:themeColor="accent3" w:themeShade="BF"/>
-                <w:szCs w:val="18"/>
-                <w:lang w:val="fr-CH"/>
-              </w:rPr>
-              <w:t>": 200 },</w:t>
-            </w:r>
-          </w:p>
-          <w:p>
-            <w:pPr>
-              <w:pStyle w:val="KeinLeerraum"/>
-              <w:rPr>
-                <w:rFonts w:ascii="Bahnschrift Light SemiCondensed" w:hAnsi="Bahnschrift Light SemiCondensed" w:cs="Arial"/>
-                <w:color w:val="124F1A" w:themeColor="accent3" w:themeShade="BF"/>
-                <w:szCs w:val="18"/>
-                <w:lang w:val="fr-CH"/>
-              </w:rPr>
-            </w:pPr>
-            <w:r>
-              <w:rPr>
-                <w:rFonts w:ascii="Bahnschrift Light SemiCondensed" w:hAnsi="Bahnschrift Light SemiCondensed" w:cs="Arial"/>
-                <w:color w:val="124F1A" w:themeColor="accent3" w:themeShade="BF"/>
-                <w:szCs w:val="18"/>
-                <w:lang w:val="fr-CH"/>
-              </w:rPr>
-              <w:t xml:space="preserve">      </w:t>
-            </w:r>
-            <w:r>
-              <w:rPr>
-                <w:rFonts w:ascii="Bahnschrift Light SemiCondensed" w:hAnsi="Bahnschrift Light SemiCondensed" w:cs="Arial"/>
-                <w:color w:val="124F1A" w:themeColor="accent3" w:themeShade="BF"/>
-                <w:szCs w:val="18"/>
-                <w:lang w:val="fr-CH"/>
-              </w:rPr>
-              <w:tab/>
-            </w:r>
-            <w:r>
-              <w:rPr>
-                <w:rFonts w:ascii="Bahnschrift Light SemiCondensed" w:hAnsi="Bahnschrift Light SemiCondensed" w:cs="Arial"/>
-                <w:color w:val="124F1A" w:themeColor="accent3" w:themeShade="BF"/>
-                <w:szCs w:val="18"/>
-                <w:lang w:val="fr-CH"/>
-              </w:rPr>
-              <w:t>{"FORMAT": "xml",</w:t>
-            </w:r>
-            <w:r>
-              <w:rPr>
-                <w:rFonts w:ascii="Bahnschrift Light SemiCondensed" w:hAnsi="Bahnschrift Light SemiCondensed" w:cs="Arial"/>
-                <w:color w:val="124F1A" w:themeColor="accent3" w:themeShade="BF"/>
-                <w:szCs w:val="18"/>
-                <w:lang w:val="fr-CH"/>
-              </w:rPr>
-              <w:t xml:space="preserve"> </w:t>
-            </w:r>
-            <w:r>
-              <w:rPr>
-                <w:rFonts w:ascii="Bahnschrift Light SemiCondensed" w:hAnsi="Bahnschrift Light SemiCondensed" w:cs="Arial"/>
-                <w:color w:val="124F1A" w:themeColor="accent3" w:themeShade="BF"/>
-                <w:szCs w:val="18"/>
-                <w:lang w:val="fr-CH"/>
-              </w:rPr>
-              <w:t>"POSTALCODE": "3013", "LOCALISATION": "</w:t>
-            </w:r>
-            <w:proofErr w:type="spellStart"/>
-            <w:r>
-              <w:rPr>
-                <w:rFonts w:ascii="Bahnschrift Light SemiCondensed" w:hAnsi="Bahnschrift Light SemiCondensed" w:cs="Arial"/>
-                <w:color w:val="124F1A" w:themeColor="accent3" w:themeShade="BF"/>
-                <w:szCs w:val="18"/>
-                <w:lang w:val="fr-CH"/>
-              </w:rPr>
-              <w:t>Reiterstrasse</w:t>
-            </w:r>
-            <w:proofErr w:type="spellEnd"/>
-            <w:r>
-              <w:rPr>
-                <w:rFonts w:ascii="Bahnschrift Light SemiCondensed" w:hAnsi="Bahnschrift Light SemiCondensed" w:cs="Arial"/>
-                <w:color w:val="124F1A" w:themeColor="accent3" w:themeShade="BF"/>
-                <w:szCs w:val="18"/>
-                <w:lang w:val="fr-CH"/>
-              </w:rPr>
-              <w:t>", "NUMBER": 11, "</w:t>
-            </w:r>
-            <w:proofErr w:type="spellStart"/>
-            <w:r>
-              <w:rPr>
-                <w:rFonts w:ascii="Bahnschrift Light SemiCondensed" w:hAnsi="Bahnschrift Light SemiCondensed" w:cs="Arial"/>
-                <w:color w:val="124F1A" w:themeColor="accent3" w:themeShade="BF"/>
-                <w:szCs w:val="18"/>
-                <w:lang w:val="fr-CH"/>
-              </w:rPr>
-              <w:t>ExpectedStatusCode</w:t>
-            </w:r>
-            <w:proofErr w:type="spellEnd"/>
-            <w:r>
-              <w:rPr>
-                <w:rFonts w:ascii="Bahnschrift Light SemiCondensed" w:hAnsi="Bahnschrift Light SemiCondensed" w:cs="Arial"/>
-                <w:color w:val="124F1A" w:themeColor="accent3" w:themeShade="BF"/>
-                <w:szCs w:val="18"/>
-                <w:lang w:val="fr-CH"/>
-              </w:rPr>
-              <w:t>": 200 },</w:t>
-            </w:r>
-          </w:p>
-          <w:p>
-            <w:pPr>
-              <w:pStyle w:val="KeinLeerraum"/>
-              <w:rPr>
-                <w:rFonts w:ascii="Bahnschrift Light SemiCondensed" w:hAnsi="Bahnschrift Light SemiCondensed" w:cs="Arial"/>
-                <w:color w:val="124F1A" w:themeColor="accent3" w:themeShade="BF"/>
-                <w:szCs w:val="18"/>
-                <w:lang w:val="fr-CH"/>
-              </w:rPr>
-            </w:pPr>
-            <w:r>
-              <w:rPr>
-                <w:rFonts w:ascii="Bahnschrift Light SemiCondensed" w:hAnsi="Bahnschrift Light SemiCondensed" w:cs="Arial"/>
-                <w:color w:val="124F1A" w:themeColor="accent3" w:themeShade="BF"/>
-                <w:szCs w:val="18"/>
-                <w:lang w:val="fr-CH"/>
-              </w:rPr>
-              <w:t xml:space="preserve">      </w:t>
-            </w:r>
-            <w:r>
-              <w:rPr>
-                <w:rFonts w:ascii="Bahnschrift Light SemiCondensed" w:hAnsi="Bahnschrift Light SemiCondensed" w:cs="Arial"/>
-                <w:color w:val="124F1A" w:themeColor="accent3" w:themeShade="BF"/>
-                <w:szCs w:val="18"/>
-                <w:lang w:val="fr-CH"/>
-              </w:rPr>
-              <w:tab/>
-            </w:r>
-            <w:r>
-              <w:rPr>
-                <w:rFonts w:ascii="Bahnschrift Light SemiCondensed" w:hAnsi="Bahnschrift Light SemiCondensed" w:cs="Arial"/>
-                <w:color w:val="124F1A" w:themeColor="accent3" w:themeShade="BF"/>
-                <w:szCs w:val="18"/>
-                <w:lang w:val="fr-CH"/>
-              </w:rPr>
-              <w:t>{"FORMAT": "</w:t>
-            </w:r>
-            <w:proofErr w:type="spellStart"/>
-            <w:r>
-              <w:rPr>
-                <w:rFonts w:ascii="Bahnschrift Light SemiCondensed" w:hAnsi="Bahnschrift Light SemiCondensed" w:cs="Arial"/>
-                <w:color w:val="124F1A" w:themeColor="accent3" w:themeShade="BF"/>
-                <w:szCs w:val="18"/>
-                <w:lang w:val="fr-CH"/>
-              </w:rPr>
-              <w:t>json</w:t>
-            </w:r>
-            <w:proofErr w:type="spellEnd"/>
-            <w:r>
-              <w:rPr>
-                <w:rFonts w:ascii="Bahnschrift Light SemiCondensed" w:hAnsi="Bahnschrift Light SemiCondensed" w:cs="Arial"/>
-                <w:color w:val="124F1A" w:themeColor="accent3" w:themeShade="BF"/>
-                <w:szCs w:val="18"/>
-                <w:lang w:val="fr-CH"/>
-              </w:rPr>
-              <w:t>",</w:t>
-            </w:r>
-            <w:r>
-              <w:rPr>
-                <w:rFonts w:ascii="Bahnschrift Light SemiCondensed" w:hAnsi="Bahnschrift Light SemiCondensed" w:cs="Arial"/>
-                <w:color w:val="124F1A" w:themeColor="accent3" w:themeShade="BF"/>
-                <w:szCs w:val="18"/>
-                <w:lang w:val="fr-CH"/>
-              </w:rPr>
-              <w:t xml:space="preserve"> </w:t>
-            </w:r>
-            <w:r>
-              <w:rPr>
-                <w:rFonts w:ascii="Bahnschrift Light SemiCondensed" w:hAnsi="Bahnschrift Light SemiCondensed" w:cs="Arial"/>
-                <w:color w:val="124F1A" w:themeColor="accent3" w:themeShade="BF"/>
-                <w:szCs w:val="18"/>
-                <w:lang w:val="fr-CH"/>
-              </w:rPr>
-              <w:t>"GNSS": "47.387922, 9.279204", "</w:t>
-            </w:r>
-            <w:proofErr w:type="spellStart"/>
-            <w:r>
-              <w:rPr>
-                <w:rFonts w:ascii="Bahnschrift Light SemiCondensed" w:hAnsi="Bahnschrift Light SemiCondensed" w:cs="Arial"/>
-                <w:color w:val="124F1A" w:themeColor="accent3" w:themeShade="BF"/>
-                <w:szCs w:val="18"/>
-                <w:lang w:val="fr-CH"/>
-              </w:rPr>
-              <w:t>ExpectedStatusCode</w:t>
-            </w:r>
-            <w:proofErr w:type="spellEnd"/>
-            <w:r>
-              <w:rPr>
-                <w:rFonts w:ascii="Bahnschrift Light SemiCondensed" w:hAnsi="Bahnschrift Light SemiCondensed" w:cs="Arial"/>
-                <w:color w:val="124F1A" w:themeColor="accent3" w:themeShade="BF"/>
-                <w:szCs w:val="18"/>
-                <w:lang w:val="fr-CH"/>
-              </w:rPr>
-              <w:t>": 204}</w:t>
-            </w:r>
-          </w:p>
-          <w:p>
-            <w:pPr>
-              <w:pStyle w:val="KeinLeerraum"/>
-              <w:rPr>
-                <w:rFonts w:ascii="Bahnschrift Light SemiCondensed" w:hAnsi="Bahnschrift Light SemiCondensed" w:cs="Arial"/>
-                <w:color w:val="124F1A" w:themeColor="accent3" w:themeShade="BF"/>
-                <w:szCs w:val="18"/>
-                <w:lang w:val="fr-CH"/>
-              </w:rPr>
-            </w:pPr>
-            <w:r>
-              <w:rPr>
-                <w:rFonts w:ascii="Bahnschrift Light SemiCondensed" w:hAnsi="Bahnschrift Light SemiCondensed" w:cs="Arial"/>
-                <w:color w:val="124F1A" w:themeColor="accent3" w:themeShade="BF"/>
-                <w:szCs w:val="18"/>
-                <w:lang w:val="fr-CH"/>
-              </w:rPr>
-              <w:t xml:space="preserve">  ],</w:t>
-            </w:r>
-          </w:p>
-          <w:p>
-            <w:pPr>
-              <w:pStyle w:val="KeinLeerraum"/>
-              <w:rPr>
-                <w:rFonts w:ascii="Bahnschrift Light SemiCondensed" w:hAnsi="Bahnschrift Light SemiCondensed" w:cs="Arial"/>
-                <w:color w:val="124F1A" w:themeColor="accent3" w:themeShade="BF"/>
-                <w:szCs w:val="18"/>
-                <w:lang w:val="fr-CH"/>
-              </w:rPr>
-            </w:pPr>
-            <w:r>
-              <w:rPr>
-                <w:rFonts w:ascii="Bahnschrift Light SemiCondensed" w:hAnsi="Bahnschrift Light SemiCondensed" w:cs="Arial"/>
-                <w:color w:val="124F1A" w:themeColor="accent3" w:themeShade="BF"/>
-                <w:szCs w:val="18"/>
-                <w:lang w:val="fr-CH"/>
-              </w:rPr>
-              <w:t xml:space="preserve">  "</w:t>
-            </w:r>
-            <w:proofErr w:type="spellStart"/>
-            <w:r>
-              <w:rPr>
-                <w:rFonts w:ascii="Bahnschrift Light SemiCondensed" w:hAnsi="Bahnschrift Light SemiCondensed" w:cs="Arial"/>
-                <w:color w:val="124F1A" w:themeColor="accent3" w:themeShade="BF"/>
-                <w:szCs w:val="18"/>
-                <w:lang w:val="fr-CH"/>
-              </w:rPr>
-              <w:t>GetExtractById</w:t>
-            </w:r>
-            <w:proofErr w:type="spellEnd"/>
-            <w:r>
-              <w:rPr>
-                <w:rFonts w:ascii="Bahnschrift Light SemiCondensed" w:hAnsi="Bahnschrift Light SemiCondensed" w:cs="Arial"/>
-                <w:color w:val="124F1A" w:themeColor="accent3" w:themeShade="BF"/>
-                <w:szCs w:val="18"/>
-                <w:lang w:val="fr-CH"/>
-              </w:rPr>
-              <w:t>": [</w:t>
-            </w:r>
-          </w:p>
-          <w:p>
-            <w:pPr>
-              <w:pStyle w:val="KeinLeerraum"/>
-              <w:rPr>
-                <w:rFonts w:ascii="Bahnschrift Light SemiCondensed" w:hAnsi="Bahnschrift Light SemiCondensed" w:cs="Arial"/>
-                <w:color w:val="124F1A" w:themeColor="accent3" w:themeShade="BF"/>
-                <w:szCs w:val="18"/>
-              </w:rPr>
-            </w:pPr>
-            <w:r>
-              <w:rPr>
-                <w:rFonts w:ascii="Bahnschrift Light SemiCondensed" w:hAnsi="Bahnschrift Light SemiCondensed" w:cs="Arial"/>
-                <w:color w:val="124F1A" w:themeColor="accent3" w:themeShade="BF"/>
-                <w:szCs w:val="18"/>
-                <w:lang w:val="fr-CH"/>
-              </w:rPr>
-              <w:t xml:space="preserve">    </w:t>
-            </w:r>
-            <w:r>
-              <w:rPr>
-                <w:rFonts w:ascii="Bahnschrift Light SemiCondensed" w:hAnsi="Bahnschrift Light SemiCondensed" w:cs="Arial"/>
-                <w:color w:val="124F1A" w:themeColor="accent3" w:themeShade="BF"/>
-                <w:szCs w:val="18"/>
-                <w:lang w:val="fr-CH"/>
-              </w:rPr>
-              <w:tab/>
-            </w:r>
-            <w:r>
-              <w:rPr>
-                <w:rFonts w:ascii="Bahnschrift Light SemiCondensed" w:hAnsi="Bahnschrift Light SemiCondensed" w:cs="Arial"/>
-                <w:color w:val="124F1A" w:themeColor="accent3" w:themeShade="BF"/>
-                <w:szCs w:val="18"/>
-              </w:rPr>
-              <w:t>{"FORMAT": "</w:t>
-            </w:r>
-            <w:proofErr w:type="spellStart"/>
-            <w:r>
-              <w:rPr>
-                <w:rFonts w:ascii="Bahnschrift Light SemiCondensed" w:hAnsi="Bahnschrift Light SemiCondensed" w:cs="Arial"/>
-                <w:color w:val="124F1A" w:themeColor="accent3" w:themeShade="BF"/>
-                <w:szCs w:val="18"/>
-              </w:rPr>
-              <w:t>pdf</w:t>
-            </w:r>
-            <w:proofErr w:type="spellEnd"/>
-            <w:r>
-              <w:rPr>
-                <w:rFonts w:ascii="Bahnschrift Light SemiCondensed" w:hAnsi="Bahnschrift Light SemiCondensed" w:cs="Arial"/>
-                <w:color w:val="124F1A" w:themeColor="accent3" w:themeShade="BF"/>
-                <w:szCs w:val="18"/>
-              </w:rPr>
-              <w:t>",</w:t>
-            </w:r>
-            <w:r>
-              <w:rPr>
-                <w:rFonts w:ascii="Bahnschrift Light SemiCondensed" w:hAnsi="Bahnschrift Light SemiCondensed" w:cs="Arial"/>
-                <w:color w:val="124F1A" w:themeColor="accent3" w:themeShade="BF"/>
-                <w:szCs w:val="18"/>
-              </w:rPr>
-              <w:t xml:space="preserve"> </w:t>
-            </w:r>
-            <w:r>
-              <w:rPr>
-                <w:rFonts w:ascii="Bahnschrift Light SemiCondensed" w:hAnsi="Bahnschrift Light SemiCondensed" w:cs="Arial"/>
-                <w:color w:val="124F1A" w:themeColor="accent3" w:themeShade="BF"/>
-                <w:szCs w:val="18"/>
-              </w:rPr>
-              <w:t>"EGRIDS": ["CH143546128604", "CH143546893419", "CH143546032889"], "</w:t>
-            </w:r>
-            <w:proofErr w:type="spellStart"/>
-            <w:r>
-              <w:rPr>
-                <w:rFonts w:ascii="Bahnschrift Light SemiCondensed" w:hAnsi="Bahnschrift Light SemiCondensed" w:cs="Arial"/>
-                <w:color w:val="124F1A" w:themeColor="accent3" w:themeShade="BF"/>
-                <w:szCs w:val="18"/>
-              </w:rPr>
-              <w:t>ExpectedStatusCode</w:t>
-            </w:r>
-            <w:proofErr w:type="spellEnd"/>
-            <w:r>
-              <w:rPr>
-                <w:rFonts w:ascii="Bahnschrift Light SemiCondensed" w:hAnsi="Bahnschrift Light SemiCondensed" w:cs="Arial"/>
-                <w:color w:val="124F1A" w:themeColor="accent3" w:themeShade="BF"/>
-                <w:szCs w:val="18"/>
-              </w:rPr>
-              <w:t>": 200 },</w:t>
-            </w:r>
-          </w:p>
-          <w:p>
-            <w:pPr>
-              <w:pStyle w:val="KeinLeerraum"/>
-              <w:rPr>
-                <w:rFonts w:ascii="Bahnschrift Light SemiCondensed" w:hAnsi="Bahnschrift Light SemiCondensed" w:cs="Arial"/>
-                <w:color w:val="124F1A" w:themeColor="accent3" w:themeShade="BF"/>
-                <w:szCs w:val="18"/>
-              </w:rPr>
-            </w:pPr>
-            <w:r>
-              <w:rPr>
-                <w:rFonts w:ascii="Bahnschrift Light SemiCondensed" w:hAnsi="Bahnschrift Light SemiCondensed" w:cs="Arial"/>
-                <w:color w:val="124F1A" w:themeColor="accent3" w:themeShade="BF"/>
-                <w:szCs w:val="18"/>
-              </w:rPr>
-              <w:t xml:space="preserve">    </w:t>
-            </w:r>
-            <w:r>
-              <w:rPr>
-                <w:rFonts w:ascii="Bahnschrift Light SemiCondensed" w:hAnsi="Bahnschrift Light SemiCondensed" w:cs="Arial"/>
-                <w:color w:val="124F1A" w:themeColor="accent3" w:themeShade="BF"/>
-                <w:szCs w:val="18"/>
-              </w:rPr>
-              <w:tab/>
-            </w:r>
-            <w:r>
-              <w:rPr>
-                <w:rFonts w:ascii="Bahnschrift Light SemiCondensed" w:hAnsi="Bahnschrift Light SemiCondensed" w:cs="Arial"/>
-                <w:color w:val="124F1A" w:themeColor="accent3" w:themeShade="BF"/>
-                <w:szCs w:val="18"/>
-              </w:rPr>
-              <w:t>{"FORMAT": "</w:t>
-            </w:r>
-            <w:proofErr w:type="spellStart"/>
-            <w:r>
-              <w:rPr>
-                <w:rFonts w:ascii="Bahnschrift Light SemiCondensed" w:hAnsi="Bahnschrift Light SemiCondensed" w:cs="Arial"/>
-                <w:color w:val="124F1A" w:themeColor="accent3" w:themeShade="BF"/>
-                <w:szCs w:val="18"/>
-              </w:rPr>
-              <w:t>pdf</w:t>
-            </w:r>
-            <w:proofErr w:type="spellEnd"/>
-            <w:r>
-              <w:rPr>
-                <w:rFonts w:ascii="Bahnschrift Light SemiCondensed" w:hAnsi="Bahnschrift Light SemiCondensed" w:cs="Arial"/>
-                <w:color w:val="124F1A" w:themeColor="accent3" w:themeShade="BF"/>
-                <w:szCs w:val="18"/>
-              </w:rPr>
-              <w:t>",</w:t>
-            </w:r>
-            <w:r>
-              <w:rPr>
-                <w:rFonts w:ascii="Bahnschrift Light SemiCondensed" w:hAnsi="Bahnschrift Light SemiCondensed" w:cs="Arial"/>
-                <w:color w:val="124F1A" w:themeColor="accent3" w:themeShade="BF"/>
-                <w:szCs w:val="18"/>
-              </w:rPr>
-              <w:t xml:space="preserve"> </w:t>
-            </w:r>
-            <w:r>
-              <w:rPr>
-                <w:rFonts w:ascii="Bahnschrift Light SemiCondensed" w:hAnsi="Bahnschrift Light SemiCondensed" w:cs="Arial"/>
-                <w:color w:val="124F1A" w:themeColor="accent3" w:themeShade="BF"/>
-                <w:szCs w:val="18"/>
+                <w:lang w:val="en-US"/>
               </w:rPr>
               <w:t xml:space="preserve">"EGRID": "CH387146358428", </w:t>
             </w:r>
@@ -8187,6 +8559,7 @@
               <w:rPr>
                 <w:rFonts w:ascii="Bahnschrift Light SemiCondensed" w:hAnsi="Bahnschrift Light SemiCondensed"/>
                 <w:color w:val="196B24" w:themeColor="accent3"/>
+                <w:lang w:val="en-US"/>
               </w:rPr>
               <w:t>"LANG": "</w:t>
             </w:r>
@@ -8195,6 +8568,7 @@
               <w:rPr>
                 <w:rFonts w:ascii="Bahnschrift Light SemiCondensed" w:hAnsi="Bahnschrift Light SemiCondensed"/>
                 <w:color w:val="196B24" w:themeColor="accent3"/>
+                <w:lang w:val="en-US"/>
               </w:rPr>
               <w:t>fr</w:t>
             </w:r>
@@ -8203,6 +8577,7 @@
               <w:rPr>
                 <w:rFonts w:ascii="Bahnschrift Light SemiCondensed" w:hAnsi="Bahnschrift Light SemiCondensed"/>
                 <w:color w:val="196B24" w:themeColor="accent3"/>
+                <w:lang w:val="en-US"/>
               </w:rPr>
               <w:t xml:space="preserve">", </w:t>
             </w:r>
@@ -8211,6 +8586,7 @@
                 <w:rFonts w:ascii="Bahnschrift Light SemiCondensed" w:hAnsi="Bahnschrift Light SemiCondensed" w:cs="Arial"/>
                 <w:color w:val="124F1A" w:themeColor="accent3" w:themeShade="BF"/>
                 <w:szCs w:val="18"/>
+                <w:lang w:val="en-US"/>
               </w:rPr>
               <w:t>"</w:t>
             </w:r>
@@ -8220,6 +8596,7 @@
                 <w:rFonts w:ascii="Bahnschrift Light SemiCondensed" w:hAnsi="Bahnschrift Light SemiCondensed" w:cs="Arial"/>
                 <w:color w:val="124F1A" w:themeColor="accent3" w:themeShade="BF"/>
                 <w:szCs w:val="18"/>
+                <w:lang w:val="en-US"/>
               </w:rPr>
               <w:t>ExpectedStatusCode</w:t>
             </w:r>
@@ -8229,24 +8606,47 @@
                 <w:rFonts w:ascii="Bahnschrift Light SemiCondensed" w:hAnsi="Bahnschrift Light SemiCondensed" w:cs="Arial"/>
                 <w:color w:val="124F1A" w:themeColor="accent3" w:themeShade="BF"/>
                 <w:szCs w:val="18"/>
-              </w:rPr>
-              <w:t>": 200 },</w:t>
-            </w:r>
-          </w:p>
-          <w:p>
-            <w:pPr>
-              <w:pStyle w:val="KeinLeerraum"/>
-              <w:rPr>
-                <w:rFonts w:ascii="Bahnschrift Light SemiCondensed" w:hAnsi="Bahnschrift Light SemiCondensed" w:cs="Arial"/>
-                <w:color w:val="124F1A" w:themeColor="accent3" w:themeShade="BF"/>
-                <w:szCs w:val="18"/>
-              </w:rPr>
-            </w:pPr>
-            <w:r>
-              <w:rPr>
-                <w:rFonts w:ascii="Bahnschrift Light SemiCondensed" w:hAnsi="Bahnschrift Light SemiCondensed" w:cs="Arial"/>
-                <w:color w:val="124F1A" w:themeColor="accent3" w:themeShade="BF"/>
-                <w:szCs w:val="18"/>
+                <w:lang w:val="en-US"/>
+              </w:rPr>
+              <w:t xml:space="preserve">": </w:t>
+            </w:r>
+            <w:proofErr w:type="gramStart"/>
+            <w:r>
+              <w:rPr>
+                <w:rFonts w:ascii="Bahnschrift Light SemiCondensed" w:hAnsi="Bahnschrift Light SemiCondensed" w:cs="Arial"/>
+                <w:color w:val="124F1A" w:themeColor="accent3" w:themeShade="BF"/>
+                <w:szCs w:val="18"/>
+                <w:lang w:val="en-US"/>
+              </w:rPr>
+              <w:t>200 }</w:t>
+            </w:r>
+            <w:proofErr w:type="gramEnd"/>
+            <w:r>
+              <w:rPr>
+                <w:rFonts w:ascii="Bahnschrift Light SemiCondensed" w:hAnsi="Bahnschrift Light SemiCondensed" w:cs="Arial"/>
+                <w:color w:val="124F1A" w:themeColor="accent3" w:themeShade="BF"/>
+                <w:szCs w:val="18"/>
+                <w:lang w:val="en-US"/>
+              </w:rPr>
+              <w:t>,</w:t>
+            </w:r>
+          </w:p>
+          <w:p>
+            <w:pPr>
+              <w:pStyle w:val="Sansinterligne"/>
+              <w:rPr>
+                <w:rFonts w:ascii="Bahnschrift Light SemiCondensed" w:hAnsi="Bahnschrift Light SemiCondensed" w:cs="Arial"/>
+                <w:color w:val="124F1A" w:themeColor="accent3" w:themeShade="BF"/>
+                <w:szCs w:val="18"/>
+                <w:lang w:val="en-US"/>
+              </w:rPr>
+            </w:pPr>
+            <w:r>
+              <w:rPr>
+                <w:rFonts w:ascii="Bahnschrift Light SemiCondensed" w:hAnsi="Bahnschrift Light SemiCondensed" w:cs="Arial"/>
+                <w:color w:val="124F1A" w:themeColor="accent3" w:themeShade="BF"/>
+                <w:szCs w:val="18"/>
+                <w:lang w:val="en-US"/>
               </w:rPr>
               <w:t xml:space="preserve">    </w:t>
             </w:r>
@@ -8255,15 +8655,97 @@
                 <w:rFonts w:ascii="Bahnschrift Light SemiCondensed" w:hAnsi="Bahnschrift Light SemiCondensed" w:cs="Arial"/>
                 <w:color w:val="124F1A" w:themeColor="accent3" w:themeShade="BF"/>
                 <w:szCs w:val="18"/>
+                <w:lang w:val="en-US"/>
               </w:rPr>
               <w:tab/>
-            </w:r>
-            <w:r>
-              <w:rPr>
-                <w:rFonts w:ascii="Bahnschrift Light SemiCondensed" w:hAnsi="Bahnschrift Light SemiCondensed" w:cs="Arial"/>
-                <w:color w:val="124F1A" w:themeColor="accent3" w:themeShade="BF"/>
-                <w:szCs w:val="18"/>
-              </w:rPr>
+              <w:t>{"FORMAT": "xml",</w:t>
+            </w:r>
+            <w:r>
+              <w:rPr>
+                <w:rFonts w:ascii="Bahnschrift Light SemiCondensed" w:hAnsi="Bahnschrift Light SemiCondensed" w:cs="Arial"/>
+                <w:color w:val="124F1A" w:themeColor="accent3" w:themeShade="BF"/>
+                <w:szCs w:val="18"/>
+                <w:lang w:val="en-US"/>
+              </w:rPr>
+              <w:t xml:space="preserve"> </w:t>
+            </w:r>
+            <w:r>
+              <w:rPr>
+                <w:rFonts w:ascii="Bahnschrift Light SemiCondensed" w:hAnsi="Bahnschrift Light SemiCondensed" w:cs="Arial"/>
+                <w:color w:val="124F1A" w:themeColor="accent3" w:themeShade="BF"/>
+                <w:szCs w:val="18"/>
+                <w:lang w:val="en-US"/>
+              </w:rPr>
+              <w:t>"EGRID": "CH387146358428", "</w:t>
+            </w:r>
+            <w:proofErr w:type="spellStart"/>
+            <w:r>
+              <w:rPr>
+                <w:rFonts w:ascii="Bahnschrift Light SemiCondensed" w:hAnsi="Bahnschrift Light SemiCondensed" w:cs="Arial"/>
+                <w:color w:val="124F1A" w:themeColor="accent3" w:themeShade="BF"/>
+                <w:szCs w:val="18"/>
+                <w:lang w:val="en-US"/>
+              </w:rPr>
+              <w:t>ExpectedStatusCode</w:t>
+            </w:r>
+            <w:proofErr w:type="spellEnd"/>
+            <w:r>
+              <w:rPr>
+                <w:rFonts w:ascii="Bahnschrift Light SemiCondensed" w:hAnsi="Bahnschrift Light SemiCondensed" w:cs="Arial"/>
+                <w:color w:val="124F1A" w:themeColor="accent3" w:themeShade="BF"/>
+                <w:szCs w:val="18"/>
+                <w:lang w:val="en-US"/>
+              </w:rPr>
+              <w:t xml:space="preserve">": </w:t>
+            </w:r>
+            <w:proofErr w:type="gramStart"/>
+            <w:r>
+              <w:rPr>
+                <w:rFonts w:ascii="Bahnschrift Light SemiCondensed" w:hAnsi="Bahnschrift Light SemiCondensed" w:cs="Arial"/>
+                <w:color w:val="124F1A" w:themeColor="accent3" w:themeShade="BF"/>
+                <w:szCs w:val="18"/>
+                <w:lang w:val="en-US"/>
+              </w:rPr>
+              <w:t>200 }</w:t>
+            </w:r>
+            <w:proofErr w:type="gramEnd"/>
+            <w:r>
+              <w:rPr>
+                <w:rFonts w:ascii="Bahnschrift Light SemiCondensed" w:hAnsi="Bahnschrift Light SemiCondensed" w:cs="Arial"/>
+                <w:color w:val="124F1A" w:themeColor="accent3" w:themeShade="BF"/>
+                <w:szCs w:val="18"/>
+                <w:lang w:val="en-US"/>
+              </w:rPr>
+              <w:t>,</w:t>
+            </w:r>
+          </w:p>
+          <w:p>
+            <w:pPr>
+              <w:pStyle w:val="Sansinterligne"/>
+              <w:rPr>
+                <w:rFonts w:ascii="Bahnschrift Light SemiCondensed" w:hAnsi="Bahnschrift Light SemiCondensed" w:cs="Arial"/>
+                <w:color w:val="124F1A" w:themeColor="accent3" w:themeShade="BF"/>
+                <w:szCs w:val="18"/>
+                <w:lang w:val="en-US"/>
+              </w:rPr>
+            </w:pPr>
+            <w:r>
+              <w:rPr>
+                <w:rFonts w:ascii="Bahnschrift Light SemiCondensed" w:hAnsi="Bahnschrift Light SemiCondensed" w:cs="Arial"/>
+                <w:color w:val="124F1A" w:themeColor="accent3" w:themeShade="BF"/>
+                <w:szCs w:val="18"/>
+                <w:lang w:val="en-US"/>
+              </w:rPr>
+              <w:t xml:space="preserve">    </w:t>
+            </w:r>
+            <w:r>
+              <w:rPr>
+                <w:rFonts w:ascii="Bahnschrift Light SemiCondensed" w:hAnsi="Bahnschrift Light SemiCondensed" w:cs="Arial"/>
+                <w:color w:val="124F1A" w:themeColor="accent3" w:themeShade="BF"/>
+                <w:szCs w:val="18"/>
+                <w:lang w:val="en-US"/>
+              </w:rPr>
+              <w:tab/>
               <w:t>{"FORMAT": "</w:t>
             </w:r>
             <w:proofErr w:type="spellStart"/>
@@ -8272,8 +8754,9 @@
                 <w:rFonts w:ascii="Bahnschrift Light SemiCondensed" w:hAnsi="Bahnschrift Light SemiCondensed" w:cs="Arial"/>
                 <w:color w:val="124F1A" w:themeColor="accent3" w:themeShade="BF"/>
                 <w:szCs w:val="18"/>
-              </w:rPr>
-              <w:t>xml</w:t>
+                <w:lang w:val="en-US"/>
+              </w:rPr>
+              <w:t>url</w:t>
             </w:r>
             <w:proofErr w:type="spellEnd"/>
             <w:r>
@@ -8281,6 +8764,7 @@
                 <w:rFonts w:ascii="Bahnschrift Light SemiCondensed" w:hAnsi="Bahnschrift Light SemiCondensed" w:cs="Arial"/>
                 <w:color w:val="124F1A" w:themeColor="accent3" w:themeShade="BF"/>
                 <w:szCs w:val="18"/>
+                <w:lang w:val="en-US"/>
               </w:rPr>
               <w:t>",</w:t>
             </w:r>
@@ -8289,6 +8773,7 @@
                 <w:rFonts w:ascii="Bahnschrift Light SemiCondensed" w:hAnsi="Bahnschrift Light SemiCondensed" w:cs="Arial"/>
                 <w:color w:val="124F1A" w:themeColor="accent3" w:themeShade="BF"/>
                 <w:szCs w:val="18"/>
+                <w:lang w:val="en-US"/>
               </w:rPr>
               <w:t xml:space="preserve"> </w:t>
             </w:r>
@@ -8297,8 +8782,9 @@
                 <w:rFonts w:ascii="Bahnschrift Light SemiCondensed" w:hAnsi="Bahnschrift Light SemiCondensed" w:cs="Arial"/>
                 <w:color w:val="124F1A" w:themeColor="accent3" w:themeShade="BF"/>
                 <w:szCs w:val="18"/>
-              </w:rPr>
-              <w:t>"EGRID": "CH387146358428", "</w:t>
+                <w:lang w:val="en-US"/>
+              </w:rPr>
+              <w:t>"IDENTDN": "BE0200000136", "NUMBER": 426, "</w:t>
             </w:r>
             <w:proofErr w:type="spellStart"/>
             <w:r>
@@ -8306,6 +8792,7 @@
                 <w:rFonts w:ascii="Bahnschrift Light SemiCondensed" w:hAnsi="Bahnschrift Light SemiCondensed" w:cs="Arial"/>
                 <w:color w:val="124F1A" w:themeColor="accent3" w:themeShade="BF"/>
                 <w:szCs w:val="18"/>
+                <w:lang w:val="en-US"/>
               </w:rPr>
               <w:t>ExpectedStatusCode</w:t>
             </w:r>
@@ -8315,26 +8802,48 @@
                 <w:rFonts w:ascii="Bahnschrift Light SemiCondensed" w:hAnsi="Bahnschrift Light SemiCondensed" w:cs="Arial"/>
                 <w:color w:val="124F1A" w:themeColor="accent3" w:themeShade="BF"/>
                 <w:szCs w:val="18"/>
-              </w:rPr>
-              <w:t>": 200 },</w:t>
-            </w:r>
-          </w:p>
-          <w:p>
-            <w:pPr>
-              <w:pStyle w:val="KeinLeerraum"/>
-              <w:rPr>
-                <w:rFonts w:ascii="Bahnschrift Light SemiCondensed" w:hAnsi="Bahnschrift Light SemiCondensed" w:cs="Arial"/>
-                <w:color w:val="124F1A" w:themeColor="accent3" w:themeShade="BF"/>
-                <w:szCs w:val="18"/>
-              </w:rPr>
-            </w:pPr>
-            <w:r>
-              <w:rPr>
-                <w:rFonts w:ascii="Bahnschrift Light SemiCondensed" w:hAnsi="Bahnschrift Light SemiCondensed" w:cs="Arial"/>
-                <w:color w:val="124F1A" w:themeColor="accent3" w:themeShade="BF"/>
-                <w:szCs w:val="18"/>
-              </w:rPr>
-              <w:lastRenderedPageBreak/>
+                <w:lang w:val="en-US"/>
+              </w:rPr>
+              <w:t xml:space="preserve">": </w:t>
+            </w:r>
+            <w:proofErr w:type="gramStart"/>
+            <w:r>
+              <w:rPr>
+                <w:rFonts w:ascii="Bahnschrift Light SemiCondensed" w:hAnsi="Bahnschrift Light SemiCondensed" w:cs="Arial"/>
+                <w:color w:val="124F1A" w:themeColor="accent3" w:themeShade="BF"/>
+                <w:szCs w:val="18"/>
+                <w:lang w:val="en-US"/>
+              </w:rPr>
+              <w:t>303 }</w:t>
+            </w:r>
+            <w:proofErr w:type="gramEnd"/>
+            <w:r>
+              <w:rPr>
+                <w:rFonts w:ascii="Bahnschrift Light SemiCondensed" w:hAnsi="Bahnschrift Light SemiCondensed" w:cs="Arial"/>
+                <w:color w:val="124F1A" w:themeColor="accent3" w:themeShade="BF"/>
+                <w:szCs w:val="18"/>
+                <w:lang w:val="en-US"/>
+              </w:rPr>
+              <w:t>,</w:t>
+            </w:r>
+          </w:p>
+          <w:p>
+            <w:pPr>
+              <w:pStyle w:val="Sansinterligne"/>
+              <w:rPr>
+                <w:rFonts w:ascii="Bahnschrift Light SemiCondensed" w:hAnsi="Bahnschrift Light SemiCondensed" w:cs="Arial"/>
+                <w:color w:val="124F1A" w:themeColor="accent3" w:themeShade="BF"/>
+                <w:szCs w:val="18"/>
+                <w:lang w:val="en-US"/>
+              </w:rPr>
+            </w:pPr>
+            <w:r>
+              <w:rPr>
+                <w:rFonts w:ascii="Bahnschrift Light SemiCondensed" w:hAnsi="Bahnschrift Light SemiCondensed" w:cs="Arial"/>
+                <w:color w:val="124F1A" w:themeColor="accent3" w:themeShade="BF"/>
+                <w:szCs w:val="18"/>
+                <w:lang w:val="en-US"/>
+              </w:rPr>
               <w:t xml:space="preserve">    </w:t>
             </w:r>
             <w:r>
@@ -8342,15 +8851,9 @@
                 <w:rFonts w:ascii="Bahnschrift Light SemiCondensed" w:hAnsi="Bahnschrift Light SemiCondensed" w:cs="Arial"/>
                 <w:color w:val="124F1A" w:themeColor="accent3" w:themeShade="BF"/>
                 <w:szCs w:val="18"/>
+                <w:lang w:val="en-US"/>
               </w:rPr>
               <w:tab/>
-            </w:r>
-            <w:r>
-              <w:rPr>
-                <w:rFonts w:ascii="Bahnschrift Light SemiCondensed" w:hAnsi="Bahnschrift Light SemiCondensed" w:cs="Arial"/>
-                <w:color w:val="124F1A" w:themeColor="accent3" w:themeShade="BF"/>
-                <w:szCs w:val="18"/>
-              </w:rPr>
               <w:t>{"FORMAT": "</w:t>
             </w:r>
             <w:proofErr w:type="spellStart"/>
@@ -8359,8 +8862,9 @@
                 <w:rFonts w:ascii="Bahnschrift Light SemiCondensed" w:hAnsi="Bahnschrift Light SemiCondensed" w:cs="Arial"/>
                 <w:color w:val="124F1A" w:themeColor="accent3" w:themeShade="BF"/>
                 <w:szCs w:val="18"/>
-              </w:rPr>
-              <w:t>url</w:t>
+                <w:lang w:val="en-US"/>
+              </w:rPr>
+              <w:t>json</w:t>
             </w:r>
             <w:proofErr w:type="spellEnd"/>
             <w:r>
@@ -8368,24 +8872,9 @@
                 <w:rFonts w:ascii="Bahnschrift Light SemiCondensed" w:hAnsi="Bahnschrift Light SemiCondensed" w:cs="Arial"/>
                 <w:color w:val="124F1A" w:themeColor="accent3" w:themeShade="BF"/>
                 <w:szCs w:val="18"/>
-              </w:rPr>
-              <w:t>",</w:t>
-            </w:r>
-            <w:r>
-              <w:rPr>
-                <w:rFonts w:ascii="Bahnschrift Light SemiCondensed" w:hAnsi="Bahnschrift Light SemiCondensed" w:cs="Arial"/>
-                <w:color w:val="124F1A" w:themeColor="accent3" w:themeShade="BF"/>
-                <w:szCs w:val="18"/>
-              </w:rPr>
-              <w:t xml:space="preserve"> </w:t>
-            </w:r>
-            <w:r>
-              <w:rPr>
-                <w:rFonts w:ascii="Bahnschrift Light SemiCondensed" w:hAnsi="Bahnschrift Light SemiCondensed" w:cs="Arial"/>
-                <w:color w:val="124F1A" w:themeColor="accent3" w:themeShade="BF"/>
-                <w:szCs w:val="18"/>
-              </w:rPr>
-              <w:t>"IDENTDN": "BE0200000136", "NUMBER": 426, "</w:t>
+                <w:lang w:val="en-US"/>
+              </w:rPr>
+              <w:t>", "IDENTDN": "BE0200000136", "NUMBER": 426, "</w:t>
             </w:r>
             <w:proofErr w:type="spellStart"/>
             <w:r>
@@ -8393,6 +8882,7 @@
                 <w:rFonts w:ascii="Bahnschrift Light SemiCondensed" w:hAnsi="Bahnschrift Light SemiCondensed" w:cs="Arial"/>
                 <w:color w:val="124F1A" w:themeColor="accent3" w:themeShade="BF"/>
                 <w:szCs w:val="18"/>
+                <w:lang w:val="en-US"/>
               </w:rPr>
               <w:t>ExpectedStatusCode</w:t>
             </w:r>
@@ -8402,24 +8892,47 @@
                 <w:rFonts w:ascii="Bahnschrift Light SemiCondensed" w:hAnsi="Bahnschrift Light SemiCondensed" w:cs="Arial"/>
                 <w:color w:val="124F1A" w:themeColor="accent3" w:themeShade="BF"/>
                 <w:szCs w:val="18"/>
-              </w:rPr>
-              <w:t>": 303 },</w:t>
-            </w:r>
-          </w:p>
-          <w:p>
-            <w:pPr>
-              <w:pStyle w:val="KeinLeerraum"/>
-              <w:rPr>
-                <w:rFonts w:ascii="Bahnschrift Light SemiCondensed" w:hAnsi="Bahnschrift Light SemiCondensed" w:cs="Arial"/>
-                <w:color w:val="124F1A" w:themeColor="accent3" w:themeShade="BF"/>
-                <w:szCs w:val="18"/>
-              </w:rPr>
-            </w:pPr>
-            <w:r>
-              <w:rPr>
-                <w:rFonts w:ascii="Bahnschrift Light SemiCondensed" w:hAnsi="Bahnschrift Light SemiCondensed" w:cs="Arial"/>
-                <w:color w:val="124F1A" w:themeColor="accent3" w:themeShade="BF"/>
-                <w:szCs w:val="18"/>
+                <w:lang w:val="en-US"/>
+              </w:rPr>
+              <w:t xml:space="preserve">": </w:t>
+            </w:r>
+            <w:proofErr w:type="gramStart"/>
+            <w:r>
+              <w:rPr>
+                <w:rFonts w:ascii="Bahnschrift Light SemiCondensed" w:hAnsi="Bahnschrift Light SemiCondensed" w:cs="Arial"/>
+                <w:color w:val="124F1A" w:themeColor="accent3" w:themeShade="BF"/>
+                <w:szCs w:val="18"/>
+                <w:lang w:val="en-US"/>
+              </w:rPr>
+              <w:t>200 }</w:t>
+            </w:r>
+            <w:proofErr w:type="gramEnd"/>
+            <w:r>
+              <w:rPr>
+                <w:rFonts w:ascii="Bahnschrift Light SemiCondensed" w:hAnsi="Bahnschrift Light SemiCondensed" w:cs="Arial"/>
+                <w:color w:val="124F1A" w:themeColor="accent3" w:themeShade="BF"/>
+                <w:szCs w:val="18"/>
+                <w:lang w:val="en-US"/>
+              </w:rPr>
+              <w:t>,</w:t>
+            </w:r>
+          </w:p>
+          <w:p>
+            <w:pPr>
+              <w:pStyle w:val="Sansinterligne"/>
+              <w:rPr>
+                <w:rFonts w:ascii="Bahnschrift Light SemiCondensed" w:hAnsi="Bahnschrift Light SemiCondensed" w:cs="Arial"/>
+                <w:color w:val="124F1A" w:themeColor="accent3" w:themeShade="BF"/>
+                <w:szCs w:val="18"/>
+                <w:lang w:val="en-US"/>
+              </w:rPr>
+            </w:pPr>
+            <w:r>
+              <w:rPr>
+                <w:rFonts w:ascii="Bahnschrift Light SemiCondensed" w:hAnsi="Bahnschrift Light SemiCondensed" w:cs="Arial"/>
+                <w:color w:val="124F1A" w:themeColor="accent3" w:themeShade="BF"/>
+                <w:szCs w:val="18"/>
+                <w:lang w:val="en-US"/>
               </w:rPr>
               <w:t xml:space="preserve">    </w:t>
             </w:r>
@@ -8428,15 +8941,9 @@
                 <w:rFonts w:ascii="Bahnschrift Light SemiCondensed" w:hAnsi="Bahnschrift Light SemiCondensed" w:cs="Arial"/>
                 <w:color w:val="124F1A" w:themeColor="accent3" w:themeShade="BF"/>
                 <w:szCs w:val="18"/>
+                <w:lang w:val="en-US"/>
               </w:rPr>
               <w:tab/>
-            </w:r>
-            <w:r>
-              <w:rPr>
-                <w:rFonts w:ascii="Bahnschrift Light SemiCondensed" w:hAnsi="Bahnschrift Light SemiCondensed" w:cs="Arial"/>
-                <w:color w:val="124F1A" w:themeColor="accent3" w:themeShade="BF"/>
-                <w:szCs w:val="18"/>
-              </w:rPr>
               <w:t>{"FORMAT": "</w:t>
             </w:r>
             <w:proofErr w:type="spellStart"/>
@@ -8445,6 +8952,7 @@
                 <w:rFonts w:ascii="Bahnschrift Light SemiCondensed" w:hAnsi="Bahnschrift Light SemiCondensed" w:cs="Arial"/>
                 <w:color w:val="124F1A" w:themeColor="accent3" w:themeShade="BF"/>
                 <w:szCs w:val="18"/>
+                <w:lang w:val="en-US"/>
               </w:rPr>
               <w:t>json</w:t>
             </w:r>
@@ -8454,8 +8962,9 @@
                 <w:rFonts w:ascii="Bahnschrift Light SemiCondensed" w:hAnsi="Bahnschrift Light SemiCondensed" w:cs="Arial"/>
                 <w:color w:val="124F1A" w:themeColor="accent3" w:themeShade="BF"/>
                 <w:szCs w:val="18"/>
-              </w:rPr>
-              <w:t>", "IDENTDN": "BE0200000136", "NUMBER": 426, "</w:t>
+                <w:lang w:val="en-US"/>
+              </w:rPr>
+              <w:t>", "IDENTDN": "UR0200001201", "NUMBER": 100, "</w:t>
             </w:r>
             <w:proofErr w:type="spellStart"/>
             <w:r>
@@ -8463,6 +8972,7 @@
                 <w:rFonts w:ascii="Bahnschrift Light SemiCondensed" w:hAnsi="Bahnschrift Light SemiCondensed" w:cs="Arial"/>
                 <w:color w:val="124F1A" w:themeColor="accent3" w:themeShade="BF"/>
                 <w:szCs w:val="18"/>
+                <w:lang w:val="en-US"/>
               </w:rPr>
               <w:t>ExpectedStatusCode</w:t>
             </w:r>
@@ -8472,24 +8982,47 @@
                 <w:rFonts w:ascii="Bahnschrift Light SemiCondensed" w:hAnsi="Bahnschrift Light SemiCondensed" w:cs="Arial"/>
                 <w:color w:val="124F1A" w:themeColor="accent3" w:themeShade="BF"/>
                 <w:szCs w:val="18"/>
-              </w:rPr>
-              <w:t>": 200 },</w:t>
-            </w:r>
-          </w:p>
-          <w:p>
-            <w:pPr>
-              <w:pStyle w:val="KeinLeerraum"/>
-              <w:rPr>
-                <w:rFonts w:ascii="Bahnschrift Light SemiCondensed" w:hAnsi="Bahnschrift Light SemiCondensed" w:cs="Arial"/>
-                <w:color w:val="124F1A" w:themeColor="accent3" w:themeShade="BF"/>
-                <w:szCs w:val="18"/>
-              </w:rPr>
-            </w:pPr>
-            <w:r>
-              <w:rPr>
-                <w:rFonts w:ascii="Bahnschrift Light SemiCondensed" w:hAnsi="Bahnschrift Light SemiCondensed" w:cs="Arial"/>
-                <w:color w:val="124F1A" w:themeColor="accent3" w:themeShade="BF"/>
-                <w:szCs w:val="18"/>
+                <w:lang w:val="en-US"/>
+              </w:rPr>
+              <w:t xml:space="preserve">": </w:t>
+            </w:r>
+            <w:proofErr w:type="gramStart"/>
+            <w:r>
+              <w:rPr>
+                <w:rFonts w:ascii="Bahnschrift Light SemiCondensed" w:hAnsi="Bahnschrift Light SemiCondensed" w:cs="Arial"/>
+                <w:color w:val="124F1A" w:themeColor="accent3" w:themeShade="BF"/>
+                <w:szCs w:val="18"/>
+                <w:lang w:val="en-US"/>
+              </w:rPr>
+              <w:t>204 }</w:t>
+            </w:r>
+            <w:proofErr w:type="gramEnd"/>
+            <w:r>
+              <w:rPr>
+                <w:rFonts w:ascii="Bahnschrift Light SemiCondensed" w:hAnsi="Bahnschrift Light SemiCondensed" w:cs="Arial"/>
+                <w:color w:val="124F1A" w:themeColor="accent3" w:themeShade="BF"/>
+                <w:szCs w:val="18"/>
+                <w:lang w:val="en-US"/>
+              </w:rPr>
+              <w:t>,</w:t>
+            </w:r>
+          </w:p>
+          <w:p>
+            <w:pPr>
+              <w:pStyle w:val="Sansinterligne"/>
+              <w:rPr>
+                <w:rFonts w:ascii="Bahnschrift Light SemiCondensed" w:hAnsi="Bahnschrift Light SemiCondensed" w:cs="Arial"/>
+                <w:color w:val="124F1A" w:themeColor="accent3" w:themeShade="BF"/>
+                <w:szCs w:val="18"/>
+                <w:lang w:val="en-US"/>
+              </w:rPr>
+            </w:pPr>
+            <w:r>
+              <w:rPr>
+                <w:rFonts w:ascii="Bahnschrift Light SemiCondensed" w:hAnsi="Bahnschrift Light SemiCondensed" w:cs="Arial"/>
+                <w:color w:val="124F1A" w:themeColor="accent3" w:themeShade="BF"/>
+                <w:szCs w:val="18"/>
+                <w:lang w:val="en-US"/>
               </w:rPr>
               <w:t xml:space="preserve">    </w:t>
             </w:r>
@@ -8498,16 +9031,10 @@
                 <w:rFonts w:ascii="Bahnschrift Light SemiCondensed" w:hAnsi="Bahnschrift Light SemiCondensed" w:cs="Arial"/>
                 <w:color w:val="124F1A" w:themeColor="accent3" w:themeShade="BF"/>
                 <w:szCs w:val="18"/>
+                <w:lang w:val="en-US"/>
               </w:rPr>
               <w:tab/>
-            </w:r>
-            <w:r>
-              <w:rPr>
-                <w:rFonts w:ascii="Bahnschrift Light SemiCondensed" w:hAnsi="Bahnschrift Light SemiCondensed" w:cs="Arial"/>
-                <w:color w:val="124F1A" w:themeColor="accent3" w:themeShade="BF"/>
-                <w:szCs w:val="18"/>
-              </w:rPr>
-              <w:t>{"FORMAT": "</w:t>
+              <w:t>{"FORMAT": "xml", "IDENTDN": "BE0200000136", "NUMBER": 426, "Provoke500": true, "</w:t>
             </w:r>
             <w:proofErr w:type="spellStart"/>
             <w:r>
@@ -8515,8 +9042,9 @@
                 <w:rFonts w:ascii="Bahnschrift Light SemiCondensed" w:hAnsi="Bahnschrift Light SemiCondensed" w:cs="Arial"/>
                 <w:color w:val="124F1A" w:themeColor="accent3" w:themeShade="BF"/>
                 <w:szCs w:val="18"/>
-              </w:rPr>
-              <w:t>json</w:t>
+                <w:lang w:val="en-US"/>
+              </w:rPr>
+              <w:t>ExpectedStatusCode</w:t>
             </w:r>
             <w:proofErr w:type="spellEnd"/>
             <w:r>
@@ -8524,137 +9052,52 @@
                 <w:rFonts w:ascii="Bahnschrift Light SemiCondensed" w:hAnsi="Bahnschrift Light SemiCondensed" w:cs="Arial"/>
                 <w:color w:val="124F1A" w:themeColor="accent3" w:themeShade="BF"/>
                 <w:szCs w:val="18"/>
-              </w:rPr>
-              <w:t>", "IDENTDN": "UR0200001201", "NUMBER": 100, "</w:t>
-            </w:r>
-            <w:proofErr w:type="spellStart"/>
-            <w:r>
-              <w:rPr>
-                <w:rFonts w:ascii="Bahnschrift Light SemiCondensed" w:hAnsi="Bahnschrift Light SemiCondensed" w:cs="Arial"/>
-                <w:color w:val="124F1A" w:themeColor="accent3" w:themeShade="BF"/>
-                <w:szCs w:val="18"/>
-              </w:rPr>
-              <w:t>ExpectedStatusCode</w:t>
-            </w:r>
-            <w:proofErr w:type="spellEnd"/>
-            <w:r>
-              <w:rPr>
-                <w:rFonts w:ascii="Bahnschrift Light SemiCondensed" w:hAnsi="Bahnschrift Light SemiCondensed" w:cs="Arial"/>
-                <w:color w:val="124F1A" w:themeColor="accent3" w:themeShade="BF"/>
-                <w:szCs w:val="18"/>
-              </w:rPr>
-              <w:t>": 204 },</w:t>
-            </w:r>
-          </w:p>
-          <w:p>
-            <w:pPr>
-              <w:pStyle w:val="KeinLeerraum"/>
-              <w:rPr>
-                <w:rFonts w:ascii="Bahnschrift Light SemiCondensed" w:hAnsi="Bahnschrift Light SemiCondensed" w:cs="Arial"/>
-                <w:color w:val="124F1A" w:themeColor="accent3" w:themeShade="BF"/>
-                <w:szCs w:val="18"/>
-              </w:rPr>
-            </w:pPr>
-            <w:r>
-              <w:rPr>
-                <w:rFonts w:ascii="Bahnschrift Light SemiCondensed" w:hAnsi="Bahnschrift Light SemiCondensed" w:cs="Arial"/>
-                <w:color w:val="124F1A" w:themeColor="accent3" w:themeShade="BF"/>
-                <w:szCs w:val="18"/>
-              </w:rPr>
-              <w:t xml:space="preserve">    </w:t>
-            </w:r>
-            <w:r>
-              <w:rPr>
-                <w:rFonts w:ascii="Bahnschrift Light SemiCondensed" w:hAnsi="Bahnschrift Light SemiCondensed" w:cs="Arial"/>
-                <w:color w:val="124F1A" w:themeColor="accent3" w:themeShade="BF"/>
-                <w:szCs w:val="18"/>
-              </w:rPr>
-              <w:tab/>
-            </w:r>
-            <w:r>
-              <w:rPr>
-                <w:rFonts w:ascii="Bahnschrift Light SemiCondensed" w:hAnsi="Bahnschrift Light SemiCondensed" w:cs="Arial"/>
-                <w:color w:val="124F1A" w:themeColor="accent3" w:themeShade="BF"/>
-                <w:szCs w:val="18"/>
-              </w:rPr>
-              <w:t>{"FORMAT": "</w:t>
-            </w:r>
-            <w:proofErr w:type="spellStart"/>
-            <w:r>
-              <w:rPr>
-                <w:rFonts w:ascii="Bahnschrift Light SemiCondensed" w:hAnsi="Bahnschrift Light SemiCondensed" w:cs="Arial"/>
-                <w:color w:val="124F1A" w:themeColor="accent3" w:themeShade="BF"/>
-                <w:szCs w:val="18"/>
-              </w:rPr>
-              <w:t>xml</w:t>
-            </w:r>
-            <w:proofErr w:type="spellEnd"/>
-            <w:r>
-              <w:rPr>
-                <w:rFonts w:ascii="Bahnschrift Light SemiCondensed" w:hAnsi="Bahnschrift Light SemiCondensed" w:cs="Arial"/>
-                <w:color w:val="124F1A" w:themeColor="accent3" w:themeShade="BF"/>
-                <w:szCs w:val="18"/>
-              </w:rPr>
-              <w:t xml:space="preserve">", "IDENTDN": "BE0200000136", "NUMBER": 426, "Provoke500": </w:t>
-            </w:r>
-            <w:proofErr w:type="spellStart"/>
-            <w:r>
-              <w:rPr>
-                <w:rFonts w:ascii="Bahnschrift Light SemiCondensed" w:hAnsi="Bahnschrift Light SemiCondensed" w:cs="Arial"/>
-                <w:color w:val="124F1A" w:themeColor="accent3" w:themeShade="BF"/>
-                <w:szCs w:val="18"/>
-              </w:rPr>
-              <w:t>true</w:t>
-            </w:r>
-            <w:proofErr w:type="spellEnd"/>
-            <w:r>
-              <w:rPr>
-                <w:rFonts w:ascii="Bahnschrift Light SemiCondensed" w:hAnsi="Bahnschrift Light SemiCondensed" w:cs="Arial"/>
-                <w:color w:val="124F1A" w:themeColor="accent3" w:themeShade="BF"/>
-                <w:szCs w:val="18"/>
-              </w:rPr>
-              <w:t>, "</w:t>
-            </w:r>
-            <w:proofErr w:type="spellStart"/>
-            <w:r>
-              <w:rPr>
-                <w:rFonts w:ascii="Bahnschrift Light SemiCondensed" w:hAnsi="Bahnschrift Light SemiCondensed" w:cs="Arial"/>
-                <w:color w:val="124F1A" w:themeColor="accent3" w:themeShade="BF"/>
-                <w:szCs w:val="18"/>
-              </w:rPr>
-              <w:t>ExpectedStatusCode</w:t>
-            </w:r>
-            <w:proofErr w:type="spellEnd"/>
-            <w:r>
-              <w:rPr>
-                <w:rFonts w:ascii="Bahnschrift Light SemiCondensed" w:hAnsi="Bahnschrift Light SemiCondensed" w:cs="Arial"/>
-                <w:color w:val="124F1A" w:themeColor="accent3" w:themeShade="BF"/>
-                <w:szCs w:val="18"/>
-              </w:rPr>
-              <w:t>": 500 }</w:t>
-            </w:r>
-          </w:p>
-          <w:p>
-            <w:pPr>
-              <w:pStyle w:val="KeinLeerraum"/>
-              <w:rPr>
-                <w:rFonts w:ascii="Bahnschrift Light SemiCondensed" w:hAnsi="Bahnschrift Light SemiCondensed" w:cs="Arial"/>
-                <w:color w:val="124F1A" w:themeColor="accent3" w:themeShade="BF"/>
-                <w:szCs w:val="18"/>
-              </w:rPr>
-            </w:pPr>
-            <w:r>
-              <w:rPr>
-                <w:rFonts w:ascii="Bahnschrift Light SemiCondensed" w:hAnsi="Bahnschrift Light SemiCondensed" w:cs="Arial"/>
-                <w:color w:val="124F1A" w:themeColor="accent3" w:themeShade="BF"/>
-                <w:szCs w:val="18"/>
-              </w:rPr>
-              <w:t xml:space="preserve">  ]</w:t>
-            </w:r>
-          </w:p>
-          <w:p>
-            <w:pPr>
-              <w:pStyle w:val="KeinLeerraum"/>
+                <w:lang w:val="en-US"/>
+              </w:rPr>
+              <w:t xml:space="preserve">": </w:t>
+            </w:r>
+            <w:proofErr w:type="gramStart"/>
+            <w:r>
+              <w:rPr>
+                <w:rFonts w:ascii="Bahnschrift Light SemiCondensed" w:hAnsi="Bahnschrift Light SemiCondensed" w:cs="Arial"/>
+                <w:color w:val="124F1A" w:themeColor="accent3" w:themeShade="BF"/>
+                <w:szCs w:val="18"/>
+                <w:lang w:val="en-US"/>
+              </w:rPr>
+              <w:t>500 }</w:t>
+            </w:r>
+            <w:proofErr w:type="gramEnd"/>
+          </w:p>
+          <w:p>
+            <w:pPr>
+              <w:pStyle w:val="Sansinterligne"/>
+              <w:rPr>
+                <w:rFonts w:ascii="Bahnschrift Light SemiCondensed" w:hAnsi="Bahnschrift Light SemiCondensed" w:cs="Arial"/>
+                <w:color w:val="124F1A" w:themeColor="accent3" w:themeShade="BF"/>
+                <w:szCs w:val="18"/>
+              </w:rPr>
+            </w:pPr>
+            <w:r>
+              <w:rPr>
+                <w:rFonts w:ascii="Bahnschrift Light SemiCondensed" w:hAnsi="Bahnschrift Light SemiCondensed" w:cs="Arial"/>
+                <w:color w:val="124F1A" w:themeColor="accent3" w:themeShade="BF"/>
+                <w:szCs w:val="18"/>
+                <w:lang w:val="en-US"/>
+              </w:rPr>
+              <w:t xml:space="preserve">  </w:t>
+            </w:r>
+            <w:r>
+              <w:rPr>
+                <w:rFonts w:ascii="Bahnschrift Light SemiCondensed" w:hAnsi="Bahnschrift Light SemiCondensed" w:cs="Arial"/>
+                <w:color w:val="124F1A" w:themeColor="accent3" w:themeShade="BF"/>
+                <w:szCs w:val="18"/>
+              </w:rPr>
+              <w:t>]</w:t>
+            </w:r>
+          </w:p>
+          <w:p>
+            <w:pPr>
+              <w:pStyle w:val="Sansinterligne"/>
               <w:rPr>
                 <w:rFonts w:cs="Arial"/>
                 <w:color w:val="124F1A" w:themeColor="accent3" w:themeShade="BF"/>
@@ -8675,7 +9118,7 @@
     </w:tbl>
     <w:p>
       <w:pPr>
-        <w:pStyle w:val="KeinLeerraum"/>
+        <w:pStyle w:val="Sansinterligne"/>
         <w:rPr>
           <w:rFonts w:cs="Arial"/>
         </w:rPr>
@@ -8724,7 +9167,7 @@
 <w:ftr xmlns:wpc="http://schemas.microsoft.com/office/word/2010/wordprocessingCanvas" xmlns:cx="http://schemas.microsoft.com/office/drawing/2014/chartex" xmlns:cx1="http://schemas.microsoft.com/office/drawing/2015/9/8/chartex" xmlns:cx2="http://schemas.microsoft.com/office/drawing/2015/10/21/chartex" xmlns:cx3="http://schemas.microsoft.com/office/drawing/2016/5/9/chartex" xmlns:cx4="http://schemas.microsoft.com/office/drawing/2016/5/10/chartex" xmlns:cx5="http://schemas.microsoft.com/office/drawing/2016/5/11/chartex" xmlns:cx6="http://schemas.microsoft.com/office/drawing/2016/5/12/chartex" xmlns:cx7="http://schemas.microsoft.com/office/drawing/2016/5/13/chartex" xmlns:cx8="http://schemas.microsoft.com/office/drawing/2016/5/14/chartex" xmlns:mc="http://schemas.openxmlformats.org/markup-compatibility/2006" xmlns:aink="http://schemas.microsoft.com/office/drawing/2016/ink" xmlns:am3d="http://schemas.microsoft.com/office/drawing/2017/model3d" xmlns:o="urn:schemas-microsoft-com:office:office" xmlns:oel="http://schemas.microsoft.com/office/2019/extlst" xmlns:r="http://schemas.openxmlformats.org/officeDocument/2006/relationships" xmlns:m="http://schemas.openxmlformats.org/officeDocument/2006/math" xmlns:v="urn:schemas-microsoft-com:vml" xmlns:wp14="http://schemas.microsoft.com/office/word/2010/wordprocessingDrawing" xmlns:wp="http://schemas.openxmlformats.org/drawingml/2006/wordprocessingDrawing" xmlns:w10="urn:schemas-microsoft-com:office:word" xmlns:w="http://schemas.openxmlformats.org/wordprocessingml/2006/main" xmlns:w14="http://schemas.microsoft.com/office/word/2010/wordml" xmlns:w15="http://schemas.microsoft.com/office/word/2012/wordml" xmlns:w16cex="http://schemas.microsoft.com/office/word/2018/wordml/cex" xmlns:w16cid="http://schemas.microsoft.com/office/word/2016/wordml/cid" xmlns:w16="http://schemas.microsoft.com/office/word/2018/wordml" xmlns:w16du="http://schemas.microsoft.com/office/word/2023/wordml/word16du" xmlns:w16sdtdh="http://schemas.microsoft.com/office/word/2020/wordml/sdtdatahash" xmlns:w16sdtfl="http://schemas.microsoft.com/office/word/2024/wordml/sdtformatlock" xmlns:w16se="http://schemas.microsoft.com/office/word/2015/wordml/symex" xmlns:wpg="http://schemas.microsoft.com/office/word/2010/wordprocessingGroup" xmlns:wpi="http://schemas.microsoft.com/office/word/2010/wordprocessingInk" xmlns:wne="http://schemas.microsoft.com/office/word/2006/wordml" xmlns:wps="http://schemas.microsoft.com/office/word/2010/wordprocessingShape" mc:Ignorable="w14 w15 w16se w16cid w16 w16cex w16sdtdh w16sdtfl w16du wp14">
   <w:p>
     <w:pPr>
-      <w:pStyle w:val="Fuzeile"/>
+      <w:pStyle w:val="Pieddepage"/>
       <w:rPr>
         <w:sz w:val="16"/>
         <w:szCs w:val="16"/>
@@ -8736,7 +9179,14 @@
         <w:sz w:val="16"/>
         <w:szCs w:val="16"/>
       </w:rPr>
-      <w:t>09.02.2026</w:t>
+      <w:t>03.03</w:t>
+    </w:r>
+    <w:r>
+      <w:rPr>
+        <w:sz w:val="16"/>
+        <w:szCs w:val="16"/>
+      </w:rPr>
+      <w:t>.2026</w:t>
     </w:r>
     <w:r>
       <w:rPr>
@@ -8778,6 +9228,7 @@
           <w:docPartUnique/>
         </w:docPartObj>
       </w:sdtPr>
+      <w:sdtEndPr/>
       <w:sdtContent>
         <w:sdt>
           <w:sdtPr>
@@ -8791,6 +9242,7 @@
               <w:docPartUnique/>
             </w:docPartObj>
           </w:sdtPr>
+          <w:sdtEndPr/>
           <w:sdtContent>
             <w:r>
               <w:rPr>
@@ -8922,7 +9374,7 @@
 <w:hdr xmlns:wpc="http://schemas.microsoft.com/office/word/2010/wordprocessingCanvas" xmlns:cx="http://schemas.microsoft.com/office/drawing/2014/chartex" xmlns:cx1="http://schemas.microsoft.com/office/drawing/2015/9/8/chartex" xmlns:cx2="http://schemas.microsoft.com/office/drawing/2015/10/21/chartex" xmlns:cx3="http://schemas.microsoft.com/office/drawing/2016/5/9/chartex" xmlns:cx4="http://schemas.microsoft.com/office/drawing/2016/5/10/chartex" xmlns:cx5="http://schemas.microsoft.com/office/drawing/2016/5/11/chartex" xmlns:cx6="http://schemas.microsoft.com/office/drawing/2016/5/12/chartex" xmlns:cx7="http://schemas.microsoft.com/office/drawing/2016/5/13/chartex" xmlns:cx8="http://schemas.microsoft.com/office/drawing/2016/5/14/chartex" xmlns:mc="http://schemas.openxmlformats.org/markup-compatibility/2006" xmlns:aink="http://schemas.microsoft.com/office/drawing/2016/ink" xmlns:am3d="http://schemas.microsoft.com/office/drawing/2017/model3d" xmlns:o="urn:schemas-microsoft-com:office:office" xmlns:oel="http://schemas.microsoft.com/office/2019/extlst" xmlns:r="http://schemas.openxmlformats.org/officeDocument/2006/relationships" xmlns:m="http://schemas.openxmlformats.org/officeDocument/2006/math" xmlns:v="urn:schemas-microsoft-com:vml" xmlns:wp14="http://schemas.microsoft.com/office/word/2010/wordprocessingDrawing" xmlns:wp="http://schemas.openxmlformats.org/drawingml/2006/wordprocessingDrawing" xmlns:w10="urn:schemas-microsoft-com:office:word" xmlns:w="http://schemas.openxmlformats.org/wordprocessingml/2006/main" xmlns:w14="http://schemas.microsoft.com/office/word/2010/wordml" xmlns:w15="http://schemas.microsoft.com/office/word/2012/wordml" xmlns:w16cex="http://schemas.microsoft.com/office/word/2018/wordml/cex" xmlns:w16cid="http://schemas.microsoft.com/office/word/2016/wordml/cid" xmlns:w16="http://schemas.microsoft.com/office/word/2018/wordml" xmlns:w16du="http://schemas.microsoft.com/office/word/2023/wordml/word16du" xmlns:w16sdtdh="http://schemas.microsoft.com/office/word/2020/wordml/sdtdatahash" xmlns:w16sdtfl="http://schemas.microsoft.com/office/word/2024/wordml/sdtformatlock" xmlns:w16se="http://schemas.microsoft.com/office/word/2015/wordml/symex" xmlns:wpg="http://schemas.microsoft.com/office/word/2010/wordprocessingGroup" xmlns:wpi="http://schemas.microsoft.com/office/word/2010/wordprocessingInk" xmlns:wne="http://schemas.microsoft.com/office/word/2006/wordml" xmlns:wps="http://schemas.microsoft.com/office/word/2010/wordprocessingShape" mc:Ignorable="w14 w15 w16se w16cid w16 w16cex w16sdtdh w16sdtfl w16du wp14">
   <w:p>
     <w:pPr>
-      <w:pStyle w:val="Kopfzeile"/>
+      <w:pStyle w:val="En-tte"/>
     </w:pPr>
     <w:r>
       <w:rPr>
@@ -9053,7 +9505,7 @@
 <w:hdr xmlns:wpc="http://schemas.microsoft.com/office/word/2010/wordprocessingCanvas" xmlns:cx="http://schemas.microsoft.com/office/drawing/2014/chartex" xmlns:cx1="http://schemas.microsoft.com/office/drawing/2015/9/8/chartex" xmlns:cx2="http://schemas.microsoft.com/office/drawing/2015/10/21/chartex" xmlns:cx3="http://schemas.microsoft.com/office/drawing/2016/5/9/chartex" xmlns:cx4="http://schemas.microsoft.com/office/drawing/2016/5/10/chartex" xmlns:cx5="http://schemas.microsoft.com/office/drawing/2016/5/11/chartex" xmlns:cx6="http://schemas.microsoft.com/office/drawing/2016/5/12/chartex" xmlns:cx7="http://schemas.microsoft.com/office/drawing/2016/5/13/chartex" xmlns:cx8="http://schemas.microsoft.com/office/drawing/2016/5/14/chartex" xmlns:mc="http://schemas.openxmlformats.org/markup-compatibility/2006" xmlns:aink="http://schemas.microsoft.com/office/drawing/2016/ink" xmlns:am3d="http://schemas.microsoft.com/office/drawing/2017/model3d" xmlns:o="urn:schemas-microsoft-com:office:office" xmlns:oel="http://schemas.microsoft.com/office/2019/extlst" xmlns:r="http://schemas.openxmlformats.org/officeDocument/2006/relationships" xmlns:m="http://schemas.openxmlformats.org/officeDocument/2006/math" xmlns:v="urn:schemas-microsoft-com:vml" xmlns:wp14="http://schemas.microsoft.com/office/word/2010/wordprocessingDrawing" xmlns:wp="http://schemas.openxmlformats.org/drawingml/2006/wordprocessingDrawing" xmlns:w10="urn:schemas-microsoft-com:office:word" xmlns:w="http://schemas.openxmlformats.org/wordprocessingml/2006/main" xmlns:w14="http://schemas.microsoft.com/office/word/2010/wordml" xmlns:w15="http://schemas.microsoft.com/office/word/2012/wordml" xmlns:w16cex="http://schemas.microsoft.com/office/word/2018/wordml/cex" xmlns:w16cid="http://schemas.microsoft.com/office/word/2016/wordml/cid" xmlns:w16="http://schemas.microsoft.com/office/word/2018/wordml" xmlns:w16du="http://schemas.microsoft.com/office/word/2023/wordml/word16du" xmlns:w16sdtdh="http://schemas.microsoft.com/office/word/2020/wordml/sdtdatahash" xmlns:w16sdtfl="http://schemas.microsoft.com/office/word/2024/wordml/sdtformatlock" xmlns:w16se="http://schemas.microsoft.com/office/word/2015/wordml/symex" xmlns:wpg="http://schemas.microsoft.com/office/word/2010/wordprocessingGroup" xmlns:wpi="http://schemas.microsoft.com/office/word/2010/wordprocessingInk" xmlns:wne="http://schemas.microsoft.com/office/word/2006/wordml" xmlns:wps="http://schemas.microsoft.com/office/word/2010/wordprocessingShape" mc:Ignorable="w14 w15 w16se w16cid w16 w16cex w16sdtdh w16sdtfl w16du wp14">
   <w:p>
     <w:pPr>
-      <w:pStyle w:val="Kopfzeile"/>
+      <w:pStyle w:val="En-tte"/>
     </w:pPr>
     <w:r>
       <w:rPr>
@@ -9161,7 +9613,7 @@
 <w:hdr xmlns:wpc="http://schemas.microsoft.com/office/word/2010/wordprocessingCanvas" xmlns:cx="http://schemas.microsoft.com/office/drawing/2014/chartex" xmlns:cx1="http://schemas.microsoft.com/office/drawing/2015/9/8/chartex" xmlns:cx2="http://schemas.microsoft.com/office/drawing/2015/10/21/chartex" xmlns:cx3="http://schemas.microsoft.com/office/drawing/2016/5/9/chartex" xmlns:cx4="http://schemas.microsoft.com/office/drawing/2016/5/10/chartex" xmlns:cx5="http://schemas.microsoft.com/office/drawing/2016/5/11/chartex" xmlns:cx6="http://schemas.microsoft.com/office/drawing/2016/5/12/chartex" xmlns:cx7="http://schemas.microsoft.com/office/drawing/2016/5/13/chartex" xmlns:cx8="http://schemas.microsoft.com/office/drawing/2016/5/14/chartex" xmlns:mc="http://schemas.openxmlformats.org/markup-compatibility/2006" xmlns:aink="http://schemas.microsoft.com/office/drawing/2016/ink" xmlns:am3d="http://schemas.microsoft.com/office/drawing/2017/model3d" xmlns:o="urn:schemas-microsoft-com:office:office" xmlns:oel="http://schemas.microsoft.com/office/2019/extlst" xmlns:r="http://schemas.openxmlformats.org/officeDocument/2006/relationships" xmlns:m="http://schemas.openxmlformats.org/officeDocument/2006/math" xmlns:v="urn:schemas-microsoft-com:vml" xmlns:wp14="http://schemas.microsoft.com/office/word/2010/wordprocessingDrawing" xmlns:wp="http://schemas.openxmlformats.org/drawingml/2006/wordprocessingDrawing" xmlns:w10="urn:schemas-microsoft-com:office:word" xmlns:w="http://schemas.openxmlformats.org/wordprocessingml/2006/main" xmlns:w14="http://schemas.microsoft.com/office/word/2010/wordml" xmlns:w15="http://schemas.microsoft.com/office/word/2012/wordml" xmlns:w16cex="http://schemas.microsoft.com/office/word/2018/wordml/cex" xmlns:w16cid="http://schemas.microsoft.com/office/word/2016/wordml/cid" xmlns:w16="http://schemas.microsoft.com/office/word/2018/wordml" xmlns:w16du="http://schemas.microsoft.com/office/word/2023/wordml/word16du" xmlns:w16sdtdh="http://schemas.microsoft.com/office/word/2020/wordml/sdtdatahash" xmlns:w16sdtfl="http://schemas.microsoft.com/office/word/2024/wordml/sdtformatlock" xmlns:w16se="http://schemas.microsoft.com/office/word/2015/wordml/symex" xmlns:wpg="http://schemas.microsoft.com/office/word/2010/wordprocessingGroup" xmlns:wpi="http://schemas.microsoft.com/office/word/2010/wordprocessingInk" xmlns:wne="http://schemas.microsoft.com/office/word/2006/wordml" xmlns:wps="http://schemas.microsoft.com/office/word/2010/wordprocessingShape" mc:Ignorable="w14 w15 w16se w16cid w16 w16cex w16sdtdh w16sdtfl w16du wp14">
   <w:p>
     <w:pPr>
-      <w:pStyle w:val="Kopfzeile"/>
+      <w:pStyle w:val="En-tte"/>
     </w:pPr>
     <w:r>
       <w:rPr>
@@ -11856,7 +12308,7 @@
     <w:lvl w:ilvl="0">
       <w:start w:val="1"/>
       <w:numFmt w:val="decimal"/>
-      <w:pStyle w:val="berschrift1"/>
+      <w:pStyle w:val="Titre1"/>
       <w:lvlText w:val="%1"/>
       <w:lvlJc w:val="left"/>
       <w:pPr>
@@ -11866,7 +12318,7 @@
     <w:lvl w:ilvl="1">
       <w:start w:val="1"/>
       <w:numFmt w:val="decimal"/>
-      <w:pStyle w:val="berschrift2"/>
+      <w:pStyle w:val="Titre2"/>
       <w:lvlText w:val="%1.%2"/>
       <w:lvlJc w:val="left"/>
       <w:pPr>
@@ -11876,7 +12328,7 @@
     <w:lvl w:ilvl="2">
       <w:start w:val="1"/>
       <w:numFmt w:val="decimal"/>
-      <w:pStyle w:val="berschrift3"/>
+      <w:pStyle w:val="Titre3"/>
       <w:lvlText w:val="%1.%2.%3"/>
       <w:lvlJc w:val="left"/>
       <w:pPr>
@@ -11886,7 +12338,7 @@
     <w:lvl w:ilvl="3">
       <w:start w:val="1"/>
       <w:numFmt w:val="decimal"/>
-      <w:pStyle w:val="berschrift4"/>
+      <w:pStyle w:val="Titre4"/>
       <w:lvlText w:val="%1.%2.%3.%4"/>
       <w:lvlJc w:val="left"/>
       <w:pPr>
@@ -11896,7 +12348,7 @@
     <w:lvl w:ilvl="4">
       <w:start w:val="1"/>
       <w:numFmt w:val="decimal"/>
-      <w:pStyle w:val="berschrift5"/>
+      <w:pStyle w:val="Titre5"/>
       <w:lvlText w:val="%1.%2.%3.%4.%5"/>
       <w:lvlJc w:val="left"/>
       <w:pPr>
@@ -11906,7 +12358,7 @@
     <w:lvl w:ilvl="5">
       <w:start w:val="1"/>
       <w:numFmt w:val="decimal"/>
-      <w:pStyle w:val="berschrift6"/>
+      <w:pStyle w:val="Titre6"/>
       <w:lvlText w:val="%1.%2.%3.%4.%5.%6"/>
       <w:lvlJc w:val="left"/>
       <w:pPr>
@@ -11916,7 +12368,7 @@
     <w:lvl w:ilvl="6">
       <w:start w:val="1"/>
       <w:numFmt w:val="decimal"/>
-      <w:pStyle w:val="berschrift7"/>
+      <w:pStyle w:val="Titre7"/>
       <w:lvlText w:val="%1.%2.%3.%4.%5.%6.%7"/>
       <w:lvlJc w:val="left"/>
       <w:pPr>
@@ -11926,7 +12378,7 @@
     <w:lvl w:ilvl="7">
       <w:start w:val="1"/>
       <w:numFmt w:val="decimal"/>
-      <w:pStyle w:val="berschrift8"/>
+      <w:pStyle w:val="Titre8"/>
       <w:lvlText w:val="%1.%2.%3.%4.%5.%6.%7.%8"/>
       <w:lvlJc w:val="left"/>
       <w:pPr>
@@ -11936,7 +12388,7 @@
     <w:lvl w:ilvl="8">
       <w:start w:val="1"/>
       <w:numFmt w:val="decimal"/>
-      <w:pStyle w:val="berschrift9"/>
+      <w:pStyle w:val="Titre9"/>
       <w:lvlText w:val="%1.%2.%3.%4.%5.%6.%7.%8.%9"/>
       <w:lvlJc w:val="left"/>
       <w:pPr>
@@ -14392,7 +14844,7 @@
     <w:lsdException w:name="Unresolved Mention" w:semiHidden="1" w:unhideWhenUsed="1"/>
     <w:lsdException w:name="Smart Link" w:semiHidden="1" w:unhideWhenUsed="1"/>
   </w:latentStyles>
-  <w:style w:type="paragraph" w:default="1" w:styleId="Standard">
+  <w:style w:type="paragraph" w:default="1" w:styleId="Normal">
     <w:name w:val="Normal"/>
     <w:qFormat/>
     <w:rsid w:val="00987B8E"/>
@@ -14401,11 +14853,11 @@
       <w:sz w:val="18"/>
     </w:rPr>
   </w:style>
-  <w:style w:type="paragraph" w:styleId="berschrift1">
+  <w:style w:type="paragraph" w:styleId="Titre1">
     <w:name w:val="heading 1"/>
-    <w:basedOn w:val="Standard"/>
-    <w:next w:val="Standard"/>
-    <w:link w:val="berschrift1Zchn"/>
+    <w:basedOn w:val="Normal"/>
+    <w:next w:val="Normal"/>
+    <w:link w:val="Titre1Car"/>
     <w:uiPriority w:val="9"/>
     <w:qFormat/>
     <w:rsid w:val="0037755F"/>
@@ -14425,11 +14877,11 @@
       <w:szCs w:val="40"/>
     </w:rPr>
   </w:style>
-  <w:style w:type="paragraph" w:styleId="berschrift2">
+  <w:style w:type="paragraph" w:styleId="Titre2">
     <w:name w:val="heading 2"/>
-    <w:basedOn w:val="Standard"/>
-    <w:next w:val="Standard"/>
-    <w:link w:val="berschrift2Zchn"/>
+    <w:basedOn w:val="Normal"/>
+    <w:next w:val="Normal"/>
+    <w:link w:val="Titre2Car"/>
     <w:uiPriority w:val="9"/>
     <w:unhideWhenUsed/>
     <w:qFormat/>
@@ -14451,11 +14903,11 @@
       <w:szCs w:val="32"/>
     </w:rPr>
   </w:style>
-  <w:style w:type="paragraph" w:styleId="berschrift3">
+  <w:style w:type="paragraph" w:styleId="Titre3">
     <w:name w:val="heading 3"/>
-    <w:basedOn w:val="Standard"/>
-    <w:next w:val="Standard"/>
-    <w:link w:val="berschrift3Zchn"/>
+    <w:basedOn w:val="Normal"/>
+    <w:next w:val="Normal"/>
+    <w:link w:val="Titre3Car"/>
     <w:uiPriority w:val="9"/>
     <w:unhideWhenUsed/>
     <w:qFormat/>
@@ -14477,11 +14929,11 @@
       <w:szCs w:val="28"/>
     </w:rPr>
   </w:style>
-  <w:style w:type="paragraph" w:styleId="berschrift4">
+  <w:style w:type="paragraph" w:styleId="Titre4">
     <w:name w:val="heading 4"/>
-    <w:basedOn w:val="Standard"/>
-    <w:next w:val="Standard"/>
-    <w:link w:val="berschrift4Zchn"/>
+    <w:basedOn w:val="Normal"/>
+    <w:next w:val="Normal"/>
+    <w:link w:val="Titre4Car"/>
     <w:uiPriority w:val="9"/>
     <w:unhideWhenUsed/>
     <w:qFormat/>
@@ -14503,11 +14955,11 @@
       <w:color w:val="0F4761" w:themeColor="accent1" w:themeShade="BF"/>
     </w:rPr>
   </w:style>
-  <w:style w:type="paragraph" w:styleId="berschrift5">
+  <w:style w:type="paragraph" w:styleId="Titre5">
     <w:name w:val="heading 5"/>
-    <w:basedOn w:val="Standard"/>
-    <w:next w:val="Standard"/>
-    <w:link w:val="berschrift5Zchn"/>
+    <w:basedOn w:val="Normal"/>
+    <w:next w:val="Normal"/>
+    <w:link w:val="Titre5Car"/>
     <w:uiPriority w:val="9"/>
     <w:semiHidden/>
     <w:unhideWhenUsed/>
@@ -14528,11 +14980,11 @@
       <w:color w:val="0F4761" w:themeColor="accent1" w:themeShade="BF"/>
     </w:rPr>
   </w:style>
-  <w:style w:type="paragraph" w:styleId="berschrift6">
+  <w:style w:type="paragraph" w:styleId="Titre6">
     <w:name w:val="heading 6"/>
-    <w:basedOn w:val="Standard"/>
-    <w:next w:val="Standard"/>
-    <w:link w:val="berschrift6Zchn"/>
+    <w:basedOn w:val="Normal"/>
+    <w:next w:val="Normal"/>
+    <w:link w:val="Titre6Car"/>
     <w:uiPriority w:val="9"/>
     <w:semiHidden/>
     <w:unhideWhenUsed/>
@@ -14555,11 +15007,11 @@
       <w:color w:val="595959" w:themeColor="text1" w:themeTint="A6"/>
     </w:rPr>
   </w:style>
-  <w:style w:type="paragraph" w:styleId="berschrift7">
+  <w:style w:type="paragraph" w:styleId="Titre7">
     <w:name w:val="heading 7"/>
-    <w:basedOn w:val="Standard"/>
-    <w:next w:val="Standard"/>
-    <w:link w:val="berschrift7Zchn"/>
+    <w:basedOn w:val="Normal"/>
+    <w:next w:val="Normal"/>
+    <w:link w:val="Titre7Car"/>
     <w:uiPriority w:val="9"/>
     <w:semiHidden/>
     <w:unhideWhenUsed/>
@@ -14580,11 +15032,11 @@
       <w:color w:val="595959" w:themeColor="text1" w:themeTint="A6"/>
     </w:rPr>
   </w:style>
-  <w:style w:type="paragraph" w:styleId="berschrift8">
+  <w:style w:type="paragraph" w:styleId="Titre8">
     <w:name w:val="heading 8"/>
-    <w:basedOn w:val="Standard"/>
-    <w:next w:val="Standard"/>
-    <w:link w:val="berschrift8Zchn"/>
+    <w:basedOn w:val="Normal"/>
+    <w:next w:val="Normal"/>
+    <w:link w:val="Titre8Car"/>
     <w:uiPriority w:val="9"/>
     <w:semiHidden/>
     <w:unhideWhenUsed/>
@@ -14607,11 +15059,11 @@
       <w:color w:val="272727" w:themeColor="text1" w:themeTint="D8"/>
     </w:rPr>
   </w:style>
-  <w:style w:type="paragraph" w:styleId="berschrift9">
+  <w:style w:type="paragraph" w:styleId="Titre9">
     <w:name w:val="heading 9"/>
-    <w:basedOn w:val="Standard"/>
-    <w:next w:val="Standard"/>
-    <w:link w:val="berschrift9Zchn"/>
+    <w:basedOn w:val="Normal"/>
+    <w:next w:val="Normal"/>
+    <w:link w:val="Titre9Car"/>
     <w:uiPriority w:val="9"/>
     <w:semiHidden/>
     <w:unhideWhenUsed/>
@@ -14632,12 +15084,13 @@
       <w:color w:val="272727" w:themeColor="text1" w:themeTint="D8"/>
     </w:rPr>
   </w:style>
-  <w:style w:type="character" w:default="1" w:styleId="Absatz-Standardschriftart">
+  <w:style w:type="character" w:default="1" w:styleId="Policepardfaut">
     <w:name w:val="Default Paragraph Font"/>
     <w:uiPriority w:val="1"/>
+    <w:semiHidden/>
     <w:unhideWhenUsed/>
   </w:style>
-  <w:style w:type="table" w:default="1" w:styleId="NormaleTabelle">
+  <w:style w:type="table" w:default="1" w:styleId="TableauNormal">
     <w:name w:val="Normal Table"/>
     <w:uiPriority w:val="99"/>
     <w:semiHidden/>
@@ -14652,16 +15105,16 @@
       </w:tblCellMar>
     </w:tblPr>
   </w:style>
-  <w:style w:type="numbering" w:default="1" w:styleId="KeineListe">
+  <w:style w:type="numbering" w:default="1" w:styleId="Aucuneliste">
     <w:name w:val="No List"/>
     <w:uiPriority w:val="99"/>
     <w:semiHidden/>
     <w:unhideWhenUsed/>
   </w:style>
-  <w:style w:type="character" w:customStyle="1" w:styleId="berschrift1Zchn">
-    <w:name w:val="Überschrift 1 Zchn"/>
-    <w:basedOn w:val="Absatz-Standardschriftart"/>
-    <w:link w:val="berschrift1"/>
+  <w:style w:type="character" w:customStyle="1" w:styleId="Titre1Car">
+    <w:name w:val="Titre 1 Car"/>
+    <w:basedOn w:val="Policepardfaut"/>
+    <w:link w:val="Titre1"/>
     <w:uiPriority w:val="9"/>
     <w:rsid w:val="0037755F"/>
     <w:rPr>
@@ -14671,10 +15124,10 @@
       <w:szCs w:val="40"/>
     </w:rPr>
   </w:style>
-  <w:style w:type="character" w:customStyle="1" w:styleId="berschrift2Zchn">
-    <w:name w:val="Überschrift 2 Zchn"/>
-    <w:basedOn w:val="Absatz-Standardschriftart"/>
-    <w:link w:val="berschrift2"/>
+  <w:style w:type="character" w:customStyle="1" w:styleId="Titre2Car">
+    <w:name w:val="Titre 2 Car"/>
+    <w:basedOn w:val="Policepardfaut"/>
+    <w:link w:val="Titre2"/>
     <w:uiPriority w:val="9"/>
     <w:rsid w:val="0037755F"/>
     <w:rPr>
@@ -14684,10 +15137,10 @@
       <w:szCs w:val="32"/>
     </w:rPr>
   </w:style>
-  <w:style w:type="character" w:customStyle="1" w:styleId="berschrift3Zchn">
-    <w:name w:val="Überschrift 3 Zchn"/>
-    <w:basedOn w:val="Absatz-Standardschriftart"/>
-    <w:link w:val="berschrift3"/>
+  <w:style w:type="character" w:customStyle="1" w:styleId="Titre3Car">
+    <w:name w:val="Titre 3 Car"/>
+    <w:basedOn w:val="Policepardfaut"/>
+    <w:link w:val="Titre3"/>
     <w:uiPriority w:val="9"/>
     <w:rsid w:val="0037755F"/>
     <w:rPr>
@@ -14697,10 +15150,10 @@
       <w:szCs w:val="28"/>
     </w:rPr>
   </w:style>
-  <w:style w:type="character" w:customStyle="1" w:styleId="berschrift4Zchn">
-    <w:name w:val="Überschrift 4 Zchn"/>
-    <w:basedOn w:val="Absatz-Standardschriftart"/>
-    <w:link w:val="berschrift4"/>
+  <w:style w:type="character" w:customStyle="1" w:styleId="Titre4Car">
+    <w:name w:val="Titre 4 Car"/>
+    <w:basedOn w:val="Policepardfaut"/>
+    <w:link w:val="Titre4"/>
     <w:uiPriority w:val="9"/>
     <w:rsid w:val="007553C8"/>
     <w:rPr>
@@ -14710,10 +15163,10 @@
       <w:color w:val="0F4761" w:themeColor="accent1" w:themeShade="BF"/>
     </w:rPr>
   </w:style>
-  <w:style w:type="character" w:customStyle="1" w:styleId="berschrift5Zchn">
-    <w:name w:val="Überschrift 5 Zchn"/>
-    <w:basedOn w:val="Absatz-Standardschriftart"/>
-    <w:link w:val="berschrift5"/>
+  <w:style w:type="character" w:customStyle="1" w:styleId="Titre5Car">
+    <w:name w:val="Titre 5 Car"/>
+    <w:basedOn w:val="Policepardfaut"/>
+    <w:link w:val="Titre5"/>
     <w:uiPriority w:val="9"/>
     <w:semiHidden/>
     <w:rsid w:val="007553C8"/>
@@ -14722,10 +15175,10 @@
       <w:color w:val="0F4761" w:themeColor="accent1" w:themeShade="BF"/>
     </w:rPr>
   </w:style>
-  <w:style w:type="character" w:customStyle="1" w:styleId="berschrift6Zchn">
-    <w:name w:val="Überschrift 6 Zchn"/>
-    <w:basedOn w:val="Absatz-Standardschriftart"/>
-    <w:link w:val="berschrift6"/>
+  <w:style w:type="character" w:customStyle="1" w:styleId="Titre6Car">
+    <w:name w:val="Titre 6 Car"/>
+    <w:basedOn w:val="Policepardfaut"/>
+    <w:link w:val="Titre6"/>
     <w:uiPriority w:val="9"/>
     <w:semiHidden/>
     <w:rsid w:val="007553C8"/>
@@ -14736,10 +15189,10 @@
       <w:color w:val="595959" w:themeColor="text1" w:themeTint="A6"/>
     </w:rPr>
   </w:style>
-  <w:style w:type="character" w:customStyle="1" w:styleId="berschrift7Zchn">
-    <w:name w:val="Überschrift 7 Zchn"/>
-    <w:basedOn w:val="Absatz-Standardschriftart"/>
-    <w:link w:val="berschrift7"/>
+  <w:style w:type="character" w:customStyle="1" w:styleId="Titre7Car">
+    <w:name w:val="Titre 7 Car"/>
+    <w:basedOn w:val="Policepardfaut"/>
+    <w:link w:val="Titre7"/>
     <w:uiPriority w:val="9"/>
     <w:semiHidden/>
     <w:rsid w:val="007553C8"/>
@@ -14748,10 +15201,10 @@
       <w:color w:val="595959" w:themeColor="text1" w:themeTint="A6"/>
     </w:rPr>
   </w:style>
-  <w:style w:type="character" w:customStyle="1" w:styleId="berschrift8Zchn">
-    <w:name w:val="Überschrift 8 Zchn"/>
-    <w:basedOn w:val="Absatz-Standardschriftart"/>
-    <w:link w:val="berschrift8"/>
+  <w:style w:type="character" w:customStyle="1" w:styleId="Titre8Car">
+    <w:name w:val="Titre 8 Car"/>
+    <w:basedOn w:val="Policepardfaut"/>
+    <w:link w:val="Titre8"/>
     <w:uiPriority w:val="9"/>
     <w:semiHidden/>
     <w:rsid w:val="007553C8"/>
@@ -14762,10 +15215,10 @@
       <w:color w:val="272727" w:themeColor="text1" w:themeTint="D8"/>
     </w:rPr>
   </w:style>
-  <w:style w:type="character" w:customStyle="1" w:styleId="berschrift9Zchn">
-    <w:name w:val="Überschrift 9 Zchn"/>
-    <w:basedOn w:val="Absatz-Standardschriftart"/>
-    <w:link w:val="berschrift9"/>
+  <w:style w:type="character" w:customStyle="1" w:styleId="Titre9Car">
+    <w:name w:val="Titre 9 Car"/>
+    <w:basedOn w:val="Policepardfaut"/>
+    <w:link w:val="Titre9"/>
     <w:uiPriority w:val="9"/>
     <w:semiHidden/>
     <w:rsid w:val="007553C8"/>
@@ -14774,11 +15227,11 @@
       <w:color w:val="272727" w:themeColor="text1" w:themeTint="D8"/>
     </w:rPr>
   </w:style>
-  <w:style w:type="paragraph" w:styleId="Titel">
+  <w:style w:type="paragraph" w:styleId="Titre">
     <w:name w:val="Title"/>
-    <w:basedOn w:val="Standard"/>
-    <w:next w:val="Standard"/>
-    <w:link w:val="TitelZchn"/>
+    <w:basedOn w:val="Normal"/>
+    <w:next w:val="Normal"/>
+    <w:link w:val="TitreCar"/>
     <w:uiPriority w:val="10"/>
     <w:qFormat/>
     <w:rsid w:val="0037755F"/>
@@ -14794,10 +15247,10 @@
       <w:szCs w:val="56"/>
     </w:rPr>
   </w:style>
-  <w:style w:type="character" w:customStyle="1" w:styleId="TitelZchn">
-    <w:name w:val="Titel Zchn"/>
-    <w:basedOn w:val="Absatz-Standardschriftart"/>
-    <w:link w:val="Titel"/>
+  <w:style w:type="character" w:customStyle="1" w:styleId="TitreCar">
+    <w:name w:val="Titre Car"/>
+    <w:basedOn w:val="Policepardfaut"/>
+    <w:link w:val="Titre"/>
     <w:uiPriority w:val="10"/>
     <w:rsid w:val="0037755F"/>
     <w:rPr>
@@ -14808,11 +15261,11 @@
       <w:szCs w:val="56"/>
     </w:rPr>
   </w:style>
-  <w:style w:type="paragraph" w:styleId="Untertitel">
+  <w:style w:type="paragraph" w:styleId="Sous-titre">
     <w:name w:val="Subtitle"/>
-    <w:basedOn w:val="Standard"/>
-    <w:next w:val="Standard"/>
-    <w:link w:val="UntertitelZchn"/>
+    <w:basedOn w:val="Normal"/>
+    <w:next w:val="Normal"/>
+    <w:link w:val="Sous-titreCar"/>
     <w:uiPriority w:val="11"/>
     <w:qFormat/>
     <w:rsid w:val="007553C8"/>
@@ -14829,10 +15282,10 @@
       <w:szCs w:val="28"/>
     </w:rPr>
   </w:style>
-  <w:style w:type="character" w:customStyle="1" w:styleId="UntertitelZchn">
-    <w:name w:val="Untertitel Zchn"/>
-    <w:basedOn w:val="Absatz-Standardschriftart"/>
-    <w:link w:val="Untertitel"/>
+  <w:style w:type="character" w:customStyle="1" w:styleId="Sous-titreCar">
+    <w:name w:val="Sous-titre Car"/>
+    <w:basedOn w:val="Policepardfaut"/>
+    <w:link w:val="Sous-titre"/>
     <w:uiPriority w:val="11"/>
     <w:rsid w:val="007553C8"/>
     <w:rPr>
@@ -14843,11 +15296,11 @@
       <w:szCs w:val="28"/>
     </w:rPr>
   </w:style>
-  <w:style w:type="paragraph" w:styleId="Zitat">
+  <w:style w:type="paragraph" w:styleId="Citation">
     <w:name w:val="Quote"/>
-    <w:basedOn w:val="Standard"/>
-    <w:next w:val="Standard"/>
-    <w:link w:val="ZitatZchn"/>
+    <w:basedOn w:val="Normal"/>
+    <w:next w:val="Normal"/>
+    <w:link w:val="CitationCar"/>
     <w:uiPriority w:val="29"/>
     <w:qFormat/>
     <w:rsid w:val="007553C8"/>
@@ -14861,10 +15314,10 @@
       <w:color w:val="404040" w:themeColor="text1" w:themeTint="BF"/>
     </w:rPr>
   </w:style>
-  <w:style w:type="character" w:customStyle="1" w:styleId="ZitatZchn">
-    <w:name w:val="Zitat Zchn"/>
-    <w:basedOn w:val="Absatz-Standardschriftart"/>
-    <w:link w:val="Zitat"/>
+  <w:style w:type="character" w:customStyle="1" w:styleId="CitationCar">
+    <w:name w:val="Citation Car"/>
+    <w:basedOn w:val="Policepardfaut"/>
+    <w:link w:val="Citation"/>
     <w:uiPriority w:val="29"/>
     <w:rsid w:val="007553C8"/>
     <w:rPr>
@@ -14873,9 +15326,9 @@
       <w:color w:val="404040" w:themeColor="text1" w:themeTint="BF"/>
     </w:rPr>
   </w:style>
-  <w:style w:type="paragraph" w:styleId="Listenabsatz">
+  <w:style w:type="paragraph" w:styleId="Paragraphedeliste">
     <w:name w:val="List Paragraph"/>
-    <w:basedOn w:val="Standard"/>
+    <w:basedOn w:val="Normal"/>
     <w:uiPriority w:val="34"/>
     <w:qFormat/>
     <w:rsid w:val="007553C8"/>
@@ -14884,9 +15337,9 @@
       <w:contextualSpacing/>
     </w:pPr>
   </w:style>
-  <w:style w:type="character" w:styleId="IntensiveHervorhebung">
+  <w:style w:type="character" w:styleId="Accentuationintense">
     <w:name w:val="Intense Emphasis"/>
-    <w:basedOn w:val="Absatz-Standardschriftart"/>
+    <w:basedOn w:val="Policepardfaut"/>
     <w:uiPriority w:val="21"/>
     <w:qFormat/>
     <w:rsid w:val="007553C8"/>
@@ -14896,11 +15349,11 @@
       <w:color w:val="0F4761" w:themeColor="accent1" w:themeShade="BF"/>
     </w:rPr>
   </w:style>
-  <w:style w:type="paragraph" w:styleId="IntensivesZitat">
+  <w:style w:type="paragraph" w:styleId="Citationintense">
     <w:name w:val="Intense Quote"/>
-    <w:basedOn w:val="Standard"/>
-    <w:next w:val="Standard"/>
-    <w:link w:val="IntensivesZitatZchn"/>
+    <w:basedOn w:val="Normal"/>
+    <w:next w:val="Normal"/>
+    <w:link w:val="CitationintenseCar"/>
     <w:uiPriority w:val="30"/>
     <w:qFormat/>
     <w:rsid w:val="007553C8"/>
@@ -14919,10 +15372,10 @@
       <w:color w:val="0F4761" w:themeColor="accent1" w:themeShade="BF"/>
     </w:rPr>
   </w:style>
-  <w:style w:type="character" w:customStyle="1" w:styleId="IntensivesZitatZchn">
-    <w:name w:val="Intensives Zitat Zchn"/>
-    <w:basedOn w:val="Absatz-Standardschriftart"/>
-    <w:link w:val="IntensivesZitat"/>
+  <w:style w:type="character" w:customStyle="1" w:styleId="CitationintenseCar">
+    <w:name w:val="Citation intense Car"/>
+    <w:basedOn w:val="Policepardfaut"/>
+    <w:link w:val="Citationintense"/>
     <w:uiPriority w:val="30"/>
     <w:rsid w:val="007553C8"/>
     <w:rPr>
@@ -14931,9 +15384,9 @@
       <w:color w:val="0F4761" w:themeColor="accent1" w:themeShade="BF"/>
     </w:rPr>
   </w:style>
-  <w:style w:type="character" w:styleId="IntensiverVerweis">
+  <w:style w:type="character" w:styleId="Rfrenceintense">
     <w:name w:val="Intense Reference"/>
-    <w:basedOn w:val="Absatz-Standardschriftart"/>
+    <w:basedOn w:val="Policepardfaut"/>
     <w:uiPriority w:val="32"/>
     <w:qFormat/>
     <w:rsid w:val="007553C8"/>
@@ -14945,9 +15398,9 @@
       <w:spacing w:val="5"/>
     </w:rPr>
   </w:style>
-  <w:style w:type="character" w:styleId="Hyperlink">
+  <w:style w:type="character" w:styleId="Lienhypertexte">
     <w:name w:val="Hyperlink"/>
-    <w:basedOn w:val="Absatz-Standardschriftart"/>
+    <w:basedOn w:val="Policepardfaut"/>
     <w:uiPriority w:val="99"/>
     <w:unhideWhenUsed/>
     <w:rsid w:val="007553C8"/>
@@ -14956,9 +15409,9 @@
       <w:u w:val="single"/>
     </w:rPr>
   </w:style>
-  <w:style w:type="character" w:styleId="NichtaufgelsteErwhnung">
+  <w:style w:type="character" w:styleId="Mentionnonrsolue">
     <w:name w:val="Unresolved Mention"/>
-    <w:basedOn w:val="Absatz-Standardschriftart"/>
+    <w:basedOn w:val="Policepardfaut"/>
     <w:uiPriority w:val="99"/>
     <w:semiHidden/>
     <w:unhideWhenUsed/>
@@ -14968,9 +15421,9 @@
       <w:shd w:val="clear" w:color="auto" w:fill="E1DFDD"/>
     </w:rPr>
   </w:style>
-  <w:style w:type="table" w:styleId="Gitternetztabelle1hellAkzent1">
+  <w:style w:type="table" w:styleId="TableauGrille1Clair-Accentuation1">
     <w:name w:val="Grid Table 1 Light Accent 1"/>
-    <w:basedOn w:val="NormaleTabelle"/>
+    <w:basedOn w:val="TableauNormal"/>
     <w:uiPriority w:val="46"/>
     <w:rsid w:val="004E5800"/>
     <w:pPr>
@@ -15033,9 +15486,9 @@
       </w:rPr>
     </w:tblStylePr>
   </w:style>
-  <w:style w:type="paragraph" w:styleId="KeinLeerraum">
+  <w:style w:type="paragraph" w:styleId="Sansinterligne">
     <w:name w:val="No Spacing"/>
-    <w:basedOn w:val="Standard"/>
+    <w:basedOn w:val="Normal"/>
     <w:uiPriority w:val="1"/>
     <w:qFormat/>
     <w:rsid w:val="007553C8"/>
@@ -15043,9 +15496,9 @@
       <w:spacing w:after="0" w:line="240" w:lineRule="auto"/>
     </w:pPr>
   </w:style>
-  <w:style w:type="character" w:styleId="SchwacherVerweis">
+  <w:style w:type="character" w:styleId="Rfrencelgre">
     <w:name w:val="Subtle Reference"/>
-    <w:basedOn w:val="Absatz-Standardschriftart"/>
+    <w:basedOn w:val="Policepardfaut"/>
     <w:uiPriority w:val="31"/>
     <w:qFormat/>
     <w:rsid w:val="00D23B03"/>
@@ -15054,10 +15507,10 @@
       <w:color w:val="5A5A5A" w:themeColor="text1" w:themeTint="A5"/>
     </w:rPr>
   </w:style>
-  <w:style w:type="paragraph" w:styleId="HTMLVorformatiert">
+  <w:style w:type="paragraph" w:styleId="PrformatHTML">
     <w:name w:val="HTML Preformatted"/>
-    <w:basedOn w:val="Standard"/>
-    <w:link w:val="HTMLVorformatiertZchn"/>
+    <w:basedOn w:val="Normal"/>
+    <w:link w:val="PrformatHTMLCar"/>
     <w:uiPriority w:val="99"/>
     <w:semiHidden/>
     <w:unhideWhenUsed/>
@@ -15071,10 +15524,10 @@
       <w:szCs w:val="20"/>
     </w:rPr>
   </w:style>
-  <w:style w:type="character" w:customStyle="1" w:styleId="HTMLVorformatiertZchn">
-    <w:name w:val="HTML Vorformatiert Zchn"/>
-    <w:basedOn w:val="Absatz-Standardschriftart"/>
-    <w:link w:val="HTMLVorformatiert"/>
+  <w:style w:type="character" w:customStyle="1" w:styleId="PrformatHTMLCar">
+    <w:name w:val="Préformaté HTML Car"/>
+    <w:basedOn w:val="Policepardfaut"/>
+    <w:link w:val="PrformatHTML"/>
     <w:uiPriority w:val="99"/>
     <w:semiHidden/>
     <w:rsid w:val="00F40254"/>
@@ -15084,10 +15537,10 @@
       <w:szCs w:val="20"/>
     </w:rPr>
   </w:style>
-  <w:style w:type="paragraph" w:styleId="Kopfzeile">
+  <w:style w:type="paragraph" w:styleId="En-tte">
     <w:name w:val="header"/>
-    <w:basedOn w:val="Standard"/>
-    <w:link w:val="KopfzeileZchn"/>
+    <w:basedOn w:val="Normal"/>
+    <w:link w:val="En-tteCar"/>
     <w:uiPriority w:val="99"/>
     <w:unhideWhenUsed/>
     <w:rsid w:val="00617060"/>
@@ -15099,17 +15552,17 @@
       <w:spacing w:after="0" w:line="240" w:lineRule="auto"/>
     </w:pPr>
   </w:style>
-  <w:style w:type="character" w:customStyle="1" w:styleId="KopfzeileZchn">
-    <w:name w:val="Kopfzeile Zchn"/>
-    <w:basedOn w:val="Absatz-Standardschriftart"/>
-    <w:link w:val="Kopfzeile"/>
+  <w:style w:type="character" w:customStyle="1" w:styleId="En-tteCar">
+    <w:name w:val="En-tête Car"/>
+    <w:basedOn w:val="Policepardfaut"/>
+    <w:link w:val="En-tte"/>
     <w:uiPriority w:val="99"/>
     <w:rsid w:val="00617060"/>
   </w:style>
-  <w:style w:type="paragraph" w:styleId="Fuzeile">
+  <w:style w:type="paragraph" w:styleId="Pieddepage">
     <w:name w:val="footer"/>
-    <w:basedOn w:val="Standard"/>
-    <w:link w:val="FuzeileZchn"/>
+    <w:basedOn w:val="Normal"/>
+    <w:link w:val="PieddepageCar"/>
     <w:uiPriority w:val="99"/>
     <w:unhideWhenUsed/>
     <w:rsid w:val="00617060"/>
@@ -15121,14 +15574,14 @@
       <w:spacing w:after="0" w:line="240" w:lineRule="auto"/>
     </w:pPr>
   </w:style>
-  <w:style w:type="character" w:customStyle="1" w:styleId="FuzeileZchn">
-    <w:name w:val="Fußzeile Zchn"/>
-    <w:basedOn w:val="Absatz-Standardschriftart"/>
-    <w:link w:val="Fuzeile"/>
+  <w:style w:type="character" w:customStyle="1" w:styleId="PieddepageCar">
+    <w:name w:val="Pied de page Car"/>
+    <w:basedOn w:val="Policepardfaut"/>
+    <w:link w:val="Pieddepage"/>
     <w:uiPriority w:val="99"/>
     <w:rsid w:val="00617060"/>
   </w:style>
-  <w:style w:type="paragraph" w:styleId="berarbeitung">
+  <w:style w:type="paragraph" w:styleId="Rvision">
     <w:name w:val="Revision"/>
     <w:hidden/>
     <w:uiPriority w:val="99"/>
@@ -15138,9 +15591,9 @@
       <w:spacing w:after="0" w:line="240" w:lineRule="auto"/>
     </w:pPr>
   </w:style>
-  <w:style w:type="table" w:styleId="Tabellenraster">
+  <w:style w:type="table" w:styleId="Grilledutableau">
     <w:name w:val="Table Grid"/>
-    <w:basedOn w:val="NormaleTabelle"/>
+    <w:basedOn w:val="TableauNormal"/>
     <w:uiPriority w:val="39"/>
     <w:rsid w:val="007F02B4"/>
     <w:pPr>

--- a/documents/Benutzerhandbuch_de.docx
+++ b/documents/Benutzerhandbuch_de.docx
@@ -228,19 +228,21 @@
             <w:pPr>
               <w:pStyle w:val="Sansinterligne"/>
               <w:rPr>
-                <w:rFonts w:ascii="Bahnschrift Light SemiCondensed" w:hAnsi="Bahnschrift Light SemiCondensed" w:cs="Arial"/>
-                <w:szCs w:val="18"/>
+                <w:rFonts w:ascii="Courier New" w:hAnsi="Courier New" w:cs="Courier New"/>
+                <w:sz w:val="13"/>
+                <w:szCs w:val="13"/>
                 <w:lang w:val="en-US"/>
               </w:rPr>
             </w:pPr>
             <w:r>
               <w:rPr>
                 <w:rStyle w:val="Accentuationintense"/>
-                <w:rFonts w:ascii="Bahnschrift Light SemiCondensed" w:hAnsi="Bahnschrift Light SemiCondensed" w:cs="Arial"/>
+                <w:rFonts w:ascii="Courier New" w:hAnsi="Courier New" w:cs="Courier New"/>
                 <w:i w:val="0"/>
                 <w:iCs w:val="0"/>
                 <w:color w:val="124F1A" w:themeColor="accent3" w:themeShade="BF"/>
-                <w:szCs w:val="18"/>
+                <w:sz w:val="13"/>
+                <w:szCs w:val="13"/>
                 <w:lang w:val="en-US"/>
               </w:rPr>
               <w:t>java -jar oereb-checker.jar -</w:t>
@@ -249,11 +251,12 @@
             <w:r>
               <w:rPr>
                 <w:rStyle w:val="Accentuationintense"/>
-                <w:rFonts w:ascii="Bahnschrift Light SemiCondensed" w:hAnsi="Bahnschrift Light SemiCondensed" w:cs="Arial"/>
+                <w:rFonts w:ascii="Courier New" w:hAnsi="Courier New" w:cs="Courier New"/>
                 <w:i w:val="0"/>
                 <w:iCs w:val="0"/>
                 <w:color w:val="124F1A" w:themeColor="accent3" w:themeShade="BF"/>
-                <w:szCs w:val="18"/>
+                <w:sz w:val="13"/>
+                <w:szCs w:val="13"/>
                 <w:lang w:val="en-US"/>
               </w:rPr>
               <w:t>cFP</w:t>
@@ -262,11 +265,12 @@
             <w:r>
               <w:rPr>
                 <w:rStyle w:val="Accentuationintense"/>
-                <w:rFonts w:ascii="Bahnschrift Light SemiCondensed" w:hAnsi="Bahnschrift Light SemiCondensed" w:cs="Arial"/>
+                <w:rFonts w:ascii="Courier New" w:hAnsi="Courier New" w:cs="Courier New"/>
                 <w:i w:val="0"/>
                 <w:iCs w:val="0"/>
                 <w:color w:val="124F1A" w:themeColor="accent3" w:themeShade="BF"/>
-                <w:szCs w:val="18"/>
+                <w:sz w:val="13"/>
+                <w:szCs w:val="13"/>
                 <w:lang w:val="en-US"/>
               </w:rPr>
               <w:t xml:space="preserve"> ./configs/be/</w:t>
@@ -275,11 +279,12 @@
             <w:r>
               <w:rPr>
                 <w:rStyle w:val="Accentuationintense"/>
-                <w:rFonts w:ascii="Bahnschrift Light SemiCondensed" w:hAnsi="Bahnschrift Light SemiCondensed" w:cs="Arial"/>
+                <w:rFonts w:ascii="Courier New" w:hAnsi="Courier New" w:cs="Courier New"/>
                 <w:i w:val="0"/>
                 <w:iCs w:val="0"/>
                 <w:color w:val="124F1A" w:themeColor="accent3" w:themeShade="BF"/>
-                <w:szCs w:val="18"/>
+                <w:sz w:val="13"/>
+                <w:szCs w:val="13"/>
                 <w:lang w:val="en-US"/>
               </w:rPr>
               <w:t>meine_konfiguration.json</w:t>
@@ -343,8 +348,9 @@
             <w:pPr>
               <w:pStyle w:val="Sansinterligne"/>
               <w:rPr>
-                <w:rFonts w:ascii="Bahnschrift Light SemiCondensed" w:hAnsi="Bahnschrift Light SemiCondensed" w:cs="Arial"/>
-                <w:szCs w:val="18"/>
+                <w:rFonts w:ascii="Courier New" w:hAnsi="Courier New" w:cs="Courier New"/>
+                <w:sz w:val="13"/>
+                <w:szCs w:val="13"/>
                 <w:lang w:val="fr-CH"/>
               </w:rPr>
             </w:pPr>
@@ -352,11 +358,12 @@
             <w:r>
               <w:rPr>
                 <w:rStyle w:val="Accentuationintense"/>
-                <w:rFonts w:ascii="Bahnschrift Light SemiCondensed" w:hAnsi="Bahnschrift Light SemiCondensed" w:cs="Arial"/>
+                <w:rFonts w:ascii="Courier New" w:hAnsi="Courier New" w:cs="Courier New"/>
                 <w:i w:val="0"/>
                 <w:iCs w:val="0"/>
                 <w:color w:val="124F1A" w:themeColor="accent3" w:themeShade="BF"/>
-                <w:szCs w:val="18"/>
+                <w:sz w:val="13"/>
+                <w:szCs w:val="13"/>
                 <w:lang w:val="fr-CH"/>
               </w:rPr>
               <w:t>java</w:t>
@@ -365,11 +372,12 @@
             <w:r>
               <w:rPr>
                 <w:rStyle w:val="Accentuationintense"/>
-                <w:rFonts w:ascii="Bahnschrift Light SemiCondensed" w:hAnsi="Bahnschrift Light SemiCondensed" w:cs="Arial"/>
+                <w:rFonts w:ascii="Courier New" w:hAnsi="Courier New" w:cs="Courier New"/>
                 <w:i w:val="0"/>
                 <w:iCs w:val="0"/>
                 <w:color w:val="124F1A" w:themeColor="accent3" w:themeShade="BF"/>
-                <w:szCs w:val="18"/>
+                <w:sz w:val="13"/>
+                <w:szCs w:val="13"/>
                 <w:lang w:val="fr-CH"/>
               </w:rPr>
               <w:t xml:space="preserve"> -jar oereb-checker.jar -canton BE -</w:t>
@@ -378,11 +386,12 @@
             <w:r>
               <w:rPr>
                 <w:rStyle w:val="Accentuationintense"/>
-                <w:rFonts w:ascii="Bahnschrift Light SemiCondensed" w:hAnsi="Bahnschrift Light SemiCondensed" w:cs="Arial"/>
+                <w:rFonts w:ascii="Courier New" w:hAnsi="Courier New" w:cs="Courier New"/>
                 <w:i w:val="0"/>
                 <w:iCs w:val="0"/>
                 <w:color w:val="124F1A" w:themeColor="accent3" w:themeShade="BF"/>
-                <w:szCs w:val="18"/>
+                <w:sz w:val="13"/>
+                <w:szCs w:val="13"/>
                 <w:lang w:val="fr-CH"/>
               </w:rPr>
               <w:t>baseurl</w:t>
@@ -391,11 +400,12 @@
             <w:r>
               <w:rPr>
                 <w:rStyle w:val="Accentuationintense"/>
-                <w:rFonts w:ascii="Bahnschrift Light SemiCondensed" w:hAnsi="Bahnschrift Light SemiCondensed" w:cs="Arial"/>
+                <w:rFonts w:ascii="Courier New" w:hAnsi="Courier New" w:cs="Courier New"/>
                 <w:i w:val="0"/>
                 <w:iCs w:val="0"/>
                 <w:color w:val="124F1A" w:themeColor="accent3" w:themeShade="BF"/>
-                <w:szCs w:val="18"/>
+                <w:sz w:val="13"/>
+                <w:szCs w:val="13"/>
                 <w:lang w:val="fr-CH"/>
               </w:rPr>
               <w:t xml:space="preserve"> https://www.oereb2.apps.be.ch -type </w:t>
@@ -404,11 +414,12 @@
             <w:r>
               <w:rPr>
                 <w:rStyle w:val="Accentuationintense"/>
-                <w:rFonts w:ascii="Bahnschrift Light SemiCondensed" w:hAnsi="Bahnschrift Light SemiCondensed" w:cs="Arial"/>
+                <w:rFonts w:ascii="Courier New" w:hAnsi="Courier New" w:cs="Courier New"/>
                 <w:i w:val="0"/>
                 <w:iCs w:val="0"/>
                 <w:color w:val="124F1A" w:themeColor="accent3" w:themeShade="BF"/>
-                <w:szCs w:val="18"/>
+                <w:sz w:val="13"/>
+                <w:szCs w:val="13"/>
                 <w:lang w:val="fr-CH"/>
               </w:rPr>
               <w:t>GetCapabilities</w:t>
@@ -417,11 +428,12 @@
             <w:r>
               <w:rPr>
                 <w:rStyle w:val="Accentuationintense"/>
-                <w:rFonts w:ascii="Bahnschrift Light SemiCondensed" w:hAnsi="Bahnschrift Light SemiCondensed" w:cs="Arial"/>
+                <w:rFonts w:ascii="Courier New" w:hAnsi="Courier New" w:cs="Courier New"/>
                 <w:i w:val="0"/>
                 <w:iCs w:val="0"/>
                 <w:color w:val="124F1A" w:themeColor="accent3" w:themeShade="BF"/>
-                <w:szCs w:val="18"/>
+                <w:sz w:val="13"/>
+                <w:szCs w:val="13"/>
                 <w:lang w:val="fr-CH"/>
               </w:rPr>
               <w:t xml:space="preserve"> -format xml</w:t>
@@ -472,7 +484,7 @@
       </w:tblPr>
       <w:tblGrid>
         <w:gridCol w:w="1381"/>
-        <w:gridCol w:w="4288"/>
+        <w:gridCol w:w="4290"/>
       </w:tblGrid>
       <w:tr>
         <w:trPr>
@@ -3463,17 +3475,19 @@
             <w:pPr>
               <w:pStyle w:val="Sansinterligne"/>
               <w:rPr>
-                <w:rFonts w:ascii="Bahnschrift Light SemiCondensed" w:hAnsi="Bahnschrift Light SemiCondensed" w:cs="Arial"/>
-                <w:color w:val="124F1A" w:themeColor="accent3" w:themeShade="BF"/>
-                <w:szCs w:val="18"/>
+                <w:rFonts w:ascii="Courier New" w:hAnsi="Courier New" w:cs="Courier New"/>
+                <w:color w:val="124F1A" w:themeColor="accent3" w:themeShade="BF"/>
+                <w:sz w:val="14"/>
+                <w:szCs w:val="14"/>
                 <w:lang w:val="fr-CH"/>
               </w:rPr>
             </w:pPr>
             <w:r>
               <w:rPr>
-                <w:rFonts w:ascii="Bahnschrift Light SemiCondensed" w:hAnsi="Bahnschrift Light SemiCondensed" w:cs="Arial"/>
-                <w:color w:val="124F1A" w:themeColor="accent3" w:themeShade="BF"/>
-                <w:szCs w:val="18"/>
+                <w:rFonts w:ascii="Courier New" w:hAnsi="Courier New" w:cs="Courier New"/>
+                <w:color w:val="124F1A" w:themeColor="accent3" w:themeShade="BF"/>
+                <w:sz w:val="14"/>
+                <w:szCs w:val="14"/>
                 <w:lang w:val="fr-CH"/>
               </w:rPr>
               <w:lastRenderedPageBreak/>
@@ -3482,9 +3496,10 @@
             <w:proofErr w:type="spellStart"/>
             <w:r>
               <w:rPr>
-                <w:rFonts w:ascii="Bahnschrift Light SemiCondensed" w:hAnsi="Bahnschrift Light SemiCondensed" w:cs="Arial"/>
-                <w:color w:val="124F1A" w:themeColor="accent3" w:themeShade="BF"/>
-                <w:szCs w:val="18"/>
+                <w:rFonts w:ascii="Courier New" w:hAnsi="Courier New" w:cs="Courier New"/>
+                <w:color w:val="124F1A" w:themeColor="accent3" w:themeShade="BF"/>
+                <w:sz w:val="14"/>
+                <w:szCs w:val="14"/>
                 <w:lang w:val="fr-CH"/>
               </w:rPr>
               <w:t>GetVersions</w:t>
@@ -3493,9 +3508,10 @@
             <w:proofErr w:type="gramStart"/>
             <w:r>
               <w:rPr>
-                <w:rFonts w:ascii="Bahnschrift Light SemiCondensed" w:hAnsi="Bahnschrift Light SemiCondensed" w:cs="Arial"/>
-                <w:color w:val="124F1A" w:themeColor="accent3" w:themeShade="BF"/>
-                <w:szCs w:val="18"/>
+                <w:rFonts w:ascii="Courier New" w:hAnsi="Courier New" w:cs="Courier New"/>
+                <w:color w:val="124F1A" w:themeColor="accent3" w:themeShade="BF"/>
+                <w:sz w:val="14"/>
+                <w:szCs w:val="14"/>
                 <w:lang w:val="fr-CH"/>
               </w:rPr>
               <w:t>":</w:t>
@@ -3503,9 +3519,10 @@
             <w:proofErr w:type="gramEnd"/>
             <w:r>
               <w:rPr>
-                <w:rFonts w:ascii="Bahnschrift Light SemiCondensed" w:hAnsi="Bahnschrift Light SemiCondensed" w:cs="Arial"/>
-                <w:color w:val="124F1A" w:themeColor="accent3" w:themeShade="BF"/>
-                <w:szCs w:val="18"/>
+                <w:rFonts w:ascii="Courier New" w:hAnsi="Courier New" w:cs="Courier New"/>
+                <w:color w:val="124F1A" w:themeColor="accent3" w:themeShade="BF"/>
+                <w:sz w:val="14"/>
+                <w:szCs w:val="14"/>
                 <w:lang w:val="fr-CH"/>
               </w:rPr>
               <w:t xml:space="preserve"> [</w:t>
@@ -3516,17 +3533,19 @@
               <w:pStyle w:val="Sansinterligne"/>
               <w:ind w:left="58"/>
               <w:rPr>
-                <w:rFonts w:ascii="Bahnschrift Light SemiCondensed" w:hAnsi="Bahnschrift Light SemiCondensed" w:cs="Arial"/>
-                <w:color w:val="124F1A" w:themeColor="accent3" w:themeShade="BF"/>
-                <w:szCs w:val="18"/>
+                <w:rFonts w:ascii="Courier New" w:hAnsi="Courier New" w:cs="Courier New"/>
+                <w:color w:val="124F1A" w:themeColor="accent3" w:themeShade="BF"/>
+                <w:sz w:val="14"/>
+                <w:szCs w:val="14"/>
                 <w:lang w:val="fr-CH"/>
               </w:rPr>
             </w:pPr>
             <w:r>
               <w:rPr>
-                <w:rFonts w:ascii="Bahnschrift Light SemiCondensed" w:hAnsi="Bahnschrift Light SemiCondensed" w:cs="Arial"/>
-                <w:color w:val="124F1A" w:themeColor="accent3" w:themeShade="BF"/>
-                <w:szCs w:val="18"/>
+                <w:rFonts w:ascii="Courier New" w:hAnsi="Courier New" w:cs="Courier New"/>
+                <w:color w:val="124F1A" w:themeColor="accent3" w:themeShade="BF"/>
+                <w:sz w:val="14"/>
+                <w:szCs w:val="14"/>
                 <w:lang w:val="fr-CH"/>
               </w:rPr>
               <w:t xml:space="preserve">    {"FORMAT</w:t>
@@ -3534,9 +3553,10 @@
             <w:proofErr w:type="gramStart"/>
             <w:r>
               <w:rPr>
-                <w:rFonts w:ascii="Bahnschrift Light SemiCondensed" w:hAnsi="Bahnschrift Light SemiCondensed" w:cs="Arial"/>
-                <w:color w:val="124F1A" w:themeColor="accent3" w:themeShade="BF"/>
-                <w:szCs w:val="18"/>
+                <w:rFonts w:ascii="Courier New" w:hAnsi="Courier New" w:cs="Courier New"/>
+                <w:color w:val="124F1A" w:themeColor="accent3" w:themeShade="BF"/>
+                <w:sz w:val="14"/>
+                <w:szCs w:val="14"/>
                 <w:lang w:val="fr-CH"/>
               </w:rPr>
               <w:t>":</w:t>
@@ -3544,9 +3564,10 @@
             <w:proofErr w:type="gramEnd"/>
             <w:r>
               <w:rPr>
-                <w:rFonts w:ascii="Bahnschrift Light SemiCondensed" w:hAnsi="Bahnschrift Light SemiCondensed" w:cs="Arial"/>
-                <w:color w:val="124F1A" w:themeColor="accent3" w:themeShade="BF"/>
-                <w:szCs w:val="18"/>
+                <w:rFonts w:ascii="Courier New" w:hAnsi="Courier New" w:cs="Courier New"/>
+                <w:color w:val="124F1A" w:themeColor="accent3" w:themeShade="BF"/>
+                <w:sz w:val="14"/>
+                <w:szCs w:val="14"/>
                 <w:lang w:val="fr-CH"/>
               </w:rPr>
               <w:t xml:space="preserve"> "xml", "</w:t>
@@ -3554,9 +3575,10 @@
             <w:proofErr w:type="spellStart"/>
             <w:r>
               <w:rPr>
-                <w:rFonts w:ascii="Bahnschrift Light SemiCondensed" w:hAnsi="Bahnschrift Light SemiCondensed" w:cs="Arial"/>
-                <w:color w:val="124F1A" w:themeColor="accent3" w:themeShade="BF"/>
-                <w:szCs w:val="18"/>
+                <w:rFonts w:ascii="Courier New" w:hAnsi="Courier New" w:cs="Courier New"/>
+                <w:color w:val="124F1A" w:themeColor="accent3" w:themeShade="BF"/>
+                <w:sz w:val="14"/>
+                <w:szCs w:val="14"/>
                 <w:lang w:val="fr-CH"/>
               </w:rPr>
               <w:t>ExpectedStatusCode</w:t>
@@ -3565,9 +3587,10 @@
             <w:proofErr w:type="gramStart"/>
             <w:r>
               <w:rPr>
-                <w:rFonts w:ascii="Bahnschrift Light SemiCondensed" w:hAnsi="Bahnschrift Light SemiCondensed" w:cs="Arial"/>
-                <w:color w:val="124F1A" w:themeColor="accent3" w:themeShade="BF"/>
-                <w:szCs w:val="18"/>
+                <w:rFonts w:ascii="Courier New" w:hAnsi="Courier New" w:cs="Courier New"/>
+                <w:color w:val="124F1A" w:themeColor="accent3" w:themeShade="BF"/>
+                <w:sz w:val="14"/>
+                <w:szCs w:val="14"/>
                 <w:lang w:val="fr-CH"/>
               </w:rPr>
               <w:t>":</w:t>
@@ -3575,9 +3598,10 @@
             <w:proofErr w:type="gramEnd"/>
             <w:r>
               <w:rPr>
-                <w:rFonts w:ascii="Bahnschrift Light SemiCondensed" w:hAnsi="Bahnschrift Light SemiCondensed" w:cs="Arial"/>
-                <w:color w:val="124F1A" w:themeColor="accent3" w:themeShade="BF"/>
-                <w:szCs w:val="18"/>
+                <w:rFonts w:ascii="Courier New" w:hAnsi="Courier New" w:cs="Courier New"/>
+                <w:color w:val="124F1A" w:themeColor="accent3" w:themeShade="BF"/>
+                <w:sz w:val="14"/>
+                <w:szCs w:val="14"/>
                 <w:lang w:val="fr-CH"/>
               </w:rPr>
               <w:t xml:space="preserve"> </w:t>
@@ -3585,9 +3609,10 @@
             <w:proofErr w:type="gramStart"/>
             <w:r>
               <w:rPr>
-                <w:rFonts w:ascii="Bahnschrift Light SemiCondensed" w:hAnsi="Bahnschrift Light SemiCondensed" w:cs="Arial"/>
-                <w:color w:val="124F1A" w:themeColor="accent3" w:themeShade="BF"/>
-                <w:szCs w:val="18"/>
+                <w:rFonts w:ascii="Courier New" w:hAnsi="Courier New" w:cs="Courier New"/>
+                <w:color w:val="124F1A" w:themeColor="accent3" w:themeShade="BF"/>
+                <w:sz w:val="14"/>
+                <w:szCs w:val="14"/>
                 <w:lang w:val="fr-CH"/>
               </w:rPr>
               <w:t>200 }</w:t>
@@ -3595,9 +3620,10 @@
             <w:proofErr w:type="gramEnd"/>
             <w:r>
               <w:rPr>
-                <w:rFonts w:ascii="Bahnschrift Light SemiCondensed" w:hAnsi="Bahnschrift Light SemiCondensed" w:cs="Arial"/>
-                <w:color w:val="124F1A" w:themeColor="accent3" w:themeShade="BF"/>
-                <w:szCs w:val="18"/>
+                <w:rFonts w:ascii="Courier New" w:hAnsi="Courier New" w:cs="Courier New"/>
+                <w:color w:val="124F1A" w:themeColor="accent3" w:themeShade="BF"/>
+                <w:sz w:val="14"/>
+                <w:szCs w:val="14"/>
                 <w:lang w:val="fr-CH"/>
               </w:rPr>
               <w:t>,</w:t>
@@ -3608,17 +3634,19 @@
               <w:pStyle w:val="Sansinterligne"/>
               <w:ind w:left="58"/>
               <w:rPr>
-                <w:rFonts w:ascii="Bahnschrift Light SemiCondensed" w:hAnsi="Bahnschrift Light SemiCondensed" w:cs="Arial"/>
-                <w:color w:val="124F1A" w:themeColor="accent3" w:themeShade="BF"/>
-                <w:szCs w:val="18"/>
+                <w:rFonts w:ascii="Courier New" w:hAnsi="Courier New" w:cs="Courier New"/>
+                <w:color w:val="124F1A" w:themeColor="accent3" w:themeShade="BF"/>
+                <w:sz w:val="14"/>
+                <w:szCs w:val="14"/>
                 <w:lang w:val="fr-CH"/>
               </w:rPr>
             </w:pPr>
             <w:r>
               <w:rPr>
-                <w:rFonts w:ascii="Bahnschrift Light SemiCondensed" w:hAnsi="Bahnschrift Light SemiCondensed" w:cs="Arial"/>
-                <w:color w:val="124F1A" w:themeColor="accent3" w:themeShade="BF"/>
-                <w:szCs w:val="18"/>
+                <w:rFonts w:ascii="Courier New" w:hAnsi="Courier New" w:cs="Courier New"/>
+                <w:color w:val="124F1A" w:themeColor="accent3" w:themeShade="BF"/>
+                <w:sz w:val="14"/>
+                <w:szCs w:val="14"/>
                 <w:lang w:val="fr-CH"/>
               </w:rPr>
               <w:t xml:space="preserve">    {"FORMAT</w:t>
@@ -3626,9 +3654,10 @@
             <w:proofErr w:type="gramStart"/>
             <w:r>
               <w:rPr>
-                <w:rFonts w:ascii="Bahnschrift Light SemiCondensed" w:hAnsi="Bahnschrift Light SemiCondensed" w:cs="Arial"/>
-                <w:color w:val="124F1A" w:themeColor="accent3" w:themeShade="BF"/>
-                <w:szCs w:val="18"/>
+                <w:rFonts w:ascii="Courier New" w:hAnsi="Courier New" w:cs="Courier New"/>
+                <w:color w:val="124F1A" w:themeColor="accent3" w:themeShade="BF"/>
+                <w:sz w:val="14"/>
+                <w:szCs w:val="14"/>
                 <w:lang w:val="fr-CH"/>
               </w:rPr>
               <w:t>":</w:t>
@@ -3636,9 +3665,10 @@
             <w:proofErr w:type="gramEnd"/>
             <w:r>
               <w:rPr>
-                <w:rFonts w:ascii="Bahnschrift Light SemiCondensed" w:hAnsi="Bahnschrift Light SemiCondensed" w:cs="Arial"/>
-                <w:color w:val="124F1A" w:themeColor="accent3" w:themeShade="BF"/>
-                <w:szCs w:val="18"/>
+                <w:rFonts w:ascii="Courier New" w:hAnsi="Courier New" w:cs="Courier New"/>
+                <w:color w:val="124F1A" w:themeColor="accent3" w:themeShade="BF"/>
+                <w:sz w:val="14"/>
+                <w:szCs w:val="14"/>
                 <w:lang w:val="fr-CH"/>
               </w:rPr>
               <w:t xml:space="preserve"> "</w:t>
@@ -3646,9 +3676,10 @@
             <w:proofErr w:type="spellStart"/>
             <w:r>
               <w:rPr>
-                <w:rFonts w:ascii="Bahnschrift Light SemiCondensed" w:hAnsi="Bahnschrift Light SemiCondensed" w:cs="Arial"/>
-                <w:color w:val="124F1A" w:themeColor="accent3" w:themeShade="BF"/>
-                <w:szCs w:val="18"/>
+                <w:rFonts w:ascii="Courier New" w:hAnsi="Courier New" w:cs="Courier New"/>
+                <w:color w:val="124F1A" w:themeColor="accent3" w:themeShade="BF"/>
+                <w:sz w:val="14"/>
+                <w:szCs w:val="14"/>
                 <w:lang w:val="fr-CH"/>
               </w:rPr>
               <w:t>json</w:t>
@@ -3656,9 +3687,10 @@
             <w:proofErr w:type="spellEnd"/>
             <w:r>
               <w:rPr>
-                <w:rFonts w:ascii="Bahnschrift Light SemiCondensed" w:hAnsi="Bahnschrift Light SemiCondensed" w:cs="Arial"/>
-                <w:color w:val="124F1A" w:themeColor="accent3" w:themeShade="BF"/>
-                <w:szCs w:val="18"/>
+                <w:rFonts w:ascii="Courier New" w:hAnsi="Courier New" w:cs="Courier New"/>
+                <w:color w:val="124F1A" w:themeColor="accent3" w:themeShade="BF"/>
+                <w:sz w:val="14"/>
+                <w:szCs w:val="14"/>
                 <w:lang w:val="fr-CH"/>
               </w:rPr>
               <w:t>", "</w:t>
@@ -3666,9 +3698,10 @@
             <w:proofErr w:type="spellStart"/>
             <w:r>
               <w:rPr>
-                <w:rFonts w:ascii="Bahnschrift Light SemiCondensed" w:hAnsi="Bahnschrift Light SemiCondensed" w:cs="Arial"/>
-                <w:color w:val="124F1A" w:themeColor="accent3" w:themeShade="BF"/>
-                <w:szCs w:val="18"/>
+                <w:rFonts w:ascii="Courier New" w:hAnsi="Courier New" w:cs="Courier New"/>
+                <w:color w:val="124F1A" w:themeColor="accent3" w:themeShade="BF"/>
+                <w:sz w:val="14"/>
+                <w:szCs w:val="14"/>
                 <w:lang w:val="fr-CH"/>
               </w:rPr>
               <w:t>ExpectedStatusCode</w:t>
@@ -3677,9 +3710,10 @@
             <w:proofErr w:type="gramStart"/>
             <w:r>
               <w:rPr>
-                <w:rFonts w:ascii="Bahnschrift Light SemiCondensed" w:hAnsi="Bahnschrift Light SemiCondensed" w:cs="Arial"/>
-                <w:color w:val="124F1A" w:themeColor="accent3" w:themeShade="BF"/>
-                <w:szCs w:val="18"/>
+                <w:rFonts w:ascii="Courier New" w:hAnsi="Courier New" w:cs="Courier New"/>
+                <w:color w:val="124F1A" w:themeColor="accent3" w:themeShade="BF"/>
+                <w:sz w:val="14"/>
+                <w:szCs w:val="14"/>
                 <w:lang w:val="fr-CH"/>
               </w:rPr>
               <w:t>":</w:t>
@@ -3687,9 +3721,10 @@
             <w:proofErr w:type="gramEnd"/>
             <w:r>
               <w:rPr>
-                <w:rFonts w:ascii="Bahnschrift Light SemiCondensed" w:hAnsi="Bahnschrift Light SemiCondensed" w:cs="Arial"/>
-                <w:color w:val="124F1A" w:themeColor="accent3" w:themeShade="BF"/>
-                <w:szCs w:val="18"/>
+                <w:rFonts w:ascii="Courier New" w:hAnsi="Courier New" w:cs="Courier New"/>
+                <w:color w:val="124F1A" w:themeColor="accent3" w:themeShade="BF"/>
+                <w:sz w:val="14"/>
+                <w:szCs w:val="14"/>
                 <w:lang w:val="fr-CH"/>
               </w:rPr>
               <w:t xml:space="preserve"> </w:t>
@@ -3697,9 +3732,10 @@
             <w:proofErr w:type="gramStart"/>
             <w:r>
               <w:rPr>
-                <w:rFonts w:ascii="Bahnschrift Light SemiCondensed" w:hAnsi="Bahnschrift Light SemiCondensed" w:cs="Arial"/>
-                <w:color w:val="124F1A" w:themeColor="accent3" w:themeShade="BF"/>
-                <w:szCs w:val="18"/>
+                <w:rFonts w:ascii="Courier New" w:hAnsi="Courier New" w:cs="Courier New"/>
+                <w:color w:val="124F1A" w:themeColor="accent3" w:themeShade="BF"/>
+                <w:sz w:val="14"/>
+                <w:szCs w:val="14"/>
                 <w:lang w:val="fr-CH"/>
               </w:rPr>
               <w:t>200 }</w:t>
@@ -3714,9 +3750,10 @@
             </w:pPr>
             <w:r>
               <w:rPr>
-                <w:rFonts w:ascii="Bahnschrift Light SemiCondensed" w:hAnsi="Bahnschrift Light SemiCondensed" w:cs="Arial"/>
-                <w:color w:val="124F1A" w:themeColor="accent3" w:themeShade="BF"/>
-                <w:szCs w:val="18"/>
+                <w:rFonts w:ascii="Courier New" w:hAnsi="Courier New" w:cs="Courier New"/>
+                <w:color w:val="124F1A" w:themeColor="accent3" w:themeShade="BF"/>
+                <w:sz w:val="14"/>
+                <w:szCs w:val="14"/>
                 <w:lang w:val="fr-CH"/>
               </w:rPr>
               <w:t>]</w:t>
@@ -3828,17 +3865,19 @@
             <w:pPr>
               <w:pStyle w:val="Sansinterligne"/>
               <w:rPr>
-                <w:rFonts w:ascii="Bahnschrift Light SemiCondensed" w:hAnsi="Bahnschrift Light SemiCondensed" w:cs="Arial"/>
-                <w:color w:val="124F1A" w:themeColor="accent3" w:themeShade="BF"/>
-                <w:szCs w:val="18"/>
+                <w:rFonts w:ascii="Courier New" w:hAnsi="Courier New" w:cs="Courier New"/>
+                <w:color w:val="124F1A" w:themeColor="accent3" w:themeShade="BF"/>
+                <w:sz w:val="14"/>
+                <w:szCs w:val="14"/>
                 <w:lang w:val="fr-CH"/>
               </w:rPr>
             </w:pPr>
             <w:r>
               <w:rPr>
-                <w:rFonts w:ascii="Bahnschrift Light SemiCondensed" w:hAnsi="Bahnschrift Light SemiCondensed" w:cs="Arial"/>
-                <w:color w:val="124F1A" w:themeColor="accent3" w:themeShade="BF"/>
-                <w:szCs w:val="18"/>
+                <w:rFonts w:ascii="Courier New" w:hAnsi="Courier New" w:cs="Courier New"/>
+                <w:color w:val="124F1A" w:themeColor="accent3" w:themeShade="BF"/>
+                <w:sz w:val="14"/>
+                <w:szCs w:val="14"/>
                 <w:lang w:val="fr-CH"/>
               </w:rPr>
               <w:t>"</w:t>
@@ -3846,9 +3885,10 @@
             <w:proofErr w:type="spellStart"/>
             <w:r>
               <w:rPr>
-                <w:rFonts w:ascii="Bahnschrift Light SemiCondensed" w:hAnsi="Bahnschrift Light SemiCondensed" w:cs="Arial"/>
-                <w:color w:val="124F1A" w:themeColor="accent3" w:themeShade="BF"/>
-                <w:szCs w:val="18"/>
+                <w:rFonts w:ascii="Courier New" w:hAnsi="Courier New" w:cs="Courier New"/>
+                <w:color w:val="124F1A" w:themeColor="accent3" w:themeShade="BF"/>
+                <w:sz w:val="14"/>
+                <w:szCs w:val="14"/>
                 <w:lang w:val="fr-CH"/>
               </w:rPr>
               <w:t>GetCapabilities</w:t>
@@ -3857,9 +3897,10 @@
             <w:proofErr w:type="gramStart"/>
             <w:r>
               <w:rPr>
-                <w:rFonts w:ascii="Bahnschrift Light SemiCondensed" w:hAnsi="Bahnschrift Light SemiCondensed" w:cs="Arial"/>
-                <w:color w:val="124F1A" w:themeColor="accent3" w:themeShade="BF"/>
-                <w:szCs w:val="18"/>
+                <w:rFonts w:ascii="Courier New" w:hAnsi="Courier New" w:cs="Courier New"/>
+                <w:color w:val="124F1A" w:themeColor="accent3" w:themeShade="BF"/>
+                <w:sz w:val="14"/>
+                <w:szCs w:val="14"/>
                 <w:lang w:val="fr-CH"/>
               </w:rPr>
               <w:t>":</w:t>
@@ -3867,9 +3908,10 @@
             <w:proofErr w:type="gramEnd"/>
             <w:r>
               <w:rPr>
-                <w:rFonts w:ascii="Bahnschrift Light SemiCondensed" w:hAnsi="Bahnschrift Light SemiCondensed" w:cs="Arial"/>
-                <w:color w:val="124F1A" w:themeColor="accent3" w:themeShade="BF"/>
-                <w:szCs w:val="18"/>
+                <w:rFonts w:ascii="Courier New" w:hAnsi="Courier New" w:cs="Courier New"/>
+                <w:color w:val="124F1A" w:themeColor="accent3" w:themeShade="BF"/>
+                <w:sz w:val="14"/>
+                <w:szCs w:val="14"/>
                 <w:lang w:val="fr-CH"/>
               </w:rPr>
               <w:t xml:space="preserve"> [</w:t>
@@ -3879,17 +3921,19 @@
             <w:pPr>
               <w:pStyle w:val="Sansinterligne"/>
               <w:rPr>
-                <w:rFonts w:ascii="Bahnschrift Light SemiCondensed" w:hAnsi="Bahnschrift Light SemiCondensed" w:cs="Arial"/>
-                <w:color w:val="124F1A" w:themeColor="accent3" w:themeShade="BF"/>
-                <w:szCs w:val="18"/>
+                <w:rFonts w:ascii="Courier New" w:hAnsi="Courier New" w:cs="Courier New"/>
+                <w:color w:val="124F1A" w:themeColor="accent3" w:themeShade="BF"/>
+                <w:sz w:val="14"/>
+                <w:szCs w:val="14"/>
                 <w:lang w:val="fr-CH"/>
               </w:rPr>
             </w:pPr>
             <w:r>
               <w:rPr>
-                <w:rFonts w:ascii="Bahnschrift Light SemiCondensed" w:hAnsi="Bahnschrift Light SemiCondensed" w:cs="Arial"/>
-                <w:color w:val="124F1A" w:themeColor="accent3" w:themeShade="BF"/>
-                <w:szCs w:val="18"/>
+                <w:rFonts w:ascii="Courier New" w:hAnsi="Courier New" w:cs="Courier New"/>
+                <w:color w:val="124F1A" w:themeColor="accent3" w:themeShade="BF"/>
+                <w:sz w:val="14"/>
+                <w:szCs w:val="14"/>
                 <w:lang w:val="fr-CH"/>
               </w:rPr>
               <w:t xml:space="preserve">    {"FORMAT</w:t>
@@ -3897,9 +3941,10 @@
             <w:proofErr w:type="gramStart"/>
             <w:r>
               <w:rPr>
-                <w:rFonts w:ascii="Bahnschrift Light SemiCondensed" w:hAnsi="Bahnschrift Light SemiCondensed" w:cs="Arial"/>
-                <w:color w:val="124F1A" w:themeColor="accent3" w:themeShade="BF"/>
-                <w:szCs w:val="18"/>
+                <w:rFonts w:ascii="Courier New" w:hAnsi="Courier New" w:cs="Courier New"/>
+                <w:color w:val="124F1A" w:themeColor="accent3" w:themeShade="BF"/>
+                <w:sz w:val="14"/>
+                <w:szCs w:val="14"/>
                 <w:lang w:val="fr-CH"/>
               </w:rPr>
               <w:t>":</w:t>
@@ -3907,9 +3952,10 @@
             <w:proofErr w:type="gramEnd"/>
             <w:r>
               <w:rPr>
-                <w:rFonts w:ascii="Bahnschrift Light SemiCondensed" w:hAnsi="Bahnschrift Light SemiCondensed" w:cs="Arial"/>
-                <w:color w:val="124F1A" w:themeColor="accent3" w:themeShade="BF"/>
-                <w:szCs w:val="18"/>
+                <w:rFonts w:ascii="Courier New" w:hAnsi="Courier New" w:cs="Courier New"/>
+                <w:color w:val="124F1A" w:themeColor="accent3" w:themeShade="BF"/>
+                <w:sz w:val="14"/>
+                <w:szCs w:val="14"/>
                 <w:lang w:val="fr-CH"/>
               </w:rPr>
               <w:t xml:space="preserve"> "xml", "</w:t>
@@ -3917,9 +3963,10 @@
             <w:proofErr w:type="spellStart"/>
             <w:r>
               <w:rPr>
-                <w:rFonts w:ascii="Bahnschrift Light SemiCondensed" w:hAnsi="Bahnschrift Light SemiCondensed" w:cs="Arial"/>
-                <w:color w:val="124F1A" w:themeColor="accent3" w:themeShade="BF"/>
-                <w:szCs w:val="18"/>
+                <w:rFonts w:ascii="Courier New" w:hAnsi="Courier New" w:cs="Courier New"/>
+                <w:color w:val="124F1A" w:themeColor="accent3" w:themeShade="BF"/>
+                <w:sz w:val="14"/>
+                <w:szCs w:val="14"/>
                 <w:lang w:val="fr-CH"/>
               </w:rPr>
               <w:t>ExpectedStatusCode</w:t>
@@ -3928,9 +3975,10 @@
             <w:proofErr w:type="gramStart"/>
             <w:r>
               <w:rPr>
-                <w:rFonts w:ascii="Bahnschrift Light SemiCondensed" w:hAnsi="Bahnschrift Light SemiCondensed" w:cs="Arial"/>
-                <w:color w:val="124F1A" w:themeColor="accent3" w:themeShade="BF"/>
-                <w:szCs w:val="18"/>
+                <w:rFonts w:ascii="Courier New" w:hAnsi="Courier New" w:cs="Courier New"/>
+                <w:color w:val="124F1A" w:themeColor="accent3" w:themeShade="BF"/>
+                <w:sz w:val="14"/>
+                <w:szCs w:val="14"/>
                 <w:lang w:val="fr-CH"/>
               </w:rPr>
               <w:t>":</w:t>
@@ -3938,9 +3986,10 @@
             <w:proofErr w:type="gramEnd"/>
             <w:r>
               <w:rPr>
-                <w:rFonts w:ascii="Bahnschrift Light SemiCondensed" w:hAnsi="Bahnschrift Light SemiCondensed" w:cs="Arial"/>
-                <w:color w:val="124F1A" w:themeColor="accent3" w:themeShade="BF"/>
-                <w:szCs w:val="18"/>
+                <w:rFonts w:ascii="Courier New" w:hAnsi="Courier New" w:cs="Courier New"/>
+                <w:color w:val="124F1A" w:themeColor="accent3" w:themeShade="BF"/>
+                <w:sz w:val="14"/>
+                <w:szCs w:val="14"/>
                 <w:lang w:val="fr-CH"/>
               </w:rPr>
               <w:t xml:space="preserve"> </w:t>
@@ -3948,9 +3997,10 @@
             <w:proofErr w:type="gramStart"/>
             <w:r>
               <w:rPr>
-                <w:rFonts w:ascii="Bahnschrift Light SemiCondensed" w:hAnsi="Bahnschrift Light SemiCondensed" w:cs="Arial"/>
-                <w:color w:val="124F1A" w:themeColor="accent3" w:themeShade="BF"/>
-                <w:szCs w:val="18"/>
+                <w:rFonts w:ascii="Courier New" w:hAnsi="Courier New" w:cs="Courier New"/>
+                <w:color w:val="124F1A" w:themeColor="accent3" w:themeShade="BF"/>
+                <w:sz w:val="14"/>
+                <w:szCs w:val="14"/>
                 <w:lang w:val="fr-CH"/>
               </w:rPr>
               <w:t>200 }</w:t>
@@ -3958,9 +4008,10 @@
             <w:proofErr w:type="gramEnd"/>
             <w:r>
               <w:rPr>
-                <w:rFonts w:ascii="Bahnschrift Light SemiCondensed" w:hAnsi="Bahnschrift Light SemiCondensed" w:cs="Arial"/>
-                <w:color w:val="124F1A" w:themeColor="accent3" w:themeShade="BF"/>
-                <w:szCs w:val="18"/>
+                <w:rFonts w:ascii="Courier New" w:hAnsi="Courier New" w:cs="Courier New"/>
+                <w:color w:val="124F1A" w:themeColor="accent3" w:themeShade="BF"/>
+                <w:sz w:val="14"/>
+                <w:szCs w:val="14"/>
                 <w:lang w:val="fr-CH"/>
               </w:rPr>
               <w:t>,</w:t>
@@ -3970,17 +4021,19 @@
             <w:pPr>
               <w:pStyle w:val="Sansinterligne"/>
               <w:rPr>
-                <w:rFonts w:ascii="Bahnschrift Light SemiCondensed" w:hAnsi="Bahnschrift Light SemiCondensed" w:cs="Arial"/>
-                <w:color w:val="124F1A" w:themeColor="accent3" w:themeShade="BF"/>
-                <w:szCs w:val="18"/>
+                <w:rFonts w:ascii="Courier New" w:hAnsi="Courier New" w:cs="Courier New"/>
+                <w:color w:val="124F1A" w:themeColor="accent3" w:themeShade="BF"/>
+                <w:sz w:val="14"/>
+                <w:szCs w:val="14"/>
                 <w:lang w:val="fr-CH"/>
               </w:rPr>
             </w:pPr>
             <w:r>
               <w:rPr>
-                <w:rFonts w:ascii="Bahnschrift Light SemiCondensed" w:hAnsi="Bahnschrift Light SemiCondensed" w:cs="Arial"/>
-                <w:color w:val="124F1A" w:themeColor="accent3" w:themeShade="BF"/>
-                <w:szCs w:val="18"/>
+                <w:rFonts w:ascii="Courier New" w:hAnsi="Courier New" w:cs="Courier New"/>
+                <w:color w:val="124F1A" w:themeColor="accent3" w:themeShade="BF"/>
+                <w:sz w:val="14"/>
+                <w:szCs w:val="14"/>
                 <w:lang w:val="fr-CH"/>
               </w:rPr>
               <w:t xml:space="preserve">    {"FORMAT</w:t>
@@ -3988,9 +4041,10 @@
             <w:proofErr w:type="gramStart"/>
             <w:r>
               <w:rPr>
-                <w:rFonts w:ascii="Bahnschrift Light SemiCondensed" w:hAnsi="Bahnschrift Light SemiCondensed" w:cs="Arial"/>
-                <w:color w:val="124F1A" w:themeColor="accent3" w:themeShade="BF"/>
-                <w:szCs w:val="18"/>
+                <w:rFonts w:ascii="Courier New" w:hAnsi="Courier New" w:cs="Courier New"/>
+                <w:color w:val="124F1A" w:themeColor="accent3" w:themeShade="BF"/>
+                <w:sz w:val="14"/>
+                <w:szCs w:val="14"/>
                 <w:lang w:val="fr-CH"/>
               </w:rPr>
               <w:t>":</w:t>
@@ -3998,9 +4052,10 @@
             <w:proofErr w:type="gramEnd"/>
             <w:r>
               <w:rPr>
-                <w:rFonts w:ascii="Bahnschrift Light SemiCondensed" w:hAnsi="Bahnschrift Light SemiCondensed" w:cs="Arial"/>
-                <w:color w:val="124F1A" w:themeColor="accent3" w:themeShade="BF"/>
-                <w:szCs w:val="18"/>
+                <w:rFonts w:ascii="Courier New" w:hAnsi="Courier New" w:cs="Courier New"/>
+                <w:color w:val="124F1A" w:themeColor="accent3" w:themeShade="BF"/>
+                <w:sz w:val="14"/>
+                <w:szCs w:val="14"/>
                 <w:lang w:val="fr-CH"/>
               </w:rPr>
               <w:t xml:space="preserve"> "</w:t>
@@ -4008,9 +4063,10 @@
             <w:proofErr w:type="spellStart"/>
             <w:r>
               <w:rPr>
-                <w:rFonts w:ascii="Bahnschrift Light SemiCondensed" w:hAnsi="Bahnschrift Light SemiCondensed" w:cs="Arial"/>
-                <w:color w:val="124F1A" w:themeColor="accent3" w:themeShade="BF"/>
-                <w:szCs w:val="18"/>
+                <w:rFonts w:ascii="Courier New" w:hAnsi="Courier New" w:cs="Courier New"/>
+                <w:color w:val="124F1A" w:themeColor="accent3" w:themeShade="BF"/>
+                <w:sz w:val="14"/>
+                <w:szCs w:val="14"/>
                 <w:lang w:val="fr-CH"/>
               </w:rPr>
               <w:t>json</w:t>
@@ -4018,9 +4074,10 @@
             <w:proofErr w:type="spellEnd"/>
             <w:r>
               <w:rPr>
-                <w:rFonts w:ascii="Bahnschrift Light SemiCondensed" w:hAnsi="Bahnschrift Light SemiCondensed" w:cs="Arial"/>
-                <w:color w:val="124F1A" w:themeColor="accent3" w:themeShade="BF"/>
-                <w:szCs w:val="18"/>
+                <w:rFonts w:ascii="Courier New" w:hAnsi="Courier New" w:cs="Courier New"/>
+                <w:color w:val="124F1A" w:themeColor="accent3" w:themeShade="BF"/>
+                <w:sz w:val="14"/>
+                <w:szCs w:val="14"/>
                 <w:lang w:val="fr-CH"/>
               </w:rPr>
               <w:t>", "</w:t>
@@ -4028,9 +4085,10 @@
             <w:proofErr w:type="spellStart"/>
             <w:r>
               <w:rPr>
-                <w:rFonts w:ascii="Bahnschrift Light SemiCondensed" w:hAnsi="Bahnschrift Light SemiCondensed" w:cs="Arial"/>
-                <w:color w:val="124F1A" w:themeColor="accent3" w:themeShade="BF"/>
-                <w:szCs w:val="18"/>
+                <w:rFonts w:ascii="Courier New" w:hAnsi="Courier New" w:cs="Courier New"/>
+                <w:color w:val="124F1A" w:themeColor="accent3" w:themeShade="BF"/>
+                <w:sz w:val="14"/>
+                <w:szCs w:val="14"/>
                 <w:lang w:val="fr-CH"/>
               </w:rPr>
               <w:t>ExpectedStatusCode</w:t>
@@ -4039,9 +4097,10 @@
             <w:proofErr w:type="gramStart"/>
             <w:r>
               <w:rPr>
-                <w:rFonts w:ascii="Bahnschrift Light SemiCondensed" w:hAnsi="Bahnschrift Light SemiCondensed" w:cs="Arial"/>
-                <w:color w:val="124F1A" w:themeColor="accent3" w:themeShade="BF"/>
-                <w:szCs w:val="18"/>
+                <w:rFonts w:ascii="Courier New" w:hAnsi="Courier New" w:cs="Courier New"/>
+                <w:color w:val="124F1A" w:themeColor="accent3" w:themeShade="BF"/>
+                <w:sz w:val="14"/>
+                <w:szCs w:val="14"/>
                 <w:lang w:val="fr-CH"/>
               </w:rPr>
               <w:t>":</w:t>
@@ -4049,9 +4108,10 @@
             <w:proofErr w:type="gramEnd"/>
             <w:r>
               <w:rPr>
-                <w:rFonts w:ascii="Bahnschrift Light SemiCondensed" w:hAnsi="Bahnschrift Light SemiCondensed" w:cs="Arial"/>
-                <w:color w:val="124F1A" w:themeColor="accent3" w:themeShade="BF"/>
-                <w:szCs w:val="18"/>
+                <w:rFonts w:ascii="Courier New" w:hAnsi="Courier New" w:cs="Courier New"/>
+                <w:color w:val="124F1A" w:themeColor="accent3" w:themeShade="BF"/>
+                <w:sz w:val="14"/>
+                <w:szCs w:val="14"/>
                 <w:lang w:val="fr-CH"/>
               </w:rPr>
               <w:t xml:space="preserve"> </w:t>
@@ -4059,9 +4119,10 @@
             <w:proofErr w:type="gramStart"/>
             <w:r>
               <w:rPr>
-                <w:rFonts w:ascii="Bahnschrift Light SemiCondensed" w:hAnsi="Bahnschrift Light SemiCondensed" w:cs="Arial"/>
-                <w:color w:val="124F1A" w:themeColor="accent3" w:themeShade="BF"/>
-                <w:szCs w:val="18"/>
+                <w:rFonts w:ascii="Courier New" w:hAnsi="Courier New" w:cs="Courier New"/>
+                <w:color w:val="124F1A" w:themeColor="accent3" w:themeShade="BF"/>
+                <w:sz w:val="14"/>
+                <w:szCs w:val="14"/>
                 <w:lang w:val="fr-CH"/>
               </w:rPr>
               <w:t>200 }</w:t>
@@ -4080,9 +4141,10 @@
             </w:pPr>
             <w:r>
               <w:rPr>
-                <w:rFonts w:ascii="Bahnschrift Light SemiCondensed" w:hAnsi="Bahnschrift Light SemiCondensed" w:cs="Arial"/>
-                <w:color w:val="124F1A" w:themeColor="accent3" w:themeShade="BF"/>
-                <w:szCs w:val="18"/>
+                <w:rFonts w:ascii="Courier New" w:hAnsi="Courier New" w:cs="Courier New"/>
+                <w:color w:val="124F1A" w:themeColor="accent3" w:themeShade="BF"/>
+                <w:sz w:val="14"/>
+                <w:szCs w:val="14"/>
                 <w:lang w:val="fr-CH"/>
               </w:rPr>
               <w:t>]</w:t>
@@ -4851,34 +4913,38 @@
             <w:pPr>
               <w:pStyle w:val="Sansinterligne"/>
               <w:rPr>
-                <w:rFonts w:ascii="Bahnschrift Light SemiCondensed" w:hAnsi="Bahnschrift Light SemiCondensed" w:cs="Arial"/>
-                <w:color w:val="124F1A" w:themeColor="accent3" w:themeShade="BF"/>
-                <w:szCs w:val="18"/>
-              </w:rPr>
-            </w:pPr>
-            <w:r>
-              <w:rPr>
-                <w:rFonts w:ascii="Bahnschrift Light SemiCondensed" w:hAnsi="Bahnschrift Light SemiCondensed" w:cs="Arial"/>
-                <w:color w:val="124F1A" w:themeColor="accent3" w:themeShade="BF"/>
-                <w:szCs w:val="18"/>
+                <w:rFonts w:ascii="Courier New" w:hAnsi="Courier New" w:cs="Courier New"/>
+                <w:color w:val="124F1A" w:themeColor="accent3" w:themeShade="BF"/>
+                <w:sz w:val="14"/>
+                <w:szCs w:val="14"/>
+              </w:rPr>
+            </w:pPr>
+            <w:r>
+              <w:rPr>
+                <w:rFonts w:ascii="Courier New" w:hAnsi="Courier New" w:cs="Courier New"/>
+                <w:color w:val="124F1A" w:themeColor="accent3" w:themeShade="BF"/>
+                <w:sz w:val="14"/>
+                <w:szCs w:val="14"/>
               </w:rPr>
               <w:t>"</w:t>
             </w:r>
             <w:proofErr w:type="spellStart"/>
             <w:r>
               <w:rPr>
-                <w:rFonts w:ascii="Bahnschrift Light SemiCondensed" w:hAnsi="Bahnschrift Light SemiCondensed" w:cs="Arial"/>
-                <w:color w:val="124F1A" w:themeColor="accent3" w:themeShade="BF"/>
-                <w:szCs w:val="18"/>
+                <w:rFonts w:ascii="Courier New" w:hAnsi="Courier New" w:cs="Courier New"/>
+                <w:color w:val="124F1A" w:themeColor="accent3" w:themeShade="BF"/>
+                <w:sz w:val="14"/>
+                <w:szCs w:val="14"/>
               </w:rPr>
               <w:t>GetEGRID</w:t>
             </w:r>
             <w:proofErr w:type="spellEnd"/>
             <w:r>
               <w:rPr>
-                <w:rFonts w:ascii="Bahnschrift Light SemiCondensed" w:hAnsi="Bahnschrift Light SemiCondensed" w:cs="Arial"/>
-                <w:color w:val="124F1A" w:themeColor="accent3" w:themeShade="BF"/>
-                <w:szCs w:val="18"/>
+                <w:rFonts w:ascii="Courier New" w:hAnsi="Courier New" w:cs="Courier New"/>
+                <w:color w:val="124F1A" w:themeColor="accent3" w:themeShade="BF"/>
+                <w:sz w:val="14"/>
+                <w:szCs w:val="14"/>
               </w:rPr>
               <w:t>": [</w:t>
             </w:r>
@@ -4887,68 +4953,76 @@
             <w:pPr>
               <w:pStyle w:val="Sansinterligne"/>
               <w:rPr>
-                <w:rFonts w:ascii="Bahnschrift Light SemiCondensed" w:hAnsi="Bahnschrift Light SemiCondensed" w:cs="Arial"/>
-                <w:color w:val="124F1A" w:themeColor="accent3" w:themeShade="BF"/>
-                <w:szCs w:val="18"/>
-              </w:rPr>
-            </w:pPr>
-            <w:r>
-              <w:rPr>
-                <w:rFonts w:ascii="Bahnschrift Light SemiCondensed" w:hAnsi="Bahnschrift Light SemiCondensed" w:cs="Arial"/>
-                <w:color w:val="124F1A" w:themeColor="accent3" w:themeShade="BF"/>
-                <w:szCs w:val="18"/>
+                <w:rFonts w:ascii="Courier New" w:hAnsi="Courier New" w:cs="Courier New"/>
+                <w:color w:val="124F1A" w:themeColor="accent3" w:themeShade="BF"/>
+                <w:sz w:val="14"/>
+                <w:szCs w:val="14"/>
+              </w:rPr>
+            </w:pPr>
+            <w:r>
+              <w:rPr>
+                <w:rFonts w:ascii="Courier New" w:hAnsi="Courier New" w:cs="Courier New"/>
+                <w:color w:val="124F1A" w:themeColor="accent3" w:themeShade="BF"/>
+                <w:sz w:val="14"/>
+                <w:szCs w:val="14"/>
               </w:rPr>
               <w:t xml:space="preserve">      {"FORMAT": "</w:t>
             </w:r>
             <w:proofErr w:type="spellStart"/>
             <w:r>
               <w:rPr>
-                <w:rFonts w:ascii="Bahnschrift Light SemiCondensed" w:hAnsi="Bahnschrift Light SemiCondensed" w:cs="Arial"/>
-                <w:color w:val="124F1A" w:themeColor="accent3" w:themeShade="BF"/>
-                <w:szCs w:val="18"/>
+                <w:rFonts w:ascii="Courier New" w:hAnsi="Courier New" w:cs="Courier New"/>
+                <w:color w:val="124F1A" w:themeColor="accent3" w:themeShade="BF"/>
+                <w:sz w:val="14"/>
+                <w:szCs w:val="14"/>
               </w:rPr>
               <w:t>xml</w:t>
             </w:r>
             <w:proofErr w:type="spellEnd"/>
             <w:r>
               <w:rPr>
-                <w:rFonts w:ascii="Bahnschrift Light SemiCondensed" w:hAnsi="Bahnschrift Light SemiCondensed" w:cs="Arial"/>
-                <w:color w:val="124F1A" w:themeColor="accent3" w:themeShade="BF"/>
-                <w:szCs w:val="18"/>
+                <w:rFonts w:ascii="Courier New" w:hAnsi="Courier New" w:cs="Courier New"/>
+                <w:color w:val="124F1A" w:themeColor="accent3" w:themeShade="BF"/>
+                <w:sz w:val="14"/>
+                <w:szCs w:val="14"/>
               </w:rPr>
               <w:t>",</w:t>
             </w:r>
             <w:r>
               <w:rPr>
-                <w:rFonts w:ascii="Bahnschrift Light SemiCondensed" w:hAnsi="Bahnschrift Light SemiCondensed" w:cs="Arial"/>
-                <w:color w:val="124F1A" w:themeColor="accent3" w:themeShade="BF"/>
-                <w:szCs w:val="18"/>
+                <w:rFonts w:ascii="Courier New" w:hAnsi="Courier New" w:cs="Courier New"/>
+                <w:color w:val="124F1A" w:themeColor="accent3" w:themeShade="BF"/>
+                <w:sz w:val="14"/>
+                <w:szCs w:val="14"/>
               </w:rPr>
               <w:t xml:space="preserve"> </w:t>
             </w:r>
             <w:r>
               <w:rPr>
-                <w:rFonts w:ascii="Bahnschrift Light SemiCondensed" w:hAnsi="Bahnschrift Light SemiCondensed" w:cs="Arial"/>
-                <w:color w:val="124F1A" w:themeColor="accent3" w:themeShade="BF"/>
-                <w:szCs w:val="18"/>
+                <w:rFonts w:ascii="Courier New" w:hAnsi="Courier New" w:cs="Courier New"/>
+                <w:color w:val="124F1A" w:themeColor="accent3" w:themeShade="BF"/>
+                <w:sz w:val="14"/>
+                <w:szCs w:val="14"/>
               </w:rPr>
               <w:t>"EN": "2606296.340,1215309.120", "</w:t>
             </w:r>
             <w:proofErr w:type="spellStart"/>
             <w:r>
               <w:rPr>
-                <w:rFonts w:ascii="Bahnschrift Light SemiCondensed" w:hAnsi="Bahnschrift Light SemiCondensed" w:cs="Arial"/>
-                <w:color w:val="124F1A" w:themeColor="accent3" w:themeShade="BF"/>
-                <w:szCs w:val="18"/>
+                <w:rFonts w:ascii="Courier New" w:hAnsi="Courier New" w:cs="Courier New"/>
+                <w:color w:val="124F1A" w:themeColor="accent3" w:themeShade="BF"/>
+                <w:sz w:val="14"/>
+                <w:szCs w:val="14"/>
               </w:rPr>
               <w:t>ExpectedStatusCode</w:t>
             </w:r>
             <w:proofErr w:type="spellEnd"/>
             <w:r>
               <w:rPr>
-                <w:rFonts w:ascii="Bahnschrift Light SemiCondensed" w:hAnsi="Bahnschrift Light SemiCondensed" w:cs="Arial"/>
-                <w:color w:val="124F1A" w:themeColor="accent3" w:themeShade="BF"/>
-                <w:szCs w:val="18"/>
+                <w:rFonts w:ascii="Courier New" w:hAnsi="Courier New" w:cs="Courier New"/>
+                <w:color w:val="124F1A" w:themeColor="accent3" w:themeShade="BF"/>
+                <w:sz w:val="14"/>
+                <w:szCs w:val="14"/>
               </w:rPr>
               <w:t>": 200},</w:t>
             </w:r>
@@ -4957,86 +5031,309 @@
             <w:pPr>
               <w:pStyle w:val="Sansinterligne"/>
               <w:rPr>
-                <w:rFonts w:ascii="Bahnschrift Light SemiCondensed" w:hAnsi="Bahnschrift Light SemiCondensed" w:cs="Arial"/>
-                <w:color w:val="124F1A" w:themeColor="accent3" w:themeShade="BF"/>
-                <w:szCs w:val="18"/>
-              </w:rPr>
-            </w:pPr>
-            <w:r>
-              <w:rPr>
-                <w:rFonts w:ascii="Bahnschrift Light SemiCondensed" w:hAnsi="Bahnschrift Light SemiCondensed" w:cs="Arial"/>
-                <w:color w:val="124F1A" w:themeColor="accent3" w:themeShade="BF"/>
-                <w:szCs w:val="18"/>
+                <w:rFonts w:ascii="Courier New" w:hAnsi="Courier New" w:cs="Courier New"/>
+                <w:color w:val="124F1A" w:themeColor="accent3" w:themeShade="BF"/>
+                <w:sz w:val="14"/>
+                <w:szCs w:val="14"/>
+                <w:lang w:val="en-US"/>
+              </w:rPr>
+            </w:pPr>
+            <w:r>
+              <w:rPr>
+                <w:rFonts w:ascii="Courier New" w:hAnsi="Courier New" w:cs="Courier New"/>
+                <w:color w:val="124F1A" w:themeColor="accent3" w:themeShade="BF"/>
+                <w:sz w:val="14"/>
+                <w:szCs w:val="14"/>
+              </w:rPr>
+              <w:t xml:space="preserve">      </w:t>
+            </w:r>
+            <w:r>
+              <w:rPr>
+                <w:rFonts w:ascii="Courier New" w:hAnsi="Courier New" w:cs="Courier New"/>
+                <w:color w:val="124F1A" w:themeColor="accent3" w:themeShade="BF"/>
+                <w:sz w:val="14"/>
+                <w:szCs w:val="14"/>
+                <w:lang w:val="en-US"/>
+              </w:rPr>
+              <w:t>{"FORMAT": "xml",</w:t>
+            </w:r>
+            <w:r>
+              <w:rPr>
+                <w:rFonts w:ascii="Courier New" w:hAnsi="Courier New" w:cs="Courier New"/>
+                <w:color w:val="124F1A" w:themeColor="accent3" w:themeShade="BF"/>
+                <w:sz w:val="14"/>
+                <w:szCs w:val="14"/>
+                <w:lang w:val="en-US"/>
+              </w:rPr>
+              <w:t xml:space="preserve"> </w:t>
+            </w:r>
+            <w:r>
+              <w:rPr>
+                <w:rFonts w:ascii="Courier New" w:hAnsi="Courier New" w:cs="Courier New"/>
+                <w:color w:val="124F1A" w:themeColor="accent3" w:themeShade="BF"/>
+                <w:sz w:val="14"/>
+                <w:szCs w:val="14"/>
+                <w:lang w:val="en-US"/>
+              </w:rPr>
+              <w:t>"IDENTDN": "AR0200300600", "NUMBER": 100, "</w:t>
+            </w:r>
+            <w:proofErr w:type="spellStart"/>
+            <w:r>
+              <w:rPr>
+                <w:rFonts w:ascii="Courier New" w:hAnsi="Courier New" w:cs="Courier New"/>
+                <w:color w:val="124F1A" w:themeColor="accent3" w:themeShade="BF"/>
+                <w:sz w:val="14"/>
+                <w:szCs w:val="14"/>
+                <w:lang w:val="en-US"/>
+              </w:rPr>
+              <w:t>ExpectedStatusCode</w:t>
+            </w:r>
+            <w:proofErr w:type="spellEnd"/>
+            <w:r>
+              <w:rPr>
+                <w:rFonts w:ascii="Courier New" w:hAnsi="Courier New" w:cs="Courier New"/>
+                <w:color w:val="124F1A" w:themeColor="accent3" w:themeShade="BF"/>
+                <w:sz w:val="14"/>
+                <w:szCs w:val="14"/>
+                <w:lang w:val="en-US"/>
+              </w:rPr>
+              <w:t xml:space="preserve">": </w:t>
+            </w:r>
+            <w:proofErr w:type="gramStart"/>
+            <w:r>
+              <w:rPr>
+                <w:rFonts w:ascii="Courier New" w:hAnsi="Courier New" w:cs="Courier New"/>
+                <w:color w:val="124F1A" w:themeColor="accent3" w:themeShade="BF"/>
+                <w:sz w:val="14"/>
+                <w:szCs w:val="14"/>
+                <w:lang w:val="en-US"/>
+              </w:rPr>
+              <w:t>204 }</w:t>
+            </w:r>
+            <w:proofErr w:type="gramEnd"/>
+            <w:r>
+              <w:rPr>
+                <w:rFonts w:ascii="Courier New" w:hAnsi="Courier New" w:cs="Courier New"/>
+                <w:color w:val="124F1A" w:themeColor="accent3" w:themeShade="BF"/>
+                <w:sz w:val="14"/>
+                <w:szCs w:val="14"/>
+                <w:lang w:val="en-US"/>
+              </w:rPr>
+              <w:t>,</w:t>
+            </w:r>
+          </w:p>
+          <w:p>
+            <w:pPr>
+              <w:pStyle w:val="Sansinterligne"/>
+              <w:rPr>
+                <w:rFonts w:ascii="Courier New" w:hAnsi="Courier New" w:cs="Courier New"/>
+                <w:color w:val="124F1A" w:themeColor="accent3" w:themeShade="BF"/>
+                <w:sz w:val="14"/>
+                <w:szCs w:val="14"/>
+                <w:lang w:val="en-US"/>
+              </w:rPr>
+            </w:pPr>
+            <w:r>
+              <w:rPr>
+                <w:rFonts w:ascii="Courier New" w:hAnsi="Courier New" w:cs="Courier New"/>
+                <w:color w:val="124F1A" w:themeColor="accent3" w:themeShade="BF"/>
+                <w:sz w:val="14"/>
+                <w:szCs w:val="14"/>
+                <w:lang w:val="en-US"/>
               </w:rPr>
               <w:t xml:space="preserve">      {"FORMAT": "</w:t>
             </w:r>
             <w:proofErr w:type="spellStart"/>
             <w:r>
               <w:rPr>
-                <w:rFonts w:ascii="Bahnschrift Light SemiCondensed" w:hAnsi="Bahnschrift Light SemiCondensed" w:cs="Arial"/>
-                <w:color w:val="124F1A" w:themeColor="accent3" w:themeShade="BF"/>
-                <w:szCs w:val="18"/>
+                <w:rFonts w:ascii="Courier New" w:hAnsi="Courier New" w:cs="Courier New"/>
+                <w:color w:val="124F1A" w:themeColor="accent3" w:themeShade="BF"/>
+                <w:sz w:val="14"/>
+                <w:szCs w:val="14"/>
+                <w:lang w:val="en-US"/>
+              </w:rPr>
+              <w:t>json</w:t>
+            </w:r>
+            <w:proofErr w:type="spellEnd"/>
+            <w:r>
+              <w:rPr>
+                <w:rFonts w:ascii="Courier New" w:hAnsi="Courier New" w:cs="Courier New"/>
+                <w:color w:val="124F1A" w:themeColor="accent3" w:themeShade="BF"/>
+                <w:sz w:val="14"/>
+                <w:szCs w:val="14"/>
+                <w:lang w:val="en-US"/>
+              </w:rPr>
+              <w:t>",</w:t>
+            </w:r>
+            <w:r>
+              <w:rPr>
+                <w:rFonts w:ascii="Courier New" w:hAnsi="Courier New" w:cs="Courier New"/>
+                <w:color w:val="124F1A" w:themeColor="accent3" w:themeShade="BF"/>
+                <w:sz w:val="14"/>
+                <w:szCs w:val="14"/>
+                <w:lang w:val="en-US"/>
+              </w:rPr>
+              <w:t xml:space="preserve"> </w:t>
+            </w:r>
+            <w:r>
+              <w:rPr>
+                <w:rFonts w:ascii="Courier New" w:hAnsi="Courier New" w:cs="Courier New"/>
+                <w:color w:val="124F1A" w:themeColor="accent3" w:themeShade="BF"/>
+                <w:sz w:val="14"/>
+                <w:szCs w:val="14"/>
+                <w:lang w:val="en-US"/>
+              </w:rPr>
+              <w:t>"IDENTDN": "BE0200000136", "NUMBER": 426, "</w:t>
+            </w:r>
+            <w:proofErr w:type="spellStart"/>
+            <w:r>
+              <w:rPr>
+                <w:rFonts w:ascii="Courier New" w:hAnsi="Courier New" w:cs="Courier New"/>
+                <w:color w:val="124F1A" w:themeColor="accent3" w:themeShade="BF"/>
+                <w:sz w:val="14"/>
+                <w:szCs w:val="14"/>
+                <w:lang w:val="en-US"/>
+              </w:rPr>
+              <w:t>ExpectedStatusCode</w:t>
+            </w:r>
+            <w:proofErr w:type="spellEnd"/>
+            <w:r>
+              <w:rPr>
+                <w:rFonts w:ascii="Courier New" w:hAnsi="Courier New" w:cs="Courier New"/>
+                <w:color w:val="124F1A" w:themeColor="accent3" w:themeShade="BF"/>
+                <w:sz w:val="14"/>
+                <w:szCs w:val="14"/>
+                <w:lang w:val="en-US"/>
+              </w:rPr>
+              <w:t xml:space="preserve">": </w:t>
+            </w:r>
+            <w:proofErr w:type="gramStart"/>
+            <w:r>
+              <w:rPr>
+                <w:rFonts w:ascii="Courier New" w:hAnsi="Courier New" w:cs="Courier New"/>
+                <w:color w:val="124F1A" w:themeColor="accent3" w:themeShade="BF"/>
+                <w:sz w:val="14"/>
+                <w:szCs w:val="14"/>
+                <w:lang w:val="en-US"/>
+              </w:rPr>
+              <w:t>200 }</w:t>
+            </w:r>
+            <w:proofErr w:type="gramEnd"/>
+            <w:r>
+              <w:rPr>
+                <w:rFonts w:ascii="Courier New" w:hAnsi="Courier New" w:cs="Courier New"/>
+                <w:color w:val="124F1A" w:themeColor="accent3" w:themeShade="BF"/>
+                <w:sz w:val="14"/>
+                <w:szCs w:val="14"/>
+                <w:lang w:val="en-US"/>
+              </w:rPr>
+              <w:t>,</w:t>
+            </w:r>
+          </w:p>
+          <w:p>
+            <w:pPr>
+              <w:pStyle w:val="Sansinterligne"/>
+              <w:rPr>
+                <w:rFonts w:ascii="Courier New" w:hAnsi="Courier New" w:cs="Courier New"/>
+                <w:color w:val="124F1A" w:themeColor="accent3" w:themeShade="BF"/>
+                <w:sz w:val="14"/>
+                <w:szCs w:val="14"/>
+              </w:rPr>
+            </w:pPr>
+            <w:r>
+              <w:rPr>
+                <w:rFonts w:ascii="Courier New" w:hAnsi="Courier New" w:cs="Courier New"/>
+                <w:color w:val="124F1A" w:themeColor="accent3" w:themeShade="BF"/>
+                <w:sz w:val="14"/>
+                <w:szCs w:val="14"/>
+                <w:lang w:val="en-US"/>
+              </w:rPr>
+              <w:t xml:space="preserve">      </w:t>
+            </w:r>
+            <w:r>
+              <w:rPr>
+                <w:rFonts w:ascii="Courier New" w:hAnsi="Courier New" w:cs="Courier New"/>
+                <w:color w:val="124F1A" w:themeColor="accent3" w:themeShade="BF"/>
+                <w:sz w:val="14"/>
+                <w:szCs w:val="14"/>
+              </w:rPr>
+              <w:t>{"FORMAT": "</w:t>
+            </w:r>
+            <w:proofErr w:type="spellStart"/>
+            <w:r>
+              <w:rPr>
+                <w:rFonts w:ascii="Courier New" w:hAnsi="Courier New" w:cs="Courier New"/>
+                <w:color w:val="124F1A" w:themeColor="accent3" w:themeShade="BF"/>
+                <w:sz w:val="14"/>
+                <w:szCs w:val="14"/>
               </w:rPr>
               <w:t>xml</w:t>
             </w:r>
             <w:proofErr w:type="spellEnd"/>
             <w:r>
               <w:rPr>
-                <w:rFonts w:ascii="Bahnschrift Light SemiCondensed" w:hAnsi="Bahnschrift Light SemiCondensed" w:cs="Arial"/>
-                <w:color w:val="124F1A" w:themeColor="accent3" w:themeShade="BF"/>
-                <w:szCs w:val="18"/>
+                <w:rFonts w:ascii="Courier New" w:hAnsi="Courier New" w:cs="Courier New"/>
+                <w:color w:val="124F1A" w:themeColor="accent3" w:themeShade="BF"/>
+                <w:sz w:val="14"/>
+                <w:szCs w:val="14"/>
               </w:rPr>
               <w:t>",</w:t>
             </w:r>
             <w:r>
               <w:rPr>
-                <w:rFonts w:ascii="Bahnschrift Light SemiCondensed" w:hAnsi="Bahnschrift Light SemiCondensed" w:cs="Arial"/>
-                <w:color w:val="124F1A" w:themeColor="accent3" w:themeShade="BF"/>
-                <w:szCs w:val="18"/>
+                <w:rFonts w:ascii="Courier New" w:hAnsi="Courier New" w:cs="Courier New"/>
+                <w:color w:val="124F1A" w:themeColor="accent3" w:themeShade="BF"/>
+                <w:sz w:val="14"/>
+                <w:szCs w:val="14"/>
               </w:rPr>
               <w:t xml:space="preserve"> </w:t>
             </w:r>
             <w:r>
               <w:rPr>
-                <w:rFonts w:ascii="Bahnschrift Light SemiCondensed" w:hAnsi="Bahnschrift Light SemiCondensed" w:cs="Arial"/>
-                <w:color w:val="124F1A" w:themeColor="accent3" w:themeShade="BF"/>
-                <w:szCs w:val="18"/>
-              </w:rPr>
-              <w:t>"IDENTDN": "AR0200300600", "NUMBER": 100, "</w:t>
+                <w:rFonts w:ascii="Courier New" w:hAnsi="Courier New" w:cs="Courier New"/>
+                <w:color w:val="124F1A" w:themeColor="accent3" w:themeShade="BF"/>
+                <w:sz w:val="14"/>
+                <w:szCs w:val="14"/>
+              </w:rPr>
+              <w:t>"POSTALCODE": "3013", "LOCALISATION": "Reiterstrasse", "NUMBER": 11, "</w:t>
             </w:r>
             <w:proofErr w:type="spellStart"/>
             <w:r>
               <w:rPr>
-                <w:rFonts w:ascii="Bahnschrift Light SemiCondensed" w:hAnsi="Bahnschrift Light SemiCondensed" w:cs="Arial"/>
-                <w:color w:val="124F1A" w:themeColor="accent3" w:themeShade="BF"/>
-                <w:szCs w:val="18"/>
+                <w:rFonts w:ascii="Courier New" w:hAnsi="Courier New" w:cs="Courier New"/>
+                <w:color w:val="124F1A" w:themeColor="accent3" w:themeShade="BF"/>
+                <w:sz w:val="14"/>
+                <w:szCs w:val="14"/>
               </w:rPr>
               <w:t>ExpectedStatusCode</w:t>
             </w:r>
             <w:proofErr w:type="spellEnd"/>
             <w:r>
               <w:rPr>
-                <w:rFonts w:ascii="Bahnschrift Light SemiCondensed" w:hAnsi="Bahnschrift Light SemiCondensed" w:cs="Arial"/>
-                <w:color w:val="124F1A" w:themeColor="accent3" w:themeShade="BF"/>
-                <w:szCs w:val="18"/>
+                <w:rFonts w:ascii="Courier New" w:hAnsi="Courier New" w:cs="Courier New"/>
+                <w:color w:val="124F1A" w:themeColor="accent3" w:themeShade="BF"/>
+                <w:sz w:val="14"/>
+                <w:szCs w:val="14"/>
               </w:rPr>
               <w:t xml:space="preserve">": </w:t>
             </w:r>
             <w:proofErr w:type="gramStart"/>
             <w:r>
               <w:rPr>
-                <w:rFonts w:ascii="Bahnschrift Light SemiCondensed" w:hAnsi="Bahnschrift Light SemiCondensed" w:cs="Arial"/>
-                <w:color w:val="124F1A" w:themeColor="accent3" w:themeShade="BF"/>
-                <w:szCs w:val="18"/>
-              </w:rPr>
-              <w:t>204 }</w:t>
+                <w:rFonts w:ascii="Courier New" w:hAnsi="Courier New" w:cs="Courier New"/>
+                <w:color w:val="124F1A" w:themeColor="accent3" w:themeShade="BF"/>
+                <w:sz w:val="14"/>
+                <w:szCs w:val="14"/>
+              </w:rPr>
+              <w:t>200 }</w:t>
             </w:r>
             <w:proofErr w:type="gramEnd"/>
             <w:r>
               <w:rPr>
-                <w:rFonts w:ascii="Bahnschrift Light SemiCondensed" w:hAnsi="Bahnschrift Light SemiCondensed" w:cs="Arial"/>
-                <w:color w:val="124F1A" w:themeColor="accent3" w:themeShade="BF"/>
-                <w:szCs w:val="18"/>
+                <w:rFonts w:ascii="Courier New" w:hAnsi="Courier New" w:cs="Courier New"/>
+                <w:color w:val="124F1A" w:themeColor="accent3" w:themeShade="BF"/>
+                <w:sz w:val="14"/>
+                <w:szCs w:val="14"/>
               </w:rPr>
               <w:t>,</w:t>
             </w:r>
@@ -5045,263 +5342,76 @@
             <w:pPr>
               <w:pStyle w:val="Sansinterligne"/>
               <w:rPr>
-                <w:rFonts w:ascii="Bahnschrift Light SemiCondensed" w:hAnsi="Bahnschrift Light SemiCondensed" w:cs="Arial"/>
-                <w:color w:val="124F1A" w:themeColor="accent3" w:themeShade="BF"/>
-                <w:szCs w:val="18"/>
-                <w:lang w:val="en-US"/>
-              </w:rPr>
-            </w:pPr>
-            <w:r>
-              <w:rPr>
-                <w:rFonts w:ascii="Bahnschrift Light SemiCondensed" w:hAnsi="Bahnschrift Light SemiCondensed" w:cs="Arial"/>
-                <w:color w:val="124F1A" w:themeColor="accent3" w:themeShade="BF"/>
-                <w:szCs w:val="18"/>
-                <w:lang w:val="en-US"/>
+                <w:rFonts w:ascii="Courier New" w:hAnsi="Courier New" w:cs="Courier New"/>
+                <w:color w:val="124F1A" w:themeColor="accent3" w:themeShade="BF"/>
+                <w:sz w:val="14"/>
+                <w:szCs w:val="14"/>
+              </w:rPr>
+            </w:pPr>
+            <w:r>
+              <w:rPr>
+                <w:rFonts w:ascii="Courier New" w:hAnsi="Courier New" w:cs="Courier New"/>
+                <w:color w:val="124F1A" w:themeColor="accent3" w:themeShade="BF"/>
+                <w:sz w:val="14"/>
+                <w:szCs w:val="14"/>
               </w:rPr>
               <w:t xml:space="preserve">      {"FORMAT": "</w:t>
             </w:r>
             <w:proofErr w:type="spellStart"/>
             <w:r>
               <w:rPr>
-                <w:rFonts w:ascii="Bahnschrift Light SemiCondensed" w:hAnsi="Bahnschrift Light SemiCondensed" w:cs="Arial"/>
-                <w:color w:val="124F1A" w:themeColor="accent3" w:themeShade="BF"/>
-                <w:szCs w:val="18"/>
-                <w:lang w:val="en-US"/>
+                <w:rFonts w:ascii="Courier New" w:hAnsi="Courier New" w:cs="Courier New"/>
+                <w:color w:val="124F1A" w:themeColor="accent3" w:themeShade="BF"/>
+                <w:sz w:val="14"/>
+                <w:szCs w:val="14"/>
               </w:rPr>
               <w:t>json</w:t>
             </w:r>
             <w:proofErr w:type="spellEnd"/>
             <w:r>
               <w:rPr>
-                <w:rFonts w:ascii="Bahnschrift Light SemiCondensed" w:hAnsi="Bahnschrift Light SemiCondensed" w:cs="Arial"/>
-                <w:color w:val="124F1A" w:themeColor="accent3" w:themeShade="BF"/>
-                <w:szCs w:val="18"/>
-                <w:lang w:val="en-US"/>
+                <w:rFonts w:ascii="Courier New" w:hAnsi="Courier New" w:cs="Courier New"/>
+                <w:color w:val="124F1A" w:themeColor="accent3" w:themeShade="BF"/>
+                <w:sz w:val="14"/>
+                <w:szCs w:val="14"/>
               </w:rPr>
               <w:t>",</w:t>
             </w:r>
             <w:r>
               <w:rPr>
-                <w:rFonts w:ascii="Bahnschrift Light SemiCondensed" w:hAnsi="Bahnschrift Light SemiCondensed" w:cs="Arial"/>
-                <w:color w:val="124F1A" w:themeColor="accent3" w:themeShade="BF"/>
-                <w:szCs w:val="18"/>
-                <w:lang w:val="en-US"/>
+                <w:rFonts w:ascii="Courier New" w:hAnsi="Courier New" w:cs="Courier New"/>
+                <w:color w:val="124F1A" w:themeColor="accent3" w:themeShade="BF"/>
+                <w:sz w:val="14"/>
+                <w:szCs w:val="14"/>
               </w:rPr>
               <w:t xml:space="preserve"> </w:t>
             </w:r>
             <w:r>
               <w:rPr>
-                <w:rFonts w:ascii="Bahnschrift Light SemiCondensed" w:hAnsi="Bahnschrift Light SemiCondensed" w:cs="Arial"/>
-                <w:color w:val="124F1A" w:themeColor="accent3" w:themeShade="BF"/>
-                <w:szCs w:val="18"/>
-                <w:lang w:val="en-US"/>
-              </w:rPr>
-              <w:t>"IDENTDN": "BE0200000136", "NUMBER": 426, "</w:t>
+                <w:rFonts w:ascii="Courier New" w:hAnsi="Courier New" w:cs="Courier New"/>
+                <w:color w:val="124F1A" w:themeColor="accent3" w:themeShade="BF"/>
+                <w:sz w:val="14"/>
+                <w:szCs w:val="14"/>
+              </w:rPr>
+              <w:t>"GNSS": "47.387922, 9.279204", "</w:t>
             </w:r>
             <w:proofErr w:type="spellStart"/>
             <w:r>
               <w:rPr>
-                <w:rFonts w:ascii="Bahnschrift Light SemiCondensed" w:hAnsi="Bahnschrift Light SemiCondensed" w:cs="Arial"/>
-                <w:color w:val="124F1A" w:themeColor="accent3" w:themeShade="BF"/>
-                <w:szCs w:val="18"/>
-                <w:lang w:val="en-US"/>
+                <w:rFonts w:ascii="Courier New" w:hAnsi="Courier New" w:cs="Courier New"/>
+                <w:color w:val="124F1A" w:themeColor="accent3" w:themeShade="BF"/>
+                <w:sz w:val="14"/>
+                <w:szCs w:val="14"/>
               </w:rPr>
               <w:t>ExpectedStatusCode</w:t>
             </w:r>
             <w:proofErr w:type="spellEnd"/>
             <w:r>
               <w:rPr>
-                <w:rFonts w:ascii="Bahnschrift Light SemiCondensed" w:hAnsi="Bahnschrift Light SemiCondensed" w:cs="Arial"/>
-                <w:color w:val="124F1A" w:themeColor="accent3" w:themeShade="BF"/>
-                <w:szCs w:val="18"/>
-                <w:lang w:val="en-US"/>
-              </w:rPr>
-              <w:t xml:space="preserve">": </w:t>
-            </w:r>
-            <w:proofErr w:type="gramStart"/>
-            <w:r>
-              <w:rPr>
-                <w:rFonts w:ascii="Bahnschrift Light SemiCondensed" w:hAnsi="Bahnschrift Light SemiCondensed" w:cs="Arial"/>
-                <w:color w:val="124F1A" w:themeColor="accent3" w:themeShade="BF"/>
-                <w:szCs w:val="18"/>
-                <w:lang w:val="en-US"/>
-              </w:rPr>
-              <w:t>200 }</w:t>
-            </w:r>
-            <w:proofErr w:type="gramEnd"/>
-            <w:r>
-              <w:rPr>
-                <w:rFonts w:ascii="Bahnschrift Light SemiCondensed" w:hAnsi="Bahnschrift Light SemiCondensed" w:cs="Arial"/>
-                <w:color w:val="124F1A" w:themeColor="accent3" w:themeShade="BF"/>
-                <w:szCs w:val="18"/>
-                <w:lang w:val="en-US"/>
-              </w:rPr>
-              <w:t>,</w:t>
-            </w:r>
-          </w:p>
-          <w:p>
-            <w:pPr>
-              <w:pStyle w:val="Sansinterligne"/>
-              <w:rPr>
-                <w:rFonts w:ascii="Bahnschrift Light SemiCondensed" w:hAnsi="Bahnschrift Light SemiCondensed" w:cs="Arial"/>
-                <w:color w:val="124F1A" w:themeColor="accent3" w:themeShade="BF"/>
-                <w:szCs w:val="18"/>
-              </w:rPr>
-            </w:pPr>
-            <w:r>
-              <w:rPr>
-                <w:rFonts w:ascii="Bahnschrift Light SemiCondensed" w:hAnsi="Bahnschrift Light SemiCondensed" w:cs="Arial"/>
-                <w:color w:val="124F1A" w:themeColor="accent3" w:themeShade="BF"/>
-                <w:szCs w:val="18"/>
-                <w:lang w:val="en-US"/>
-              </w:rPr>
-              <w:t xml:space="preserve">      </w:t>
-            </w:r>
-            <w:r>
-              <w:rPr>
-                <w:rFonts w:ascii="Bahnschrift Light SemiCondensed" w:hAnsi="Bahnschrift Light SemiCondensed" w:cs="Arial"/>
-                <w:color w:val="124F1A" w:themeColor="accent3" w:themeShade="BF"/>
-                <w:szCs w:val="18"/>
-              </w:rPr>
-              <w:t>{"FORMAT": "</w:t>
-            </w:r>
-            <w:proofErr w:type="spellStart"/>
-            <w:r>
-              <w:rPr>
-                <w:rFonts w:ascii="Bahnschrift Light SemiCondensed" w:hAnsi="Bahnschrift Light SemiCondensed" w:cs="Arial"/>
-                <w:color w:val="124F1A" w:themeColor="accent3" w:themeShade="BF"/>
-                <w:szCs w:val="18"/>
-              </w:rPr>
-              <w:t>xml</w:t>
-            </w:r>
-            <w:proofErr w:type="spellEnd"/>
-            <w:r>
-              <w:rPr>
-                <w:rFonts w:ascii="Bahnschrift Light SemiCondensed" w:hAnsi="Bahnschrift Light SemiCondensed" w:cs="Arial"/>
-                <w:color w:val="124F1A" w:themeColor="accent3" w:themeShade="BF"/>
-                <w:szCs w:val="18"/>
-              </w:rPr>
-              <w:t>",</w:t>
-            </w:r>
-            <w:r>
-              <w:rPr>
-                <w:rFonts w:ascii="Bahnschrift Light SemiCondensed" w:hAnsi="Bahnschrift Light SemiCondensed" w:cs="Arial"/>
-                <w:color w:val="124F1A" w:themeColor="accent3" w:themeShade="BF"/>
-                <w:szCs w:val="18"/>
-              </w:rPr>
-              <w:t xml:space="preserve"> </w:t>
-            </w:r>
-            <w:r>
-              <w:rPr>
-                <w:rFonts w:ascii="Bahnschrift Light SemiCondensed" w:hAnsi="Bahnschrift Light SemiCondensed" w:cs="Arial"/>
-                <w:color w:val="124F1A" w:themeColor="accent3" w:themeShade="BF"/>
-                <w:szCs w:val="18"/>
-              </w:rPr>
-              <w:t>"POSTALCODE": "3013", "LOCALISATION": "Reiterstrasse", "NUMBER": 11, "</w:t>
-            </w:r>
-            <w:proofErr w:type="spellStart"/>
-            <w:r>
-              <w:rPr>
-                <w:rFonts w:ascii="Bahnschrift Light SemiCondensed" w:hAnsi="Bahnschrift Light SemiCondensed" w:cs="Arial"/>
-                <w:color w:val="124F1A" w:themeColor="accent3" w:themeShade="BF"/>
-                <w:szCs w:val="18"/>
-              </w:rPr>
-              <w:t>ExpectedStatusCode</w:t>
-            </w:r>
-            <w:proofErr w:type="spellEnd"/>
-            <w:r>
-              <w:rPr>
-                <w:rFonts w:ascii="Bahnschrift Light SemiCondensed" w:hAnsi="Bahnschrift Light SemiCondensed" w:cs="Arial"/>
-                <w:color w:val="124F1A" w:themeColor="accent3" w:themeShade="BF"/>
-                <w:szCs w:val="18"/>
-              </w:rPr>
-              <w:t xml:space="preserve">": </w:t>
-            </w:r>
-            <w:proofErr w:type="gramStart"/>
-            <w:r>
-              <w:rPr>
-                <w:rFonts w:ascii="Bahnschrift Light SemiCondensed" w:hAnsi="Bahnschrift Light SemiCondensed" w:cs="Arial"/>
-                <w:color w:val="124F1A" w:themeColor="accent3" w:themeShade="BF"/>
-                <w:szCs w:val="18"/>
-              </w:rPr>
-              <w:t>200 }</w:t>
-            </w:r>
-            <w:proofErr w:type="gramEnd"/>
-            <w:r>
-              <w:rPr>
-                <w:rFonts w:ascii="Bahnschrift Light SemiCondensed" w:hAnsi="Bahnschrift Light SemiCondensed" w:cs="Arial"/>
-                <w:color w:val="124F1A" w:themeColor="accent3" w:themeShade="BF"/>
-                <w:szCs w:val="18"/>
-              </w:rPr>
-              <w:t>,</w:t>
-            </w:r>
-          </w:p>
-          <w:p>
-            <w:pPr>
-              <w:pStyle w:val="Sansinterligne"/>
-              <w:rPr>
-                <w:rFonts w:ascii="Bahnschrift Light SemiCondensed" w:hAnsi="Bahnschrift Light SemiCondensed" w:cs="Arial"/>
-                <w:color w:val="124F1A" w:themeColor="accent3" w:themeShade="BF"/>
-                <w:szCs w:val="18"/>
-              </w:rPr>
-            </w:pPr>
-            <w:r>
-              <w:rPr>
-                <w:rFonts w:ascii="Bahnschrift Light SemiCondensed" w:hAnsi="Bahnschrift Light SemiCondensed" w:cs="Arial"/>
-                <w:color w:val="124F1A" w:themeColor="accent3" w:themeShade="BF"/>
-                <w:szCs w:val="18"/>
-              </w:rPr>
-              <w:t xml:space="preserve">      {"FORMAT": "</w:t>
-            </w:r>
-            <w:proofErr w:type="spellStart"/>
-            <w:r>
-              <w:rPr>
-                <w:rFonts w:ascii="Bahnschrift Light SemiCondensed" w:hAnsi="Bahnschrift Light SemiCondensed" w:cs="Arial"/>
-                <w:color w:val="124F1A" w:themeColor="accent3" w:themeShade="BF"/>
-                <w:szCs w:val="18"/>
-              </w:rPr>
-              <w:t>json</w:t>
-            </w:r>
-            <w:proofErr w:type="spellEnd"/>
-            <w:r>
-              <w:rPr>
-                <w:rFonts w:ascii="Bahnschrift Light SemiCondensed" w:hAnsi="Bahnschrift Light SemiCondensed" w:cs="Arial"/>
-                <w:color w:val="124F1A" w:themeColor="accent3" w:themeShade="BF"/>
-                <w:szCs w:val="18"/>
-              </w:rPr>
-              <w:t>",</w:t>
-            </w:r>
-            <w:r>
-              <w:rPr>
-                <w:rFonts w:ascii="Bahnschrift Light SemiCondensed" w:hAnsi="Bahnschrift Light SemiCondensed" w:cs="Arial"/>
-                <w:color w:val="124F1A" w:themeColor="accent3" w:themeShade="BF"/>
-                <w:szCs w:val="18"/>
-              </w:rPr>
-              <w:t xml:space="preserve"> </w:t>
-            </w:r>
-            <w:r>
-              <w:rPr>
-                <w:rFonts w:ascii="Bahnschrift Light SemiCondensed" w:hAnsi="Bahnschrift Light SemiCondensed" w:cs="Arial"/>
-                <w:color w:val="124F1A" w:themeColor="accent3" w:themeShade="BF"/>
-                <w:szCs w:val="18"/>
-              </w:rPr>
-              <w:t>"GNSS": "47.387922, 9.279204", "</w:t>
-            </w:r>
-            <w:proofErr w:type="spellStart"/>
-            <w:r>
-              <w:rPr>
-                <w:rFonts w:ascii="Bahnschrift Light SemiCondensed" w:hAnsi="Bahnschrift Light SemiCondensed" w:cs="Arial"/>
-                <w:color w:val="124F1A" w:themeColor="accent3" w:themeShade="BF"/>
-                <w:szCs w:val="18"/>
-              </w:rPr>
-              <w:t>ExpectedStatusCode</w:t>
-            </w:r>
-            <w:proofErr w:type="spellEnd"/>
-            <w:r>
-              <w:rPr>
-                <w:rFonts w:ascii="Bahnschrift Light SemiCondensed" w:hAnsi="Bahnschrift Light SemiCondensed" w:cs="Arial"/>
-                <w:color w:val="124F1A" w:themeColor="accent3" w:themeShade="BF"/>
-                <w:szCs w:val="18"/>
+                <w:rFonts w:ascii="Courier New" w:hAnsi="Courier New" w:cs="Courier New"/>
+                <w:color w:val="124F1A" w:themeColor="accent3" w:themeShade="BF"/>
+                <w:sz w:val="14"/>
+                <w:szCs w:val="14"/>
               </w:rPr>
               <w:t>": 204}</w:t>
             </w:r>
@@ -5317,9 +5427,10 @@
             </w:pPr>
             <w:r>
               <w:rPr>
-                <w:rFonts w:ascii="Bahnschrift Light SemiCondensed" w:hAnsi="Bahnschrift Light SemiCondensed" w:cs="Arial"/>
-                <w:color w:val="124F1A" w:themeColor="accent3" w:themeShade="BF"/>
-                <w:szCs w:val="18"/>
+                <w:rFonts w:ascii="Courier New" w:hAnsi="Courier New" w:cs="Courier New"/>
+                <w:color w:val="124F1A" w:themeColor="accent3" w:themeShade="BF"/>
+                <w:sz w:val="14"/>
+                <w:szCs w:val="14"/>
               </w:rPr>
               <w:t>]</w:t>
             </w:r>
@@ -5327,6 +5438,23 @@
         </w:tc>
       </w:tr>
     </w:tbl>
+    <w:p/>
+    <w:p>
+      <w:pPr>
+        <w:rPr>
+          <w:rFonts w:eastAsiaTheme="majorEastAsia" w:cs="Arial"/>
+          <w:color w:val="0F4761" w:themeColor="accent1" w:themeShade="BF"/>
+          <w:sz w:val="24"/>
+          <w:szCs w:val="28"/>
+        </w:rPr>
+      </w:pPr>
+      <w:r>
+        <w:rPr>
+          <w:rFonts w:cs="Arial"/>
+        </w:rPr>
+        <w:br w:type="page"/>
+      </w:r>
+    </w:p>
     <w:p>
       <w:pPr>
         <w:pStyle w:val="Titre3"/>
@@ -5939,8 +6067,8 @@
       </w:tblPr>
       <w:tblGrid>
         <w:gridCol w:w="1282"/>
-        <w:gridCol w:w="1643"/>
-        <w:gridCol w:w="6135"/>
+        <w:gridCol w:w="1642"/>
+        <w:gridCol w:w="6136"/>
       </w:tblGrid>
       <w:tr>
         <w:trPr>
@@ -6401,15 +6529,19 @@
             <w:pPr>
               <w:pStyle w:val="Sansinterligne"/>
               <w:rPr>
-                <w:rFonts w:ascii="Bahnschrift Light SemiCondensed" w:hAnsi="Bahnschrift Light SemiCondensed"/>
+                <w:rFonts w:ascii="Courier New" w:hAnsi="Courier New" w:cs="Courier New"/>
                 <w:color w:val="196B24" w:themeColor="accent3"/>
-                <w:lang w:val="en-US"/>
-              </w:rPr>
-            </w:pPr>
-            <w:r>
-              <w:rPr>
-                <w:rFonts w:ascii="Bahnschrift Light SemiCondensed" w:hAnsi="Bahnschrift Light SemiCondensed"/>
+                <w:sz w:val="14"/>
+                <w:szCs w:val="14"/>
+                <w:lang w:val="en-US"/>
+              </w:rPr>
+            </w:pPr>
+            <w:r>
+              <w:rPr>
+                <w:rFonts w:ascii="Courier New" w:hAnsi="Courier New" w:cs="Courier New"/>
                 <w:color w:val="196B24" w:themeColor="accent3"/>
+                <w:sz w:val="14"/>
+                <w:szCs w:val="14"/>
                 <w:lang w:val="en-US"/>
               </w:rPr>
               <w:t>"</w:t>
@@ -6417,8 +6549,10 @@
             <w:proofErr w:type="spellStart"/>
             <w:r>
               <w:rPr>
-                <w:rFonts w:ascii="Bahnschrift Light SemiCondensed" w:hAnsi="Bahnschrift Light SemiCondensed"/>
+                <w:rFonts w:ascii="Courier New" w:hAnsi="Courier New" w:cs="Courier New"/>
                 <w:color w:val="196B24" w:themeColor="accent3"/>
+                <w:sz w:val="14"/>
+                <w:szCs w:val="14"/>
                 <w:lang w:val="en-US"/>
               </w:rPr>
               <w:t>GetExtractById</w:t>
@@ -6426,8 +6560,10 @@
             <w:proofErr w:type="spellEnd"/>
             <w:r>
               <w:rPr>
-                <w:rFonts w:ascii="Bahnschrift Light SemiCondensed" w:hAnsi="Bahnschrift Light SemiCondensed"/>
+                <w:rFonts w:ascii="Courier New" w:hAnsi="Courier New" w:cs="Courier New"/>
                 <w:color w:val="196B24" w:themeColor="accent3"/>
+                <w:sz w:val="14"/>
+                <w:szCs w:val="14"/>
                 <w:lang w:val="en-US"/>
               </w:rPr>
               <w:t>": [</w:t>
@@ -6437,47 +6573,59 @@
             <w:pPr>
               <w:pStyle w:val="Sansinterligne"/>
               <w:rPr>
-                <w:rFonts w:ascii="Bahnschrift Light SemiCondensed" w:hAnsi="Bahnschrift Light SemiCondensed"/>
+                <w:rFonts w:ascii="Courier New" w:hAnsi="Courier New" w:cs="Courier New"/>
                 <w:color w:val="196B24" w:themeColor="accent3"/>
-                <w:lang w:val="en-US"/>
-              </w:rPr>
-            </w:pPr>
-            <w:r>
-              <w:rPr>
-                <w:rFonts w:ascii="Bahnschrift Light SemiCondensed" w:hAnsi="Bahnschrift Light SemiCondensed"/>
+                <w:sz w:val="14"/>
+                <w:szCs w:val="14"/>
+                <w:lang w:val="en-US"/>
+              </w:rPr>
+            </w:pPr>
+            <w:r>
+              <w:rPr>
+                <w:rFonts w:ascii="Courier New" w:hAnsi="Courier New" w:cs="Courier New"/>
                 <w:color w:val="196B24" w:themeColor="accent3"/>
+                <w:sz w:val="14"/>
+                <w:szCs w:val="14"/>
                 <w:lang w:val="en-US"/>
               </w:rPr>
               <w:t xml:space="preserve">    {"FORMAT": "pdf</w:t>
             </w:r>
             <w:r>
               <w:rPr>
-                <w:rFonts w:ascii="Bahnschrift Light SemiCondensed" w:hAnsi="Bahnschrift Light SemiCondensed"/>
+                <w:rFonts w:ascii="Courier New" w:hAnsi="Courier New" w:cs="Courier New"/>
                 <w:color w:val="196B24" w:themeColor="accent3"/>
+                <w:sz w:val="14"/>
+                <w:szCs w:val="14"/>
                 <w:lang w:val="en-US"/>
               </w:rPr>
               <w:t>"</w:t>
             </w:r>
             <w:r>
               <w:rPr>
-                <w:rFonts w:ascii="Bahnschrift Light SemiCondensed" w:hAnsi="Bahnschrift Light SemiCondensed"/>
+                <w:rFonts w:ascii="Courier New" w:hAnsi="Courier New" w:cs="Courier New"/>
                 <w:color w:val="196B24" w:themeColor="accent3"/>
+                <w:sz w:val="14"/>
+                <w:szCs w:val="14"/>
                 <w:lang w:val="en-US"/>
               </w:rPr>
               <w:t>,</w:t>
             </w:r>
             <w:r>
               <w:rPr>
-                <w:rFonts w:ascii="Bahnschrift Light SemiCondensed" w:hAnsi="Bahnschrift Light SemiCondensed"/>
+                <w:rFonts w:ascii="Courier New" w:hAnsi="Courier New" w:cs="Courier New"/>
                 <w:color w:val="196B24" w:themeColor="accent3"/>
+                <w:sz w:val="14"/>
+                <w:szCs w:val="14"/>
                 <w:lang w:val="en-US"/>
               </w:rPr>
               <w:t xml:space="preserve"> </w:t>
             </w:r>
             <w:r>
               <w:rPr>
-                <w:rFonts w:ascii="Bahnschrift Light SemiCondensed" w:hAnsi="Bahnschrift Light SemiCondensed"/>
+                <w:rFonts w:ascii="Courier New" w:hAnsi="Courier New" w:cs="Courier New"/>
                 <w:color w:val="196B24" w:themeColor="accent3"/>
+                <w:sz w:val="14"/>
+                <w:szCs w:val="14"/>
                 <w:lang w:val="en-US"/>
               </w:rPr>
               <w:t>"EGRIDS": ["CH143546128604", "CH143546893419", "CH143546032889"], "</w:t>
@@ -6485,8 +6633,10 @@
             <w:proofErr w:type="spellStart"/>
             <w:r>
               <w:rPr>
-                <w:rFonts w:ascii="Bahnschrift Light SemiCondensed" w:hAnsi="Bahnschrift Light SemiCondensed"/>
+                <w:rFonts w:ascii="Courier New" w:hAnsi="Courier New" w:cs="Courier New"/>
                 <w:color w:val="196B24" w:themeColor="accent3"/>
+                <w:sz w:val="14"/>
+                <w:szCs w:val="14"/>
                 <w:lang w:val="en-US"/>
               </w:rPr>
               <w:t>ExpectedStatusCode</w:t>
@@ -6494,8 +6644,10 @@
             <w:proofErr w:type="spellEnd"/>
             <w:r>
               <w:rPr>
-                <w:rFonts w:ascii="Bahnschrift Light SemiCondensed" w:hAnsi="Bahnschrift Light SemiCondensed"/>
+                <w:rFonts w:ascii="Courier New" w:hAnsi="Courier New" w:cs="Courier New"/>
                 <w:color w:val="196B24" w:themeColor="accent3"/>
+                <w:sz w:val="14"/>
+                <w:szCs w:val="14"/>
                 <w:lang w:val="en-US"/>
               </w:rPr>
               <w:t xml:space="preserve">": </w:t>
@@ -6503,8 +6655,10 @@
             <w:proofErr w:type="gramStart"/>
             <w:r>
               <w:rPr>
-                <w:rFonts w:ascii="Bahnschrift Light SemiCondensed" w:hAnsi="Bahnschrift Light SemiCondensed"/>
+                <w:rFonts w:ascii="Courier New" w:hAnsi="Courier New" w:cs="Courier New"/>
                 <w:color w:val="196B24" w:themeColor="accent3"/>
+                <w:sz w:val="14"/>
+                <w:szCs w:val="14"/>
                 <w:lang w:val="en-US"/>
               </w:rPr>
               <w:t>200 }</w:t>
@@ -6512,8 +6666,10 @@
             <w:proofErr w:type="gramEnd"/>
             <w:r>
               <w:rPr>
-                <w:rFonts w:ascii="Bahnschrift Light SemiCondensed" w:hAnsi="Bahnschrift Light SemiCondensed"/>
+                <w:rFonts w:ascii="Courier New" w:hAnsi="Courier New" w:cs="Courier New"/>
                 <w:color w:val="196B24" w:themeColor="accent3"/>
+                <w:sz w:val="14"/>
+                <w:szCs w:val="14"/>
                 <w:lang w:val="en-US"/>
               </w:rPr>
               <w:t>,</w:t>
@@ -6523,55 +6679,69 @@
             <w:pPr>
               <w:pStyle w:val="Sansinterligne"/>
               <w:rPr>
-                <w:rFonts w:ascii="Bahnschrift Light SemiCondensed" w:hAnsi="Bahnschrift Light SemiCondensed"/>
+                <w:rFonts w:ascii="Courier New" w:hAnsi="Courier New" w:cs="Courier New"/>
                 <w:color w:val="196B24" w:themeColor="accent3"/>
-                <w:lang w:val="en-US"/>
-              </w:rPr>
-            </w:pPr>
-            <w:r>
-              <w:rPr>
-                <w:rFonts w:ascii="Bahnschrift Light SemiCondensed" w:hAnsi="Bahnschrift Light SemiCondensed"/>
+                <w:sz w:val="14"/>
+                <w:szCs w:val="14"/>
+                <w:lang w:val="en-US"/>
+              </w:rPr>
+            </w:pPr>
+            <w:r>
+              <w:rPr>
+                <w:rFonts w:ascii="Courier New" w:hAnsi="Courier New" w:cs="Courier New"/>
                 <w:color w:val="196B24" w:themeColor="accent3"/>
+                <w:sz w:val="14"/>
+                <w:szCs w:val="14"/>
                 <w:lang w:val="en-US"/>
               </w:rPr>
               <w:t xml:space="preserve">    {"FORMAT":</w:t>
             </w:r>
             <w:r>
               <w:rPr>
-                <w:rFonts w:ascii="Bahnschrift Light SemiCondensed" w:hAnsi="Bahnschrift Light SemiCondensed"/>
+                <w:rFonts w:ascii="Courier New" w:hAnsi="Courier New" w:cs="Courier New"/>
                 <w:color w:val="196B24" w:themeColor="accent3"/>
+                <w:sz w:val="14"/>
+                <w:szCs w:val="14"/>
                 <w:lang w:val="en-US"/>
               </w:rPr>
               <w:t xml:space="preserve"> </w:t>
             </w:r>
             <w:r>
               <w:rPr>
-                <w:rFonts w:ascii="Bahnschrift Light SemiCondensed" w:hAnsi="Bahnschrift Light SemiCondensed"/>
+                <w:rFonts w:ascii="Courier New" w:hAnsi="Courier New" w:cs="Courier New"/>
                 <w:color w:val="196B24" w:themeColor="accent3"/>
+                <w:sz w:val="14"/>
+                <w:szCs w:val="14"/>
                 <w:lang w:val="en-US"/>
               </w:rPr>
               <w:t>"pdf",</w:t>
             </w:r>
             <w:r>
               <w:rPr>
-                <w:rFonts w:ascii="Bahnschrift Light SemiCondensed" w:hAnsi="Bahnschrift Light SemiCondensed"/>
+                <w:rFonts w:ascii="Courier New" w:hAnsi="Courier New" w:cs="Courier New"/>
                 <w:color w:val="196B24" w:themeColor="accent3"/>
+                <w:sz w:val="14"/>
+                <w:szCs w:val="14"/>
                 <w:lang w:val="en-US"/>
               </w:rPr>
               <w:t xml:space="preserve"> </w:t>
             </w:r>
             <w:r>
               <w:rPr>
-                <w:rFonts w:ascii="Bahnschrift Light SemiCondensed" w:hAnsi="Bahnschrift Light SemiCondensed"/>
+                <w:rFonts w:ascii="Courier New" w:hAnsi="Courier New" w:cs="Courier New"/>
                 <w:color w:val="196B24" w:themeColor="accent3"/>
+                <w:sz w:val="14"/>
+                <w:szCs w:val="14"/>
                 <w:lang w:val="en-US"/>
               </w:rPr>
               <w:t xml:space="preserve">"EGRID": "CH387146358428", </w:t>
             </w:r>
             <w:r>
               <w:rPr>
-                <w:rFonts w:ascii="Bahnschrift Light SemiCondensed" w:hAnsi="Bahnschrift Light SemiCondensed"/>
+                <w:rFonts w:ascii="Courier New" w:hAnsi="Courier New" w:cs="Courier New"/>
                 <w:color w:val="196B24" w:themeColor="accent3"/>
+                <w:sz w:val="14"/>
+                <w:szCs w:val="14"/>
                 <w:lang w:val="en-US"/>
               </w:rPr>
               <w:t>"LANG": "</w:t>
@@ -6579,8 +6749,10 @@
             <w:proofErr w:type="spellStart"/>
             <w:r>
               <w:rPr>
-                <w:rFonts w:ascii="Bahnschrift Light SemiCondensed" w:hAnsi="Bahnschrift Light SemiCondensed"/>
+                <w:rFonts w:ascii="Courier New" w:hAnsi="Courier New" w:cs="Courier New"/>
                 <w:color w:val="196B24" w:themeColor="accent3"/>
+                <w:sz w:val="14"/>
+                <w:szCs w:val="14"/>
                 <w:lang w:val="en-US"/>
               </w:rPr>
               <w:t>fr</w:t>
@@ -6588,16 +6760,20 @@
             <w:proofErr w:type="spellEnd"/>
             <w:r>
               <w:rPr>
-                <w:rFonts w:ascii="Bahnschrift Light SemiCondensed" w:hAnsi="Bahnschrift Light SemiCondensed"/>
+                <w:rFonts w:ascii="Courier New" w:hAnsi="Courier New" w:cs="Courier New"/>
                 <w:color w:val="196B24" w:themeColor="accent3"/>
+                <w:sz w:val="14"/>
+                <w:szCs w:val="14"/>
                 <w:lang w:val="en-US"/>
               </w:rPr>
               <w:t xml:space="preserve">", </w:t>
             </w:r>
             <w:r>
               <w:rPr>
-                <w:rFonts w:ascii="Bahnschrift Light SemiCondensed" w:hAnsi="Bahnschrift Light SemiCondensed"/>
+                <w:rFonts w:ascii="Courier New" w:hAnsi="Courier New" w:cs="Courier New"/>
                 <w:color w:val="196B24" w:themeColor="accent3"/>
+                <w:sz w:val="14"/>
+                <w:szCs w:val="14"/>
                 <w:lang w:val="en-US"/>
               </w:rPr>
               <w:t>"</w:t>
@@ -6605,8 +6781,10 @@
             <w:proofErr w:type="spellStart"/>
             <w:r>
               <w:rPr>
-                <w:rFonts w:ascii="Bahnschrift Light SemiCondensed" w:hAnsi="Bahnschrift Light SemiCondensed"/>
+                <w:rFonts w:ascii="Courier New" w:hAnsi="Courier New" w:cs="Courier New"/>
                 <w:color w:val="196B24" w:themeColor="accent3"/>
+                <w:sz w:val="14"/>
+                <w:szCs w:val="14"/>
                 <w:lang w:val="en-US"/>
               </w:rPr>
               <w:t>ExpectedStatusCode</w:t>
@@ -6614,8 +6792,10 @@
             <w:proofErr w:type="spellEnd"/>
             <w:r>
               <w:rPr>
-                <w:rFonts w:ascii="Bahnschrift Light SemiCondensed" w:hAnsi="Bahnschrift Light SemiCondensed"/>
+                <w:rFonts w:ascii="Courier New" w:hAnsi="Courier New" w:cs="Courier New"/>
                 <w:color w:val="196B24" w:themeColor="accent3"/>
+                <w:sz w:val="14"/>
+                <w:szCs w:val="14"/>
                 <w:lang w:val="en-US"/>
               </w:rPr>
               <w:t xml:space="preserve">": </w:t>
@@ -6623,8 +6803,10 @@
             <w:proofErr w:type="gramStart"/>
             <w:r>
               <w:rPr>
-                <w:rFonts w:ascii="Bahnschrift Light SemiCondensed" w:hAnsi="Bahnschrift Light SemiCondensed"/>
+                <w:rFonts w:ascii="Courier New" w:hAnsi="Courier New" w:cs="Courier New"/>
                 <w:color w:val="196B24" w:themeColor="accent3"/>
+                <w:sz w:val="14"/>
+                <w:szCs w:val="14"/>
                 <w:lang w:val="en-US"/>
               </w:rPr>
               <w:t>200 }</w:t>
@@ -6632,8 +6814,10 @@
             <w:proofErr w:type="gramEnd"/>
             <w:r>
               <w:rPr>
-                <w:rFonts w:ascii="Bahnschrift Light SemiCondensed" w:hAnsi="Bahnschrift Light SemiCondensed"/>
+                <w:rFonts w:ascii="Courier New" w:hAnsi="Courier New" w:cs="Courier New"/>
                 <w:color w:val="196B24" w:themeColor="accent3"/>
+                <w:sz w:val="14"/>
+                <w:szCs w:val="14"/>
                 <w:lang w:val="en-US"/>
               </w:rPr>
               <w:t>,</w:t>
@@ -6643,47 +6827,59 @@
             <w:pPr>
               <w:pStyle w:val="Sansinterligne"/>
               <w:rPr>
-                <w:rFonts w:ascii="Bahnschrift Light SemiCondensed" w:hAnsi="Bahnschrift Light SemiCondensed"/>
+                <w:rFonts w:ascii="Courier New" w:hAnsi="Courier New" w:cs="Courier New"/>
                 <w:color w:val="196B24" w:themeColor="accent3"/>
-                <w:lang w:val="en-US"/>
-              </w:rPr>
-            </w:pPr>
-            <w:r>
-              <w:rPr>
-                <w:rFonts w:ascii="Bahnschrift Light SemiCondensed" w:hAnsi="Bahnschrift Light SemiCondensed"/>
+                <w:sz w:val="14"/>
+                <w:szCs w:val="14"/>
+                <w:lang w:val="en-US"/>
+              </w:rPr>
+            </w:pPr>
+            <w:r>
+              <w:rPr>
+                <w:rFonts w:ascii="Courier New" w:hAnsi="Courier New" w:cs="Courier New"/>
                 <w:color w:val="196B24" w:themeColor="accent3"/>
+                <w:sz w:val="14"/>
+                <w:szCs w:val="14"/>
                 <w:lang w:val="en-US"/>
               </w:rPr>
               <w:t xml:space="preserve">    {"FORMAT":</w:t>
             </w:r>
             <w:r>
               <w:rPr>
-                <w:rFonts w:ascii="Bahnschrift Light SemiCondensed" w:hAnsi="Bahnschrift Light SemiCondensed"/>
+                <w:rFonts w:ascii="Courier New" w:hAnsi="Courier New" w:cs="Courier New"/>
                 <w:color w:val="196B24" w:themeColor="accent3"/>
+                <w:sz w:val="14"/>
+                <w:szCs w:val="14"/>
                 <w:lang w:val="en-US"/>
               </w:rPr>
               <w:t xml:space="preserve"> </w:t>
             </w:r>
             <w:r>
               <w:rPr>
-                <w:rFonts w:ascii="Bahnschrift Light SemiCondensed" w:hAnsi="Bahnschrift Light SemiCondensed"/>
+                <w:rFonts w:ascii="Courier New" w:hAnsi="Courier New" w:cs="Courier New"/>
                 <w:color w:val="196B24" w:themeColor="accent3"/>
+                <w:sz w:val="14"/>
+                <w:szCs w:val="14"/>
                 <w:lang w:val="en-US"/>
               </w:rPr>
               <w:t>"xml",</w:t>
             </w:r>
             <w:r>
               <w:rPr>
-                <w:rFonts w:ascii="Bahnschrift Light SemiCondensed" w:hAnsi="Bahnschrift Light SemiCondensed"/>
+                <w:rFonts w:ascii="Courier New" w:hAnsi="Courier New" w:cs="Courier New"/>
                 <w:color w:val="196B24" w:themeColor="accent3"/>
+                <w:sz w:val="14"/>
+                <w:szCs w:val="14"/>
                 <w:lang w:val="en-US"/>
               </w:rPr>
               <w:t xml:space="preserve"> </w:t>
             </w:r>
             <w:r>
               <w:rPr>
-                <w:rFonts w:ascii="Bahnschrift Light SemiCondensed" w:hAnsi="Bahnschrift Light SemiCondensed"/>
+                <w:rFonts w:ascii="Courier New" w:hAnsi="Courier New" w:cs="Courier New"/>
                 <w:color w:val="196B24" w:themeColor="accent3"/>
+                <w:sz w:val="14"/>
+                <w:szCs w:val="14"/>
                 <w:lang w:val="en-US"/>
               </w:rPr>
               <w:t>"EGRID": "CH387146358428", "</w:t>
@@ -6691,8 +6887,10 @@
             <w:proofErr w:type="spellStart"/>
             <w:r>
               <w:rPr>
-                <w:rFonts w:ascii="Bahnschrift Light SemiCondensed" w:hAnsi="Bahnschrift Light SemiCondensed"/>
+                <w:rFonts w:ascii="Courier New" w:hAnsi="Courier New" w:cs="Courier New"/>
                 <w:color w:val="196B24" w:themeColor="accent3"/>
+                <w:sz w:val="14"/>
+                <w:szCs w:val="14"/>
                 <w:lang w:val="en-US"/>
               </w:rPr>
               <w:t>ExpectedStatusCode</w:t>
@@ -6700,8 +6898,10 @@
             <w:proofErr w:type="spellEnd"/>
             <w:r>
               <w:rPr>
-                <w:rFonts w:ascii="Bahnschrift Light SemiCondensed" w:hAnsi="Bahnschrift Light SemiCondensed"/>
+                <w:rFonts w:ascii="Courier New" w:hAnsi="Courier New" w:cs="Courier New"/>
                 <w:color w:val="196B24" w:themeColor="accent3"/>
+                <w:sz w:val="14"/>
+                <w:szCs w:val="14"/>
                 <w:lang w:val="en-US"/>
               </w:rPr>
               <w:t xml:space="preserve">": </w:t>
@@ -6709,8 +6909,10 @@
             <w:proofErr w:type="gramStart"/>
             <w:r>
               <w:rPr>
-                <w:rFonts w:ascii="Bahnschrift Light SemiCondensed" w:hAnsi="Bahnschrift Light SemiCondensed"/>
+                <w:rFonts w:ascii="Courier New" w:hAnsi="Courier New" w:cs="Courier New"/>
                 <w:color w:val="196B24" w:themeColor="accent3"/>
+                <w:sz w:val="14"/>
+                <w:szCs w:val="14"/>
                 <w:lang w:val="en-US"/>
               </w:rPr>
               <w:t>200 }</w:t>
@@ -6718,8 +6920,10 @@
             <w:proofErr w:type="gramEnd"/>
             <w:r>
               <w:rPr>
-                <w:rFonts w:ascii="Bahnschrift Light SemiCondensed" w:hAnsi="Bahnschrift Light SemiCondensed"/>
+                <w:rFonts w:ascii="Courier New" w:hAnsi="Courier New" w:cs="Courier New"/>
                 <w:color w:val="196B24" w:themeColor="accent3"/>
+                <w:sz w:val="14"/>
+                <w:szCs w:val="14"/>
                 <w:lang w:val="en-US"/>
               </w:rPr>
               <w:t>,</w:t>
@@ -6729,31 +6933,39 @@
             <w:pPr>
               <w:pStyle w:val="Sansinterligne"/>
               <w:rPr>
-                <w:rFonts w:ascii="Bahnschrift Light SemiCondensed" w:hAnsi="Bahnschrift Light SemiCondensed"/>
+                <w:rFonts w:ascii="Courier New" w:hAnsi="Courier New" w:cs="Courier New"/>
                 <w:color w:val="196B24" w:themeColor="accent3"/>
-                <w:lang w:val="en-US"/>
-              </w:rPr>
-            </w:pPr>
-            <w:r>
-              <w:rPr>
-                <w:rFonts w:ascii="Bahnschrift Light SemiCondensed" w:hAnsi="Bahnschrift Light SemiCondensed"/>
+                <w:sz w:val="14"/>
+                <w:szCs w:val="14"/>
+                <w:lang w:val="en-US"/>
+              </w:rPr>
+            </w:pPr>
+            <w:r>
+              <w:rPr>
+                <w:rFonts w:ascii="Courier New" w:hAnsi="Courier New" w:cs="Courier New"/>
                 <w:color w:val="196B24" w:themeColor="accent3"/>
+                <w:sz w:val="14"/>
+                <w:szCs w:val="14"/>
                 <w:lang w:val="en-US"/>
               </w:rPr>
               <w:t xml:space="preserve">    {"FORMAT":</w:t>
             </w:r>
             <w:r>
               <w:rPr>
-                <w:rFonts w:ascii="Bahnschrift Light SemiCondensed" w:hAnsi="Bahnschrift Light SemiCondensed"/>
+                <w:rFonts w:ascii="Courier New" w:hAnsi="Courier New" w:cs="Courier New"/>
                 <w:color w:val="196B24" w:themeColor="accent3"/>
+                <w:sz w:val="14"/>
+                <w:szCs w:val="14"/>
                 <w:lang w:val="en-US"/>
               </w:rPr>
               <w:t xml:space="preserve"> </w:t>
             </w:r>
             <w:r>
               <w:rPr>
-                <w:rFonts w:ascii="Bahnschrift Light SemiCondensed" w:hAnsi="Bahnschrift Light SemiCondensed"/>
+                <w:rFonts w:ascii="Courier New" w:hAnsi="Courier New" w:cs="Courier New"/>
                 <w:color w:val="196B24" w:themeColor="accent3"/>
+                <w:sz w:val="14"/>
+                <w:szCs w:val="14"/>
                 <w:lang w:val="en-US"/>
               </w:rPr>
               <w:t>"</w:t>
@@ -6761,8 +6973,10 @@
             <w:proofErr w:type="spellStart"/>
             <w:r>
               <w:rPr>
-                <w:rFonts w:ascii="Bahnschrift Light SemiCondensed" w:hAnsi="Bahnschrift Light SemiCondensed"/>
+                <w:rFonts w:ascii="Courier New" w:hAnsi="Courier New" w:cs="Courier New"/>
                 <w:color w:val="196B24" w:themeColor="accent3"/>
+                <w:sz w:val="14"/>
+                <w:szCs w:val="14"/>
                 <w:lang w:val="en-US"/>
               </w:rPr>
               <w:t>url</w:t>
@@ -6770,24 +6984,30 @@
             <w:proofErr w:type="spellEnd"/>
             <w:r>
               <w:rPr>
-                <w:rFonts w:ascii="Bahnschrift Light SemiCondensed" w:hAnsi="Bahnschrift Light SemiCondensed"/>
+                <w:rFonts w:ascii="Courier New" w:hAnsi="Courier New" w:cs="Courier New"/>
                 <w:color w:val="196B24" w:themeColor="accent3"/>
+                <w:sz w:val="14"/>
+                <w:szCs w:val="14"/>
                 <w:lang w:val="en-US"/>
               </w:rPr>
               <w:t>",</w:t>
             </w:r>
             <w:r>
               <w:rPr>
-                <w:rFonts w:ascii="Bahnschrift Light SemiCondensed" w:hAnsi="Bahnschrift Light SemiCondensed"/>
+                <w:rFonts w:ascii="Courier New" w:hAnsi="Courier New" w:cs="Courier New"/>
                 <w:color w:val="196B24" w:themeColor="accent3"/>
+                <w:sz w:val="14"/>
+                <w:szCs w:val="14"/>
                 <w:lang w:val="en-US"/>
               </w:rPr>
               <w:t xml:space="preserve"> </w:t>
             </w:r>
             <w:r>
               <w:rPr>
-                <w:rFonts w:ascii="Bahnschrift Light SemiCondensed" w:hAnsi="Bahnschrift Light SemiCondensed"/>
+                <w:rFonts w:ascii="Courier New" w:hAnsi="Courier New" w:cs="Courier New"/>
                 <w:color w:val="196B24" w:themeColor="accent3"/>
+                <w:sz w:val="14"/>
+                <w:szCs w:val="14"/>
                 <w:lang w:val="en-US"/>
               </w:rPr>
               <w:t>"IDENTDN": "BE0200000136", "NUMBER": 426, "</w:t>
@@ -6795,8 +7015,10 @@
             <w:proofErr w:type="spellStart"/>
             <w:r>
               <w:rPr>
-                <w:rFonts w:ascii="Bahnschrift Light SemiCondensed" w:hAnsi="Bahnschrift Light SemiCondensed"/>
+                <w:rFonts w:ascii="Courier New" w:hAnsi="Courier New" w:cs="Courier New"/>
                 <w:color w:val="196B24" w:themeColor="accent3"/>
+                <w:sz w:val="14"/>
+                <w:szCs w:val="14"/>
                 <w:lang w:val="en-US"/>
               </w:rPr>
               <w:t>ExpectedStatusCode</w:t>
@@ -6804,8 +7026,10 @@
             <w:proofErr w:type="spellEnd"/>
             <w:r>
               <w:rPr>
-                <w:rFonts w:ascii="Bahnschrift Light SemiCondensed" w:hAnsi="Bahnschrift Light SemiCondensed"/>
+                <w:rFonts w:ascii="Courier New" w:hAnsi="Courier New" w:cs="Courier New"/>
                 <w:color w:val="196B24" w:themeColor="accent3"/>
+                <w:sz w:val="14"/>
+                <w:szCs w:val="14"/>
                 <w:lang w:val="en-US"/>
               </w:rPr>
               <w:t xml:space="preserve">": </w:t>
@@ -6813,8 +7037,10 @@
             <w:proofErr w:type="gramStart"/>
             <w:r>
               <w:rPr>
-                <w:rFonts w:ascii="Bahnschrift Light SemiCondensed" w:hAnsi="Bahnschrift Light SemiCondensed"/>
+                <w:rFonts w:ascii="Courier New" w:hAnsi="Courier New" w:cs="Courier New"/>
                 <w:color w:val="196B24" w:themeColor="accent3"/>
+                <w:sz w:val="14"/>
+                <w:szCs w:val="14"/>
                 <w:lang w:val="en-US"/>
               </w:rPr>
               <w:t>303 }</w:t>
@@ -6822,8 +7048,10 @@
             <w:proofErr w:type="gramEnd"/>
             <w:r>
               <w:rPr>
-                <w:rFonts w:ascii="Bahnschrift Light SemiCondensed" w:hAnsi="Bahnschrift Light SemiCondensed"/>
+                <w:rFonts w:ascii="Courier New" w:hAnsi="Courier New" w:cs="Courier New"/>
                 <w:color w:val="196B24" w:themeColor="accent3"/>
+                <w:sz w:val="14"/>
+                <w:szCs w:val="14"/>
                 <w:lang w:val="en-US"/>
               </w:rPr>
               <w:t>,</w:t>
@@ -6833,31 +7061,39 @@
             <w:pPr>
               <w:pStyle w:val="Sansinterligne"/>
               <w:rPr>
-                <w:rFonts w:ascii="Bahnschrift Light SemiCondensed" w:hAnsi="Bahnschrift Light SemiCondensed"/>
+                <w:rFonts w:ascii="Courier New" w:hAnsi="Courier New" w:cs="Courier New"/>
                 <w:color w:val="196B24" w:themeColor="accent3"/>
-                <w:lang w:val="en-US"/>
-              </w:rPr>
-            </w:pPr>
-            <w:r>
-              <w:rPr>
-                <w:rFonts w:ascii="Bahnschrift Light SemiCondensed" w:hAnsi="Bahnschrift Light SemiCondensed"/>
+                <w:sz w:val="14"/>
+                <w:szCs w:val="14"/>
+                <w:lang w:val="en-US"/>
+              </w:rPr>
+            </w:pPr>
+            <w:r>
+              <w:rPr>
+                <w:rFonts w:ascii="Courier New" w:hAnsi="Courier New" w:cs="Courier New"/>
                 <w:color w:val="196B24" w:themeColor="accent3"/>
+                <w:sz w:val="14"/>
+                <w:szCs w:val="14"/>
                 <w:lang w:val="en-US"/>
               </w:rPr>
               <w:t xml:space="preserve">    {"FORMAT":</w:t>
             </w:r>
             <w:r>
               <w:rPr>
-                <w:rFonts w:ascii="Bahnschrift Light SemiCondensed" w:hAnsi="Bahnschrift Light SemiCondensed"/>
+                <w:rFonts w:ascii="Courier New" w:hAnsi="Courier New" w:cs="Courier New"/>
                 <w:color w:val="196B24" w:themeColor="accent3"/>
+                <w:sz w:val="14"/>
+                <w:szCs w:val="14"/>
                 <w:lang w:val="en-US"/>
               </w:rPr>
               <w:t xml:space="preserve"> </w:t>
             </w:r>
             <w:r>
               <w:rPr>
-                <w:rFonts w:ascii="Bahnschrift Light SemiCondensed" w:hAnsi="Bahnschrift Light SemiCondensed"/>
+                <w:rFonts w:ascii="Courier New" w:hAnsi="Courier New" w:cs="Courier New"/>
                 <w:color w:val="196B24" w:themeColor="accent3"/>
+                <w:sz w:val="14"/>
+                <w:szCs w:val="14"/>
                 <w:lang w:val="en-US"/>
               </w:rPr>
               <w:t>"</w:t>
@@ -6865,8 +7101,10 @@
             <w:proofErr w:type="spellStart"/>
             <w:r>
               <w:rPr>
-                <w:rFonts w:ascii="Bahnschrift Light SemiCondensed" w:hAnsi="Bahnschrift Light SemiCondensed"/>
+                <w:rFonts w:ascii="Courier New" w:hAnsi="Courier New" w:cs="Courier New"/>
                 <w:color w:val="196B24" w:themeColor="accent3"/>
+                <w:sz w:val="14"/>
+                <w:szCs w:val="14"/>
                 <w:lang w:val="en-US"/>
               </w:rPr>
               <w:t>json</w:t>
@@ -6874,8 +7112,10 @@
             <w:proofErr w:type="spellEnd"/>
             <w:r>
               <w:rPr>
-                <w:rFonts w:ascii="Bahnschrift Light SemiCondensed" w:hAnsi="Bahnschrift Light SemiCondensed"/>
+                <w:rFonts w:ascii="Courier New" w:hAnsi="Courier New" w:cs="Courier New"/>
                 <w:color w:val="196B24" w:themeColor="accent3"/>
+                <w:sz w:val="14"/>
+                <w:szCs w:val="14"/>
                 <w:lang w:val="en-US"/>
               </w:rPr>
               <w:t>", "IDENTDN": "BE0200000136", "NUMBER": 426, "</w:t>
@@ -6883,8 +7123,10 @@
             <w:proofErr w:type="spellStart"/>
             <w:r>
               <w:rPr>
-                <w:rFonts w:ascii="Bahnschrift Light SemiCondensed" w:hAnsi="Bahnschrift Light SemiCondensed"/>
+                <w:rFonts w:ascii="Courier New" w:hAnsi="Courier New" w:cs="Courier New"/>
                 <w:color w:val="196B24" w:themeColor="accent3"/>
+                <w:sz w:val="14"/>
+                <w:szCs w:val="14"/>
                 <w:lang w:val="en-US"/>
               </w:rPr>
               <w:t>ExpectedStatusCode</w:t>
@@ -6892,8 +7134,10 @@
             <w:proofErr w:type="spellEnd"/>
             <w:r>
               <w:rPr>
-                <w:rFonts w:ascii="Bahnschrift Light SemiCondensed" w:hAnsi="Bahnschrift Light SemiCondensed"/>
+                <w:rFonts w:ascii="Courier New" w:hAnsi="Courier New" w:cs="Courier New"/>
                 <w:color w:val="196B24" w:themeColor="accent3"/>
+                <w:sz w:val="14"/>
+                <w:szCs w:val="14"/>
                 <w:lang w:val="en-US"/>
               </w:rPr>
               <w:t xml:space="preserve">": </w:t>
@@ -6901,8 +7145,10 @@
             <w:proofErr w:type="gramStart"/>
             <w:r>
               <w:rPr>
-                <w:rFonts w:ascii="Bahnschrift Light SemiCondensed" w:hAnsi="Bahnschrift Light SemiCondensed"/>
+                <w:rFonts w:ascii="Courier New" w:hAnsi="Courier New" w:cs="Courier New"/>
                 <w:color w:val="196B24" w:themeColor="accent3"/>
+                <w:sz w:val="14"/>
+                <w:szCs w:val="14"/>
                 <w:lang w:val="en-US"/>
               </w:rPr>
               <w:t>200 }</w:t>
@@ -6910,8 +7156,10 @@
             <w:proofErr w:type="gramEnd"/>
             <w:r>
               <w:rPr>
-                <w:rFonts w:ascii="Bahnschrift Light SemiCondensed" w:hAnsi="Bahnschrift Light SemiCondensed"/>
+                <w:rFonts w:ascii="Courier New" w:hAnsi="Courier New" w:cs="Courier New"/>
                 <w:color w:val="196B24" w:themeColor="accent3"/>
+                <w:sz w:val="14"/>
+                <w:szCs w:val="14"/>
                 <w:lang w:val="en-US"/>
               </w:rPr>
               <w:t>,</w:t>
@@ -6921,31 +7169,39 @@
             <w:pPr>
               <w:pStyle w:val="Sansinterligne"/>
               <w:rPr>
-                <w:rFonts w:ascii="Bahnschrift Light SemiCondensed" w:hAnsi="Bahnschrift Light SemiCondensed"/>
+                <w:rFonts w:ascii="Courier New" w:hAnsi="Courier New" w:cs="Courier New"/>
                 <w:color w:val="196B24" w:themeColor="accent3"/>
-                <w:lang w:val="en-US"/>
-              </w:rPr>
-            </w:pPr>
-            <w:r>
-              <w:rPr>
-                <w:rFonts w:ascii="Bahnschrift Light SemiCondensed" w:hAnsi="Bahnschrift Light SemiCondensed"/>
+                <w:sz w:val="14"/>
+                <w:szCs w:val="14"/>
+                <w:lang w:val="en-US"/>
+              </w:rPr>
+            </w:pPr>
+            <w:r>
+              <w:rPr>
+                <w:rFonts w:ascii="Courier New" w:hAnsi="Courier New" w:cs="Courier New"/>
                 <w:color w:val="196B24" w:themeColor="accent3"/>
+                <w:sz w:val="14"/>
+                <w:szCs w:val="14"/>
                 <w:lang w:val="en-US"/>
               </w:rPr>
               <w:t xml:space="preserve">    {"FORMAT":</w:t>
             </w:r>
             <w:r>
               <w:rPr>
-                <w:rFonts w:ascii="Bahnschrift Light SemiCondensed" w:hAnsi="Bahnschrift Light SemiCondensed"/>
+                <w:rFonts w:ascii="Courier New" w:hAnsi="Courier New" w:cs="Courier New"/>
                 <w:color w:val="196B24" w:themeColor="accent3"/>
+                <w:sz w:val="14"/>
+                <w:szCs w:val="14"/>
                 <w:lang w:val="en-US"/>
               </w:rPr>
               <w:t xml:space="preserve"> </w:t>
             </w:r>
             <w:r>
               <w:rPr>
-                <w:rFonts w:ascii="Bahnschrift Light SemiCondensed" w:hAnsi="Bahnschrift Light SemiCondensed"/>
+                <w:rFonts w:ascii="Courier New" w:hAnsi="Courier New" w:cs="Courier New"/>
                 <w:color w:val="196B24" w:themeColor="accent3"/>
+                <w:sz w:val="14"/>
+                <w:szCs w:val="14"/>
                 <w:lang w:val="en-US"/>
               </w:rPr>
               <w:t>"</w:t>
@@ -6953,8 +7209,10 @@
             <w:proofErr w:type="spellStart"/>
             <w:r>
               <w:rPr>
-                <w:rFonts w:ascii="Bahnschrift Light SemiCondensed" w:hAnsi="Bahnschrift Light SemiCondensed"/>
+                <w:rFonts w:ascii="Courier New" w:hAnsi="Courier New" w:cs="Courier New"/>
                 <w:color w:val="196B24" w:themeColor="accent3"/>
+                <w:sz w:val="14"/>
+                <w:szCs w:val="14"/>
                 <w:lang w:val="en-US"/>
               </w:rPr>
               <w:t>json</w:t>
@@ -6962,8 +7220,10 @@
             <w:proofErr w:type="spellEnd"/>
             <w:r>
               <w:rPr>
-                <w:rFonts w:ascii="Bahnschrift Light SemiCondensed" w:hAnsi="Bahnschrift Light SemiCondensed"/>
+                <w:rFonts w:ascii="Courier New" w:hAnsi="Courier New" w:cs="Courier New"/>
                 <w:color w:val="196B24" w:themeColor="accent3"/>
+                <w:sz w:val="14"/>
+                <w:szCs w:val="14"/>
                 <w:lang w:val="en-US"/>
               </w:rPr>
               <w:t>", "IDENTDN": "UR0200001201", "NUMBER": 100, "</w:t>
@@ -6971,8 +7231,10 @@
             <w:proofErr w:type="spellStart"/>
             <w:r>
               <w:rPr>
-                <w:rFonts w:ascii="Bahnschrift Light SemiCondensed" w:hAnsi="Bahnschrift Light SemiCondensed"/>
+                <w:rFonts w:ascii="Courier New" w:hAnsi="Courier New" w:cs="Courier New"/>
                 <w:color w:val="196B24" w:themeColor="accent3"/>
+                <w:sz w:val="14"/>
+                <w:szCs w:val="14"/>
                 <w:lang w:val="en-US"/>
               </w:rPr>
               <w:t>ExpectedStatusCode</w:t>
@@ -6980,8 +7242,10 @@
             <w:proofErr w:type="spellEnd"/>
             <w:r>
               <w:rPr>
-                <w:rFonts w:ascii="Bahnschrift Light SemiCondensed" w:hAnsi="Bahnschrift Light SemiCondensed"/>
+                <w:rFonts w:ascii="Courier New" w:hAnsi="Courier New" w:cs="Courier New"/>
                 <w:color w:val="196B24" w:themeColor="accent3"/>
+                <w:sz w:val="14"/>
+                <w:szCs w:val="14"/>
                 <w:lang w:val="en-US"/>
               </w:rPr>
               <w:t xml:space="preserve">": </w:t>
@@ -6989,8 +7253,10 @@
             <w:proofErr w:type="gramStart"/>
             <w:r>
               <w:rPr>
-                <w:rFonts w:ascii="Bahnschrift Light SemiCondensed" w:hAnsi="Bahnschrift Light SemiCondensed"/>
+                <w:rFonts w:ascii="Courier New" w:hAnsi="Courier New" w:cs="Courier New"/>
                 <w:color w:val="196B24" w:themeColor="accent3"/>
+                <w:sz w:val="14"/>
+                <w:szCs w:val="14"/>
                 <w:lang w:val="en-US"/>
               </w:rPr>
               <w:t>204 }</w:t>
@@ -6998,8 +7264,10 @@
             <w:proofErr w:type="gramEnd"/>
             <w:r>
               <w:rPr>
-                <w:rFonts w:ascii="Bahnschrift Light SemiCondensed" w:hAnsi="Bahnschrift Light SemiCondensed"/>
+                <w:rFonts w:ascii="Courier New" w:hAnsi="Courier New" w:cs="Courier New"/>
                 <w:color w:val="196B24" w:themeColor="accent3"/>
+                <w:sz w:val="14"/>
+                <w:szCs w:val="14"/>
                 <w:lang w:val="en-US"/>
               </w:rPr>
               <w:t>,</w:t>
@@ -7009,31 +7277,39 @@
             <w:pPr>
               <w:pStyle w:val="Sansinterligne"/>
               <w:rPr>
-                <w:rFonts w:ascii="Bahnschrift Light SemiCondensed" w:hAnsi="Bahnschrift Light SemiCondensed"/>
+                <w:rFonts w:ascii="Courier New" w:hAnsi="Courier New" w:cs="Courier New"/>
                 <w:color w:val="196B24" w:themeColor="accent3"/>
-                <w:lang w:val="en-US"/>
-              </w:rPr>
-            </w:pPr>
-            <w:r>
-              <w:rPr>
-                <w:rFonts w:ascii="Bahnschrift Light SemiCondensed" w:hAnsi="Bahnschrift Light SemiCondensed"/>
+                <w:sz w:val="14"/>
+                <w:szCs w:val="14"/>
+                <w:lang w:val="en-US"/>
+              </w:rPr>
+            </w:pPr>
+            <w:r>
+              <w:rPr>
+                <w:rFonts w:ascii="Courier New" w:hAnsi="Courier New" w:cs="Courier New"/>
                 <w:color w:val="196B24" w:themeColor="accent3"/>
+                <w:sz w:val="14"/>
+                <w:szCs w:val="14"/>
                 <w:lang w:val="en-US"/>
               </w:rPr>
               <w:t xml:space="preserve">    {"FORMAT":</w:t>
             </w:r>
             <w:r>
               <w:rPr>
-                <w:rFonts w:ascii="Bahnschrift Light SemiCondensed" w:hAnsi="Bahnschrift Light SemiCondensed"/>
+                <w:rFonts w:ascii="Courier New" w:hAnsi="Courier New" w:cs="Courier New"/>
                 <w:color w:val="196B24" w:themeColor="accent3"/>
+                <w:sz w:val="14"/>
+                <w:szCs w:val="14"/>
                 <w:lang w:val="en-US"/>
               </w:rPr>
               <w:t xml:space="preserve"> </w:t>
             </w:r>
             <w:r>
               <w:rPr>
-                <w:rFonts w:ascii="Bahnschrift Light SemiCondensed" w:hAnsi="Bahnschrift Light SemiCondensed"/>
+                <w:rFonts w:ascii="Courier New" w:hAnsi="Courier New" w:cs="Courier New"/>
                 <w:color w:val="196B24" w:themeColor="accent3"/>
+                <w:sz w:val="14"/>
+                <w:szCs w:val="14"/>
                 <w:lang w:val="en-US"/>
               </w:rPr>
               <w:t>"xml", "IDENTDN": "BE0200000136", "NUMBER": 426, "Provoke500": true, "</w:t>
@@ -7041,8 +7317,10 @@
             <w:proofErr w:type="spellStart"/>
             <w:r>
               <w:rPr>
-                <w:rFonts w:ascii="Bahnschrift Light SemiCondensed" w:hAnsi="Bahnschrift Light SemiCondensed"/>
+                <w:rFonts w:ascii="Courier New" w:hAnsi="Courier New" w:cs="Courier New"/>
                 <w:color w:val="196B24" w:themeColor="accent3"/>
+                <w:sz w:val="14"/>
+                <w:szCs w:val="14"/>
                 <w:lang w:val="en-US"/>
               </w:rPr>
               <w:t>ExpectedStatusCode</w:t>
@@ -7050,8 +7328,10 @@
             <w:proofErr w:type="spellEnd"/>
             <w:r>
               <w:rPr>
-                <w:rFonts w:ascii="Bahnschrift Light SemiCondensed" w:hAnsi="Bahnschrift Light SemiCondensed"/>
+                <w:rFonts w:ascii="Courier New" w:hAnsi="Courier New" w:cs="Courier New"/>
                 <w:color w:val="196B24" w:themeColor="accent3"/>
+                <w:sz w:val="14"/>
+                <w:szCs w:val="14"/>
                 <w:lang w:val="en-US"/>
               </w:rPr>
               <w:t xml:space="preserve">": </w:t>
@@ -7059,8 +7339,10 @@
             <w:proofErr w:type="gramStart"/>
             <w:r>
               <w:rPr>
-                <w:rFonts w:ascii="Bahnschrift Light SemiCondensed" w:hAnsi="Bahnschrift Light SemiCondensed"/>
+                <w:rFonts w:ascii="Courier New" w:hAnsi="Courier New" w:cs="Courier New"/>
                 <w:color w:val="196B24" w:themeColor="accent3"/>
+                <w:sz w:val="14"/>
+                <w:szCs w:val="14"/>
                 <w:lang w:val="en-US"/>
               </w:rPr>
               <w:t>500 }</w:t>
@@ -7078,8 +7360,10 @@
             </w:pPr>
             <w:r>
               <w:rPr>
-                <w:rFonts w:ascii="Bahnschrift Light SemiCondensed" w:hAnsi="Bahnschrift Light SemiCondensed"/>
+                <w:rFonts w:ascii="Courier New" w:hAnsi="Courier New" w:cs="Courier New"/>
                 <w:color w:val="196B24" w:themeColor="accent3"/>
+                <w:sz w:val="14"/>
+                <w:szCs w:val="14"/>
               </w:rPr>
               <w:t>]</w:t>
             </w:r>
@@ -7229,6 +7513,22 @@
     </w:p>
     <w:p>
       <w:pPr>
+        <w:rPr>
+          <w:rFonts w:eastAsiaTheme="majorEastAsia" w:cs="Arial"/>
+          <w:color w:val="0F4761" w:themeColor="accent1" w:themeShade="BF"/>
+          <w:sz w:val="24"/>
+          <w:szCs w:val="28"/>
+        </w:rPr>
+      </w:pPr>
+      <w:r>
+        <w:rPr>
+          <w:rFonts w:cs="Arial"/>
+        </w:rPr>
+        <w:br w:type="page"/>
+      </w:r>
+    </w:p>
+    <w:p>
+      <w:pPr>
         <w:pStyle w:val="Titre3"/>
         <w:rPr>
           <w:rFonts w:cs="Arial"/>
@@ -7238,6 +7538,7 @@
         <w:rPr>
           <w:rFonts w:cs="Arial"/>
         </w:rPr>
+        <w:lastRenderedPageBreak/>
         <w:t xml:space="preserve">Beispiel </w:t>
       </w:r>
       <w:proofErr w:type="spellStart"/>
@@ -7275,17 +7576,19 @@
             <w:pPr>
               <w:pStyle w:val="Sansinterligne"/>
               <w:rPr>
-                <w:rFonts w:ascii="Bahnschrift Light SemiCondensed" w:hAnsi="Bahnschrift Light SemiCondensed" w:cs="Arial"/>
-                <w:color w:val="124F1A" w:themeColor="accent3" w:themeShade="BF"/>
-                <w:szCs w:val="18"/>
+                <w:rFonts w:ascii="Courier New" w:hAnsi="Courier New" w:cs="Courier New"/>
+                <w:color w:val="124F1A" w:themeColor="accent3" w:themeShade="BF"/>
+                <w:sz w:val="14"/>
+                <w:szCs w:val="14"/>
                 <w:lang w:val="fr-CH"/>
               </w:rPr>
             </w:pPr>
             <w:r>
               <w:rPr>
-                <w:rFonts w:ascii="Bahnschrift Light SemiCondensed" w:hAnsi="Bahnschrift Light SemiCondensed" w:cs="Arial"/>
-                <w:color w:val="124F1A" w:themeColor="accent3" w:themeShade="BF"/>
-                <w:szCs w:val="18"/>
+                <w:rFonts w:ascii="Courier New" w:hAnsi="Courier New" w:cs="Courier New"/>
+                <w:color w:val="124F1A" w:themeColor="accent3" w:themeShade="BF"/>
+                <w:sz w:val="14"/>
+                <w:szCs w:val="14"/>
                 <w:lang w:val="fr-CH"/>
               </w:rPr>
               <w:t>{</w:t>
@@ -7295,17 +7598,19 @@
             <w:pPr>
               <w:pStyle w:val="Sansinterligne"/>
               <w:rPr>
-                <w:rFonts w:ascii="Bahnschrift Light SemiCondensed" w:hAnsi="Bahnschrift Light SemiCondensed" w:cs="Arial"/>
-                <w:color w:val="124F1A" w:themeColor="accent3" w:themeShade="BF"/>
-                <w:szCs w:val="18"/>
+                <w:rFonts w:ascii="Courier New" w:hAnsi="Courier New" w:cs="Courier New"/>
+                <w:color w:val="124F1A" w:themeColor="accent3" w:themeShade="BF"/>
+                <w:sz w:val="14"/>
+                <w:szCs w:val="14"/>
                 <w:lang w:val="fr-CH"/>
               </w:rPr>
             </w:pPr>
             <w:r>
               <w:rPr>
-                <w:rFonts w:ascii="Bahnschrift Light SemiCondensed" w:hAnsi="Bahnschrift Light SemiCondensed" w:cs="Arial"/>
-                <w:color w:val="124F1A" w:themeColor="accent3" w:themeShade="BF"/>
-                <w:szCs w:val="18"/>
+                <w:rFonts w:ascii="Courier New" w:hAnsi="Courier New" w:cs="Courier New"/>
+                <w:color w:val="124F1A" w:themeColor="accent3" w:themeShade="BF"/>
+                <w:sz w:val="14"/>
+                <w:szCs w:val="14"/>
                 <w:lang w:val="fr-CH"/>
               </w:rPr>
               <w:t xml:space="preserve">  "Canton</w:t>
@@ -7313,9 +7618,10 @@
             <w:proofErr w:type="gramStart"/>
             <w:r>
               <w:rPr>
-                <w:rFonts w:ascii="Bahnschrift Light SemiCondensed" w:hAnsi="Bahnschrift Light SemiCondensed" w:cs="Arial"/>
-                <w:color w:val="124F1A" w:themeColor="accent3" w:themeShade="BF"/>
-                <w:szCs w:val="18"/>
+                <w:rFonts w:ascii="Courier New" w:hAnsi="Courier New" w:cs="Courier New"/>
+                <w:color w:val="124F1A" w:themeColor="accent3" w:themeShade="BF"/>
+                <w:sz w:val="14"/>
+                <w:szCs w:val="14"/>
                 <w:lang w:val="fr-CH"/>
               </w:rPr>
               <w:t>":</w:t>
@@ -7323,9 +7629,10 @@
             <w:proofErr w:type="gramEnd"/>
             <w:r>
               <w:rPr>
-                <w:rFonts w:ascii="Bahnschrift Light SemiCondensed" w:hAnsi="Bahnschrift Light SemiCondensed" w:cs="Arial"/>
-                <w:color w:val="124F1A" w:themeColor="accent3" w:themeShade="BF"/>
-                <w:szCs w:val="18"/>
+                <w:rFonts w:ascii="Courier New" w:hAnsi="Courier New" w:cs="Courier New"/>
+                <w:color w:val="124F1A" w:themeColor="accent3" w:themeShade="BF"/>
+                <w:sz w:val="14"/>
+                <w:szCs w:val="14"/>
                 <w:lang w:val="fr-CH"/>
               </w:rPr>
               <w:t xml:space="preserve"> "BE",</w:t>
@@ -7335,28 +7642,30 @@
             <w:pPr>
               <w:pStyle w:val="Sansinterligne"/>
               <w:rPr>
-                <w:rFonts w:ascii="Bahnschrift Light SemiCondensed" w:hAnsi="Bahnschrift Light SemiCondensed" w:cs="Arial"/>
-                <w:color w:val="124F1A" w:themeColor="accent3" w:themeShade="BF"/>
-                <w:szCs w:val="18"/>
+                <w:rFonts w:ascii="Courier New" w:hAnsi="Courier New" w:cs="Courier New"/>
+                <w:color w:val="124F1A" w:themeColor="accent3" w:themeShade="BF"/>
+                <w:sz w:val="14"/>
+                <w:szCs w:val="14"/>
                 <w:lang w:val="it-CH"/>
               </w:rPr>
             </w:pPr>
             <w:r>
               <w:rPr>
-                <w:rFonts w:ascii="Bahnschrift Light SemiCondensed" w:hAnsi="Bahnschrift Light SemiCondensed" w:cs="Arial"/>
-                <w:color w:val="124F1A" w:themeColor="accent3" w:themeShade="BF"/>
-                <w:szCs w:val="18"/>
+                <w:rFonts w:ascii="Courier New" w:hAnsi="Courier New" w:cs="Courier New"/>
+                <w:color w:val="124F1A" w:themeColor="accent3" w:themeShade="BF"/>
+                <w:sz w:val="14"/>
+                <w:szCs w:val="14"/>
                 <w:lang w:val="it-CH"/>
               </w:rPr>
-              <w:lastRenderedPageBreak/>
               <w:t xml:space="preserve">  "</w:t>
             </w:r>
             <w:proofErr w:type="spellStart"/>
             <w:r>
               <w:rPr>
-                <w:rFonts w:ascii="Bahnschrift Light SemiCondensed" w:hAnsi="Bahnschrift Light SemiCondensed" w:cs="Arial"/>
-                <w:color w:val="124F1A" w:themeColor="accent3" w:themeShade="BF"/>
-                <w:szCs w:val="18"/>
+                <w:rFonts w:ascii="Courier New" w:hAnsi="Courier New" w:cs="Courier New"/>
+                <w:color w:val="124F1A" w:themeColor="accent3" w:themeShade="BF"/>
+                <w:sz w:val="14"/>
+                <w:szCs w:val="14"/>
                 <w:lang w:val="it-CH"/>
               </w:rPr>
               <w:t>BasicUrl</w:t>
@@ -7364,9 +7673,10 @@
             <w:proofErr w:type="spellEnd"/>
             <w:r>
               <w:rPr>
-                <w:rFonts w:ascii="Bahnschrift Light SemiCondensed" w:hAnsi="Bahnschrift Light SemiCondensed" w:cs="Arial"/>
-                <w:color w:val="124F1A" w:themeColor="accent3" w:themeShade="BF"/>
-                <w:szCs w:val="18"/>
+                <w:rFonts w:ascii="Courier New" w:hAnsi="Courier New" w:cs="Courier New"/>
+                <w:color w:val="124F1A" w:themeColor="accent3" w:themeShade="BF"/>
+                <w:sz w:val="14"/>
+                <w:szCs w:val="14"/>
                 <w:lang w:val="it-CH"/>
               </w:rPr>
               <w:t>": "https://www.oereb2.apps.be.ch",</w:t>
@@ -7376,26 +7686,29 @@
             <w:pPr>
               <w:pStyle w:val="Sansinterligne"/>
               <w:rPr>
-                <w:rFonts w:ascii="Bahnschrift Light SemiCondensed" w:hAnsi="Bahnschrift Light SemiCondensed" w:cs="Arial"/>
-                <w:color w:val="124F1A" w:themeColor="accent3" w:themeShade="BF"/>
-                <w:szCs w:val="18"/>
-                <w:lang w:val="en-US"/>
-              </w:rPr>
-            </w:pPr>
-            <w:r>
-              <w:rPr>
-                <w:rFonts w:ascii="Bahnschrift Light SemiCondensed" w:hAnsi="Bahnschrift Light SemiCondensed" w:cs="Arial"/>
-                <w:color w:val="124F1A" w:themeColor="accent3" w:themeShade="BF"/>
-                <w:szCs w:val="18"/>
+                <w:rFonts w:ascii="Courier New" w:hAnsi="Courier New" w:cs="Courier New"/>
+                <w:color w:val="124F1A" w:themeColor="accent3" w:themeShade="BF"/>
+                <w:sz w:val="14"/>
+                <w:szCs w:val="14"/>
+                <w:lang w:val="en-US"/>
+              </w:rPr>
+            </w:pPr>
+            <w:r>
+              <w:rPr>
+                <w:rFonts w:ascii="Courier New" w:hAnsi="Courier New" w:cs="Courier New"/>
+                <w:color w:val="124F1A" w:themeColor="accent3" w:themeShade="BF"/>
+                <w:sz w:val="14"/>
+                <w:szCs w:val="14"/>
                 <w:lang w:val="it-CH"/>
               </w:rPr>
               <w:t xml:space="preserve">  </w:t>
             </w:r>
             <w:r>
               <w:rPr>
-                <w:rFonts w:ascii="Bahnschrift Light SemiCondensed" w:hAnsi="Bahnschrift Light SemiCondensed" w:cs="Arial"/>
-                <w:color w:val="124F1A" w:themeColor="accent3" w:themeShade="BF"/>
-                <w:szCs w:val="18"/>
+                <w:rFonts w:ascii="Courier New" w:hAnsi="Courier New" w:cs="Courier New"/>
+                <w:color w:val="124F1A" w:themeColor="accent3" w:themeShade="BF"/>
+                <w:sz w:val="14"/>
+                <w:szCs w:val="14"/>
                 <w:lang w:val="en-US"/>
               </w:rPr>
               <w:t>"</w:t>
@@ -7403,9 +7716,10 @@
             <w:proofErr w:type="spellStart"/>
             <w:r>
               <w:rPr>
-                <w:rFonts w:ascii="Bahnschrift Light SemiCondensed" w:hAnsi="Bahnschrift Light SemiCondensed" w:cs="Arial"/>
-                <w:color w:val="124F1A" w:themeColor="accent3" w:themeShade="BF"/>
-                <w:szCs w:val="18"/>
+                <w:rFonts w:ascii="Courier New" w:hAnsi="Courier New" w:cs="Courier New"/>
+                <w:color w:val="124F1A" w:themeColor="accent3" w:themeShade="BF"/>
+                <w:sz w:val="14"/>
+                <w:szCs w:val="14"/>
                 <w:lang w:val="en-US"/>
               </w:rPr>
               <w:t>OutputDirectoryPath</w:t>
@@ -7413,9 +7727,10 @@
             <w:proofErr w:type="spellEnd"/>
             <w:r>
               <w:rPr>
-                <w:rFonts w:ascii="Bahnschrift Light SemiCondensed" w:hAnsi="Bahnschrift Light SemiCondensed" w:cs="Arial"/>
-                <w:color w:val="124F1A" w:themeColor="accent3" w:themeShade="BF"/>
-                <w:szCs w:val="18"/>
+                <w:rFonts w:ascii="Courier New" w:hAnsi="Courier New" w:cs="Courier New"/>
+                <w:color w:val="124F1A" w:themeColor="accent3" w:themeShade="BF"/>
+                <w:sz w:val="14"/>
+                <w:szCs w:val="14"/>
                 <w:lang w:val="en-US"/>
               </w:rPr>
               <w:t>": "out\\results",</w:t>
@@ -7425,17 +7740,19 @@
             <w:pPr>
               <w:pStyle w:val="Sansinterligne"/>
               <w:rPr>
-                <w:rFonts w:ascii="Bahnschrift Light SemiCondensed" w:hAnsi="Bahnschrift Light SemiCondensed" w:cs="Arial"/>
-                <w:color w:val="124F1A" w:themeColor="accent3" w:themeShade="BF"/>
-                <w:szCs w:val="18"/>
-                <w:lang w:val="en-US"/>
-              </w:rPr>
-            </w:pPr>
-            <w:r>
-              <w:rPr>
-                <w:rFonts w:ascii="Bahnschrift Light SemiCondensed" w:hAnsi="Bahnschrift Light SemiCondensed" w:cs="Arial"/>
-                <w:color w:val="124F1A" w:themeColor="accent3" w:themeShade="BF"/>
-                <w:szCs w:val="18"/>
+                <w:rFonts w:ascii="Courier New" w:hAnsi="Courier New" w:cs="Courier New"/>
+                <w:color w:val="124F1A" w:themeColor="accent3" w:themeShade="BF"/>
+                <w:sz w:val="14"/>
+                <w:szCs w:val="14"/>
+                <w:lang w:val="en-US"/>
+              </w:rPr>
+            </w:pPr>
+            <w:r>
+              <w:rPr>
+                <w:rFonts w:ascii="Courier New" w:hAnsi="Courier New" w:cs="Courier New"/>
+                <w:color w:val="124F1A" w:themeColor="accent3" w:themeShade="BF"/>
+                <w:sz w:val="14"/>
+                <w:szCs w:val="14"/>
                 <w:lang w:val="en-US"/>
               </w:rPr>
               <w:t xml:space="preserve">  "</w:t>
@@ -7443,9 +7760,10 @@
             <w:proofErr w:type="spellStart"/>
             <w:r>
               <w:rPr>
-                <w:rFonts w:ascii="Bahnschrift Light SemiCondensed" w:hAnsi="Bahnschrift Light SemiCondensed" w:cs="Arial"/>
-                <w:color w:val="124F1A" w:themeColor="accent3" w:themeShade="BF"/>
-                <w:szCs w:val="18"/>
+                <w:rFonts w:ascii="Courier New" w:hAnsi="Courier New" w:cs="Courier New"/>
+                <w:color w:val="124F1A" w:themeColor="accent3" w:themeShade="BF"/>
+                <w:sz w:val="14"/>
+                <w:szCs w:val="14"/>
                 <w:lang w:val="en-US"/>
               </w:rPr>
               <w:t>GetVersions</w:t>
@@ -7453,9 +7771,10 @@
             <w:proofErr w:type="spellEnd"/>
             <w:r>
               <w:rPr>
-                <w:rFonts w:ascii="Bahnschrift Light SemiCondensed" w:hAnsi="Bahnschrift Light SemiCondensed" w:cs="Arial"/>
-                <w:color w:val="124F1A" w:themeColor="accent3" w:themeShade="BF"/>
-                <w:szCs w:val="18"/>
+                <w:rFonts w:ascii="Courier New" w:hAnsi="Courier New" w:cs="Courier New"/>
+                <w:color w:val="124F1A" w:themeColor="accent3" w:themeShade="BF"/>
+                <w:sz w:val="14"/>
+                <w:szCs w:val="14"/>
                 <w:lang w:val="en-US"/>
               </w:rPr>
               <w:t>": [</w:t>
@@ -7465,26 +7784,29 @@
             <w:pPr>
               <w:pStyle w:val="Sansinterligne"/>
               <w:rPr>
-                <w:rFonts w:ascii="Bahnschrift Light SemiCondensed" w:hAnsi="Bahnschrift Light SemiCondensed" w:cs="Arial"/>
-                <w:color w:val="124F1A" w:themeColor="accent3" w:themeShade="BF"/>
-                <w:szCs w:val="18"/>
-                <w:lang w:val="en-US"/>
-              </w:rPr>
-            </w:pPr>
-            <w:r>
-              <w:rPr>
-                <w:rFonts w:ascii="Bahnschrift Light SemiCondensed" w:hAnsi="Bahnschrift Light SemiCondensed" w:cs="Arial"/>
-                <w:color w:val="124F1A" w:themeColor="accent3" w:themeShade="BF"/>
-                <w:szCs w:val="18"/>
+                <w:rFonts w:ascii="Courier New" w:hAnsi="Courier New" w:cs="Courier New"/>
+                <w:color w:val="124F1A" w:themeColor="accent3" w:themeShade="BF"/>
+                <w:sz w:val="14"/>
+                <w:szCs w:val="14"/>
+                <w:lang w:val="en-US"/>
+              </w:rPr>
+            </w:pPr>
+            <w:r>
+              <w:rPr>
+                <w:rFonts w:ascii="Courier New" w:hAnsi="Courier New" w:cs="Courier New"/>
+                <w:color w:val="124F1A" w:themeColor="accent3" w:themeShade="BF"/>
+                <w:sz w:val="14"/>
+                <w:szCs w:val="14"/>
                 <w:lang w:val="en-US"/>
               </w:rPr>
               <w:t xml:space="preserve">   </w:t>
             </w:r>
             <w:r>
               <w:rPr>
-                <w:rFonts w:ascii="Bahnschrift Light SemiCondensed" w:hAnsi="Bahnschrift Light SemiCondensed" w:cs="Arial"/>
-                <w:color w:val="124F1A" w:themeColor="accent3" w:themeShade="BF"/>
-                <w:szCs w:val="18"/>
+                <w:rFonts w:ascii="Courier New" w:hAnsi="Courier New" w:cs="Courier New"/>
+                <w:color w:val="124F1A" w:themeColor="accent3" w:themeShade="BF"/>
+                <w:sz w:val="14"/>
+                <w:szCs w:val="14"/>
                 <w:lang w:val="en-US"/>
               </w:rPr>
               <w:tab/>
@@ -7493,9 +7815,10 @@
             <w:proofErr w:type="spellStart"/>
             <w:r>
               <w:rPr>
-                <w:rFonts w:ascii="Bahnschrift Light SemiCondensed" w:hAnsi="Bahnschrift Light SemiCondensed" w:cs="Arial"/>
-                <w:color w:val="124F1A" w:themeColor="accent3" w:themeShade="BF"/>
-                <w:szCs w:val="18"/>
+                <w:rFonts w:ascii="Courier New" w:hAnsi="Courier New" w:cs="Courier New"/>
+                <w:color w:val="124F1A" w:themeColor="accent3" w:themeShade="BF"/>
+                <w:sz w:val="14"/>
+                <w:szCs w:val="14"/>
                 <w:lang w:val="en-US"/>
               </w:rPr>
               <w:t>ExpectedStatusCode</w:t>
@@ -7503,9 +7826,10 @@
             <w:proofErr w:type="spellEnd"/>
             <w:r>
               <w:rPr>
-                <w:rFonts w:ascii="Bahnschrift Light SemiCondensed" w:hAnsi="Bahnschrift Light SemiCondensed" w:cs="Arial"/>
-                <w:color w:val="124F1A" w:themeColor="accent3" w:themeShade="BF"/>
-                <w:szCs w:val="18"/>
+                <w:rFonts w:ascii="Courier New" w:hAnsi="Courier New" w:cs="Courier New"/>
+                <w:color w:val="124F1A" w:themeColor="accent3" w:themeShade="BF"/>
+                <w:sz w:val="14"/>
+                <w:szCs w:val="14"/>
                 <w:lang w:val="en-US"/>
               </w:rPr>
               <w:t xml:space="preserve">": </w:t>
@@ -7513,9 +7837,10 @@
             <w:proofErr w:type="gramStart"/>
             <w:r>
               <w:rPr>
-                <w:rFonts w:ascii="Bahnschrift Light SemiCondensed" w:hAnsi="Bahnschrift Light SemiCondensed" w:cs="Arial"/>
-                <w:color w:val="124F1A" w:themeColor="accent3" w:themeShade="BF"/>
-                <w:szCs w:val="18"/>
+                <w:rFonts w:ascii="Courier New" w:hAnsi="Courier New" w:cs="Courier New"/>
+                <w:color w:val="124F1A" w:themeColor="accent3" w:themeShade="BF"/>
+                <w:sz w:val="14"/>
+                <w:szCs w:val="14"/>
                 <w:lang w:val="en-US"/>
               </w:rPr>
               <w:t>200 }</w:t>
@@ -7523,9 +7848,10 @@
             <w:proofErr w:type="gramEnd"/>
             <w:r>
               <w:rPr>
-                <w:rFonts w:ascii="Bahnschrift Light SemiCondensed" w:hAnsi="Bahnschrift Light SemiCondensed" w:cs="Arial"/>
-                <w:color w:val="124F1A" w:themeColor="accent3" w:themeShade="BF"/>
-                <w:szCs w:val="18"/>
+                <w:rFonts w:ascii="Courier New" w:hAnsi="Courier New" w:cs="Courier New"/>
+                <w:color w:val="124F1A" w:themeColor="accent3" w:themeShade="BF"/>
+                <w:sz w:val="14"/>
+                <w:szCs w:val="14"/>
                 <w:lang w:val="en-US"/>
               </w:rPr>
               <w:t>,</w:t>
@@ -7535,26 +7861,29 @@
             <w:pPr>
               <w:pStyle w:val="Sansinterligne"/>
               <w:rPr>
-                <w:rFonts w:ascii="Bahnschrift Light SemiCondensed" w:hAnsi="Bahnschrift Light SemiCondensed" w:cs="Arial"/>
-                <w:color w:val="124F1A" w:themeColor="accent3" w:themeShade="BF"/>
-                <w:szCs w:val="18"/>
-                <w:lang w:val="en-US"/>
-              </w:rPr>
-            </w:pPr>
-            <w:r>
-              <w:rPr>
-                <w:rFonts w:ascii="Bahnschrift Light SemiCondensed" w:hAnsi="Bahnschrift Light SemiCondensed" w:cs="Arial"/>
-                <w:color w:val="124F1A" w:themeColor="accent3" w:themeShade="BF"/>
-                <w:szCs w:val="18"/>
+                <w:rFonts w:ascii="Courier New" w:hAnsi="Courier New" w:cs="Courier New"/>
+                <w:color w:val="124F1A" w:themeColor="accent3" w:themeShade="BF"/>
+                <w:sz w:val="14"/>
+                <w:szCs w:val="14"/>
+                <w:lang w:val="en-US"/>
+              </w:rPr>
+            </w:pPr>
+            <w:r>
+              <w:rPr>
+                <w:rFonts w:ascii="Courier New" w:hAnsi="Courier New" w:cs="Courier New"/>
+                <w:color w:val="124F1A" w:themeColor="accent3" w:themeShade="BF"/>
+                <w:sz w:val="14"/>
+                <w:szCs w:val="14"/>
                 <w:lang w:val="en-US"/>
               </w:rPr>
               <w:t xml:space="preserve">    </w:t>
             </w:r>
             <w:r>
               <w:rPr>
-                <w:rFonts w:ascii="Bahnschrift Light SemiCondensed" w:hAnsi="Bahnschrift Light SemiCondensed" w:cs="Arial"/>
-                <w:color w:val="124F1A" w:themeColor="accent3" w:themeShade="BF"/>
-                <w:szCs w:val="18"/>
+                <w:rFonts w:ascii="Courier New" w:hAnsi="Courier New" w:cs="Courier New"/>
+                <w:color w:val="124F1A" w:themeColor="accent3" w:themeShade="BF"/>
+                <w:sz w:val="14"/>
+                <w:szCs w:val="14"/>
                 <w:lang w:val="en-US"/>
               </w:rPr>
               <w:tab/>
@@ -7564,9 +7893,10 @@
             <w:proofErr w:type="gramStart"/>
             <w:r>
               <w:rPr>
-                <w:rFonts w:ascii="Bahnschrift Light SemiCondensed" w:hAnsi="Bahnschrift Light SemiCondensed" w:cs="Arial"/>
-                <w:color w:val="124F1A" w:themeColor="accent3" w:themeShade="BF"/>
-                <w:szCs w:val="18"/>
+                <w:rFonts w:ascii="Courier New" w:hAnsi="Courier New" w:cs="Courier New"/>
+                <w:color w:val="124F1A" w:themeColor="accent3" w:themeShade="BF"/>
+                <w:sz w:val="14"/>
+                <w:szCs w:val="14"/>
                 <w:lang w:val="en-US"/>
               </w:rPr>
               <w:t>json</w:t>
@@ -7575,9 +7905,10 @@
             <w:proofErr w:type="gramEnd"/>
             <w:r>
               <w:rPr>
-                <w:rFonts w:ascii="Bahnschrift Light SemiCondensed" w:hAnsi="Bahnschrift Light SemiCondensed" w:cs="Arial"/>
-                <w:color w:val="124F1A" w:themeColor="accent3" w:themeShade="BF"/>
-                <w:szCs w:val="18"/>
+                <w:rFonts w:ascii="Courier New" w:hAnsi="Courier New" w:cs="Courier New"/>
+                <w:color w:val="124F1A" w:themeColor="accent3" w:themeShade="BF"/>
+                <w:sz w:val="14"/>
+                <w:szCs w:val="14"/>
                 <w:lang w:val="en-US"/>
               </w:rPr>
               <w:t>", "</w:t>
@@ -7585,9 +7916,10 @@
             <w:proofErr w:type="spellStart"/>
             <w:r>
               <w:rPr>
-                <w:rFonts w:ascii="Bahnschrift Light SemiCondensed" w:hAnsi="Bahnschrift Light SemiCondensed" w:cs="Arial"/>
-                <w:color w:val="124F1A" w:themeColor="accent3" w:themeShade="BF"/>
-                <w:szCs w:val="18"/>
+                <w:rFonts w:ascii="Courier New" w:hAnsi="Courier New" w:cs="Courier New"/>
+                <w:color w:val="124F1A" w:themeColor="accent3" w:themeShade="BF"/>
+                <w:sz w:val="14"/>
+                <w:szCs w:val="14"/>
                 <w:lang w:val="en-US"/>
               </w:rPr>
               <w:t>ExpectedStatusCode</w:t>
@@ -7595,9 +7927,10 @@
             <w:proofErr w:type="spellEnd"/>
             <w:r>
               <w:rPr>
-                <w:rFonts w:ascii="Bahnschrift Light SemiCondensed" w:hAnsi="Bahnschrift Light SemiCondensed" w:cs="Arial"/>
-                <w:color w:val="124F1A" w:themeColor="accent3" w:themeShade="BF"/>
-                <w:szCs w:val="18"/>
+                <w:rFonts w:ascii="Courier New" w:hAnsi="Courier New" w:cs="Courier New"/>
+                <w:color w:val="124F1A" w:themeColor="accent3" w:themeShade="BF"/>
+                <w:sz w:val="14"/>
+                <w:szCs w:val="14"/>
                 <w:lang w:val="en-US"/>
               </w:rPr>
               <w:t xml:space="preserve">": </w:t>
@@ -7605,9 +7938,10 @@
             <w:proofErr w:type="gramStart"/>
             <w:r>
               <w:rPr>
-                <w:rFonts w:ascii="Bahnschrift Light SemiCondensed" w:hAnsi="Bahnschrift Light SemiCondensed" w:cs="Arial"/>
-                <w:color w:val="124F1A" w:themeColor="accent3" w:themeShade="BF"/>
-                <w:szCs w:val="18"/>
+                <w:rFonts w:ascii="Courier New" w:hAnsi="Courier New" w:cs="Courier New"/>
+                <w:color w:val="124F1A" w:themeColor="accent3" w:themeShade="BF"/>
+                <w:sz w:val="14"/>
+                <w:szCs w:val="14"/>
                 <w:lang w:val="en-US"/>
               </w:rPr>
               <w:t>200 }</w:t>
@@ -7618,17 +7952,19 @@
             <w:pPr>
               <w:pStyle w:val="Sansinterligne"/>
               <w:rPr>
-                <w:rFonts w:ascii="Bahnschrift Light SemiCondensed" w:hAnsi="Bahnschrift Light SemiCondensed" w:cs="Arial"/>
-                <w:color w:val="124F1A" w:themeColor="accent3" w:themeShade="BF"/>
-                <w:szCs w:val="18"/>
-                <w:lang w:val="en-US"/>
-              </w:rPr>
-            </w:pPr>
-            <w:r>
-              <w:rPr>
-                <w:rFonts w:ascii="Bahnschrift Light SemiCondensed" w:hAnsi="Bahnschrift Light SemiCondensed" w:cs="Arial"/>
-                <w:color w:val="124F1A" w:themeColor="accent3" w:themeShade="BF"/>
-                <w:szCs w:val="18"/>
+                <w:rFonts w:ascii="Courier New" w:hAnsi="Courier New" w:cs="Courier New"/>
+                <w:color w:val="124F1A" w:themeColor="accent3" w:themeShade="BF"/>
+                <w:sz w:val="14"/>
+                <w:szCs w:val="14"/>
+                <w:lang w:val="en-US"/>
+              </w:rPr>
+            </w:pPr>
+            <w:r>
+              <w:rPr>
+                <w:rFonts w:ascii="Courier New" w:hAnsi="Courier New" w:cs="Courier New"/>
+                <w:color w:val="124F1A" w:themeColor="accent3" w:themeShade="BF"/>
+                <w:sz w:val="14"/>
+                <w:szCs w:val="14"/>
                 <w:lang w:val="en-US"/>
               </w:rPr>
               <w:t xml:space="preserve">  ],</w:t>
@@ -7638,17 +7974,19 @@
             <w:pPr>
               <w:pStyle w:val="Sansinterligne"/>
               <w:rPr>
-                <w:rFonts w:ascii="Bahnschrift Light SemiCondensed" w:hAnsi="Bahnschrift Light SemiCondensed" w:cs="Arial"/>
-                <w:color w:val="124F1A" w:themeColor="accent3" w:themeShade="BF"/>
-                <w:szCs w:val="18"/>
-                <w:lang w:val="en-US"/>
-              </w:rPr>
-            </w:pPr>
-            <w:r>
-              <w:rPr>
-                <w:rFonts w:ascii="Bahnschrift Light SemiCondensed" w:hAnsi="Bahnschrift Light SemiCondensed" w:cs="Arial"/>
-                <w:color w:val="124F1A" w:themeColor="accent3" w:themeShade="BF"/>
-                <w:szCs w:val="18"/>
+                <w:rFonts w:ascii="Courier New" w:hAnsi="Courier New" w:cs="Courier New"/>
+                <w:color w:val="124F1A" w:themeColor="accent3" w:themeShade="BF"/>
+                <w:sz w:val="14"/>
+                <w:szCs w:val="14"/>
+                <w:lang w:val="en-US"/>
+              </w:rPr>
+            </w:pPr>
+            <w:r>
+              <w:rPr>
+                <w:rFonts w:ascii="Courier New" w:hAnsi="Courier New" w:cs="Courier New"/>
+                <w:color w:val="124F1A" w:themeColor="accent3" w:themeShade="BF"/>
+                <w:sz w:val="14"/>
+                <w:szCs w:val="14"/>
                 <w:lang w:val="en-US"/>
               </w:rPr>
               <w:t xml:space="preserve">  "</w:t>
@@ -7656,9 +7994,10 @@
             <w:proofErr w:type="spellStart"/>
             <w:r>
               <w:rPr>
-                <w:rFonts w:ascii="Bahnschrift Light SemiCondensed" w:hAnsi="Bahnschrift Light SemiCondensed" w:cs="Arial"/>
-                <w:color w:val="124F1A" w:themeColor="accent3" w:themeShade="BF"/>
-                <w:szCs w:val="18"/>
+                <w:rFonts w:ascii="Courier New" w:hAnsi="Courier New" w:cs="Courier New"/>
+                <w:color w:val="124F1A" w:themeColor="accent3" w:themeShade="BF"/>
+                <w:sz w:val="14"/>
+                <w:szCs w:val="14"/>
                 <w:lang w:val="en-US"/>
               </w:rPr>
               <w:t>GetCapabilities</w:t>
@@ -7666,9 +8005,10 @@
             <w:proofErr w:type="spellEnd"/>
             <w:r>
               <w:rPr>
-                <w:rFonts w:ascii="Bahnschrift Light SemiCondensed" w:hAnsi="Bahnschrift Light SemiCondensed" w:cs="Arial"/>
-                <w:color w:val="124F1A" w:themeColor="accent3" w:themeShade="BF"/>
-                <w:szCs w:val="18"/>
+                <w:rFonts w:ascii="Courier New" w:hAnsi="Courier New" w:cs="Courier New"/>
+                <w:color w:val="124F1A" w:themeColor="accent3" w:themeShade="BF"/>
+                <w:sz w:val="14"/>
+                <w:szCs w:val="14"/>
                 <w:lang w:val="en-US"/>
               </w:rPr>
               <w:t>": [</w:t>
@@ -7678,26 +8018,29 @@
             <w:pPr>
               <w:pStyle w:val="Sansinterligne"/>
               <w:rPr>
-                <w:rFonts w:ascii="Bahnschrift Light SemiCondensed" w:hAnsi="Bahnschrift Light SemiCondensed" w:cs="Arial"/>
-                <w:color w:val="124F1A" w:themeColor="accent3" w:themeShade="BF"/>
-                <w:szCs w:val="18"/>
-                <w:lang w:val="en-US"/>
-              </w:rPr>
-            </w:pPr>
-            <w:r>
-              <w:rPr>
-                <w:rFonts w:ascii="Bahnschrift Light SemiCondensed" w:hAnsi="Bahnschrift Light SemiCondensed" w:cs="Arial"/>
-                <w:color w:val="124F1A" w:themeColor="accent3" w:themeShade="BF"/>
-                <w:szCs w:val="18"/>
+                <w:rFonts w:ascii="Courier New" w:hAnsi="Courier New" w:cs="Courier New"/>
+                <w:color w:val="124F1A" w:themeColor="accent3" w:themeShade="BF"/>
+                <w:sz w:val="14"/>
+                <w:szCs w:val="14"/>
+                <w:lang w:val="en-US"/>
+              </w:rPr>
+            </w:pPr>
+            <w:r>
+              <w:rPr>
+                <w:rFonts w:ascii="Courier New" w:hAnsi="Courier New" w:cs="Courier New"/>
+                <w:color w:val="124F1A" w:themeColor="accent3" w:themeShade="BF"/>
+                <w:sz w:val="14"/>
+                <w:szCs w:val="14"/>
                 <w:lang w:val="en-US"/>
               </w:rPr>
               <w:t xml:space="preserve">   </w:t>
             </w:r>
             <w:r>
               <w:rPr>
-                <w:rFonts w:ascii="Bahnschrift Light SemiCondensed" w:hAnsi="Bahnschrift Light SemiCondensed" w:cs="Arial"/>
-                <w:color w:val="124F1A" w:themeColor="accent3" w:themeShade="BF"/>
-                <w:szCs w:val="18"/>
+                <w:rFonts w:ascii="Courier New" w:hAnsi="Courier New" w:cs="Courier New"/>
+                <w:color w:val="124F1A" w:themeColor="accent3" w:themeShade="BF"/>
+                <w:sz w:val="14"/>
+                <w:szCs w:val="14"/>
                 <w:lang w:val="en-US"/>
               </w:rPr>
               <w:tab/>
@@ -7706,9 +8049,10 @@
             <w:proofErr w:type="spellStart"/>
             <w:r>
               <w:rPr>
-                <w:rFonts w:ascii="Bahnschrift Light SemiCondensed" w:hAnsi="Bahnschrift Light SemiCondensed" w:cs="Arial"/>
-                <w:color w:val="124F1A" w:themeColor="accent3" w:themeShade="BF"/>
-                <w:szCs w:val="18"/>
+                <w:rFonts w:ascii="Courier New" w:hAnsi="Courier New" w:cs="Courier New"/>
+                <w:color w:val="124F1A" w:themeColor="accent3" w:themeShade="BF"/>
+                <w:sz w:val="14"/>
+                <w:szCs w:val="14"/>
                 <w:lang w:val="en-US"/>
               </w:rPr>
               <w:t>ExpectedStatusCode</w:t>
@@ -7716,9 +8060,10 @@
             <w:proofErr w:type="spellEnd"/>
             <w:r>
               <w:rPr>
-                <w:rFonts w:ascii="Bahnschrift Light SemiCondensed" w:hAnsi="Bahnschrift Light SemiCondensed" w:cs="Arial"/>
-                <w:color w:val="124F1A" w:themeColor="accent3" w:themeShade="BF"/>
-                <w:szCs w:val="18"/>
+                <w:rFonts w:ascii="Courier New" w:hAnsi="Courier New" w:cs="Courier New"/>
+                <w:color w:val="124F1A" w:themeColor="accent3" w:themeShade="BF"/>
+                <w:sz w:val="14"/>
+                <w:szCs w:val="14"/>
                 <w:lang w:val="en-US"/>
               </w:rPr>
               <w:t xml:space="preserve">": </w:t>
@@ -7726,9 +8071,10 @@
             <w:proofErr w:type="gramStart"/>
             <w:r>
               <w:rPr>
-                <w:rFonts w:ascii="Bahnschrift Light SemiCondensed" w:hAnsi="Bahnschrift Light SemiCondensed" w:cs="Arial"/>
-                <w:color w:val="124F1A" w:themeColor="accent3" w:themeShade="BF"/>
-                <w:szCs w:val="18"/>
+                <w:rFonts w:ascii="Courier New" w:hAnsi="Courier New" w:cs="Courier New"/>
+                <w:color w:val="124F1A" w:themeColor="accent3" w:themeShade="BF"/>
+                <w:sz w:val="14"/>
+                <w:szCs w:val="14"/>
                 <w:lang w:val="en-US"/>
               </w:rPr>
               <w:t>200 }</w:t>
@@ -7736,9 +8082,10 @@
             <w:proofErr w:type="gramEnd"/>
             <w:r>
               <w:rPr>
-                <w:rFonts w:ascii="Bahnschrift Light SemiCondensed" w:hAnsi="Bahnschrift Light SemiCondensed" w:cs="Arial"/>
-                <w:color w:val="124F1A" w:themeColor="accent3" w:themeShade="BF"/>
-                <w:szCs w:val="18"/>
+                <w:rFonts w:ascii="Courier New" w:hAnsi="Courier New" w:cs="Courier New"/>
+                <w:color w:val="124F1A" w:themeColor="accent3" w:themeShade="BF"/>
+                <w:sz w:val="14"/>
+                <w:szCs w:val="14"/>
                 <w:lang w:val="en-US"/>
               </w:rPr>
               <w:t>,</w:t>
@@ -7748,26 +8095,29 @@
             <w:pPr>
               <w:pStyle w:val="Sansinterligne"/>
               <w:rPr>
-                <w:rFonts w:ascii="Bahnschrift Light SemiCondensed" w:hAnsi="Bahnschrift Light SemiCondensed" w:cs="Arial"/>
-                <w:color w:val="124F1A" w:themeColor="accent3" w:themeShade="BF"/>
-                <w:szCs w:val="18"/>
-                <w:lang w:val="en-US"/>
-              </w:rPr>
-            </w:pPr>
-            <w:r>
-              <w:rPr>
-                <w:rFonts w:ascii="Bahnschrift Light SemiCondensed" w:hAnsi="Bahnschrift Light SemiCondensed" w:cs="Arial"/>
-                <w:color w:val="124F1A" w:themeColor="accent3" w:themeShade="BF"/>
-                <w:szCs w:val="18"/>
+                <w:rFonts w:ascii="Courier New" w:hAnsi="Courier New" w:cs="Courier New"/>
+                <w:color w:val="124F1A" w:themeColor="accent3" w:themeShade="BF"/>
+                <w:sz w:val="14"/>
+                <w:szCs w:val="14"/>
+                <w:lang w:val="en-US"/>
+              </w:rPr>
+            </w:pPr>
+            <w:r>
+              <w:rPr>
+                <w:rFonts w:ascii="Courier New" w:hAnsi="Courier New" w:cs="Courier New"/>
+                <w:color w:val="124F1A" w:themeColor="accent3" w:themeShade="BF"/>
+                <w:sz w:val="14"/>
+                <w:szCs w:val="14"/>
                 <w:lang w:val="en-US"/>
               </w:rPr>
               <w:t xml:space="preserve">    </w:t>
             </w:r>
             <w:r>
               <w:rPr>
-                <w:rFonts w:ascii="Bahnschrift Light SemiCondensed" w:hAnsi="Bahnschrift Light SemiCondensed" w:cs="Arial"/>
-                <w:color w:val="124F1A" w:themeColor="accent3" w:themeShade="BF"/>
-                <w:szCs w:val="18"/>
+                <w:rFonts w:ascii="Courier New" w:hAnsi="Courier New" w:cs="Courier New"/>
+                <w:color w:val="124F1A" w:themeColor="accent3" w:themeShade="BF"/>
+                <w:sz w:val="14"/>
+                <w:szCs w:val="14"/>
                 <w:lang w:val="en-US"/>
               </w:rPr>
               <w:tab/>
@@ -7777,9 +8127,10 @@
             <w:proofErr w:type="gramStart"/>
             <w:r>
               <w:rPr>
-                <w:rFonts w:ascii="Bahnschrift Light SemiCondensed" w:hAnsi="Bahnschrift Light SemiCondensed" w:cs="Arial"/>
-                <w:color w:val="124F1A" w:themeColor="accent3" w:themeShade="BF"/>
-                <w:szCs w:val="18"/>
+                <w:rFonts w:ascii="Courier New" w:hAnsi="Courier New" w:cs="Courier New"/>
+                <w:color w:val="124F1A" w:themeColor="accent3" w:themeShade="BF"/>
+                <w:sz w:val="14"/>
+                <w:szCs w:val="14"/>
                 <w:lang w:val="en-US"/>
               </w:rPr>
               <w:t>json</w:t>
@@ -7788,9 +8139,10 @@
             <w:proofErr w:type="gramEnd"/>
             <w:r>
               <w:rPr>
-                <w:rFonts w:ascii="Bahnschrift Light SemiCondensed" w:hAnsi="Bahnschrift Light SemiCondensed" w:cs="Arial"/>
-                <w:color w:val="124F1A" w:themeColor="accent3" w:themeShade="BF"/>
-                <w:szCs w:val="18"/>
+                <w:rFonts w:ascii="Courier New" w:hAnsi="Courier New" w:cs="Courier New"/>
+                <w:color w:val="124F1A" w:themeColor="accent3" w:themeShade="BF"/>
+                <w:sz w:val="14"/>
+                <w:szCs w:val="14"/>
                 <w:lang w:val="en-US"/>
               </w:rPr>
               <w:t>", "</w:t>
@@ -7798,9 +8150,10 @@
             <w:proofErr w:type="spellStart"/>
             <w:r>
               <w:rPr>
-                <w:rFonts w:ascii="Bahnschrift Light SemiCondensed" w:hAnsi="Bahnschrift Light SemiCondensed" w:cs="Arial"/>
-                <w:color w:val="124F1A" w:themeColor="accent3" w:themeShade="BF"/>
-                <w:szCs w:val="18"/>
+                <w:rFonts w:ascii="Courier New" w:hAnsi="Courier New" w:cs="Courier New"/>
+                <w:color w:val="124F1A" w:themeColor="accent3" w:themeShade="BF"/>
+                <w:sz w:val="14"/>
+                <w:szCs w:val="14"/>
                 <w:lang w:val="en-US"/>
               </w:rPr>
               <w:t>ExpectedStatusCode</w:t>
@@ -7808,9 +8161,10 @@
             <w:proofErr w:type="spellEnd"/>
             <w:r>
               <w:rPr>
-                <w:rFonts w:ascii="Bahnschrift Light SemiCondensed" w:hAnsi="Bahnschrift Light SemiCondensed" w:cs="Arial"/>
-                <w:color w:val="124F1A" w:themeColor="accent3" w:themeShade="BF"/>
-                <w:szCs w:val="18"/>
+                <w:rFonts w:ascii="Courier New" w:hAnsi="Courier New" w:cs="Courier New"/>
+                <w:color w:val="124F1A" w:themeColor="accent3" w:themeShade="BF"/>
+                <w:sz w:val="14"/>
+                <w:szCs w:val="14"/>
                 <w:lang w:val="en-US"/>
               </w:rPr>
               <w:t xml:space="preserve">": </w:t>
@@ -7818,9 +8172,10 @@
             <w:proofErr w:type="gramStart"/>
             <w:r>
               <w:rPr>
-                <w:rFonts w:ascii="Bahnschrift Light SemiCondensed" w:hAnsi="Bahnschrift Light SemiCondensed" w:cs="Arial"/>
-                <w:color w:val="124F1A" w:themeColor="accent3" w:themeShade="BF"/>
-                <w:szCs w:val="18"/>
+                <w:rFonts w:ascii="Courier New" w:hAnsi="Courier New" w:cs="Courier New"/>
+                <w:color w:val="124F1A" w:themeColor="accent3" w:themeShade="BF"/>
+                <w:sz w:val="14"/>
+                <w:szCs w:val="14"/>
                 <w:lang w:val="en-US"/>
               </w:rPr>
               <w:t>200 }</w:t>
@@ -7831,17 +8186,19 @@
             <w:pPr>
               <w:pStyle w:val="Sansinterligne"/>
               <w:rPr>
-                <w:rFonts w:ascii="Bahnschrift Light SemiCondensed" w:hAnsi="Bahnschrift Light SemiCondensed" w:cs="Arial"/>
-                <w:color w:val="124F1A" w:themeColor="accent3" w:themeShade="BF"/>
-                <w:szCs w:val="18"/>
-                <w:lang w:val="en-US"/>
-              </w:rPr>
-            </w:pPr>
-            <w:r>
-              <w:rPr>
-                <w:rFonts w:ascii="Bahnschrift Light SemiCondensed" w:hAnsi="Bahnschrift Light SemiCondensed" w:cs="Arial"/>
-                <w:color w:val="124F1A" w:themeColor="accent3" w:themeShade="BF"/>
-                <w:szCs w:val="18"/>
+                <w:rFonts w:ascii="Courier New" w:hAnsi="Courier New" w:cs="Courier New"/>
+                <w:color w:val="124F1A" w:themeColor="accent3" w:themeShade="BF"/>
+                <w:sz w:val="14"/>
+                <w:szCs w:val="14"/>
+                <w:lang w:val="en-US"/>
+              </w:rPr>
+            </w:pPr>
+            <w:r>
+              <w:rPr>
+                <w:rFonts w:ascii="Courier New" w:hAnsi="Courier New" w:cs="Courier New"/>
+                <w:color w:val="124F1A" w:themeColor="accent3" w:themeShade="BF"/>
+                <w:sz w:val="14"/>
+                <w:szCs w:val="14"/>
                 <w:lang w:val="en-US"/>
               </w:rPr>
               <w:t xml:space="preserve">  ],</w:t>
@@ -7851,17 +8208,19 @@
             <w:pPr>
               <w:pStyle w:val="Sansinterligne"/>
               <w:rPr>
-                <w:rFonts w:ascii="Bahnschrift Light SemiCondensed" w:hAnsi="Bahnschrift Light SemiCondensed" w:cs="Arial"/>
-                <w:color w:val="124F1A" w:themeColor="accent3" w:themeShade="BF"/>
-                <w:szCs w:val="18"/>
-                <w:lang w:val="en-US"/>
-              </w:rPr>
-            </w:pPr>
-            <w:r>
-              <w:rPr>
-                <w:rFonts w:ascii="Bahnschrift Light SemiCondensed" w:hAnsi="Bahnschrift Light SemiCondensed" w:cs="Arial"/>
-                <w:color w:val="124F1A" w:themeColor="accent3" w:themeShade="BF"/>
-                <w:szCs w:val="18"/>
+                <w:rFonts w:ascii="Courier New" w:hAnsi="Courier New" w:cs="Courier New"/>
+                <w:color w:val="124F1A" w:themeColor="accent3" w:themeShade="BF"/>
+                <w:sz w:val="14"/>
+                <w:szCs w:val="14"/>
+                <w:lang w:val="en-US"/>
+              </w:rPr>
+            </w:pPr>
+            <w:r>
+              <w:rPr>
+                <w:rFonts w:ascii="Courier New" w:hAnsi="Courier New" w:cs="Courier New"/>
+                <w:color w:val="124F1A" w:themeColor="accent3" w:themeShade="BF"/>
+                <w:sz w:val="14"/>
+                <w:szCs w:val="14"/>
                 <w:lang w:val="en-US"/>
               </w:rPr>
               <w:t xml:space="preserve">    "</w:t>
@@ -7869,9 +8228,10 @@
             <w:proofErr w:type="spellStart"/>
             <w:r>
               <w:rPr>
-                <w:rFonts w:ascii="Bahnschrift Light SemiCondensed" w:hAnsi="Bahnschrift Light SemiCondensed" w:cs="Arial"/>
-                <w:color w:val="124F1A" w:themeColor="accent3" w:themeShade="BF"/>
-                <w:szCs w:val="18"/>
+                <w:rFonts w:ascii="Courier New" w:hAnsi="Courier New" w:cs="Courier New"/>
+                <w:color w:val="124F1A" w:themeColor="accent3" w:themeShade="BF"/>
+                <w:sz w:val="14"/>
+                <w:szCs w:val="14"/>
                 <w:lang w:val="en-US"/>
               </w:rPr>
               <w:t>GetEGRID</w:t>
@@ -7879,9 +8239,10 @@
             <w:proofErr w:type="spellEnd"/>
             <w:r>
               <w:rPr>
-                <w:rFonts w:ascii="Bahnschrift Light SemiCondensed" w:hAnsi="Bahnschrift Light SemiCondensed" w:cs="Arial"/>
-                <w:color w:val="124F1A" w:themeColor="accent3" w:themeShade="BF"/>
-                <w:szCs w:val="18"/>
+                <w:rFonts w:ascii="Courier New" w:hAnsi="Courier New" w:cs="Courier New"/>
+                <w:color w:val="124F1A" w:themeColor="accent3" w:themeShade="BF"/>
+                <w:sz w:val="14"/>
+                <w:szCs w:val="14"/>
                 <w:lang w:val="en-US"/>
               </w:rPr>
               <w:t>": [</w:t>
@@ -7891,26 +8252,29 @@
             <w:pPr>
               <w:pStyle w:val="Sansinterligne"/>
               <w:rPr>
-                <w:rFonts w:ascii="Bahnschrift Light SemiCondensed" w:hAnsi="Bahnschrift Light SemiCondensed" w:cs="Arial"/>
-                <w:color w:val="124F1A" w:themeColor="accent3" w:themeShade="BF"/>
-                <w:szCs w:val="18"/>
-                <w:lang w:val="en-US"/>
-              </w:rPr>
-            </w:pPr>
-            <w:r>
-              <w:rPr>
-                <w:rFonts w:ascii="Bahnschrift Light SemiCondensed" w:hAnsi="Bahnschrift Light SemiCondensed" w:cs="Arial"/>
-                <w:color w:val="124F1A" w:themeColor="accent3" w:themeShade="BF"/>
-                <w:szCs w:val="18"/>
+                <w:rFonts w:ascii="Courier New" w:hAnsi="Courier New" w:cs="Courier New"/>
+                <w:color w:val="124F1A" w:themeColor="accent3" w:themeShade="BF"/>
+                <w:sz w:val="14"/>
+                <w:szCs w:val="14"/>
+                <w:lang w:val="en-US"/>
+              </w:rPr>
+            </w:pPr>
+            <w:r>
+              <w:rPr>
+                <w:rFonts w:ascii="Courier New" w:hAnsi="Courier New" w:cs="Courier New"/>
+                <w:color w:val="124F1A" w:themeColor="accent3" w:themeShade="BF"/>
+                <w:sz w:val="14"/>
+                <w:szCs w:val="14"/>
                 <w:lang w:val="en-US"/>
               </w:rPr>
               <w:t xml:space="preserve">      </w:t>
             </w:r>
             <w:r>
               <w:rPr>
-                <w:rFonts w:ascii="Bahnschrift Light SemiCondensed" w:hAnsi="Bahnschrift Light SemiCondensed" w:cs="Arial"/>
-                <w:color w:val="124F1A" w:themeColor="accent3" w:themeShade="BF"/>
-                <w:szCs w:val="18"/>
+                <w:rFonts w:ascii="Courier New" w:hAnsi="Courier New" w:cs="Courier New"/>
+                <w:color w:val="124F1A" w:themeColor="accent3" w:themeShade="BF"/>
+                <w:sz w:val="14"/>
+                <w:szCs w:val="14"/>
                 <w:lang w:val="en-US"/>
               </w:rPr>
               <w:tab/>
@@ -7918,18 +8282,20 @@
             </w:r>
             <w:r>
               <w:rPr>
-                <w:rFonts w:ascii="Bahnschrift Light SemiCondensed" w:hAnsi="Bahnschrift Light SemiCondensed" w:cs="Arial"/>
-                <w:color w:val="124F1A" w:themeColor="accent3" w:themeShade="BF"/>
-                <w:szCs w:val="18"/>
+                <w:rFonts w:ascii="Courier New" w:hAnsi="Courier New" w:cs="Courier New"/>
+                <w:color w:val="124F1A" w:themeColor="accent3" w:themeShade="BF"/>
+                <w:sz w:val="14"/>
+                <w:szCs w:val="14"/>
                 <w:lang w:val="en-US"/>
               </w:rPr>
               <w:t xml:space="preserve"> </w:t>
             </w:r>
             <w:r>
               <w:rPr>
-                <w:rFonts w:ascii="Bahnschrift Light SemiCondensed" w:hAnsi="Bahnschrift Light SemiCondensed" w:cs="Arial"/>
-                <w:color w:val="124F1A" w:themeColor="accent3" w:themeShade="BF"/>
-                <w:szCs w:val="18"/>
+                <w:rFonts w:ascii="Courier New" w:hAnsi="Courier New" w:cs="Courier New"/>
+                <w:color w:val="124F1A" w:themeColor="accent3" w:themeShade="BF"/>
+                <w:sz w:val="14"/>
+                <w:szCs w:val="14"/>
                 <w:lang w:val="en-US"/>
               </w:rPr>
               <w:t>"EN": "2606296.340,1215309.120", "</w:t>
@@ -7937,9 +8303,10 @@
             <w:proofErr w:type="spellStart"/>
             <w:r>
               <w:rPr>
-                <w:rFonts w:ascii="Bahnschrift Light SemiCondensed" w:hAnsi="Bahnschrift Light SemiCondensed" w:cs="Arial"/>
-                <w:color w:val="124F1A" w:themeColor="accent3" w:themeShade="BF"/>
-                <w:szCs w:val="18"/>
+                <w:rFonts w:ascii="Courier New" w:hAnsi="Courier New" w:cs="Courier New"/>
+                <w:color w:val="124F1A" w:themeColor="accent3" w:themeShade="BF"/>
+                <w:sz w:val="14"/>
+                <w:szCs w:val="14"/>
                 <w:lang w:val="en-US"/>
               </w:rPr>
               <w:t>ExpectedStatusCode</w:t>
@@ -7947,9 +8314,10 @@
             <w:proofErr w:type="spellEnd"/>
             <w:r>
               <w:rPr>
-                <w:rFonts w:ascii="Bahnschrift Light SemiCondensed" w:hAnsi="Bahnschrift Light SemiCondensed" w:cs="Arial"/>
-                <w:color w:val="124F1A" w:themeColor="accent3" w:themeShade="BF"/>
-                <w:szCs w:val="18"/>
+                <w:rFonts w:ascii="Courier New" w:hAnsi="Courier New" w:cs="Courier New"/>
+                <w:color w:val="124F1A" w:themeColor="accent3" w:themeShade="BF"/>
+                <w:sz w:val="14"/>
+                <w:szCs w:val="14"/>
                 <w:lang w:val="en-US"/>
               </w:rPr>
               <w:t xml:space="preserve">": </w:t>
@@ -7957,9 +8325,10 @@
             <w:proofErr w:type="gramStart"/>
             <w:r>
               <w:rPr>
-                <w:rFonts w:ascii="Bahnschrift Light SemiCondensed" w:hAnsi="Bahnschrift Light SemiCondensed" w:cs="Arial"/>
-                <w:color w:val="124F1A" w:themeColor="accent3" w:themeShade="BF"/>
-                <w:szCs w:val="18"/>
+                <w:rFonts w:ascii="Courier New" w:hAnsi="Courier New" w:cs="Courier New"/>
+                <w:color w:val="124F1A" w:themeColor="accent3" w:themeShade="BF"/>
+                <w:sz w:val="14"/>
+                <w:szCs w:val="14"/>
                 <w:lang w:val="en-US"/>
               </w:rPr>
               <w:t>200},</w:t>
@@ -7970,26 +8339,29 @@
             <w:pPr>
               <w:pStyle w:val="Sansinterligne"/>
               <w:rPr>
-                <w:rFonts w:ascii="Bahnschrift Light SemiCondensed" w:hAnsi="Bahnschrift Light SemiCondensed" w:cs="Arial"/>
-                <w:color w:val="124F1A" w:themeColor="accent3" w:themeShade="BF"/>
-                <w:szCs w:val="18"/>
-                <w:lang w:val="en-US"/>
-              </w:rPr>
-            </w:pPr>
-            <w:r>
-              <w:rPr>
-                <w:rFonts w:ascii="Bahnschrift Light SemiCondensed" w:hAnsi="Bahnschrift Light SemiCondensed" w:cs="Arial"/>
-                <w:color w:val="124F1A" w:themeColor="accent3" w:themeShade="BF"/>
-                <w:szCs w:val="18"/>
+                <w:rFonts w:ascii="Courier New" w:hAnsi="Courier New" w:cs="Courier New"/>
+                <w:color w:val="124F1A" w:themeColor="accent3" w:themeShade="BF"/>
+                <w:sz w:val="14"/>
+                <w:szCs w:val="14"/>
+                <w:lang w:val="en-US"/>
+              </w:rPr>
+            </w:pPr>
+            <w:r>
+              <w:rPr>
+                <w:rFonts w:ascii="Courier New" w:hAnsi="Courier New" w:cs="Courier New"/>
+                <w:color w:val="124F1A" w:themeColor="accent3" w:themeShade="BF"/>
+                <w:sz w:val="14"/>
+                <w:szCs w:val="14"/>
                 <w:lang w:val="en-US"/>
               </w:rPr>
               <w:t xml:space="preserve">     </w:t>
             </w:r>
             <w:r>
               <w:rPr>
-                <w:rFonts w:ascii="Bahnschrift Light SemiCondensed" w:hAnsi="Bahnschrift Light SemiCondensed" w:cs="Arial"/>
-                <w:color w:val="124F1A" w:themeColor="accent3" w:themeShade="BF"/>
-                <w:szCs w:val="18"/>
+                <w:rFonts w:ascii="Courier New" w:hAnsi="Courier New" w:cs="Courier New"/>
+                <w:color w:val="124F1A" w:themeColor="accent3" w:themeShade="BF"/>
+                <w:sz w:val="14"/>
+                <w:szCs w:val="14"/>
                 <w:lang w:val="en-US"/>
               </w:rPr>
               <w:tab/>
@@ -7997,18 +8369,20 @@
             </w:r>
             <w:r>
               <w:rPr>
-                <w:rFonts w:ascii="Bahnschrift Light SemiCondensed" w:hAnsi="Bahnschrift Light SemiCondensed" w:cs="Arial"/>
-                <w:color w:val="124F1A" w:themeColor="accent3" w:themeShade="BF"/>
-                <w:szCs w:val="18"/>
+                <w:rFonts w:ascii="Courier New" w:hAnsi="Courier New" w:cs="Courier New"/>
+                <w:color w:val="124F1A" w:themeColor="accent3" w:themeShade="BF"/>
+                <w:sz w:val="14"/>
+                <w:szCs w:val="14"/>
                 <w:lang w:val="en-US"/>
               </w:rPr>
               <w:t xml:space="preserve"> </w:t>
             </w:r>
             <w:r>
               <w:rPr>
-                <w:rFonts w:ascii="Bahnschrift Light SemiCondensed" w:hAnsi="Bahnschrift Light SemiCondensed" w:cs="Arial"/>
-                <w:color w:val="124F1A" w:themeColor="accent3" w:themeShade="BF"/>
-                <w:szCs w:val="18"/>
+                <w:rFonts w:ascii="Courier New" w:hAnsi="Courier New" w:cs="Courier New"/>
+                <w:color w:val="124F1A" w:themeColor="accent3" w:themeShade="BF"/>
+                <w:sz w:val="14"/>
+                <w:szCs w:val="14"/>
                 <w:lang w:val="en-US"/>
               </w:rPr>
               <w:t>"IDENTDN": "AR0200300600", "NUMBER": 100, "</w:t>
@@ -8016,9 +8390,10 @@
             <w:proofErr w:type="spellStart"/>
             <w:r>
               <w:rPr>
-                <w:rFonts w:ascii="Bahnschrift Light SemiCondensed" w:hAnsi="Bahnschrift Light SemiCondensed" w:cs="Arial"/>
-                <w:color w:val="124F1A" w:themeColor="accent3" w:themeShade="BF"/>
-                <w:szCs w:val="18"/>
+                <w:rFonts w:ascii="Courier New" w:hAnsi="Courier New" w:cs="Courier New"/>
+                <w:color w:val="124F1A" w:themeColor="accent3" w:themeShade="BF"/>
+                <w:sz w:val="14"/>
+                <w:szCs w:val="14"/>
                 <w:lang w:val="en-US"/>
               </w:rPr>
               <w:t>ExpectedStatusCode</w:t>
@@ -8026,9 +8401,10 @@
             <w:proofErr w:type="spellEnd"/>
             <w:r>
               <w:rPr>
-                <w:rFonts w:ascii="Bahnschrift Light SemiCondensed" w:hAnsi="Bahnschrift Light SemiCondensed" w:cs="Arial"/>
-                <w:color w:val="124F1A" w:themeColor="accent3" w:themeShade="BF"/>
-                <w:szCs w:val="18"/>
+                <w:rFonts w:ascii="Courier New" w:hAnsi="Courier New" w:cs="Courier New"/>
+                <w:color w:val="124F1A" w:themeColor="accent3" w:themeShade="BF"/>
+                <w:sz w:val="14"/>
+                <w:szCs w:val="14"/>
                 <w:lang w:val="en-US"/>
               </w:rPr>
               <w:t xml:space="preserve">": </w:t>
@@ -8036,9 +8412,10 @@
             <w:proofErr w:type="gramStart"/>
             <w:r>
               <w:rPr>
-                <w:rFonts w:ascii="Bahnschrift Light SemiCondensed" w:hAnsi="Bahnschrift Light SemiCondensed" w:cs="Arial"/>
-                <w:color w:val="124F1A" w:themeColor="accent3" w:themeShade="BF"/>
-                <w:szCs w:val="18"/>
+                <w:rFonts w:ascii="Courier New" w:hAnsi="Courier New" w:cs="Courier New"/>
+                <w:color w:val="124F1A" w:themeColor="accent3" w:themeShade="BF"/>
+                <w:sz w:val="14"/>
+                <w:szCs w:val="14"/>
                 <w:lang w:val="en-US"/>
               </w:rPr>
               <w:t>204 }</w:t>
@@ -8046,9 +8423,10 @@
             <w:proofErr w:type="gramEnd"/>
             <w:r>
               <w:rPr>
-                <w:rFonts w:ascii="Bahnschrift Light SemiCondensed" w:hAnsi="Bahnschrift Light SemiCondensed" w:cs="Arial"/>
-                <w:color w:val="124F1A" w:themeColor="accent3" w:themeShade="BF"/>
-                <w:szCs w:val="18"/>
+                <w:rFonts w:ascii="Courier New" w:hAnsi="Courier New" w:cs="Courier New"/>
+                <w:color w:val="124F1A" w:themeColor="accent3" w:themeShade="BF"/>
+                <w:sz w:val="14"/>
+                <w:szCs w:val="14"/>
                 <w:lang w:val="en-US"/>
               </w:rPr>
               <w:t>,</w:t>
@@ -8058,26 +8436,29 @@
             <w:pPr>
               <w:pStyle w:val="Sansinterligne"/>
               <w:rPr>
-                <w:rFonts w:ascii="Bahnschrift Light SemiCondensed" w:hAnsi="Bahnschrift Light SemiCondensed" w:cs="Arial"/>
-                <w:color w:val="124F1A" w:themeColor="accent3" w:themeShade="BF"/>
-                <w:szCs w:val="18"/>
-                <w:lang w:val="en-US"/>
-              </w:rPr>
-            </w:pPr>
-            <w:r>
-              <w:rPr>
-                <w:rFonts w:ascii="Bahnschrift Light SemiCondensed" w:hAnsi="Bahnschrift Light SemiCondensed" w:cs="Arial"/>
-                <w:color w:val="124F1A" w:themeColor="accent3" w:themeShade="BF"/>
-                <w:szCs w:val="18"/>
+                <w:rFonts w:ascii="Courier New" w:hAnsi="Courier New" w:cs="Courier New"/>
+                <w:color w:val="124F1A" w:themeColor="accent3" w:themeShade="BF"/>
+                <w:sz w:val="14"/>
+                <w:szCs w:val="14"/>
+                <w:lang w:val="en-US"/>
+              </w:rPr>
+            </w:pPr>
+            <w:r>
+              <w:rPr>
+                <w:rFonts w:ascii="Courier New" w:hAnsi="Courier New" w:cs="Courier New"/>
+                <w:color w:val="124F1A" w:themeColor="accent3" w:themeShade="BF"/>
+                <w:sz w:val="14"/>
+                <w:szCs w:val="14"/>
                 <w:lang w:val="en-US"/>
               </w:rPr>
               <w:t xml:space="preserve">      </w:t>
             </w:r>
             <w:r>
               <w:rPr>
-                <w:rFonts w:ascii="Bahnschrift Light SemiCondensed" w:hAnsi="Bahnschrift Light SemiCondensed" w:cs="Arial"/>
-                <w:color w:val="124F1A" w:themeColor="accent3" w:themeShade="BF"/>
-                <w:szCs w:val="18"/>
+                <w:rFonts w:ascii="Courier New" w:hAnsi="Courier New" w:cs="Courier New"/>
+                <w:color w:val="124F1A" w:themeColor="accent3" w:themeShade="BF"/>
+                <w:sz w:val="14"/>
+                <w:szCs w:val="14"/>
                 <w:lang w:val="en-US"/>
               </w:rPr>
               <w:tab/>
@@ -8086,9 +8467,10 @@
             <w:proofErr w:type="spellStart"/>
             <w:r>
               <w:rPr>
-                <w:rFonts w:ascii="Bahnschrift Light SemiCondensed" w:hAnsi="Bahnschrift Light SemiCondensed" w:cs="Arial"/>
-                <w:color w:val="124F1A" w:themeColor="accent3" w:themeShade="BF"/>
-                <w:szCs w:val="18"/>
+                <w:rFonts w:ascii="Courier New" w:hAnsi="Courier New" w:cs="Courier New"/>
+                <w:color w:val="124F1A" w:themeColor="accent3" w:themeShade="BF"/>
+                <w:sz w:val="14"/>
+                <w:szCs w:val="14"/>
                 <w:lang w:val="en-US"/>
               </w:rPr>
               <w:t>json</w:t>
@@ -8096,27 +8478,30 @@
             <w:proofErr w:type="spellEnd"/>
             <w:r>
               <w:rPr>
-                <w:rFonts w:ascii="Bahnschrift Light SemiCondensed" w:hAnsi="Bahnschrift Light SemiCondensed" w:cs="Arial"/>
-                <w:color w:val="124F1A" w:themeColor="accent3" w:themeShade="BF"/>
-                <w:szCs w:val="18"/>
+                <w:rFonts w:ascii="Courier New" w:hAnsi="Courier New" w:cs="Courier New"/>
+                <w:color w:val="124F1A" w:themeColor="accent3" w:themeShade="BF"/>
+                <w:sz w:val="14"/>
+                <w:szCs w:val="14"/>
                 <w:lang w:val="en-US"/>
               </w:rPr>
               <w:t>",</w:t>
             </w:r>
             <w:r>
               <w:rPr>
-                <w:rFonts w:ascii="Bahnschrift Light SemiCondensed" w:hAnsi="Bahnschrift Light SemiCondensed" w:cs="Arial"/>
-                <w:color w:val="124F1A" w:themeColor="accent3" w:themeShade="BF"/>
-                <w:szCs w:val="18"/>
+                <w:rFonts w:ascii="Courier New" w:hAnsi="Courier New" w:cs="Courier New"/>
+                <w:color w:val="124F1A" w:themeColor="accent3" w:themeShade="BF"/>
+                <w:sz w:val="14"/>
+                <w:szCs w:val="14"/>
                 <w:lang w:val="en-US"/>
               </w:rPr>
               <w:t xml:space="preserve"> </w:t>
             </w:r>
             <w:r>
               <w:rPr>
-                <w:rFonts w:ascii="Bahnschrift Light SemiCondensed" w:hAnsi="Bahnschrift Light SemiCondensed" w:cs="Arial"/>
-                <w:color w:val="124F1A" w:themeColor="accent3" w:themeShade="BF"/>
-                <w:szCs w:val="18"/>
+                <w:rFonts w:ascii="Courier New" w:hAnsi="Courier New" w:cs="Courier New"/>
+                <w:color w:val="124F1A" w:themeColor="accent3" w:themeShade="BF"/>
+                <w:sz w:val="14"/>
+                <w:szCs w:val="14"/>
                 <w:lang w:val="en-US"/>
               </w:rPr>
               <w:t>"IDENTDN": "BE0200000136", "NUMBER": 426, "</w:t>
@@ -8124,9 +8509,10 @@
             <w:proofErr w:type="spellStart"/>
             <w:r>
               <w:rPr>
-                <w:rFonts w:ascii="Bahnschrift Light SemiCondensed" w:hAnsi="Bahnschrift Light SemiCondensed" w:cs="Arial"/>
-                <w:color w:val="124F1A" w:themeColor="accent3" w:themeShade="BF"/>
-                <w:szCs w:val="18"/>
+                <w:rFonts w:ascii="Courier New" w:hAnsi="Courier New" w:cs="Courier New"/>
+                <w:color w:val="124F1A" w:themeColor="accent3" w:themeShade="BF"/>
+                <w:sz w:val="14"/>
+                <w:szCs w:val="14"/>
                 <w:lang w:val="en-US"/>
               </w:rPr>
               <w:t>ExpectedStatusCode</w:t>
@@ -8134,9 +8520,10 @@
             <w:proofErr w:type="spellEnd"/>
             <w:r>
               <w:rPr>
-                <w:rFonts w:ascii="Bahnschrift Light SemiCondensed" w:hAnsi="Bahnschrift Light SemiCondensed" w:cs="Arial"/>
-                <w:color w:val="124F1A" w:themeColor="accent3" w:themeShade="BF"/>
-                <w:szCs w:val="18"/>
+                <w:rFonts w:ascii="Courier New" w:hAnsi="Courier New" w:cs="Courier New"/>
+                <w:color w:val="124F1A" w:themeColor="accent3" w:themeShade="BF"/>
+                <w:sz w:val="14"/>
+                <w:szCs w:val="14"/>
                 <w:lang w:val="en-US"/>
               </w:rPr>
               <w:t xml:space="preserve">": </w:t>
@@ -8144,9 +8531,10 @@
             <w:proofErr w:type="gramStart"/>
             <w:r>
               <w:rPr>
-                <w:rFonts w:ascii="Bahnschrift Light SemiCondensed" w:hAnsi="Bahnschrift Light SemiCondensed" w:cs="Arial"/>
-                <w:color w:val="124F1A" w:themeColor="accent3" w:themeShade="BF"/>
-                <w:szCs w:val="18"/>
+                <w:rFonts w:ascii="Courier New" w:hAnsi="Courier New" w:cs="Courier New"/>
+                <w:color w:val="124F1A" w:themeColor="accent3" w:themeShade="BF"/>
+                <w:sz w:val="14"/>
+                <w:szCs w:val="14"/>
                 <w:lang w:val="en-US"/>
               </w:rPr>
               <w:t>200 }</w:t>
@@ -8154,9 +8542,10 @@
             <w:proofErr w:type="gramEnd"/>
             <w:r>
               <w:rPr>
-                <w:rFonts w:ascii="Bahnschrift Light SemiCondensed" w:hAnsi="Bahnschrift Light SemiCondensed" w:cs="Arial"/>
-                <w:color w:val="124F1A" w:themeColor="accent3" w:themeShade="BF"/>
-                <w:szCs w:val="18"/>
+                <w:rFonts w:ascii="Courier New" w:hAnsi="Courier New" w:cs="Courier New"/>
+                <w:color w:val="124F1A" w:themeColor="accent3" w:themeShade="BF"/>
+                <w:sz w:val="14"/>
+                <w:szCs w:val="14"/>
                 <w:lang w:val="en-US"/>
               </w:rPr>
               <w:t>,</w:t>
@@ -8166,26 +8555,29 @@
             <w:pPr>
               <w:pStyle w:val="Sansinterligne"/>
               <w:rPr>
-                <w:rFonts w:ascii="Bahnschrift Light SemiCondensed" w:hAnsi="Bahnschrift Light SemiCondensed" w:cs="Arial"/>
-                <w:color w:val="124F1A" w:themeColor="accent3" w:themeShade="BF"/>
-                <w:szCs w:val="18"/>
-                <w:lang w:val="en-US"/>
-              </w:rPr>
-            </w:pPr>
-            <w:r>
-              <w:rPr>
-                <w:rFonts w:ascii="Bahnschrift Light SemiCondensed" w:hAnsi="Bahnschrift Light SemiCondensed" w:cs="Arial"/>
-                <w:color w:val="124F1A" w:themeColor="accent3" w:themeShade="BF"/>
-                <w:szCs w:val="18"/>
+                <w:rFonts w:ascii="Courier New" w:hAnsi="Courier New" w:cs="Courier New"/>
+                <w:color w:val="124F1A" w:themeColor="accent3" w:themeShade="BF"/>
+                <w:sz w:val="14"/>
+                <w:szCs w:val="14"/>
+                <w:lang w:val="en-US"/>
+              </w:rPr>
+            </w:pPr>
+            <w:r>
+              <w:rPr>
+                <w:rFonts w:ascii="Courier New" w:hAnsi="Courier New" w:cs="Courier New"/>
+                <w:color w:val="124F1A" w:themeColor="accent3" w:themeShade="BF"/>
+                <w:sz w:val="14"/>
+                <w:szCs w:val="14"/>
                 <w:lang w:val="en-US"/>
               </w:rPr>
               <w:t xml:space="preserve">      </w:t>
             </w:r>
             <w:r>
               <w:rPr>
-                <w:rFonts w:ascii="Bahnschrift Light SemiCondensed" w:hAnsi="Bahnschrift Light SemiCondensed" w:cs="Arial"/>
-                <w:color w:val="124F1A" w:themeColor="accent3" w:themeShade="BF"/>
-                <w:szCs w:val="18"/>
+                <w:rFonts w:ascii="Courier New" w:hAnsi="Courier New" w:cs="Courier New"/>
+                <w:color w:val="124F1A" w:themeColor="accent3" w:themeShade="BF"/>
+                <w:sz w:val="14"/>
+                <w:szCs w:val="14"/>
                 <w:lang w:val="en-US"/>
               </w:rPr>
               <w:tab/>
@@ -8193,18 +8585,20 @@
             </w:r>
             <w:r>
               <w:rPr>
-                <w:rFonts w:ascii="Bahnschrift Light SemiCondensed" w:hAnsi="Bahnschrift Light SemiCondensed" w:cs="Arial"/>
-                <w:color w:val="124F1A" w:themeColor="accent3" w:themeShade="BF"/>
-                <w:szCs w:val="18"/>
+                <w:rFonts w:ascii="Courier New" w:hAnsi="Courier New" w:cs="Courier New"/>
+                <w:color w:val="124F1A" w:themeColor="accent3" w:themeShade="BF"/>
+                <w:sz w:val="14"/>
+                <w:szCs w:val="14"/>
                 <w:lang w:val="en-US"/>
               </w:rPr>
               <w:t xml:space="preserve"> </w:t>
             </w:r>
             <w:r>
               <w:rPr>
-                <w:rFonts w:ascii="Bahnschrift Light SemiCondensed" w:hAnsi="Bahnschrift Light SemiCondensed" w:cs="Arial"/>
-                <w:color w:val="124F1A" w:themeColor="accent3" w:themeShade="BF"/>
-                <w:szCs w:val="18"/>
+                <w:rFonts w:ascii="Courier New" w:hAnsi="Courier New" w:cs="Courier New"/>
+                <w:color w:val="124F1A" w:themeColor="accent3" w:themeShade="BF"/>
+                <w:sz w:val="14"/>
+                <w:szCs w:val="14"/>
                 <w:lang w:val="en-US"/>
               </w:rPr>
               <w:t>"POSTALCODE": "3013", "LOCALISATION": "</w:t>
@@ -8212,9 +8606,10 @@
             <w:proofErr w:type="spellStart"/>
             <w:r>
               <w:rPr>
-                <w:rFonts w:ascii="Bahnschrift Light SemiCondensed" w:hAnsi="Bahnschrift Light SemiCondensed" w:cs="Arial"/>
-                <w:color w:val="124F1A" w:themeColor="accent3" w:themeShade="BF"/>
-                <w:szCs w:val="18"/>
+                <w:rFonts w:ascii="Courier New" w:hAnsi="Courier New" w:cs="Courier New"/>
+                <w:color w:val="124F1A" w:themeColor="accent3" w:themeShade="BF"/>
+                <w:sz w:val="14"/>
+                <w:szCs w:val="14"/>
                 <w:lang w:val="en-US"/>
               </w:rPr>
               <w:t>Reiterstrasse</w:t>
@@ -8222,9 +8617,10 @@
             <w:proofErr w:type="spellEnd"/>
             <w:r>
               <w:rPr>
-                <w:rFonts w:ascii="Bahnschrift Light SemiCondensed" w:hAnsi="Bahnschrift Light SemiCondensed" w:cs="Arial"/>
-                <w:color w:val="124F1A" w:themeColor="accent3" w:themeShade="BF"/>
-                <w:szCs w:val="18"/>
+                <w:rFonts w:ascii="Courier New" w:hAnsi="Courier New" w:cs="Courier New"/>
+                <w:color w:val="124F1A" w:themeColor="accent3" w:themeShade="BF"/>
+                <w:sz w:val="14"/>
+                <w:szCs w:val="14"/>
                 <w:lang w:val="en-US"/>
               </w:rPr>
               <w:t>", "NUMBER": 11, "</w:t>
@@ -8232,9 +8628,10 @@
             <w:proofErr w:type="spellStart"/>
             <w:r>
               <w:rPr>
-                <w:rFonts w:ascii="Bahnschrift Light SemiCondensed" w:hAnsi="Bahnschrift Light SemiCondensed" w:cs="Arial"/>
-                <w:color w:val="124F1A" w:themeColor="accent3" w:themeShade="BF"/>
-                <w:szCs w:val="18"/>
+                <w:rFonts w:ascii="Courier New" w:hAnsi="Courier New" w:cs="Courier New"/>
+                <w:color w:val="124F1A" w:themeColor="accent3" w:themeShade="BF"/>
+                <w:sz w:val="14"/>
+                <w:szCs w:val="14"/>
                 <w:lang w:val="en-US"/>
               </w:rPr>
               <w:t>ExpectedStatusCode</w:t>
@@ -8242,9 +8639,10 @@
             <w:proofErr w:type="spellEnd"/>
             <w:r>
               <w:rPr>
-                <w:rFonts w:ascii="Bahnschrift Light SemiCondensed" w:hAnsi="Bahnschrift Light SemiCondensed" w:cs="Arial"/>
-                <w:color w:val="124F1A" w:themeColor="accent3" w:themeShade="BF"/>
-                <w:szCs w:val="18"/>
+                <w:rFonts w:ascii="Courier New" w:hAnsi="Courier New" w:cs="Courier New"/>
+                <w:color w:val="124F1A" w:themeColor="accent3" w:themeShade="BF"/>
+                <w:sz w:val="14"/>
+                <w:szCs w:val="14"/>
                 <w:lang w:val="en-US"/>
               </w:rPr>
               <w:t xml:space="preserve">": </w:t>
@@ -8252,9 +8650,10 @@
             <w:proofErr w:type="gramStart"/>
             <w:r>
               <w:rPr>
-                <w:rFonts w:ascii="Bahnschrift Light SemiCondensed" w:hAnsi="Bahnschrift Light SemiCondensed" w:cs="Arial"/>
-                <w:color w:val="124F1A" w:themeColor="accent3" w:themeShade="BF"/>
-                <w:szCs w:val="18"/>
+                <w:rFonts w:ascii="Courier New" w:hAnsi="Courier New" w:cs="Courier New"/>
+                <w:color w:val="124F1A" w:themeColor="accent3" w:themeShade="BF"/>
+                <w:sz w:val="14"/>
+                <w:szCs w:val="14"/>
                 <w:lang w:val="en-US"/>
               </w:rPr>
               <w:t>200 }</w:t>
@@ -8262,9 +8661,10 @@
             <w:proofErr w:type="gramEnd"/>
             <w:r>
               <w:rPr>
-                <w:rFonts w:ascii="Bahnschrift Light SemiCondensed" w:hAnsi="Bahnschrift Light SemiCondensed" w:cs="Arial"/>
-                <w:color w:val="124F1A" w:themeColor="accent3" w:themeShade="BF"/>
-                <w:szCs w:val="18"/>
+                <w:rFonts w:ascii="Courier New" w:hAnsi="Courier New" w:cs="Courier New"/>
+                <w:color w:val="124F1A" w:themeColor="accent3" w:themeShade="BF"/>
+                <w:sz w:val="14"/>
+                <w:szCs w:val="14"/>
                 <w:lang w:val="en-US"/>
               </w:rPr>
               <w:t>,</w:t>
@@ -8274,26 +8674,29 @@
             <w:pPr>
               <w:pStyle w:val="Sansinterligne"/>
               <w:rPr>
-                <w:rFonts w:ascii="Bahnschrift Light SemiCondensed" w:hAnsi="Bahnschrift Light SemiCondensed" w:cs="Arial"/>
-                <w:color w:val="124F1A" w:themeColor="accent3" w:themeShade="BF"/>
-                <w:szCs w:val="18"/>
-                <w:lang w:val="en-US"/>
-              </w:rPr>
-            </w:pPr>
-            <w:r>
-              <w:rPr>
-                <w:rFonts w:ascii="Bahnschrift Light SemiCondensed" w:hAnsi="Bahnschrift Light SemiCondensed" w:cs="Arial"/>
-                <w:color w:val="124F1A" w:themeColor="accent3" w:themeShade="BF"/>
-                <w:szCs w:val="18"/>
+                <w:rFonts w:ascii="Courier New" w:hAnsi="Courier New" w:cs="Courier New"/>
+                <w:color w:val="124F1A" w:themeColor="accent3" w:themeShade="BF"/>
+                <w:sz w:val="14"/>
+                <w:szCs w:val="14"/>
+                <w:lang w:val="en-US"/>
+              </w:rPr>
+            </w:pPr>
+            <w:r>
+              <w:rPr>
+                <w:rFonts w:ascii="Courier New" w:hAnsi="Courier New" w:cs="Courier New"/>
+                <w:color w:val="124F1A" w:themeColor="accent3" w:themeShade="BF"/>
+                <w:sz w:val="14"/>
+                <w:szCs w:val="14"/>
                 <w:lang w:val="en-US"/>
               </w:rPr>
               <w:t xml:space="preserve">      </w:t>
             </w:r>
             <w:r>
               <w:rPr>
-                <w:rFonts w:ascii="Bahnschrift Light SemiCondensed" w:hAnsi="Bahnschrift Light SemiCondensed" w:cs="Arial"/>
-                <w:color w:val="124F1A" w:themeColor="accent3" w:themeShade="BF"/>
-                <w:szCs w:val="18"/>
+                <w:rFonts w:ascii="Courier New" w:hAnsi="Courier New" w:cs="Courier New"/>
+                <w:color w:val="124F1A" w:themeColor="accent3" w:themeShade="BF"/>
+                <w:sz w:val="14"/>
+                <w:szCs w:val="14"/>
                 <w:lang w:val="en-US"/>
               </w:rPr>
               <w:tab/>
@@ -8303,9 +8706,10 @@
             <w:proofErr w:type="gramStart"/>
             <w:r>
               <w:rPr>
-                <w:rFonts w:ascii="Bahnschrift Light SemiCondensed" w:hAnsi="Bahnschrift Light SemiCondensed" w:cs="Arial"/>
-                <w:color w:val="124F1A" w:themeColor="accent3" w:themeShade="BF"/>
-                <w:szCs w:val="18"/>
+                <w:rFonts w:ascii="Courier New" w:hAnsi="Courier New" w:cs="Courier New"/>
+                <w:color w:val="124F1A" w:themeColor="accent3" w:themeShade="BF"/>
+                <w:sz w:val="14"/>
+                <w:szCs w:val="14"/>
                 <w:lang w:val="en-US"/>
               </w:rPr>
               <w:t>json</w:t>
@@ -8314,27 +8718,30 @@
             <w:proofErr w:type="gramEnd"/>
             <w:r>
               <w:rPr>
-                <w:rFonts w:ascii="Bahnschrift Light SemiCondensed" w:hAnsi="Bahnschrift Light SemiCondensed" w:cs="Arial"/>
-                <w:color w:val="124F1A" w:themeColor="accent3" w:themeShade="BF"/>
-                <w:szCs w:val="18"/>
+                <w:rFonts w:ascii="Courier New" w:hAnsi="Courier New" w:cs="Courier New"/>
+                <w:color w:val="124F1A" w:themeColor="accent3" w:themeShade="BF"/>
+                <w:sz w:val="14"/>
+                <w:szCs w:val="14"/>
                 <w:lang w:val="en-US"/>
               </w:rPr>
               <w:t>",</w:t>
             </w:r>
             <w:r>
               <w:rPr>
-                <w:rFonts w:ascii="Bahnschrift Light SemiCondensed" w:hAnsi="Bahnschrift Light SemiCondensed" w:cs="Arial"/>
-                <w:color w:val="124F1A" w:themeColor="accent3" w:themeShade="BF"/>
-                <w:szCs w:val="18"/>
+                <w:rFonts w:ascii="Courier New" w:hAnsi="Courier New" w:cs="Courier New"/>
+                <w:color w:val="124F1A" w:themeColor="accent3" w:themeShade="BF"/>
+                <w:sz w:val="14"/>
+                <w:szCs w:val="14"/>
                 <w:lang w:val="en-US"/>
               </w:rPr>
               <w:t xml:space="preserve"> </w:t>
             </w:r>
             <w:r>
               <w:rPr>
-                <w:rFonts w:ascii="Bahnschrift Light SemiCondensed" w:hAnsi="Bahnschrift Light SemiCondensed" w:cs="Arial"/>
-                <w:color w:val="124F1A" w:themeColor="accent3" w:themeShade="BF"/>
-                <w:szCs w:val="18"/>
+                <w:rFonts w:ascii="Courier New" w:hAnsi="Courier New" w:cs="Courier New"/>
+                <w:color w:val="124F1A" w:themeColor="accent3" w:themeShade="BF"/>
+                <w:sz w:val="14"/>
+                <w:szCs w:val="14"/>
                 <w:lang w:val="en-US"/>
               </w:rPr>
               <w:t>"GNSS": "47.387922, 9.279204", "</w:t>
@@ -8342,9 +8749,10 @@
             <w:proofErr w:type="spellStart"/>
             <w:r>
               <w:rPr>
-                <w:rFonts w:ascii="Bahnschrift Light SemiCondensed" w:hAnsi="Bahnschrift Light SemiCondensed" w:cs="Arial"/>
-                <w:color w:val="124F1A" w:themeColor="accent3" w:themeShade="BF"/>
-                <w:szCs w:val="18"/>
+                <w:rFonts w:ascii="Courier New" w:hAnsi="Courier New" w:cs="Courier New"/>
+                <w:color w:val="124F1A" w:themeColor="accent3" w:themeShade="BF"/>
+                <w:sz w:val="14"/>
+                <w:szCs w:val="14"/>
                 <w:lang w:val="en-US"/>
               </w:rPr>
               <w:t>ExpectedStatusCode</w:t>
@@ -8352,9 +8760,10 @@
             <w:proofErr w:type="spellEnd"/>
             <w:r>
               <w:rPr>
-                <w:rFonts w:ascii="Bahnschrift Light SemiCondensed" w:hAnsi="Bahnschrift Light SemiCondensed" w:cs="Arial"/>
-                <w:color w:val="124F1A" w:themeColor="accent3" w:themeShade="BF"/>
-                <w:szCs w:val="18"/>
+                <w:rFonts w:ascii="Courier New" w:hAnsi="Courier New" w:cs="Courier New"/>
+                <w:color w:val="124F1A" w:themeColor="accent3" w:themeShade="BF"/>
+                <w:sz w:val="14"/>
+                <w:szCs w:val="14"/>
                 <w:lang w:val="en-US"/>
               </w:rPr>
               <w:t>": 204}</w:t>
@@ -8364,17 +8773,19 @@
             <w:pPr>
               <w:pStyle w:val="Sansinterligne"/>
               <w:rPr>
-                <w:rFonts w:ascii="Bahnschrift Light SemiCondensed" w:hAnsi="Bahnschrift Light SemiCondensed" w:cs="Arial"/>
-                <w:color w:val="124F1A" w:themeColor="accent3" w:themeShade="BF"/>
-                <w:szCs w:val="18"/>
-                <w:lang w:val="en-US"/>
-              </w:rPr>
-            </w:pPr>
-            <w:r>
-              <w:rPr>
-                <w:rFonts w:ascii="Bahnschrift Light SemiCondensed" w:hAnsi="Bahnschrift Light SemiCondensed" w:cs="Arial"/>
-                <w:color w:val="124F1A" w:themeColor="accent3" w:themeShade="BF"/>
-                <w:szCs w:val="18"/>
+                <w:rFonts w:ascii="Courier New" w:hAnsi="Courier New" w:cs="Courier New"/>
+                <w:color w:val="124F1A" w:themeColor="accent3" w:themeShade="BF"/>
+                <w:sz w:val="14"/>
+                <w:szCs w:val="14"/>
+                <w:lang w:val="en-US"/>
+              </w:rPr>
+            </w:pPr>
+            <w:r>
+              <w:rPr>
+                <w:rFonts w:ascii="Courier New" w:hAnsi="Courier New" w:cs="Courier New"/>
+                <w:color w:val="124F1A" w:themeColor="accent3" w:themeShade="BF"/>
+                <w:sz w:val="14"/>
+                <w:szCs w:val="14"/>
                 <w:lang w:val="en-US"/>
               </w:rPr>
               <w:t xml:space="preserve">  ],</w:t>
@@ -8384,17 +8795,19 @@
             <w:pPr>
               <w:pStyle w:val="Sansinterligne"/>
               <w:rPr>
-                <w:rFonts w:ascii="Bahnschrift Light SemiCondensed" w:hAnsi="Bahnschrift Light SemiCondensed" w:cs="Arial"/>
-                <w:color w:val="124F1A" w:themeColor="accent3" w:themeShade="BF"/>
-                <w:szCs w:val="18"/>
-                <w:lang w:val="en-US"/>
-              </w:rPr>
-            </w:pPr>
-            <w:r>
-              <w:rPr>
-                <w:rFonts w:ascii="Bahnschrift Light SemiCondensed" w:hAnsi="Bahnschrift Light SemiCondensed" w:cs="Arial"/>
-                <w:color w:val="124F1A" w:themeColor="accent3" w:themeShade="BF"/>
-                <w:szCs w:val="18"/>
+                <w:rFonts w:ascii="Courier New" w:hAnsi="Courier New" w:cs="Courier New"/>
+                <w:color w:val="124F1A" w:themeColor="accent3" w:themeShade="BF"/>
+                <w:sz w:val="14"/>
+                <w:szCs w:val="14"/>
+                <w:lang w:val="en-US"/>
+              </w:rPr>
+            </w:pPr>
+            <w:r>
+              <w:rPr>
+                <w:rFonts w:ascii="Courier New" w:hAnsi="Courier New" w:cs="Courier New"/>
+                <w:color w:val="124F1A" w:themeColor="accent3" w:themeShade="BF"/>
+                <w:sz w:val="14"/>
+                <w:szCs w:val="14"/>
                 <w:lang w:val="en-US"/>
               </w:rPr>
               <w:t xml:space="preserve">  "</w:t>
@@ -8402,9 +8815,10 @@
             <w:proofErr w:type="spellStart"/>
             <w:r>
               <w:rPr>
-                <w:rFonts w:ascii="Bahnschrift Light SemiCondensed" w:hAnsi="Bahnschrift Light SemiCondensed" w:cs="Arial"/>
-                <w:color w:val="124F1A" w:themeColor="accent3" w:themeShade="BF"/>
-                <w:szCs w:val="18"/>
+                <w:rFonts w:ascii="Courier New" w:hAnsi="Courier New" w:cs="Courier New"/>
+                <w:color w:val="124F1A" w:themeColor="accent3" w:themeShade="BF"/>
+                <w:sz w:val="14"/>
+                <w:szCs w:val="14"/>
                 <w:lang w:val="en-US"/>
               </w:rPr>
               <w:t>GetExtractById</w:t>
@@ -8412,9 +8826,10 @@
             <w:proofErr w:type="spellEnd"/>
             <w:r>
               <w:rPr>
-                <w:rFonts w:ascii="Bahnschrift Light SemiCondensed" w:hAnsi="Bahnschrift Light SemiCondensed" w:cs="Arial"/>
-                <w:color w:val="124F1A" w:themeColor="accent3" w:themeShade="BF"/>
-                <w:szCs w:val="18"/>
+                <w:rFonts w:ascii="Courier New" w:hAnsi="Courier New" w:cs="Courier New"/>
+                <w:color w:val="124F1A" w:themeColor="accent3" w:themeShade="BF"/>
+                <w:sz w:val="14"/>
+                <w:szCs w:val="14"/>
                 <w:lang w:val="en-US"/>
               </w:rPr>
               <w:t>": [</w:t>
@@ -8424,26 +8839,29 @@
             <w:pPr>
               <w:pStyle w:val="Sansinterligne"/>
               <w:rPr>
-                <w:rFonts w:ascii="Bahnschrift Light SemiCondensed" w:hAnsi="Bahnschrift Light SemiCondensed" w:cs="Arial"/>
-                <w:color w:val="124F1A" w:themeColor="accent3" w:themeShade="BF"/>
-                <w:szCs w:val="18"/>
-                <w:lang w:val="en-US"/>
-              </w:rPr>
-            </w:pPr>
-            <w:r>
-              <w:rPr>
-                <w:rFonts w:ascii="Bahnschrift Light SemiCondensed" w:hAnsi="Bahnschrift Light SemiCondensed" w:cs="Arial"/>
-                <w:color w:val="124F1A" w:themeColor="accent3" w:themeShade="BF"/>
-                <w:szCs w:val="18"/>
+                <w:rFonts w:ascii="Courier New" w:hAnsi="Courier New" w:cs="Courier New"/>
+                <w:color w:val="124F1A" w:themeColor="accent3" w:themeShade="BF"/>
+                <w:sz w:val="14"/>
+                <w:szCs w:val="14"/>
+                <w:lang w:val="en-US"/>
+              </w:rPr>
+            </w:pPr>
+            <w:r>
+              <w:rPr>
+                <w:rFonts w:ascii="Courier New" w:hAnsi="Courier New" w:cs="Courier New"/>
+                <w:color w:val="124F1A" w:themeColor="accent3" w:themeShade="BF"/>
+                <w:sz w:val="14"/>
+                <w:szCs w:val="14"/>
                 <w:lang w:val="en-US"/>
               </w:rPr>
               <w:t xml:space="preserve">    </w:t>
             </w:r>
             <w:r>
               <w:rPr>
-                <w:rFonts w:ascii="Bahnschrift Light SemiCondensed" w:hAnsi="Bahnschrift Light SemiCondensed" w:cs="Arial"/>
-                <w:color w:val="124F1A" w:themeColor="accent3" w:themeShade="BF"/>
-                <w:szCs w:val="18"/>
+                <w:rFonts w:ascii="Courier New" w:hAnsi="Courier New" w:cs="Courier New"/>
+                <w:color w:val="124F1A" w:themeColor="accent3" w:themeShade="BF"/>
+                <w:sz w:val="14"/>
+                <w:szCs w:val="14"/>
                 <w:lang w:val="en-US"/>
               </w:rPr>
               <w:tab/>
@@ -8451,18 +8869,20 @@
             </w:r>
             <w:r>
               <w:rPr>
-                <w:rFonts w:ascii="Bahnschrift Light SemiCondensed" w:hAnsi="Bahnschrift Light SemiCondensed" w:cs="Arial"/>
-                <w:color w:val="124F1A" w:themeColor="accent3" w:themeShade="BF"/>
-                <w:szCs w:val="18"/>
+                <w:rFonts w:ascii="Courier New" w:hAnsi="Courier New" w:cs="Courier New"/>
+                <w:color w:val="124F1A" w:themeColor="accent3" w:themeShade="BF"/>
+                <w:sz w:val="14"/>
+                <w:szCs w:val="14"/>
                 <w:lang w:val="en-US"/>
               </w:rPr>
               <w:t xml:space="preserve"> </w:t>
             </w:r>
             <w:r>
               <w:rPr>
-                <w:rFonts w:ascii="Bahnschrift Light SemiCondensed" w:hAnsi="Bahnschrift Light SemiCondensed" w:cs="Arial"/>
-                <w:color w:val="124F1A" w:themeColor="accent3" w:themeShade="BF"/>
-                <w:szCs w:val="18"/>
+                <w:rFonts w:ascii="Courier New" w:hAnsi="Courier New" w:cs="Courier New"/>
+                <w:color w:val="124F1A" w:themeColor="accent3" w:themeShade="BF"/>
+                <w:sz w:val="14"/>
+                <w:szCs w:val="14"/>
                 <w:lang w:val="en-US"/>
               </w:rPr>
               <w:t>"EGRIDS": ["CH143546128604", "CH143546893419", "CH143546032889"], "</w:t>
@@ -8470,9 +8890,10 @@
             <w:proofErr w:type="spellStart"/>
             <w:r>
               <w:rPr>
-                <w:rFonts w:ascii="Bahnschrift Light SemiCondensed" w:hAnsi="Bahnschrift Light SemiCondensed" w:cs="Arial"/>
-                <w:color w:val="124F1A" w:themeColor="accent3" w:themeShade="BF"/>
-                <w:szCs w:val="18"/>
+                <w:rFonts w:ascii="Courier New" w:hAnsi="Courier New" w:cs="Courier New"/>
+                <w:color w:val="124F1A" w:themeColor="accent3" w:themeShade="BF"/>
+                <w:sz w:val="14"/>
+                <w:szCs w:val="14"/>
                 <w:lang w:val="en-US"/>
               </w:rPr>
               <w:t>ExpectedStatusCode</w:t>
@@ -8480,9 +8901,10 @@
             <w:proofErr w:type="spellEnd"/>
             <w:r>
               <w:rPr>
-                <w:rFonts w:ascii="Bahnschrift Light SemiCondensed" w:hAnsi="Bahnschrift Light SemiCondensed" w:cs="Arial"/>
-                <w:color w:val="124F1A" w:themeColor="accent3" w:themeShade="BF"/>
-                <w:szCs w:val="18"/>
+                <w:rFonts w:ascii="Courier New" w:hAnsi="Courier New" w:cs="Courier New"/>
+                <w:color w:val="124F1A" w:themeColor="accent3" w:themeShade="BF"/>
+                <w:sz w:val="14"/>
+                <w:szCs w:val="14"/>
                 <w:lang w:val="en-US"/>
               </w:rPr>
               <w:t xml:space="preserve">": </w:t>
@@ -8490,9 +8912,10 @@
             <w:proofErr w:type="gramStart"/>
             <w:r>
               <w:rPr>
-                <w:rFonts w:ascii="Bahnschrift Light SemiCondensed" w:hAnsi="Bahnschrift Light SemiCondensed" w:cs="Arial"/>
-                <w:color w:val="124F1A" w:themeColor="accent3" w:themeShade="BF"/>
-                <w:szCs w:val="18"/>
+                <w:rFonts w:ascii="Courier New" w:hAnsi="Courier New" w:cs="Courier New"/>
+                <w:color w:val="124F1A" w:themeColor="accent3" w:themeShade="BF"/>
+                <w:sz w:val="14"/>
+                <w:szCs w:val="14"/>
                 <w:lang w:val="en-US"/>
               </w:rPr>
               <w:t>200 }</w:t>
@@ -8500,9 +8923,10 @@
             <w:proofErr w:type="gramEnd"/>
             <w:r>
               <w:rPr>
-                <w:rFonts w:ascii="Bahnschrift Light SemiCondensed" w:hAnsi="Bahnschrift Light SemiCondensed" w:cs="Arial"/>
-                <w:color w:val="124F1A" w:themeColor="accent3" w:themeShade="BF"/>
-                <w:szCs w:val="18"/>
+                <w:rFonts w:ascii="Courier New" w:hAnsi="Courier New" w:cs="Courier New"/>
+                <w:color w:val="124F1A" w:themeColor="accent3" w:themeShade="BF"/>
+                <w:sz w:val="14"/>
+                <w:szCs w:val="14"/>
                 <w:lang w:val="en-US"/>
               </w:rPr>
               <w:t>,</w:t>
@@ -8512,26 +8936,29 @@
             <w:pPr>
               <w:pStyle w:val="Sansinterligne"/>
               <w:rPr>
-                <w:rFonts w:ascii="Bahnschrift Light SemiCondensed" w:hAnsi="Bahnschrift Light SemiCondensed" w:cs="Arial"/>
-                <w:color w:val="124F1A" w:themeColor="accent3" w:themeShade="BF"/>
-                <w:szCs w:val="18"/>
-                <w:lang w:val="en-US"/>
-              </w:rPr>
-            </w:pPr>
-            <w:r>
-              <w:rPr>
-                <w:rFonts w:ascii="Bahnschrift Light SemiCondensed" w:hAnsi="Bahnschrift Light SemiCondensed" w:cs="Arial"/>
-                <w:color w:val="124F1A" w:themeColor="accent3" w:themeShade="BF"/>
-                <w:szCs w:val="18"/>
+                <w:rFonts w:ascii="Courier New" w:hAnsi="Courier New" w:cs="Courier New"/>
+                <w:color w:val="124F1A" w:themeColor="accent3" w:themeShade="BF"/>
+                <w:sz w:val="14"/>
+                <w:szCs w:val="14"/>
+                <w:lang w:val="en-US"/>
+              </w:rPr>
+            </w:pPr>
+            <w:r>
+              <w:rPr>
+                <w:rFonts w:ascii="Courier New" w:hAnsi="Courier New" w:cs="Courier New"/>
+                <w:color w:val="124F1A" w:themeColor="accent3" w:themeShade="BF"/>
+                <w:sz w:val="14"/>
+                <w:szCs w:val="14"/>
                 <w:lang w:val="en-US"/>
               </w:rPr>
               <w:t xml:space="preserve">    </w:t>
             </w:r>
             <w:r>
               <w:rPr>
-                <w:rFonts w:ascii="Bahnschrift Light SemiCondensed" w:hAnsi="Bahnschrift Light SemiCondensed" w:cs="Arial"/>
-                <w:color w:val="124F1A" w:themeColor="accent3" w:themeShade="BF"/>
-                <w:szCs w:val="18"/>
+                <w:rFonts w:ascii="Courier New" w:hAnsi="Courier New" w:cs="Courier New"/>
+                <w:color w:val="124F1A" w:themeColor="accent3" w:themeShade="BF"/>
+                <w:sz w:val="14"/>
+                <w:szCs w:val="14"/>
                 <w:lang w:val="en-US"/>
               </w:rPr>
               <w:tab/>
@@ -8539,26 +8966,30 @@
             </w:r>
             <w:r>
               <w:rPr>
-                <w:rFonts w:ascii="Bahnschrift Light SemiCondensed" w:hAnsi="Bahnschrift Light SemiCondensed" w:cs="Arial"/>
-                <w:color w:val="124F1A" w:themeColor="accent3" w:themeShade="BF"/>
-                <w:szCs w:val="18"/>
+                <w:rFonts w:ascii="Courier New" w:hAnsi="Courier New" w:cs="Courier New"/>
+                <w:color w:val="124F1A" w:themeColor="accent3" w:themeShade="BF"/>
+                <w:sz w:val="14"/>
+                <w:szCs w:val="14"/>
                 <w:lang w:val="en-US"/>
               </w:rPr>
               <w:t xml:space="preserve"> </w:t>
             </w:r>
             <w:r>
               <w:rPr>
-                <w:rFonts w:ascii="Bahnschrift Light SemiCondensed" w:hAnsi="Bahnschrift Light SemiCondensed" w:cs="Arial"/>
-                <w:color w:val="124F1A" w:themeColor="accent3" w:themeShade="BF"/>
-                <w:szCs w:val="18"/>
+                <w:rFonts w:ascii="Courier New" w:hAnsi="Courier New" w:cs="Courier New"/>
+                <w:color w:val="124F1A" w:themeColor="accent3" w:themeShade="BF"/>
+                <w:sz w:val="14"/>
+                <w:szCs w:val="14"/>
                 <w:lang w:val="en-US"/>
               </w:rPr>
               <w:t xml:space="preserve">"EGRID": "CH387146358428", </w:t>
             </w:r>
             <w:r>
               <w:rPr>
-                <w:rFonts w:ascii="Bahnschrift Light SemiCondensed" w:hAnsi="Bahnschrift Light SemiCondensed"/>
+                <w:rFonts w:ascii="Courier New" w:hAnsi="Courier New" w:cs="Courier New"/>
                 <w:color w:val="196B24" w:themeColor="accent3"/>
+                <w:sz w:val="14"/>
+                <w:szCs w:val="14"/>
                 <w:lang w:val="en-US"/>
               </w:rPr>
               <w:t>"LANG": "</w:t>
@@ -8566,8 +8997,10 @@
             <w:proofErr w:type="spellStart"/>
             <w:r>
               <w:rPr>
-                <w:rFonts w:ascii="Bahnschrift Light SemiCondensed" w:hAnsi="Bahnschrift Light SemiCondensed"/>
+                <w:rFonts w:ascii="Courier New" w:hAnsi="Courier New" w:cs="Courier New"/>
                 <w:color w:val="196B24" w:themeColor="accent3"/>
+                <w:sz w:val="14"/>
+                <w:szCs w:val="14"/>
                 <w:lang w:val="en-US"/>
               </w:rPr>
               <w:t>fr</w:t>
@@ -8575,17 +9008,20 @@
             <w:proofErr w:type="spellEnd"/>
             <w:r>
               <w:rPr>
-                <w:rFonts w:ascii="Bahnschrift Light SemiCondensed" w:hAnsi="Bahnschrift Light SemiCondensed"/>
+                <w:rFonts w:ascii="Courier New" w:hAnsi="Courier New" w:cs="Courier New"/>
                 <w:color w:val="196B24" w:themeColor="accent3"/>
+                <w:sz w:val="14"/>
+                <w:szCs w:val="14"/>
                 <w:lang w:val="en-US"/>
               </w:rPr>
               <w:t xml:space="preserve">", </w:t>
             </w:r>
             <w:r>
               <w:rPr>
-                <w:rFonts w:ascii="Bahnschrift Light SemiCondensed" w:hAnsi="Bahnschrift Light SemiCondensed" w:cs="Arial"/>
-                <w:color w:val="124F1A" w:themeColor="accent3" w:themeShade="BF"/>
-                <w:szCs w:val="18"/>
+                <w:rFonts w:ascii="Courier New" w:hAnsi="Courier New" w:cs="Courier New"/>
+                <w:color w:val="124F1A" w:themeColor="accent3" w:themeShade="BF"/>
+                <w:sz w:val="14"/>
+                <w:szCs w:val="14"/>
                 <w:lang w:val="en-US"/>
               </w:rPr>
               <w:t>"</w:t>
@@ -8593,9 +9029,10 @@
             <w:proofErr w:type="spellStart"/>
             <w:r>
               <w:rPr>
-                <w:rFonts w:ascii="Bahnschrift Light SemiCondensed" w:hAnsi="Bahnschrift Light SemiCondensed" w:cs="Arial"/>
-                <w:color w:val="124F1A" w:themeColor="accent3" w:themeShade="BF"/>
-                <w:szCs w:val="18"/>
+                <w:rFonts w:ascii="Courier New" w:hAnsi="Courier New" w:cs="Courier New"/>
+                <w:color w:val="124F1A" w:themeColor="accent3" w:themeShade="BF"/>
+                <w:sz w:val="14"/>
+                <w:szCs w:val="14"/>
                 <w:lang w:val="en-US"/>
               </w:rPr>
               <w:t>ExpectedStatusCode</w:t>
@@ -8603,9 +9040,10 @@
             <w:proofErr w:type="spellEnd"/>
             <w:r>
               <w:rPr>
-                <w:rFonts w:ascii="Bahnschrift Light SemiCondensed" w:hAnsi="Bahnschrift Light SemiCondensed" w:cs="Arial"/>
-                <w:color w:val="124F1A" w:themeColor="accent3" w:themeShade="BF"/>
-                <w:szCs w:val="18"/>
+                <w:rFonts w:ascii="Courier New" w:hAnsi="Courier New" w:cs="Courier New"/>
+                <w:color w:val="124F1A" w:themeColor="accent3" w:themeShade="BF"/>
+                <w:sz w:val="14"/>
+                <w:szCs w:val="14"/>
                 <w:lang w:val="en-US"/>
               </w:rPr>
               <w:t xml:space="preserve">": </w:t>
@@ -8613,9 +9051,10 @@
             <w:proofErr w:type="gramStart"/>
             <w:r>
               <w:rPr>
-                <w:rFonts w:ascii="Bahnschrift Light SemiCondensed" w:hAnsi="Bahnschrift Light SemiCondensed" w:cs="Arial"/>
-                <w:color w:val="124F1A" w:themeColor="accent3" w:themeShade="BF"/>
-                <w:szCs w:val="18"/>
+                <w:rFonts w:ascii="Courier New" w:hAnsi="Courier New" w:cs="Courier New"/>
+                <w:color w:val="124F1A" w:themeColor="accent3" w:themeShade="BF"/>
+                <w:sz w:val="14"/>
+                <w:szCs w:val="14"/>
                 <w:lang w:val="en-US"/>
               </w:rPr>
               <w:t>200 }</w:t>
@@ -8623,9 +9062,10 @@
             <w:proofErr w:type="gramEnd"/>
             <w:r>
               <w:rPr>
-                <w:rFonts w:ascii="Bahnschrift Light SemiCondensed" w:hAnsi="Bahnschrift Light SemiCondensed" w:cs="Arial"/>
-                <w:color w:val="124F1A" w:themeColor="accent3" w:themeShade="BF"/>
-                <w:szCs w:val="18"/>
+                <w:rFonts w:ascii="Courier New" w:hAnsi="Courier New" w:cs="Courier New"/>
+                <w:color w:val="124F1A" w:themeColor="accent3" w:themeShade="BF"/>
+                <w:sz w:val="14"/>
+                <w:szCs w:val="14"/>
                 <w:lang w:val="en-US"/>
               </w:rPr>
               <w:t>,</w:t>
@@ -8635,26 +9075,29 @@
             <w:pPr>
               <w:pStyle w:val="Sansinterligne"/>
               <w:rPr>
-                <w:rFonts w:ascii="Bahnschrift Light SemiCondensed" w:hAnsi="Bahnschrift Light SemiCondensed" w:cs="Arial"/>
-                <w:color w:val="124F1A" w:themeColor="accent3" w:themeShade="BF"/>
-                <w:szCs w:val="18"/>
-                <w:lang w:val="en-US"/>
-              </w:rPr>
-            </w:pPr>
-            <w:r>
-              <w:rPr>
-                <w:rFonts w:ascii="Bahnschrift Light SemiCondensed" w:hAnsi="Bahnschrift Light SemiCondensed" w:cs="Arial"/>
-                <w:color w:val="124F1A" w:themeColor="accent3" w:themeShade="BF"/>
-                <w:szCs w:val="18"/>
+                <w:rFonts w:ascii="Courier New" w:hAnsi="Courier New" w:cs="Courier New"/>
+                <w:color w:val="124F1A" w:themeColor="accent3" w:themeShade="BF"/>
+                <w:sz w:val="14"/>
+                <w:szCs w:val="14"/>
+                <w:lang w:val="en-US"/>
+              </w:rPr>
+            </w:pPr>
+            <w:r>
+              <w:rPr>
+                <w:rFonts w:ascii="Courier New" w:hAnsi="Courier New" w:cs="Courier New"/>
+                <w:color w:val="124F1A" w:themeColor="accent3" w:themeShade="BF"/>
+                <w:sz w:val="14"/>
+                <w:szCs w:val="14"/>
                 <w:lang w:val="en-US"/>
               </w:rPr>
               <w:t xml:space="preserve">    </w:t>
             </w:r>
             <w:r>
               <w:rPr>
-                <w:rFonts w:ascii="Bahnschrift Light SemiCondensed" w:hAnsi="Bahnschrift Light SemiCondensed" w:cs="Arial"/>
-                <w:color w:val="124F1A" w:themeColor="accent3" w:themeShade="BF"/>
-                <w:szCs w:val="18"/>
+                <w:rFonts w:ascii="Courier New" w:hAnsi="Courier New" w:cs="Courier New"/>
+                <w:color w:val="124F1A" w:themeColor="accent3" w:themeShade="BF"/>
+                <w:sz w:val="14"/>
+                <w:szCs w:val="14"/>
                 <w:lang w:val="en-US"/>
               </w:rPr>
               <w:tab/>
@@ -8662,18 +9105,20 @@
             </w:r>
             <w:r>
               <w:rPr>
-                <w:rFonts w:ascii="Bahnschrift Light SemiCondensed" w:hAnsi="Bahnschrift Light SemiCondensed" w:cs="Arial"/>
-                <w:color w:val="124F1A" w:themeColor="accent3" w:themeShade="BF"/>
-                <w:szCs w:val="18"/>
+                <w:rFonts w:ascii="Courier New" w:hAnsi="Courier New" w:cs="Courier New"/>
+                <w:color w:val="124F1A" w:themeColor="accent3" w:themeShade="BF"/>
+                <w:sz w:val="14"/>
+                <w:szCs w:val="14"/>
                 <w:lang w:val="en-US"/>
               </w:rPr>
               <w:t xml:space="preserve"> </w:t>
             </w:r>
             <w:r>
               <w:rPr>
-                <w:rFonts w:ascii="Bahnschrift Light SemiCondensed" w:hAnsi="Bahnschrift Light SemiCondensed" w:cs="Arial"/>
-                <w:color w:val="124F1A" w:themeColor="accent3" w:themeShade="BF"/>
-                <w:szCs w:val="18"/>
+                <w:rFonts w:ascii="Courier New" w:hAnsi="Courier New" w:cs="Courier New"/>
+                <w:color w:val="124F1A" w:themeColor="accent3" w:themeShade="BF"/>
+                <w:sz w:val="14"/>
+                <w:szCs w:val="14"/>
                 <w:lang w:val="en-US"/>
               </w:rPr>
               <w:t>"EGRID": "CH387146358428", "</w:t>
@@ -8681,9 +9126,10 @@
             <w:proofErr w:type="spellStart"/>
             <w:r>
               <w:rPr>
-                <w:rFonts w:ascii="Bahnschrift Light SemiCondensed" w:hAnsi="Bahnschrift Light SemiCondensed" w:cs="Arial"/>
-                <w:color w:val="124F1A" w:themeColor="accent3" w:themeShade="BF"/>
-                <w:szCs w:val="18"/>
+                <w:rFonts w:ascii="Courier New" w:hAnsi="Courier New" w:cs="Courier New"/>
+                <w:color w:val="124F1A" w:themeColor="accent3" w:themeShade="BF"/>
+                <w:sz w:val="14"/>
+                <w:szCs w:val="14"/>
                 <w:lang w:val="en-US"/>
               </w:rPr>
               <w:t>ExpectedStatusCode</w:t>
@@ -8691,9 +9137,10 @@
             <w:proofErr w:type="spellEnd"/>
             <w:r>
               <w:rPr>
-                <w:rFonts w:ascii="Bahnschrift Light SemiCondensed" w:hAnsi="Bahnschrift Light SemiCondensed" w:cs="Arial"/>
-                <w:color w:val="124F1A" w:themeColor="accent3" w:themeShade="BF"/>
-                <w:szCs w:val="18"/>
+                <w:rFonts w:ascii="Courier New" w:hAnsi="Courier New" w:cs="Courier New"/>
+                <w:color w:val="124F1A" w:themeColor="accent3" w:themeShade="BF"/>
+                <w:sz w:val="14"/>
+                <w:szCs w:val="14"/>
                 <w:lang w:val="en-US"/>
               </w:rPr>
               <w:t xml:space="preserve">": </w:t>
@@ -8701,9 +9148,10 @@
             <w:proofErr w:type="gramStart"/>
             <w:r>
               <w:rPr>
-                <w:rFonts w:ascii="Bahnschrift Light SemiCondensed" w:hAnsi="Bahnschrift Light SemiCondensed" w:cs="Arial"/>
-                <w:color w:val="124F1A" w:themeColor="accent3" w:themeShade="BF"/>
-                <w:szCs w:val="18"/>
+                <w:rFonts w:ascii="Courier New" w:hAnsi="Courier New" w:cs="Courier New"/>
+                <w:color w:val="124F1A" w:themeColor="accent3" w:themeShade="BF"/>
+                <w:sz w:val="14"/>
+                <w:szCs w:val="14"/>
                 <w:lang w:val="en-US"/>
               </w:rPr>
               <w:t>200 }</w:t>
@@ -8711,9 +9159,10 @@
             <w:proofErr w:type="gramEnd"/>
             <w:r>
               <w:rPr>
-                <w:rFonts w:ascii="Bahnschrift Light SemiCondensed" w:hAnsi="Bahnschrift Light SemiCondensed" w:cs="Arial"/>
-                <w:color w:val="124F1A" w:themeColor="accent3" w:themeShade="BF"/>
-                <w:szCs w:val="18"/>
+                <w:rFonts w:ascii="Courier New" w:hAnsi="Courier New" w:cs="Courier New"/>
+                <w:color w:val="124F1A" w:themeColor="accent3" w:themeShade="BF"/>
+                <w:sz w:val="14"/>
+                <w:szCs w:val="14"/>
                 <w:lang w:val="en-US"/>
               </w:rPr>
               <w:t>,</w:t>
@@ -8723,26 +9172,29 @@
             <w:pPr>
               <w:pStyle w:val="Sansinterligne"/>
               <w:rPr>
-                <w:rFonts w:ascii="Bahnschrift Light SemiCondensed" w:hAnsi="Bahnschrift Light SemiCondensed" w:cs="Arial"/>
-                <w:color w:val="124F1A" w:themeColor="accent3" w:themeShade="BF"/>
-                <w:szCs w:val="18"/>
-                <w:lang w:val="en-US"/>
-              </w:rPr>
-            </w:pPr>
-            <w:r>
-              <w:rPr>
-                <w:rFonts w:ascii="Bahnschrift Light SemiCondensed" w:hAnsi="Bahnschrift Light SemiCondensed" w:cs="Arial"/>
-                <w:color w:val="124F1A" w:themeColor="accent3" w:themeShade="BF"/>
-                <w:szCs w:val="18"/>
+                <w:rFonts w:ascii="Courier New" w:hAnsi="Courier New" w:cs="Courier New"/>
+                <w:color w:val="124F1A" w:themeColor="accent3" w:themeShade="BF"/>
+                <w:sz w:val="14"/>
+                <w:szCs w:val="14"/>
+                <w:lang w:val="en-US"/>
+              </w:rPr>
+            </w:pPr>
+            <w:r>
+              <w:rPr>
+                <w:rFonts w:ascii="Courier New" w:hAnsi="Courier New" w:cs="Courier New"/>
+                <w:color w:val="124F1A" w:themeColor="accent3" w:themeShade="BF"/>
+                <w:sz w:val="14"/>
+                <w:szCs w:val="14"/>
                 <w:lang w:val="en-US"/>
               </w:rPr>
               <w:t xml:space="preserve">    </w:t>
             </w:r>
             <w:r>
               <w:rPr>
-                <w:rFonts w:ascii="Bahnschrift Light SemiCondensed" w:hAnsi="Bahnschrift Light SemiCondensed" w:cs="Arial"/>
-                <w:color w:val="124F1A" w:themeColor="accent3" w:themeShade="BF"/>
-                <w:szCs w:val="18"/>
+                <w:rFonts w:ascii="Courier New" w:hAnsi="Courier New" w:cs="Courier New"/>
+                <w:color w:val="124F1A" w:themeColor="accent3" w:themeShade="BF"/>
+                <w:sz w:val="14"/>
+                <w:szCs w:val="14"/>
                 <w:lang w:val="en-US"/>
               </w:rPr>
               <w:tab/>
@@ -8751,9 +9203,10 @@
             <w:proofErr w:type="spellStart"/>
             <w:r>
               <w:rPr>
-                <w:rFonts w:ascii="Bahnschrift Light SemiCondensed" w:hAnsi="Bahnschrift Light SemiCondensed" w:cs="Arial"/>
-                <w:color w:val="124F1A" w:themeColor="accent3" w:themeShade="BF"/>
-                <w:szCs w:val="18"/>
+                <w:rFonts w:ascii="Courier New" w:hAnsi="Courier New" w:cs="Courier New"/>
+                <w:color w:val="124F1A" w:themeColor="accent3" w:themeShade="BF"/>
+                <w:sz w:val="14"/>
+                <w:szCs w:val="14"/>
                 <w:lang w:val="en-US"/>
               </w:rPr>
               <w:t>url</w:t>
@@ -8761,27 +9214,30 @@
             <w:proofErr w:type="spellEnd"/>
             <w:r>
               <w:rPr>
-                <w:rFonts w:ascii="Bahnschrift Light SemiCondensed" w:hAnsi="Bahnschrift Light SemiCondensed" w:cs="Arial"/>
-                <w:color w:val="124F1A" w:themeColor="accent3" w:themeShade="BF"/>
-                <w:szCs w:val="18"/>
+                <w:rFonts w:ascii="Courier New" w:hAnsi="Courier New" w:cs="Courier New"/>
+                <w:color w:val="124F1A" w:themeColor="accent3" w:themeShade="BF"/>
+                <w:sz w:val="14"/>
+                <w:szCs w:val="14"/>
                 <w:lang w:val="en-US"/>
               </w:rPr>
               <w:t>",</w:t>
             </w:r>
             <w:r>
               <w:rPr>
-                <w:rFonts w:ascii="Bahnschrift Light SemiCondensed" w:hAnsi="Bahnschrift Light SemiCondensed" w:cs="Arial"/>
-                <w:color w:val="124F1A" w:themeColor="accent3" w:themeShade="BF"/>
-                <w:szCs w:val="18"/>
+                <w:rFonts w:ascii="Courier New" w:hAnsi="Courier New" w:cs="Courier New"/>
+                <w:color w:val="124F1A" w:themeColor="accent3" w:themeShade="BF"/>
+                <w:sz w:val="14"/>
+                <w:szCs w:val="14"/>
                 <w:lang w:val="en-US"/>
               </w:rPr>
               <w:t xml:space="preserve"> </w:t>
             </w:r>
             <w:r>
               <w:rPr>
-                <w:rFonts w:ascii="Bahnschrift Light SemiCondensed" w:hAnsi="Bahnschrift Light SemiCondensed" w:cs="Arial"/>
-                <w:color w:val="124F1A" w:themeColor="accent3" w:themeShade="BF"/>
-                <w:szCs w:val="18"/>
+                <w:rFonts w:ascii="Courier New" w:hAnsi="Courier New" w:cs="Courier New"/>
+                <w:color w:val="124F1A" w:themeColor="accent3" w:themeShade="BF"/>
+                <w:sz w:val="14"/>
+                <w:szCs w:val="14"/>
                 <w:lang w:val="en-US"/>
               </w:rPr>
               <w:t>"IDENTDN": "BE0200000136", "NUMBER": 426, "</w:t>
@@ -8789,9 +9245,10 @@
             <w:proofErr w:type="spellStart"/>
             <w:r>
               <w:rPr>
-                <w:rFonts w:ascii="Bahnschrift Light SemiCondensed" w:hAnsi="Bahnschrift Light SemiCondensed" w:cs="Arial"/>
-                <w:color w:val="124F1A" w:themeColor="accent3" w:themeShade="BF"/>
-                <w:szCs w:val="18"/>
+                <w:rFonts w:ascii="Courier New" w:hAnsi="Courier New" w:cs="Courier New"/>
+                <w:color w:val="124F1A" w:themeColor="accent3" w:themeShade="BF"/>
+                <w:sz w:val="14"/>
+                <w:szCs w:val="14"/>
                 <w:lang w:val="en-US"/>
               </w:rPr>
               <w:t>ExpectedStatusCode</w:t>
@@ -8799,9 +9256,10 @@
             <w:proofErr w:type="spellEnd"/>
             <w:r>
               <w:rPr>
-                <w:rFonts w:ascii="Bahnschrift Light SemiCondensed" w:hAnsi="Bahnschrift Light SemiCondensed" w:cs="Arial"/>
-                <w:color w:val="124F1A" w:themeColor="accent3" w:themeShade="BF"/>
-                <w:szCs w:val="18"/>
+                <w:rFonts w:ascii="Courier New" w:hAnsi="Courier New" w:cs="Courier New"/>
+                <w:color w:val="124F1A" w:themeColor="accent3" w:themeShade="BF"/>
+                <w:sz w:val="14"/>
+                <w:szCs w:val="14"/>
                 <w:lang w:val="en-US"/>
               </w:rPr>
               <w:t xml:space="preserve">": </w:t>
@@ -8809,9 +9267,10 @@
             <w:proofErr w:type="gramStart"/>
             <w:r>
               <w:rPr>
-                <w:rFonts w:ascii="Bahnschrift Light SemiCondensed" w:hAnsi="Bahnschrift Light SemiCondensed" w:cs="Arial"/>
-                <w:color w:val="124F1A" w:themeColor="accent3" w:themeShade="BF"/>
-                <w:szCs w:val="18"/>
+                <w:rFonts w:ascii="Courier New" w:hAnsi="Courier New" w:cs="Courier New"/>
+                <w:color w:val="124F1A" w:themeColor="accent3" w:themeShade="BF"/>
+                <w:sz w:val="14"/>
+                <w:szCs w:val="14"/>
                 <w:lang w:val="en-US"/>
               </w:rPr>
               <w:t>303 }</w:t>
@@ -8819,9 +9278,10 @@
             <w:proofErr w:type="gramEnd"/>
             <w:r>
               <w:rPr>
-                <w:rFonts w:ascii="Bahnschrift Light SemiCondensed" w:hAnsi="Bahnschrift Light SemiCondensed" w:cs="Arial"/>
-                <w:color w:val="124F1A" w:themeColor="accent3" w:themeShade="BF"/>
-                <w:szCs w:val="18"/>
+                <w:rFonts w:ascii="Courier New" w:hAnsi="Courier New" w:cs="Courier New"/>
+                <w:color w:val="124F1A" w:themeColor="accent3" w:themeShade="BF"/>
+                <w:sz w:val="14"/>
+                <w:szCs w:val="14"/>
                 <w:lang w:val="en-US"/>
               </w:rPr>
               <w:t>,</w:t>
@@ -8831,26 +9291,29 @@
             <w:pPr>
               <w:pStyle w:val="Sansinterligne"/>
               <w:rPr>
-                <w:rFonts w:ascii="Bahnschrift Light SemiCondensed" w:hAnsi="Bahnschrift Light SemiCondensed" w:cs="Arial"/>
-                <w:color w:val="124F1A" w:themeColor="accent3" w:themeShade="BF"/>
-                <w:szCs w:val="18"/>
-                <w:lang w:val="en-US"/>
-              </w:rPr>
-            </w:pPr>
-            <w:r>
-              <w:rPr>
-                <w:rFonts w:ascii="Bahnschrift Light SemiCondensed" w:hAnsi="Bahnschrift Light SemiCondensed" w:cs="Arial"/>
-                <w:color w:val="124F1A" w:themeColor="accent3" w:themeShade="BF"/>
-                <w:szCs w:val="18"/>
+                <w:rFonts w:ascii="Courier New" w:hAnsi="Courier New" w:cs="Courier New"/>
+                <w:color w:val="124F1A" w:themeColor="accent3" w:themeShade="BF"/>
+                <w:sz w:val="14"/>
+                <w:szCs w:val="14"/>
+                <w:lang w:val="en-US"/>
+              </w:rPr>
+            </w:pPr>
+            <w:r>
+              <w:rPr>
+                <w:rFonts w:ascii="Courier New" w:hAnsi="Courier New" w:cs="Courier New"/>
+                <w:color w:val="124F1A" w:themeColor="accent3" w:themeShade="BF"/>
+                <w:sz w:val="14"/>
+                <w:szCs w:val="14"/>
                 <w:lang w:val="en-US"/>
               </w:rPr>
               <w:t xml:space="preserve">    </w:t>
             </w:r>
             <w:r>
               <w:rPr>
-                <w:rFonts w:ascii="Bahnschrift Light SemiCondensed" w:hAnsi="Bahnschrift Light SemiCondensed" w:cs="Arial"/>
-                <w:color w:val="124F1A" w:themeColor="accent3" w:themeShade="BF"/>
-                <w:szCs w:val="18"/>
+                <w:rFonts w:ascii="Courier New" w:hAnsi="Courier New" w:cs="Courier New"/>
+                <w:color w:val="124F1A" w:themeColor="accent3" w:themeShade="BF"/>
+                <w:sz w:val="14"/>
+                <w:szCs w:val="14"/>
                 <w:lang w:val="en-US"/>
               </w:rPr>
               <w:tab/>
@@ -8859,9 +9322,10 @@
             <w:proofErr w:type="spellStart"/>
             <w:r>
               <w:rPr>
-                <w:rFonts w:ascii="Bahnschrift Light SemiCondensed" w:hAnsi="Bahnschrift Light SemiCondensed" w:cs="Arial"/>
-                <w:color w:val="124F1A" w:themeColor="accent3" w:themeShade="BF"/>
-                <w:szCs w:val="18"/>
+                <w:rFonts w:ascii="Courier New" w:hAnsi="Courier New" w:cs="Courier New"/>
+                <w:color w:val="124F1A" w:themeColor="accent3" w:themeShade="BF"/>
+                <w:sz w:val="14"/>
+                <w:szCs w:val="14"/>
                 <w:lang w:val="en-US"/>
               </w:rPr>
               <w:t>json</w:t>
@@ -8869,9 +9333,10 @@
             <w:proofErr w:type="spellEnd"/>
             <w:r>
               <w:rPr>
-                <w:rFonts w:ascii="Bahnschrift Light SemiCondensed" w:hAnsi="Bahnschrift Light SemiCondensed" w:cs="Arial"/>
-                <w:color w:val="124F1A" w:themeColor="accent3" w:themeShade="BF"/>
-                <w:szCs w:val="18"/>
+                <w:rFonts w:ascii="Courier New" w:hAnsi="Courier New" w:cs="Courier New"/>
+                <w:color w:val="124F1A" w:themeColor="accent3" w:themeShade="BF"/>
+                <w:sz w:val="14"/>
+                <w:szCs w:val="14"/>
                 <w:lang w:val="en-US"/>
               </w:rPr>
               <w:t>", "IDENTDN": "BE0200000136", "NUMBER": 426, "</w:t>
@@ -8879,9 +9344,10 @@
             <w:proofErr w:type="spellStart"/>
             <w:r>
               <w:rPr>
-                <w:rFonts w:ascii="Bahnschrift Light SemiCondensed" w:hAnsi="Bahnschrift Light SemiCondensed" w:cs="Arial"/>
-                <w:color w:val="124F1A" w:themeColor="accent3" w:themeShade="BF"/>
-                <w:szCs w:val="18"/>
+                <w:rFonts w:ascii="Courier New" w:hAnsi="Courier New" w:cs="Courier New"/>
+                <w:color w:val="124F1A" w:themeColor="accent3" w:themeShade="BF"/>
+                <w:sz w:val="14"/>
+                <w:szCs w:val="14"/>
                 <w:lang w:val="en-US"/>
               </w:rPr>
               <w:t>ExpectedStatusCode</w:t>
@@ -8889,9 +9355,10 @@
             <w:proofErr w:type="spellEnd"/>
             <w:r>
               <w:rPr>
-                <w:rFonts w:ascii="Bahnschrift Light SemiCondensed" w:hAnsi="Bahnschrift Light SemiCondensed" w:cs="Arial"/>
-                <w:color w:val="124F1A" w:themeColor="accent3" w:themeShade="BF"/>
-                <w:szCs w:val="18"/>
+                <w:rFonts w:ascii="Courier New" w:hAnsi="Courier New" w:cs="Courier New"/>
+                <w:color w:val="124F1A" w:themeColor="accent3" w:themeShade="BF"/>
+                <w:sz w:val="14"/>
+                <w:szCs w:val="14"/>
                 <w:lang w:val="en-US"/>
               </w:rPr>
               <w:t xml:space="preserve">": </w:t>
@@ -8899,9 +9366,10 @@
             <w:proofErr w:type="gramStart"/>
             <w:r>
               <w:rPr>
-                <w:rFonts w:ascii="Bahnschrift Light SemiCondensed" w:hAnsi="Bahnschrift Light SemiCondensed" w:cs="Arial"/>
-                <w:color w:val="124F1A" w:themeColor="accent3" w:themeShade="BF"/>
-                <w:szCs w:val="18"/>
+                <w:rFonts w:ascii="Courier New" w:hAnsi="Courier New" w:cs="Courier New"/>
+                <w:color w:val="124F1A" w:themeColor="accent3" w:themeShade="BF"/>
+                <w:sz w:val="14"/>
+                <w:szCs w:val="14"/>
                 <w:lang w:val="en-US"/>
               </w:rPr>
               <w:t>200 }</w:t>
@@ -8909,9 +9377,10 @@
             <w:proofErr w:type="gramEnd"/>
             <w:r>
               <w:rPr>
-                <w:rFonts w:ascii="Bahnschrift Light SemiCondensed" w:hAnsi="Bahnschrift Light SemiCondensed" w:cs="Arial"/>
-                <w:color w:val="124F1A" w:themeColor="accent3" w:themeShade="BF"/>
-                <w:szCs w:val="18"/>
+                <w:rFonts w:ascii="Courier New" w:hAnsi="Courier New" w:cs="Courier New"/>
+                <w:color w:val="124F1A" w:themeColor="accent3" w:themeShade="BF"/>
+                <w:sz w:val="14"/>
+                <w:szCs w:val="14"/>
                 <w:lang w:val="en-US"/>
               </w:rPr>
               <w:t>,</w:t>
@@ -8921,26 +9390,29 @@
             <w:pPr>
               <w:pStyle w:val="Sansinterligne"/>
               <w:rPr>
-                <w:rFonts w:ascii="Bahnschrift Light SemiCondensed" w:hAnsi="Bahnschrift Light SemiCondensed" w:cs="Arial"/>
-                <w:color w:val="124F1A" w:themeColor="accent3" w:themeShade="BF"/>
-                <w:szCs w:val="18"/>
-                <w:lang w:val="en-US"/>
-              </w:rPr>
-            </w:pPr>
-            <w:r>
-              <w:rPr>
-                <w:rFonts w:ascii="Bahnschrift Light SemiCondensed" w:hAnsi="Bahnschrift Light SemiCondensed" w:cs="Arial"/>
-                <w:color w:val="124F1A" w:themeColor="accent3" w:themeShade="BF"/>
-                <w:szCs w:val="18"/>
+                <w:rFonts w:ascii="Courier New" w:hAnsi="Courier New" w:cs="Courier New"/>
+                <w:color w:val="124F1A" w:themeColor="accent3" w:themeShade="BF"/>
+                <w:sz w:val="14"/>
+                <w:szCs w:val="14"/>
+                <w:lang w:val="en-US"/>
+              </w:rPr>
+            </w:pPr>
+            <w:r>
+              <w:rPr>
+                <w:rFonts w:ascii="Courier New" w:hAnsi="Courier New" w:cs="Courier New"/>
+                <w:color w:val="124F1A" w:themeColor="accent3" w:themeShade="BF"/>
+                <w:sz w:val="14"/>
+                <w:szCs w:val="14"/>
                 <w:lang w:val="en-US"/>
               </w:rPr>
               <w:t xml:space="preserve">    </w:t>
             </w:r>
             <w:r>
               <w:rPr>
-                <w:rFonts w:ascii="Bahnschrift Light SemiCondensed" w:hAnsi="Bahnschrift Light SemiCondensed" w:cs="Arial"/>
-                <w:color w:val="124F1A" w:themeColor="accent3" w:themeShade="BF"/>
-                <w:szCs w:val="18"/>
+                <w:rFonts w:ascii="Courier New" w:hAnsi="Courier New" w:cs="Courier New"/>
+                <w:color w:val="124F1A" w:themeColor="accent3" w:themeShade="BF"/>
+                <w:sz w:val="14"/>
+                <w:szCs w:val="14"/>
                 <w:lang w:val="en-US"/>
               </w:rPr>
               <w:tab/>
@@ -8949,9 +9421,10 @@
             <w:proofErr w:type="spellStart"/>
             <w:r>
               <w:rPr>
-                <w:rFonts w:ascii="Bahnschrift Light SemiCondensed" w:hAnsi="Bahnschrift Light SemiCondensed" w:cs="Arial"/>
-                <w:color w:val="124F1A" w:themeColor="accent3" w:themeShade="BF"/>
-                <w:szCs w:val="18"/>
+                <w:rFonts w:ascii="Courier New" w:hAnsi="Courier New" w:cs="Courier New"/>
+                <w:color w:val="124F1A" w:themeColor="accent3" w:themeShade="BF"/>
+                <w:sz w:val="14"/>
+                <w:szCs w:val="14"/>
                 <w:lang w:val="en-US"/>
               </w:rPr>
               <w:t>json</w:t>
@@ -8959,9 +9432,10 @@
             <w:proofErr w:type="spellEnd"/>
             <w:r>
               <w:rPr>
-                <w:rFonts w:ascii="Bahnschrift Light SemiCondensed" w:hAnsi="Bahnschrift Light SemiCondensed" w:cs="Arial"/>
-                <w:color w:val="124F1A" w:themeColor="accent3" w:themeShade="BF"/>
-                <w:szCs w:val="18"/>
+                <w:rFonts w:ascii="Courier New" w:hAnsi="Courier New" w:cs="Courier New"/>
+                <w:color w:val="124F1A" w:themeColor="accent3" w:themeShade="BF"/>
+                <w:sz w:val="14"/>
+                <w:szCs w:val="14"/>
                 <w:lang w:val="en-US"/>
               </w:rPr>
               <w:t>", "IDENTDN": "UR0200001201", "NUMBER": 100, "</w:t>
@@ -8969,9 +9443,10 @@
             <w:proofErr w:type="spellStart"/>
             <w:r>
               <w:rPr>
-                <w:rFonts w:ascii="Bahnschrift Light SemiCondensed" w:hAnsi="Bahnschrift Light SemiCondensed" w:cs="Arial"/>
-                <w:color w:val="124F1A" w:themeColor="accent3" w:themeShade="BF"/>
-                <w:szCs w:val="18"/>
+                <w:rFonts w:ascii="Courier New" w:hAnsi="Courier New" w:cs="Courier New"/>
+                <w:color w:val="124F1A" w:themeColor="accent3" w:themeShade="BF"/>
+                <w:sz w:val="14"/>
+                <w:szCs w:val="14"/>
                 <w:lang w:val="en-US"/>
               </w:rPr>
               <w:t>ExpectedStatusCode</w:t>
@@ -8979,9 +9454,10 @@
             <w:proofErr w:type="spellEnd"/>
             <w:r>
               <w:rPr>
-                <w:rFonts w:ascii="Bahnschrift Light SemiCondensed" w:hAnsi="Bahnschrift Light SemiCondensed" w:cs="Arial"/>
-                <w:color w:val="124F1A" w:themeColor="accent3" w:themeShade="BF"/>
-                <w:szCs w:val="18"/>
+                <w:rFonts w:ascii="Courier New" w:hAnsi="Courier New" w:cs="Courier New"/>
+                <w:color w:val="124F1A" w:themeColor="accent3" w:themeShade="BF"/>
+                <w:sz w:val="14"/>
+                <w:szCs w:val="14"/>
                 <w:lang w:val="en-US"/>
               </w:rPr>
               <w:t xml:space="preserve">": </w:t>
@@ -8989,9 +9465,10 @@
             <w:proofErr w:type="gramStart"/>
             <w:r>
               <w:rPr>
-                <w:rFonts w:ascii="Bahnschrift Light SemiCondensed" w:hAnsi="Bahnschrift Light SemiCondensed" w:cs="Arial"/>
-                <w:color w:val="124F1A" w:themeColor="accent3" w:themeShade="BF"/>
-                <w:szCs w:val="18"/>
+                <w:rFonts w:ascii="Courier New" w:hAnsi="Courier New" w:cs="Courier New"/>
+                <w:color w:val="124F1A" w:themeColor="accent3" w:themeShade="BF"/>
+                <w:sz w:val="14"/>
+                <w:szCs w:val="14"/>
                 <w:lang w:val="en-US"/>
               </w:rPr>
               <w:t>204 }</w:t>
@@ -8999,9 +9476,10 @@
             <w:proofErr w:type="gramEnd"/>
             <w:r>
               <w:rPr>
-                <w:rFonts w:ascii="Bahnschrift Light SemiCondensed" w:hAnsi="Bahnschrift Light SemiCondensed" w:cs="Arial"/>
-                <w:color w:val="124F1A" w:themeColor="accent3" w:themeShade="BF"/>
-                <w:szCs w:val="18"/>
+                <w:rFonts w:ascii="Courier New" w:hAnsi="Courier New" w:cs="Courier New"/>
+                <w:color w:val="124F1A" w:themeColor="accent3" w:themeShade="BF"/>
+                <w:sz w:val="14"/>
+                <w:szCs w:val="14"/>
                 <w:lang w:val="en-US"/>
               </w:rPr>
               <w:t>,</w:t>
@@ -9011,26 +9489,29 @@
             <w:pPr>
               <w:pStyle w:val="Sansinterligne"/>
               <w:rPr>
-                <w:rFonts w:ascii="Bahnschrift Light SemiCondensed" w:hAnsi="Bahnschrift Light SemiCondensed" w:cs="Arial"/>
-                <w:color w:val="124F1A" w:themeColor="accent3" w:themeShade="BF"/>
-                <w:szCs w:val="18"/>
-                <w:lang w:val="en-US"/>
-              </w:rPr>
-            </w:pPr>
-            <w:r>
-              <w:rPr>
-                <w:rFonts w:ascii="Bahnschrift Light SemiCondensed" w:hAnsi="Bahnschrift Light SemiCondensed" w:cs="Arial"/>
-                <w:color w:val="124F1A" w:themeColor="accent3" w:themeShade="BF"/>
-                <w:szCs w:val="18"/>
+                <w:rFonts w:ascii="Courier New" w:hAnsi="Courier New" w:cs="Courier New"/>
+                <w:color w:val="124F1A" w:themeColor="accent3" w:themeShade="BF"/>
+                <w:sz w:val="14"/>
+                <w:szCs w:val="14"/>
+                <w:lang w:val="en-US"/>
+              </w:rPr>
+            </w:pPr>
+            <w:r>
+              <w:rPr>
+                <w:rFonts w:ascii="Courier New" w:hAnsi="Courier New" w:cs="Courier New"/>
+                <w:color w:val="124F1A" w:themeColor="accent3" w:themeShade="BF"/>
+                <w:sz w:val="14"/>
+                <w:szCs w:val="14"/>
                 <w:lang w:val="en-US"/>
               </w:rPr>
               <w:t xml:space="preserve">    </w:t>
             </w:r>
             <w:r>
               <w:rPr>
-                <w:rFonts w:ascii="Bahnschrift Light SemiCondensed" w:hAnsi="Bahnschrift Light SemiCondensed" w:cs="Arial"/>
-                <w:color w:val="124F1A" w:themeColor="accent3" w:themeShade="BF"/>
-                <w:szCs w:val="18"/>
+                <w:rFonts w:ascii="Courier New" w:hAnsi="Courier New" w:cs="Courier New"/>
+                <w:color w:val="124F1A" w:themeColor="accent3" w:themeShade="BF"/>
+                <w:sz w:val="14"/>
+                <w:szCs w:val="14"/>
                 <w:lang w:val="en-US"/>
               </w:rPr>
               <w:tab/>
@@ -9039,76 +9520,83 @@
             <w:proofErr w:type="spellStart"/>
             <w:r>
               <w:rPr>
-                <w:rFonts w:ascii="Bahnschrift Light SemiCondensed" w:hAnsi="Bahnschrift Light SemiCondensed" w:cs="Arial"/>
+                <w:rFonts w:ascii="Courier New" w:hAnsi="Courier New" w:cs="Courier New"/>
+                <w:color w:val="124F1A" w:themeColor="accent3" w:themeShade="BF"/>
+                <w:sz w:val="14"/>
+                <w:szCs w:val="14"/>
+                <w:lang w:val="en-US"/>
+              </w:rPr>
+              <w:t>ExpectedStatusCode</w:t>
+            </w:r>
+            <w:proofErr w:type="spellEnd"/>
+            <w:r>
+              <w:rPr>
+                <w:rFonts w:ascii="Courier New" w:hAnsi="Courier New" w:cs="Courier New"/>
+                <w:color w:val="124F1A" w:themeColor="accent3" w:themeShade="BF"/>
+                <w:sz w:val="14"/>
+                <w:szCs w:val="14"/>
+                <w:lang w:val="en-US"/>
+              </w:rPr>
+              <w:t xml:space="preserve">": </w:t>
+            </w:r>
+            <w:proofErr w:type="gramStart"/>
+            <w:r>
+              <w:rPr>
+                <w:rFonts w:ascii="Courier New" w:hAnsi="Courier New" w:cs="Courier New"/>
+                <w:color w:val="124F1A" w:themeColor="accent3" w:themeShade="BF"/>
+                <w:sz w:val="14"/>
+                <w:szCs w:val="14"/>
+                <w:lang w:val="en-US"/>
+              </w:rPr>
+              <w:t>500 }</w:t>
+            </w:r>
+            <w:proofErr w:type="gramEnd"/>
+          </w:p>
+          <w:p>
+            <w:pPr>
+              <w:pStyle w:val="Sansinterligne"/>
+              <w:rPr>
+                <w:rFonts w:ascii="Courier New" w:hAnsi="Courier New" w:cs="Courier New"/>
+                <w:color w:val="124F1A" w:themeColor="accent3" w:themeShade="BF"/>
+                <w:sz w:val="14"/>
+                <w:szCs w:val="14"/>
+              </w:rPr>
+            </w:pPr>
+            <w:r>
+              <w:rPr>
+                <w:rFonts w:ascii="Courier New" w:hAnsi="Courier New" w:cs="Courier New"/>
+                <w:color w:val="124F1A" w:themeColor="accent3" w:themeShade="BF"/>
+                <w:sz w:val="14"/>
+                <w:szCs w:val="14"/>
+                <w:lang w:val="en-US"/>
+              </w:rPr>
+              <w:t xml:space="preserve">  </w:t>
+            </w:r>
+            <w:r>
+              <w:rPr>
+                <w:rFonts w:ascii="Courier New" w:hAnsi="Courier New" w:cs="Courier New"/>
+                <w:color w:val="124F1A" w:themeColor="accent3" w:themeShade="BF"/>
+                <w:sz w:val="14"/>
+                <w:szCs w:val="14"/>
+              </w:rPr>
+              <w:t>]</w:t>
+            </w:r>
+          </w:p>
+          <w:p>
+            <w:pPr>
+              <w:pStyle w:val="Sansinterligne"/>
+              <w:rPr>
+                <w:rFonts w:cs="Arial"/>
                 <w:color w:val="124F1A" w:themeColor="accent3" w:themeShade="BF"/>
                 <w:szCs w:val="18"/>
-                <w:lang w:val="en-US"/>
-              </w:rPr>
-              <w:t>ExpectedStatusCode</w:t>
-            </w:r>
-            <w:proofErr w:type="spellEnd"/>
-            <w:r>
-              <w:rPr>
-                <w:rFonts w:ascii="Bahnschrift Light SemiCondensed" w:hAnsi="Bahnschrift Light SemiCondensed" w:cs="Arial"/>
-                <w:color w:val="124F1A" w:themeColor="accent3" w:themeShade="BF"/>
-                <w:szCs w:val="18"/>
-                <w:lang w:val="en-US"/>
-              </w:rPr>
-              <w:t xml:space="preserve">": </w:t>
-            </w:r>
-            <w:proofErr w:type="gramStart"/>
-            <w:r>
-              <w:rPr>
-                <w:rFonts w:ascii="Bahnschrift Light SemiCondensed" w:hAnsi="Bahnschrift Light SemiCondensed" w:cs="Arial"/>
-                <w:color w:val="124F1A" w:themeColor="accent3" w:themeShade="BF"/>
-                <w:szCs w:val="18"/>
-                <w:lang w:val="en-US"/>
-              </w:rPr>
-              <w:t>500 }</w:t>
-            </w:r>
-            <w:proofErr w:type="gramEnd"/>
-          </w:p>
-          <w:p>
-            <w:pPr>
-              <w:pStyle w:val="Sansinterligne"/>
-              <w:rPr>
-                <w:rFonts w:ascii="Bahnschrift Light SemiCondensed" w:hAnsi="Bahnschrift Light SemiCondensed" w:cs="Arial"/>
-                <w:color w:val="124F1A" w:themeColor="accent3" w:themeShade="BF"/>
-                <w:szCs w:val="18"/>
-              </w:rPr>
-            </w:pPr>
-            <w:r>
-              <w:rPr>
-                <w:rFonts w:ascii="Bahnschrift Light SemiCondensed" w:hAnsi="Bahnschrift Light SemiCondensed" w:cs="Arial"/>
-                <w:color w:val="124F1A" w:themeColor="accent3" w:themeShade="BF"/>
-                <w:szCs w:val="18"/>
-                <w:lang w:val="en-US"/>
-              </w:rPr>
-              <w:t xml:space="preserve">  </w:t>
-            </w:r>
-            <w:r>
-              <w:rPr>
-                <w:rFonts w:ascii="Bahnschrift Light SemiCondensed" w:hAnsi="Bahnschrift Light SemiCondensed" w:cs="Arial"/>
-                <w:color w:val="124F1A" w:themeColor="accent3" w:themeShade="BF"/>
-                <w:szCs w:val="18"/>
-              </w:rPr>
-              <w:t>]</w:t>
-            </w:r>
-          </w:p>
-          <w:p>
-            <w:pPr>
-              <w:pStyle w:val="Sansinterligne"/>
-              <w:rPr>
-                <w:rFonts w:cs="Arial"/>
-                <w:color w:val="124F1A" w:themeColor="accent3" w:themeShade="BF"/>
-                <w:szCs w:val="18"/>
-              </w:rPr>
-            </w:pPr>
-            <w:r>
-              <w:rPr>
-                <w:rFonts w:ascii="Bahnschrift Light SemiCondensed" w:hAnsi="Bahnschrift Light SemiCondensed" w:cs="Arial"/>
-                <w:color w:val="124F1A" w:themeColor="accent3" w:themeShade="BF"/>
-                <w:szCs w:val="18"/>
+              </w:rPr>
+            </w:pPr>
+            <w:r>
+              <w:rPr>
+                <w:rFonts w:ascii="Courier New" w:hAnsi="Courier New" w:cs="Courier New"/>
+                <w:color w:val="124F1A" w:themeColor="accent3" w:themeShade="BF"/>
+                <w:sz w:val="14"/>
+                <w:szCs w:val="14"/>
               </w:rPr>
               <w:t>}</w:t>
             </w:r>
@@ -9464,7 +9952,6 @@
               <v:path gradientshapeok="t" o:connecttype="rect"/>
             </v:shapetype>
             <v:shape id="Textfeld 2" o:spid="_x0000_s1026" type="#_x0000_t202" alt="Öffentlich" style="position:absolute;margin-left:0;margin-top:0;width:63.15pt;height:28.15pt;z-index:251659264;visibility:visible;mso-wrap-style:none;mso-wrap-distance-left:0;mso-wrap-distance-top:0;mso-wrap-distance-right:0;mso-wrap-distance-bottom:0;mso-position-horizontal:left;mso-position-horizontal-relative:page;mso-position-vertical:top;mso-position-vertical-relative:page;v-text-anchor:top" o:gfxdata="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" filled="f" stroked="f">
-              <v:fill o:detectmouseclick="t"/>
               <v:textbox style="mso-fit-shape-to-text:t" inset="20pt,15pt,0,0">
                 <w:txbxContent>
                   <w:p>
@@ -9703,7 +10190,6 @@
               <v:path gradientshapeok="t" o:connecttype="rect"/>
             </v:shapetype>
             <v:shape id="Textfeld 1" o:spid="_x0000_s1027" type="#_x0000_t202" alt="Öffentlich" style="position:absolute;margin-left:0;margin-top:0;width:63.15pt;height:28.15pt;z-index:251658240;visibility:visible;mso-wrap-style:none;mso-wrap-distance-left:0;mso-wrap-distance-top:0;mso-wrap-distance-right:0;mso-wrap-distance-bottom:0;mso-position-horizontal:left;mso-position-horizontal-relative:page;mso-position-vertical:top;mso-position-vertical-relative:page;v-text-anchor:top" o:gfxdata="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" filled="f" stroked="f">
-              <v:fill o:detectmouseclick="t"/>
               <v:textbox style="mso-fit-shape-to-text:t" inset="20pt,15pt,0,0">
                 <w:txbxContent>
                   <w:p>
